--- a/Salus IV/Mejoras_Salus_IV.docx
+++ b/Salus IV/Mejoras_Salus_IV.docx
@@ -5,6 +5,187 @@
     <w:p>
       <w:pPr>
         <w:pStyle w:val="Ttulo"/>
+        <w:rPr>
+          <w:u w:val="single"/>
+          <w:lang w:val="es-ES"/>
+        </w:rPr>
+      </w:pPr>
+      <w:r>
+        <w:rPr>
+          <w:u w:val="single"/>
+          <w:lang w:val="es-ES"/>
+        </w:rPr>
+        <w:t>Seguimiento</w:t>
+      </w:r>
+    </w:p>
+    <w:p>
+      <w:pPr>
+        <w:rPr>
+          <w:lang w:val="es-ES"/>
+        </w:rPr>
+      </w:pPr>
+    </w:p>
+    <w:p>
+      <w:pPr>
+        <w:rPr>
+          <w:lang w:val="es-ES"/>
+        </w:rPr>
+      </w:pPr>
+      <w:r>
+        <w:rPr>
+          <w:highlight w:val="yellow"/>
+          <w:lang w:val="es-ES"/>
+        </w:rPr>
+        <w:t>Amarillo</w:t>
+      </w:r>
+      <w:r>
+        <w:rPr>
+          <w:lang w:val="es-ES"/>
+        </w:rPr>
+        <w:t xml:space="preserve">: Cosas </w:t>
+      </w:r>
+      <w:r>
+        <w:rPr>
+          <w:lang w:val="es-ES"/>
+        </w:rPr>
+        <w:t>por</w:t>
+      </w:r>
+      <w:r>
+        <w:rPr>
+          <w:lang w:val="es-ES"/>
+        </w:rPr>
+        <w:t xml:space="preserve"> implementar. (Huellas y cambios de diseño)</w:t>
+      </w:r>
+    </w:p>
+    <w:p>
+      <w:pPr>
+        <w:rPr>
+          <w:lang w:val="es-ES"/>
+        </w:rPr>
+      </w:pPr>
+      <w:r>
+        <w:rPr>
+          <w:highlight w:val="magenta"/>
+          <w:lang w:val="es-ES"/>
+        </w:rPr>
+        <w:t>Rosa:</w:t>
+      </w:r>
+      <w:r>
+        <w:rPr>
+          <w:lang w:val="es-ES"/>
+        </w:rPr>
+        <w:t xml:space="preserve"> Cosas por investigar.</w:t>
+      </w:r>
+    </w:p>
+    <w:p>
+      <w:pPr>
+        <w:rPr>
+          <w:lang w:val="es-ES"/>
+        </w:rPr>
+      </w:pPr>
+      <w:r>
+        <w:rPr>
+          <w:highlight w:val="darkYellow"/>
+          <w:lang w:val="es-ES"/>
+        </w:rPr>
+        <w:t>Oliva</w:t>
+      </w:r>
+      <w:r>
+        <w:rPr>
+          <w:highlight w:val="darkYellow"/>
+          <w:lang w:val="es-ES"/>
+        </w:rPr>
+        <w:t>:</w:t>
+      </w:r>
+      <w:r>
+        <w:rPr>
+          <w:lang w:val="es-ES"/>
+        </w:rPr>
+        <w:t xml:space="preserve"> Cosas por investigar </w:t>
+      </w:r>
+      <w:r>
+        <w:rPr>
+          <w:lang w:val="es-ES"/>
+        </w:rPr>
+        <w:t>más</w:t>
+      </w:r>
+    </w:p>
+    <w:p>
+      <w:pPr>
+        <w:rPr>
+          <w:lang w:val="es-ES"/>
+        </w:rPr>
+      </w:pPr>
+      <w:r>
+        <w:rPr>
+          <w:lang w:val="es-ES"/>
+        </w:rPr>
+        <w:t xml:space="preserve"> adelante.</w:t>
+      </w:r>
+    </w:p>
+    <w:p>
+      <w:pPr>
+        <w:rPr>
+          <w:lang w:val="es-ES"/>
+        </w:rPr>
+      </w:pPr>
+      <w:r>
+        <w:rPr>
+          <w:highlight w:val="green"/>
+          <w:lang w:val="es-ES"/>
+        </w:rPr>
+        <w:t>Verde</w:t>
+      </w:r>
+      <w:r>
+        <w:rPr>
+          <w:lang w:val="es-ES"/>
+        </w:rPr>
+        <w:t>: Cosas ya hechas.</w:t>
+      </w:r>
+    </w:p>
+    <w:p>
+      <w:pPr>
+        <w:rPr>
+          <w:lang w:val="es-ES"/>
+        </w:rPr>
+      </w:pPr>
+      <w:r>
+        <w:rPr>
+          <w:highlight w:val="red"/>
+          <w:lang w:val="es-ES"/>
+        </w:rPr>
+        <w:t>Rojo:</w:t>
+      </w:r>
+      <w:r>
+        <w:rPr>
+          <w:lang w:val="es-ES"/>
+        </w:rPr>
+        <w:t xml:space="preserve"> Cosas por preguntar.</w:t>
+      </w:r>
+    </w:p>
+    <w:p>
+      <w:pPr>
+        <w:rPr>
+          <w:lang w:val="es-ES"/>
+        </w:rPr>
+      </w:pPr>
+      <w:r>
+        <w:rPr>
+          <w:highlight w:val="cyan"/>
+          <w:lang w:val="es-ES"/>
+        </w:rPr>
+        <w:t>Celeste:</w:t>
+      </w:r>
+      <w:r>
+        <w:rPr>
+          <w:lang w:val="es-ES"/>
+        </w:rPr>
+        <w:t xml:space="preserve"> Cosas ya investigadas y preparadas para preguntar opiniones del resto del equipo.</w:t>
+      </w:r>
+    </w:p>
+    <w:p>
+      <w:pPr>
+        <w:pStyle w:val="Ttulo"/>
         <w:jc w:val="center"/>
         <w:rPr>
           <w:b/>
@@ -20,19 +201,640 @@
           <w:u w:val="single"/>
           <w:lang w:val="es-ES"/>
         </w:rPr>
-        <w:t xml:space="preserve">Cosas Necesarias </w:t>
-      </w:r>
-      <w:proofErr w:type="spellStart"/>
-      <w:r>
+        <w:t>Cosas Necesarias Salus IV</w:t>
+      </w:r>
+    </w:p>
+    <w:p>
+      <w:pPr>
+        <w:rPr>
+          <w:lang w:val="es-ES"/>
+        </w:rPr>
+      </w:pPr>
+    </w:p>
+    <w:p>
+      <w:pPr>
+        <w:pStyle w:val="Prrafodelista"/>
+        <w:numPr>
+          <w:ilvl w:val="0"/>
+          <w:numId w:val="2"/>
+        </w:numPr>
+        <w:rPr>
+          <w:highlight w:val="yellow"/>
+          <w:lang w:val="es-ES"/>
+        </w:rPr>
+      </w:pPr>
+      <w:r>
+        <w:rPr>
+          <w:highlight w:val="yellow"/>
+          <w:lang w:val="es-ES"/>
+        </w:rPr>
+        <w:t>Borneras para las entradas de potencia de 5V y 7V, además de borneras para la salida a Puente H del driver del motor.</w:t>
+      </w:r>
+    </w:p>
+    <w:p>
+      <w:pPr>
+        <w:pStyle w:val="Prrafodelista"/>
+        <w:numPr>
+          <w:ilvl w:val="0"/>
+          <w:numId w:val="2"/>
+        </w:numPr>
+        <w:rPr>
+          <w:highlight w:val="yellow"/>
+          <w:lang w:val="es-ES"/>
+        </w:rPr>
+      </w:pPr>
+      <w:r>
+        <w:rPr>
+          <w:highlight w:val="yellow"/>
+          <w:lang w:val="es-ES"/>
+        </w:rPr>
+        <w:t>Agregar mayor cantidad de GPIOs</w:t>
+      </w:r>
+      <w:r>
+        <w:rPr>
+          <w:highlight w:val="yellow"/>
+          <w:lang w:val="es-ES"/>
+        </w:rPr>
+        <w:t>, con o sin PWM</w:t>
+      </w:r>
+      <w:r>
+        <w:rPr>
+          <w:highlight w:val="yellow"/>
+          <w:lang w:val="es-ES"/>
+        </w:rPr>
+        <w:t>.</w:t>
+      </w:r>
+      <w:r>
+        <w:rPr>
+          <w:highlight w:val="yellow"/>
+          <w:lang w:val="es-ES"/>
+        </w:rPr>
+        <w:t xml:space="preserve"> (</w:t>
+      </w:r>
+      <w:r>
+        <w:rPr>
+          <w:highlight w:val="yellow"/>
+          <w:lang w:val="es-ES"/>
+        </w:rPr>
+        <w:t xml:space="preserve">O </w:t>
+      </w:r>
+      <w:r>
+        <w:rPr>
+          <w:highlight w:val="yellow"/>
+          <w:lang w:val="es-ES"/>
+        </w:rPr>
+        <w:t>Multiplexores</w:t>
+      </w:r>
+      <w:r>
+        <w:rPr>
+          <w:highlight w:val="yellow"/>
+          <w:lang w:val="es-ES"/>
+        </w:rPr>
+        <w:t xml:space="preserve"> / </w:t>
+      </w:r>
+      <w:r>
+        <w:rPr>
+          <w:highlight w:val="yellow"/>
+          <w:lang w:val="es-ES"/>
+        </w:rPr>
+        <w:t>Investigación</w:t>
+      </w:r>
+      <w:r>
+        <w:rPr>
+          <w:highlight w:val="yellow"/>
+          <w:lang w:val="es-ES"/>
+        </w:rPr>
+        <w:t xml:space="preserve"> ya hecha</w:t>
+      </w:r>
+      <w:r>
+        <w:rPr>
+          <w:highlight w:val="yellow"/>
+          <w:lang w:val="es-ES"/>
+        </w:rPr>
+        <w:t xml:space="preserve"> -20/1/2026-</w:t>
+      </w:r>
+      <w:r>
+        <w:rPr>
+          <w:highlight w:val="yellow"/>
+          <w:lang w:val="es-ES"/>
+        </w:rPr>
+        <w:t>, queda implementar</w:t>
+      </w:r>
+      <w:r>
+        <w:rPr>
+          <w:highlight w:val="yellow"/>
+          <w:lang w:val="es-ES"/>
+        </w:rPr>
+        <w:t>)</w:t>
+      </w:r>
+      <w:r>
+        <w:rPr>
+          <w:highlight w:val="yellow"/>
+          <w:lang w:val="es-ES"/>
+        </w:rPr>
+        <w:t xml:space="preserve"> </w:t>
+      </w:r>
+      <w:r>
+        <w:rPr>
+          <w:highlight w:val="yellow"/>
+          <w:lang w:val="es-ES"/>
+        </w:rPr>
+        <w:t>&lt;Es necesario encontrar un modelo determinado cuando lo estemos implementando en la PCB&gt;</w:t>
+      </w:r>
+    </w:p>
+    <w:p>
+      <w:pPr>
+        <w:pStyle w:val="Prrafodelista"/>
+        <w:numPr>
+          <w:ilvl w:val="0"/>
+          <w:numId w:val="2"/>
+        </w:numPr>
+        <w:rPr>
+          <w:highlight w:val="darkYellow"/>
+          <w:lang w:val="es-ES"/>
+        </w:rPr>
+      </w:pPr>
+      <w:r>
+        <w:rPr>
+          <w:highlight w:val="darkYellow"/>
+          <w:lang w:val="es-ES"/>
+        </w:rPr>
+        <w:t>Pensar como reemplazar PixHawk.</w:t>
+      </w:r>
+    </w:p>
+    <w:p>
+      <w:pPr>
+        <w:pStyle w:val="Prrafodelista"/>
+        <w:numPr>
+          <w:ilvl w:val="0"/>
+          <w:numId w:val="2"/>
+        </w:numPr>
+        <w:rPr>
+          <w:highlight w:val="yellow"/>
+          <w:lang w:val="es-ES"/>
+        </w:rPr>
+      </w:pPr>
+      <w:r>
+        <w:rPr>
+          <w:highlight w:val="yellow"/>
+          <w:lang w:val="es-ES"/>
+        </w:rPr>
+        <w:t>Agregar Leds que indiquen el encendido de la placa y no depender de la ESP32 o Rasp.</w:t>
+      </w:r>
+    </w:p>
+    <w:p>
+      <w:pPr>
+        <w:pStyle w:val="Prrafodelista"/>
+        <w:numPr>
+          <w:ilvl w:val="0"/>
+          <w:numId w:val="2"/>
+        </w:numPr>
+        <w:rPr>
+          <w:highlight w:val="yellow"/>
+          <w:lang w:val="es-ES"/>
+        </w:rPr>
+      </w:pPr>
+      <w:r>
+        <w:rPr>
+          <w:highlight w:val="yellow"/>
+          <w:lang w:val="es-ES"/>
+        </w:rPr>
+        <w:t>Amplificador para incluir un parlante.</w:t>
+      </w:r>
+      <w:r>
+        <w:rPr>
+          <w:highlight w:val="yellow"/>
+          <w:lang w:val="es-ES"/>
+        </w:rPr>
+        <w:t xml:space="preserve"> </w:t>
+      </w:r>
+      <w:r>
+        <w:rPr>
+          <w:highlight w:val="yellow"/>
+          <w:lang w:val="es-ES"/>
+        </w:rPr>
+        <w:t>&lt;Es necesario encontrar un modelo determinado cuando lo estemos implementando en la PCB</w:t>
+      </w:r>
+      <w:r>
+        <w:rPr>
+          <w:highlight w:val="yellow"/>
+          <w:lang w:val="es-ES"/>
+        </w:rPr>
+        <w:t>, en este caso ya algo averiguamos</w:t>
+      </w:r>
+      <w:r>
+        <w:rPr>
+          <w:highlight w:val="yellow"/>
+          <w:lang w:val="es-ES"/>
+        </w:rPr>
+        <w:t>&gt;</w:t>
+      </w:r>
+    </w:p>
+    <w:p>
+      <w:pPr>
+        <w:pStyle w:val="Prrafodelista"/>
+        <w:numPr>
+          <w:ilvl w:val="0"/>
+          <w:numId w:val="2"/>
+        </w:numPr>
+        <w:rPr>
+          <w:highlight w:val="yellow"/>
+          <w:lang w:val="es-ES"/>
+        </w:rPr>
+      </w:pPr>
+      <w:r>
+        <w:rPr>
+          <w:highlight w:val="yellow"/>
+          <w:lang w:val="es-ES"/>
+        </w:rPr>
+        <w:t>Agujeros pasantes para los tornillos.</w:t>
+      </w:r>
+    </w:p>
+    <w:p>
+      <w:pPr>
+        <w:pStyle w:val="Prrafodelista"/>
+        <w:numPr>
+          <w:ilvl w:val="0"/>
+          <w:numId w:val="2"/>
+        </w:numPr>
+        <w:rPr>
+          <w:highlight w:val="yellow"/>
+          <w:lang w:val="es-ES"/>
+        </w:rPr>
+      </w:pPr>
+      <w:r>
+        <w:rPr>
+          <w:highlight w:val="yellow"/>
+          <w:lang w:val="es-ES"/>
+        </w:rPr>
+        <w:t>Agregarle las resistencias necesarias de Pull-Down para transistores.</w:t>
+      </w:r>
+    </w:p>
+    <w:p>
+      <w:pPr>
+        <w:pStyle w:val="Prrafodelista"/>
+        <w:numPr>
+          <w:ilvl w:val="0"/>
+          <w:numId w:val="2"/>
+        </w:numPr>
+        <w:rPr>
+          <w:highlight w:val="darkYellow"/>
+          <w:lang w:val="es-ES"/>
+        </w:rPr>
+      </w:pPr>
+      <w:r>
+        <w:rPr>
+          <w:highlight w:val="darkYellow"/>
+          <w:lang w:val="es-ES"/>
+        </w:rPr>
+        <w:t>Incluir Step-</w:t>
+      </w:r>
+      <w:r>
+        <w:rPr>
+          <w:highlight w:val="darkYellow"/>
+          <w:lang w:val="es-ES"/>
+        </w:rPr>
+        <w:t>Down</w:t>
+      </w:r>
+      <w:r>
+        <w:rPr>
+          <w:highlight w:val="darkYellow"/>
+          <w:lang w:val="es-ES"/>
+        </w:rPr>
+        <w:t xml:space="preserve"> dentro de la PCB (Preguntar bien si lo vamos a hacer asi).</w:t>
+      </w:r>
+      <w:r>
+        <w:rPr>
+          <w:highlight w:val="darkYellow"/>
+          <w:lang w:val="es-ES"/>
+        </w:rPr>
+        <w:t xml:space="preserve"> (Ya preguntado – 23/1/2026).</w:t>
+      </w:r>
+    </w:p>
+    <w:p>
+      <w:pPr>
+        <w:pStyle w:val="Prrafodelista"/>
+        <w:numPr>
+          <w:ilvl w:val="0"/>
+          <w:numId w:val="2"/>
+        </w:numPr>
+        <w:rPr>
+          <w:highlight w:val="darkYellow"/>
+          <w:lang w:val="es-ES"/>
+        </w:rPr>
+      </w:pPr>
+      <w:r>
+        <w:rPr>
+          <w:highlight w:val="darkYellow"/>
+          <w:lang w:val="es-ES"/>
+        </w:rPr>
+        <w:t>Diseño de PCB con Modulo de ESP32 Wroom y no con la placa de desarrollo.</w:t>
+      </w:r>
+      <w:r>
+        <w:rPr>
+          <w:highlight w:val="darkYellow"/>
+          <w:lang w:val="es-ES"/>
+        </w:rPr>
+        <w:t xml:space="preserve"> (Ya preguntado – 23/1/2026).</w:t>
+      </w:r>
+    </w:p>
+    <w:p>
+      <w:pPr>
+        <w:pStyle w:val="Prrafodelista"/>
+        <w:numPr>
+          <w:ilvl w:val="0"/>
+          <w:numId w:val="2"/>
+        </w:numPr>
+        <w:rPr>
+          <w:highlight w:val="yellow"/>
+          <w:lang w:val="es-ES"/>
+        </w:rPr>
+      </w:pPr>
+      <w:r>
+        <w:rPr>
+          <w:highlight w:val="yellow"/>
+          <w:lang w:val="es-ES"/>
+        </w:rPr>
+        <w:t>Necesitamos dejar un espacio de RX para que podamos usar la comunicación del display y asi obtener los datos de velocidad y aceleración.</w:t>
+      </w:r>
+    </w:p>
+    <w:p>
+      <w:pPr>
+        <w:pStyle w:val="Prrafodelista"/>
+        <w:numPr>
+          <w:ilvl w:val="0"/>
+          <w:numId w:val="2"/>
+        </w:numPr>
+        <w:rPr>
+          <w:highlight w:val="yellow"/>
+          <w:lang w:val="es-ES"/>
+        </w:rPr>
+      </w:pPr>
+      <w:r>
+        <w:rPr>
+          <w:highlight w:val="yellow"/>
+          <w:lang w:val="es-ES"/>
+        </w:rPr>
+        <w:t xml:space="preserve">Divisor Resistivo o Transceptor para toma de datos Display. (Averiguar) </w:t>
+      </w:r>
+      <w:r>
+        <w:rPr>
+          <w:highlight w:val="yellow"/>
+          <w:lang w:val="es-ES"/>
+        </w:rPr>
+        <w:t>&lt;Es necesario encontrar un modelo determinado cuando lo estemos implementando en la PCB&gt;</w:t>
+      </w:r>
+    </w:p>
+    <w:p>
+      <w:pPr>
+        <w:pStyle w:val="Prrafodelista"/>
+        <w:numPr>
+          <w:ilvl w:val="0"/>
+          <w:numId w:val="2"/>
+        </w:numPr>
+        <w:rPr>
+          <w:highlight w:val="yellow"/>
+          <w:lang w:val="es-ES"/>
+        </w:rPr>
+      </w:pPr>
+      <w:r>
+        <w:rPr>
+          <w:highlight w:val="yellow"/>
+          <w:lang w:val="es-ES"/>
+        </w:rPr>
+        <w:t>Voltímetro</w:t>
+      </w:r>
+      <w:r>
+        <w:rPr>
+          <w:highlight w:val="yellow"/>
+          <w:lang w:val="es-ES"/>
+        </w:rPr>
+        <w:t xml:space="preserve"> para batería.</w:t>
+      </w:r>
+      <w:r>
+        <w:rPr>
+          <w:highlight w:val="yellow"/>
+          <w:lang w:val="es-ES"/>
+        </w:rPr>
+        <w:t xml:space="preserve"> (21/1/2026)</w:t>
+      </w:r>
+      <w:r>
+        <w:rPr>
+          <w:highlight w:val="yellow"/>
+          <w:lang w:val="es-ES"/>
+        </w:rPr>
+        <w:t xml:space="preserve"> </w:t>
+      </w:r>
+      <w:r>
+        <w:rPr>
+          <w:highlight w:val="yellow"/>
+          <w:lang w:val="es-ES"/>
+        </w:rPr>
+        <w:t>&lt;Es necesario encontrar un modelo determinado cuando lo estemos implementando en la PCB&gt;</w:t>
+      </w:r>
+    </w:p>
+    <w:p>
+      <w:pPr>
+        <w:pStyle w:val="Prrafodelista"/>
+        <w:numPr>
+          <w:ilvl w:val="0"/>
+          <w:numId w:val="2"/>
+        </w:numPr>
+        <w:rPr>
+          <w:lang w:val="es-ES"/>
+        </w:rPr>
+      </w:pPr>
+      <w:r>
+        <w:rPr>
+          <w:highlight w:val="yellow"/>
+          <w:lang w:val="es-ES"/>
+        </w:rPr>
+        <w:t>8 ultrasonidos.</w:t>
+      </w:r>
+    </w:p>
+    <w:p>
+      <w:pPr>
+        <w:pStyle w:val="Prrafodelista"/>
+        <w:numPr>
+          <w:ilvl w:val="0"/>
+          <w:numId w:val="2"/>
+        </w:numPr>
+        <w:rPr>
+          <w:highlight w:val="darkYellow"/>
+          <w:lang w:val="es-ES"/>
+        </w:rPr>
+      </w:pPr>
+      <w:r>
+        <w:rPr>
+          <w:highlight w:val="darkYellow"/>
+          <w:lang w:val="es-ES"/>
+        </w:rPr>
+        <w:t>Investigar RTK.</w:t>
+      </w:r>
+    </w:p>
+    <w:p>
+      <w:pPr>
+        <w:pStyle w:val="Prrafodelista"/>
+        <w:numPr>
+          <w:ilvl w:val="0"/>
+          <w:numId w:val="2"/>
+        </w:numPr>
+        <w:rPr>
+          <w:highlight w:val="darkYellow"/>
+          <w:lang w:val="es-ES"/>
+        </w:rPr>
+      </w:pPr>
+      <w:r>
+        <w:rPr>
+          <w:highlight w:val="darkYellow"/>
+          <w:lang w:val="es-ES"/>
+        </w:rPr>
+        <w:t>Investigar Batería.</w:t>
+      </w:r>
+      <w:r>
+        <w:rPr>
+          <w:highlight w:val="darkYellow"/>
+          <w:lang w:val="es-ES"/>
+        </w:rPr>
+        <w:t xml:space="preserve"> </w:t>
+      </w:r>
+    </w:p>
+    <w:p>
+      <w:pPr>
+        <w:pStyle w:val="Prrafodelista"/>
+        <w:numPr>
+          <w:ilvl w:val="0"/>
+          <w:numId w:val="2"/>
+        </w:numPr>
+        <w:rPr>
+          <w:highlight w:val="yellow"/>
+          <w:lang w:val="es-ES"/>
+        </w:rPr>
+      </w:pPr>
+      <w:r>
+        <w:rPr>
+          <w:highlight w:val="yellow"/>
+          <w:lang w:val="es-ES"/>
+        </w:rPr>
+        <w:t xml:space="preserve">Agregar Multiplexor para </w:t>
+      </w:r>
+      <w:r>
+        <w:rPr>
+          <w:highlight w:val="yellow"/>
+          <w:lang w:val="es-ES"/>
+        </w:rPr>
+        <w:t>I2C</w:t>
+      </w:r>
+      <w:r>
+        <w:rPr>
+          <w:highlight w:val="yellow"/>
+          <w:lang w:val="es-ES"/>
+        </w:rPr>
+        <w:t>.</w:t>
+      </w:r>
+      <w:r>
+        <w:rPr>
+          <w:highlight w:val="yellow"/>
+          <w:lang w:val="es-ES"/>
+        </w:rPr>
+        <w:t xml:space="preserve">  (</w:t>
+      </w:r>
+      <w:r>
+        <w:rPr>
+          <w:highlight w:val="yellow"/>
+          <w:lang w:val="es-ES"/>
+        </w:rPr>
+        <w:t>Investigación</w:t>
+      </w:r>
+      <w:r>
+        <w:rPr>
+          <w:highlight w:val="yellow"/>
+          <w:lang w:val="es-ES"/>
+        </w:rPr>
+        <w:t xml:space="preserve"> ya realizada, queda implementar).</w:t>
+      </w:r>
+      <w:r>
+        <w:rPr>
+          <w:highlight w:val="yellow"/>
+          <w:lang w:val="es-ES"/>
+        </w:rPr>
+        <w:t xml:space="preserve"> </w:t>
+      </w:r>
+      <w:r>
+        <w:rPr>
+          <w:highlight w:val="yellow"/>
+          <w:lang w:val="es-ES"/>
+        </w:rPr>
+        <w:t>&lt;Es necesario encontrar un modelo determinado cuando lo estemos implementando en la PCB&gt;</w:t>
+      </w:r>
+    </w:p>
+    <w:p>
+      <w:pPr>
+        <w:pStyle w:val="Prrafodelista"/>
+        <w:numPr>
+          <w:ilvl w:val="0"/>
+          <w:numId w:val="2"/>
+        </w:numPr>
+        <w:rPr>
+          <w:highlight w:val="magenta"/>
+          <w:lang w:val="es-ES"/>
+        </w:rPr>
+      </w:pPr>
+      <w:r>
+        <w:rPr>
+          <w:highlight w:val="magenta"/>
+          <w:lang w:val="es-ES"/>
+        </w:rPr>
+        <w:t>Reemplazar componentes por SMD</w:t>
+      </w:r>
+      <w:r>
+        <w:rPr>
+          <w:highlight w:val="magenta"/>
+          <w:lang w:val="es-ES"/>
+        </w:rPr>
+        <w:t>.</w:t>
+      </w:r>
+      <w:r>
+        <w:rPr>
+          <w:highlight w:val="magenta"/>
+          <w:lang w:val="es-ES"/>
+        </w:rPr>
+        <w:t xml:space="preserve"> (Esto lo voy dejando para cuando ya estemos dedicados al diseño como tal, cuando ya hayamos definido todo)</w:t>
+      </w:r>
+    </w:p>
+    <w:p>
+      <w:pPr>
+        <w:ind w:left="360"/>
+        <w:rPr>
+          <w:lang w:val="es-ES"/>
+        </w:rPr>
+      </w:pPr>
+    </w:p>
+    <w:p>
+      <w:pPr>
+        <w:pStyle w:val="Prrafodelista"/>
+        <w:rPr>
+          <w:lang w:val="es-ES"/>
+        </w:rPr>
+      </w:pPr>
+    </w:p>
+    <w:p>
+      <w:pPr>
+        <w:rPr>
+          <w:lang w:val="es-ES"/>
+        </w:rPr>
+      </w:pPr>
+    </w:p>
+    <w:p>
+      <w:pPr>
+        <w:pStyle w:val="Ttulo"/>
         <w:rPr>
           <w:b/>
           <w:bCs/>
           <w:u w:val="single"/>
           <w:lang w:val="es-ES"/>
         </w:rPr>
-        <w:t>Salus</w:t>
-      </w:r>
-      <w:proofErr w:type="spellEnd"/>
+      </w:pPr>
       <w:r>
         <w:rPr>
           <w:b/>
@@ -40,91 +842,322 @@
           <w:u w:val="single"/>
           <w:lang w:val="es-ES"/>
         </w:rPr>
-        <w:t xml:space="preserve"> IV</w:t>
-      </w:r>
-    </w:p>
-    <w:p>
-      <w:pPr>
-        <w:rPr>
-          <w:lang w:val="es-ES"/>
-        </w:rPr>
-      </w:pPr>
-    </w:p>
-    <w:p>
-      <w:pPr>
-        <w:pStyle w:val="Prrafodelista"/>
-        <w:numPr>
-          <w:ilvl w:val="0"/>
-          <w:numId w:val="2"/>
-        </w:numPr>
-        <w:rPr>
-          <w:lang w:val="es-ES"/>
-        </w:rPr>
-      </w:pPr>
-      <w:r>
-        <w:rPr>
-          <w:lang w:val="es-ES"/>
-        </w:rPr>
-        <w:t>Borneras para las entradas de potencia de 5V y 7V, además de borneras para la salida a Puente H del driver del motor.</w:t>
-      </w:r>
-    </w:p>
-    <w:p>
-      <w:pPr>
-        <w:pStyle w:val="Prrafodelista"/>
-        <w:numPr>
-          <w:ilvl w:val="0"/>
-          <w:numId w:val="2"/>
-        </w:numPr>
-        <w:rPr>
-          <w:lang w:val="es-ES"/>
-        </w:rPr>
-      </w:pPr>
-      <w:r>
-        <w:rPr>
-          <w:lang w:val="es-ES"/>
-        </w:rPr>
-        <w:t xml:space="preserve">Agregar mayor cantidad de </w:t>
-      </w:r>
-      <w:proofErr w:type="spellStart"/>
-      <w:r>
-        <w:rPr>
-          <w:lang w:val="es-ES"/>
-        </w:rPr>
-        <w:t>GPIOs</w:t>
-      </w:r>
-      <w:proofErr w:type="spellEnd"/>
-      <w:r>
-        <w:rPr>
-          <w:lang w:val="es-ES"/>
-        </w:rPr>
-        <w:t xml:space="preserve"> para el uso de más Ultrasonidos.</w:t>
-      </w:r>
-    </w:p>
-    <w:p>
-      <w:pPr>
-        <w:pStyle w:val="Prrafodelista"/>
-        <w:numPr>
-          <w:ilvl w:val="0"/>
-          <w:numId w:val="2"/>
-        </w:numPr>
-        <w:rPr>
-          <w:lang w:val="es-ES"/>
-        </w:rPr>
-      </w:pPr>
-      <w:r>
-        <w:rPr>
-          <w:lang w:val="es-ES"/>
-        </w:rPr>
-        <w:t xml:space="preserve">Pensar como reemplazar </w:t>
-      </w:r>
-      <w:proofErr w:type="spellStart"/>
-      <w:r>
-        <w:rPr>
-          <w:lang w:val="es-ES"/>
-        </w:rPr>
-        <w:t>PixHawk</w:t>
-      </w:r>
-      <w:proofErr w:type="spellEnd"/>
+        <w:t>Cosas que no funcionaron o quedaron por funcionar de PCB Salus III</w:t>
+      </w:r>
+    </w:p>
+    <w:p>
+      <w:pPr>
+        <w:rPr>
+          <w:lang w:val="es-ES"/>
+        </w:rPr>
+      </w:pPr>
+    </w:p>
+    <w:p>
+      <w:pPr>
+        <w:pStyle w:val="Prrafodelista"/>
+        <w:numPr>
+          <w:ilvl w:val="0"/>
+          <w:numId w:val="3"/>
+        </w:numPr>
+        <w:rPr>
+          <w:highlight w:val="yellow"/>
+          <w:lang w:val="es-ES"/>
+        </w:rPr>
+      </w:pPr>
+      <w:r>
+        <w:rPr>
+          <w:highlight w:val="yellow"/>
+          <w:lang w:val="es-ES"/>
+        </w:rPr>
+        <w:t>El Rx y Tx de la Rasp y de la ESP32 tienen que estar alternadas, es decir RX(ESP) con TX(Rasp). Ahora lo pusimos al revés y está mal.</w:t>
+      </w:r>
+    </w:p>
+    <w:p>
+      <w:pPr>
+        <w:pStyle w:val="Prrafodelista"/>
+        <w:numPr>
+          <w:ilvl w:val="0"/>
+          <w:numId w:val="3"/>
+        </w:numPr>
+        <w:rPr>
+          <w:highlight w:val="yellow"/>
+          <w:lang w:val="es-ES"/>
+        </w:rPr>
+      </w:pPr>
+      <w:r>
+        <w:rPr>
+          <w:highlight w:val="yellow"/>
+          <w:lang w:val="es-ES"/>
+        </w:rPr>
+        <w:t xml:space="preserve">Una de las tiras de pines de la Rasp </w:t>
+      </w:r>
+      <w:r>
+        <w:rPr>
+          <w:highlight w:val="yellow"/>
+          <w:lang w:val="es-ES"/>
+        </w:rPr>
+        <w:t>está</w:t>
+      </w:r>
+      <w:r>
+        <w:rPr>
+          <w:highlight w:val="yellow"/>
+          <w:lang w:val="es-ES"/>
+        </w:rPr>
+        <w:t xml:space="preserve"> al revés (la izquierda viendo de arriba) es necesario cambiarla porque no podemos usar la cinta conectora.</w:t>
+      </w:r>
+    </w:p>
+    <w:p>
+      <w:pPr>
+        <w:pStyle w:val="Ttulo"/>
+        <w:rPr>
+          <w:lang w:val="es-ES"/>
+        </w:rPr>
+      </w:pPr>
+    </w:p>
+    <w:p>
+      <w:pPr>
+        <w:pStyle w:val="Ttulo"/>
+        <w:rPr>
+          <w:lang w:val="es-ES"/>
+        </w:rPr>
+      </w:pPr>
+    </w:p>
+    <w:p>
+      <w:pPr>
+        <w:pStyle w:val="Ttulo"/>
+        <w:rPr>
+          <w:lang w:val="es-ES"/>
+        </w:rPr>
+      </w:pPr>
+    </w:p>
+    <w:p>
+      <w:pPr>
+        <w:pStyle w:val="Ttulo"/>
+        <w:rPr>
+          <w:lang w:val="es-ES"/>
+        </w:rPr>
+      </w:pPr>
+    </w:p>
+    <w:p>
+      <w:pPr>
+        <w:pStyle w:val="Ttulo"/>
+        <w:rPr>
+          <w:u w:val="single"/>
+          <w:lang w:val="es-ES"/>
+        </w:rPr>
+      </w:pPr>
+      <w:r>
+        <w:rPr>
+          <w:u w:val="single"/>
+          <w:lang w:val="es-ES"/>
+        </w:rPr>
+        <w:t>Investigaciones PCB Salus IV</w:t>
+      </w:r>
+    </w:p>
+    <w:p>
+      <w:pPr>
+        <w:rPr>
+          <w:lang w:val="es-ES"/>
+        </w:rPr>
+      </w:pPr>
+    </w:p>
+    <w:p>
+      <w:pPr>
+        <w:pStyle w:val="Subttulo"/>
+        <w:rPr>
+          <w:lang w:val="es-ES"/>
+        </w:rPr>
+      </w:pPr>
+      <w:r>
+        <w:rPr>
+          <w:lang w:val="es-ES"/>
+        </w:rPr>
+        <w:t xml:space="preserve">Extensores de GPIOS: </w:t>
+      </w:r>
+    </w:p>
+    <w:p>
+      <w:pPr>
+        <w:pStyle w:val="Prrafodelista"/>
+        <w:numPr>
+          <w:ilvl w:val="0"/>
+          <w:numId w:val="4"/>
+        </w:numPr>
+        <w:rPr>
+          <w:lang w:val="es-ES"/>
+        </w:rPr>
+      </w:pPr>
+      <w:hyperlink r:id="rId5" w:history="1">
+        <w:r>
+          <w:rPr>
+            <w:rStyle w:val="Hipervnculo"/>
+            <w:lang w:val="es-ES"/>
+          </w:rPr>
+          <w:t>MCP23017</w:t>
+        </w:r>
+      </w:hyperlink>
+      <w:r>
+        <w:rPr>
+          <w:lang w:val="es-ES"/>
+        </w:rPr>
+        <w:t>como expansor de GPIOS usando I2C. Este chip permite extender la cantidad de entradas y salidas digitales únicamente, PWM no.</w:t>
+      </w:r>
+      <w:r>
+        <w:rPr>
+          <w:lang w:val="es-ES"/>
+        </w:rPr>
+        <w:t xml:space="preserve"> Tiene 3 Puertos para seleccionar la dirección del chip y con eso saber a que chip estoy accediendo mediante I2C (A0, A1 y A2) lo que permite tener hasta 8 chips de esos. El manejo de selección de GPIOS interno del chip es mediante registros y direcciones de registros.</w:t>
+      </w:r>
+      <w:r>
+        <w:rPr>
+          <w:lang w:val="es-ES"/>
+        </w:rPr>
+        <w:t xml:space="preserve"> </w:t>
+      </w:r>
+      <w:r>
+        <w:rPr>
+          <w:highlight w:val="darkGray"/>
+          <w:lang w:val="es-ES"/>
+        </w:rPr>
+        <w:t xml:space="preserve">No nos va a servir para los sensores porque funcionan con precisión en el tiempo y estamos teniendo un retraso entre medio con este </w:t>
+      </w:r>
+      <w:r>
+        <w:rPr>
+          <w:highlight w:val="darkGray"/>
+          <w:lang w:val="es-ES"/>
+        </w:rPr>
+        <w:t xml:space="preserve">Integrado (Sirve para sensores más lentos). </w:t>
+      </w:r>
+      <w:r>
+        <w:rPr>
+          <w:highlight w:val="darkGray"/>
+          <w:lang w:val="es-ES"/>
+        </w:rPr>
+        <w:t xml:space="preserve"> </w:t>
+      </w:r>
+      <w:r>
+        <w:rPr>
+          <w:lang w:val="es-ES"/>
+        </w:rPr>
+        <w:t xml:space="preserve">-&gt; Pero podemos usar para remplazar algunos otros pines como </w:t>
+      </w:r>
+      <w:r>
+        <w:rPr>
+          <w:lang w:val="es-ES"/>
+        </w:rPr>
+        <w:t>los fines</w:t>
+      </w:r>
+      <w:r>
+        <w:rPr>
+          <w:lang w:val="es-ES"/>
+        </w:rPr>
+        <w:t xml:space="preserve"> de carrera y obtener allí </w:t>
+      </w:r>
+      <w:r>
+        <w:rPr>
+          <w:lang w:val="es-ES"/>
+        </w:rPr>
+        <w:t>más</w:t>
+      </w:r>
+      <w:r>
+        <w:rPr>
+          <w:lang w:val="es-ES"/>
+        </w:rPr>
+        <w:t xml:space="preserve"> espacio para los Ultrasonidos.</w:t>
+      </w:r>
+      <w:r>
+        <w:rPr>
+          <w:lang w:val="es-ES"/>
+        </w:rPr>
+        <w:t xml:space="preserve"> </w:t>
+      </w:r>
+      <w:hyperlink r:id="rId6" w:anchor="polycard_client=search-desktop&amp;search_layout=grid&amp;position=1&amp;type=product&amp;tracking_id=712be919-232d-4220-afc2-b6027bd74c30&amp;wid=MLA868048476&amp;sid=search" w:history="1">
+        <w:r>
+          <w:rPr>
+            <w:rStyle w:val="Hipervnculo"/>
+            <w:lang w:val="es-ES"/>
+          </w:rPr>
+          <w:t>Link MELI</w:t>
+        </w:r>
+      </w:hyperlink>
+    </w:p>
+    <w:p>
+      <w:pPr>
+        <w:pStyle w:val="Prrafodelista"/>
+        <w:numPr>
+          <w:ilvl w:val="0"/>
+          <w:numId w:val="4"/>
+        </w:numPr>
+        <w:rPr>
+          <w:lang w:val="es-ES"/>
+        </w:rPr>
+      </w:pPr>
+      <w:r>
+        <w:rPr>
+          <w:lang w:val="es-ES"/>
+        </w:rPr>
+        <w:t xml:space="preserve">No existen multiplexores como tal para </w:t>
+      </w:r>
+      <w:r>
+        <w:rPr>
+          <w:lang w:val="es-ES"/>
+        </w:rPr>
+        <w:t>expandir</w:t>
+      </w:r>
+      <w:r>
+        <w:rPr>
+          <w:lang w:val="es-ES"/>
+        </w:rPr>
+        <w:t xml:space="preserve"> los GPIOS para uso de PWM, esto es porque se pierde velocidad al usarlo como intermediario. Hay algunos componentes como el anterior que se usan para expandir los pines digitales del </w:t>
+      </w:r>
+      <w:r>
+        <w:rPr>
+          <w:lang w:val="es-ES"/>
+        </w:rPr>
+        <w:t>MCU,</w:t>
+      </w:r>
+      <w:r>
+        <w:rPr>
+          <w:lang w:val="es-ES"/>
+        </w:rPr>
+        <w:t xml:space="preserve"> pero no su uso PWM, esto nos sirve para, por ejemplo, los fines de carrera </w:t>
+      </w:r>
+      <w:r>
+        <w:rPr>
+          <w:lang w:val="es-ES"/>
+        </w:rPr>
+        <w:t>que no tienen que ser necesariamente rápidos, no como un ultrasonido.</w:t>
+      </w:r>
+    </w:p>
+    <w:p>
+      <w:pPr>
+        <w:pStyle w:val="Prrafodelista"/>
+        <w:numPr>
+          <w:ilvl w:val="0"/>
+          <w:numId w:val="4"/>
+        </w:numPr>
+        <w:rPr>
+          <w:lang w:val="es-ES"/>
+        </w:rPr>
+      </w:pPr>
+      <w:r>
+        <w:rPr>
+          <w:lang w:val="es-ES"/>
+        </w:rPr>
+        <w:t xml:space="preserve">En mi libreta hice algunas anotaciones importantes (20/1/2026). Lo que se me ocurre es que cambiemos algunas cosas que estamos usando que no requieren velocidad de </w:t>
+      </w:r>
+      <w:r>
+        <w:rPr>
+          <w:lang w:val="es-ES"/>
+        </w:rPr>
+        <w:lastRenderedPageBreak/>
+        <w:t xml:space="preserve">transmisión, PWM o sea solo un “ON” (Enable Puente H) y usemos los GPIOS de PWM de la ESP32 para los </w:t>
+      </w:r>
+      <w:r>
+        <w:rPr>
+          <w:lang w:val="es-ES"/>
+        </w:rPr>
+        <w:t>Ultrasonidos</w:t>
+      </w:r>
       <w:r>
         <w:rPr>
           <w:lang w:val="es-ES"/>
@@ -137,26 +1170,287 @@
         <w:pStyle w:val="Prrafodelista"/>
         <w:numPr>
           <w:ilvl w:val="0"/>
-          <w:numId w:val="2"/>
-        </w:numPr>
-        <w:rPr>
-          <w:lang w:val="es-ES"/>
-        </w:rPr>
-      </w:pPr>
-      <w:r>
-        <w:rPr>
-          <w:lang w:val="es-ES"/>
-        </w:rPr>
-        <w:t xml:space="preserve">Agregar Leds que indiquen el encendido de la placa y no depender de la ESP32 o </w:t>
-      </w:r>
-      <w:proofErr w:type="spellStart"/>
-      <w:r>
-        <w:rPr>
-          <w:lang w:val="es-ES"/>
-        </w:rPr>
-        <w:t>Rasp</w:t>
-      </w:r>
-      <w:proofErr w:type="spellEnd"/>
+          <w:numId w:val="4"/>
+        </w:numPr>
+        <w:rPr>
+          <w:lang w:val="es-ES"/>
+        </w:rPr>
+      </w:pPr>
+      <w:r>
+        <w:rPr>
+          <w:lang w:val="es-ES"/>
+        </w:rPr>
+        <w:t>De otra manera tenemos que usar un controlador dedicado a eso.</w:t>
+      </w:r>
+    </w:p>
+    <w:p>
+      <w:pPr>
+        <w:pStyle w:val="Prrafodelista"/>
+        <w:numPr>
+          <w:ilvl w:val="0"/>
+          <w:numId w:val="4"/>
+        </w:numPr>
+        <w:rPr>
+          <w:lang w:val="es-ES"/>
+        </w:rPr>
+      </w:pPr>
+      <w:hyperlink r:id="rId7" w:anchor="-3=I2C%20%26%20SPI%20general-purpose%20I%2FOs%20(GPIOs)&amp;" w:history="1">
+        <w:r>
+          <w:rPr>
+            <w:rStyle w:val="Hipervnculo"/>
+            <w:lang w:val="es-ES"/>
+          </w:rPr>
+          <w:t>Catalogo</w:t>
+        </w:r>
+      </w:hyperlink>
+      <w:r>
+        <w:rPr>
+          <w:lang w:val="es-ES"/>
+        </w:rPr>
+        <w:t xml:space="preserve"> Texas Instruments.</w:t>
+      </w:r>
+    </w:p>
+    <w:p>
+      <w:pPr>
+        <w:pStyle w:val="Prrafodelista"/>
+        <w:numPr>
+          <w:ilvl w:val="0"/>
+          <w:numId w:val="4"/>
+        </w:numPr>
+        <w:rPr>
+          <w:lang w:val="es-ES"/>
+        </w:rPr>
+      </w:pPr>
+      <w:hyperlink r:id="rId8" w:history="1">
+        <w:r>
+          <w:rPr>
+            <w:rStyle w:val="Hipervnculo"/>
+            <w:lang w:val="es-ES"/>
+          </w:rPr>
+          <w:t>DATASHEET.</w:t>
+        </w:r>
+      </w:hyperlink>
+    </w:p>
+    <w:p>
+      <w:pPr>
+        <w:pStyle w:val="Prrafodelista"/>
+        <w:numPr>
+          <w:ilvl w:val="0"/>
+          <w:numId w:val="4"/>
+        </w:numPr>
+        <w:rPr>
+          <w:highlight w:val="red"/>
+          <w:lang w:val="es-ES"/>
+        </w:rPr>
+      </w:pPr>
+      <w:r>
+        <w:rPr>
+          <w:lang w:val="es-ES"/>
+        </w:rPr>
+        <w:t>Lo que quedaría por averiguar es algunas notas de aplicación para poder armar únicamente con el integrado, ¿</w:t>
+      </w:r>
+      <w:r>
+        <w:rPr>
+          <w:highlight w:val="red"/>
+          <w:lang w:val="es-ES"/>
+        </w:rPr>
+        <w:t xml:space="preserve">Lo vamos a hacer todo integrado o le ponemos un </w:t>
+      </w:r>
+      <w:r>
+        <w:rPr>
+          <w:highlight w:val="red"/>
+          <w:lang w:val="es-ES"/>
+        </w:rPr>
+        <w:t>módulo</w:t>
+      </w:r>
+      <w:r>
+        <w:rPr>
+          <w:highlight w:val="red"/>
+          <w:lang w:val="es-ES"/>
+        </w:rPr>
+        <w:t xml:space="preserve"> ya desarrollado?</w:t>
+      </w:r>
+      <w:r>
+        <w:rPr>
+          <w:highlight w:val="red"/>
+          <w:lang w:val="es-ES"/>
+        </w:rPr>
+        <w:t>. (Me refiero al multiplexor/Expansor).</w:t>
+      </w:r>
+    </w:p>
+    <w:p>
+      <w:pPr>
+        <w:pStyle w:val="Prrafodelista"/>
+        <w:numPr>
+          <w:ilvl w:val="0"/>
+          <w:numId w:val="4"/>
+        </w:numPr>
+        <w:rPr>
+          <w:lang w:val="es-ES"/>
+        </w:rPr>
+      </w:pPr>
+      <w:r>
+        <w:rPr>
+          <w:lang w:val="es-ES"/>
+        </w:rPr>
+        <w:t>LO DEJO A CONSIDERACION DEL RESTO DEL GRUPO.</w:t>
+      </w:r>
+    </w:p>
+    <w:p>
+      <w:pPr>
+        <w:pStyle w:val="Prrafodelista"/>
+        <w:rPr>
+          <w:lang w:val="es-ES"/>
+        </w:rPr>
+      </w:pPr>
+    </w:p>
+    <w:p>
+      <w:pPr>
+        <w:rPr>
+          <w:rStyle w:val="nfasisintenso"/>
+        </w:rPr>
+      </w:pPr>
+      <w:r>
+        <w:rPr>
+          <w:rStyle w:val="nfasisintenso"/>
+        </w:rPr>
+        <w:t>Opiniones Equipo:</w:t>
+      </w:r>
+    </w:p>
+    <w:p>
+      <w:pPr>
+        <w:pStyle w:val="Prrafodelista"/>
+        <w:numPr>
+          <w:ilvl w:val="0"/>
+          <w:numId w:val="10"/>
+        </w:numPr>
+        <w:rPr>
+          <w:rStyle w:val="nfasisintenso"/>
+        </w:rPr>
+      </w:pPr>
+      <w:r>
+        <w:rPr>
+          <w:rStyle w:val="nfasisintenso"/>
+        </w:rPr>
+        <w:t>Quizás con una controladora dedicada podemos procesar mejor los datos de los ultrasonidos (como otra ESP32-STM-etc.). -&gt; Esto es por el miedo de que no se lo banque una sola ESP32.</w:t>
+      </w:r>
+    </w:p>
+    <w:p>
+      <w:pPr>
+        <w:pStyle w:val="Prrafodelista"/>
+        <w:numPr>
+          <w:ilvl w:val="0"/>
+          <w:numId w:val="10"/>
+        </w:numPr>
+        <w:rPr>
+          <w:rStyle w:val="nfasisintenso"/>
+        </w:rPr>
+      </w:pPr>
+      <w:r>
+        <w:rPr>
+          <w:rStyle w:val="nfasisintenso"/>
+        </w:rPr>
+        <w:t xml:space="preserve">Para mi (Juan) lo ideal sería hacerlo por I2C (con multiplexor) porque podemos agregarle más sensores de otro tipo. </w:t>
+      </w:r>
+      <w:r>
+        <w:rPr>
+          <w:rStyle w:val="nfasisintenso"/>
+        </w:rPr>
+        <w:t>Para Leo, ahora que lo investigó, propone también hacerlo con multiplexor de I2C.</w:t>
+      </w:r>
+    </w:p>
+    <w:p>
+      <w:pPr>
+        <w:pStyle w:val="Prrafodelista"/>
+        <w:numPr>
+          <w:ilvl w:val="0"/>
+          <w:numId w:val="10"/>
+        </w:numPr>
+        <w:rPr>
+          <w:rStyle w:val="nfasisintenso"/>
+        </w:rPr>
+      </w:pPr>
+      <w:r>
+        <w:rPr>
+          <w:rStyle w:val="nfasisintenso"/>
+        </w:rPr>
+        <w:t xml:space="preserve"> LO HACEMOS CON UN MULTIPLEXOR DE I2C de 16 de ser posible y además agregamos el expansor de GPIOS para tener mas espacio.</w:t>
+      </w:r>
+    </w:p>
+    <w:p>
+      <w:pPr>
+        <w:rPr>
+          <w:lang w:val="es-ES"/>
+        </w:rPr>
+      </w:pPr>
+    </w:p>
+    <w:p>
+      <w:pPr>
+        <w:rPr>
+          <w:lang w:val="es-ES"/>
+        </w:rPr>
+      </w:pPr>
+    </w:p>
+    <w:p>
+      <w:pPr>
+        <w:pStyle w:val="Subttulo"/>
+        <w:rPr>
+          <w:lang w:val="es-ES"/>
+        </w:rPr>
+      </w:pPr>
+    </w:p>
+    <w:p>
+      <w:pPr>
+        <w:pStyle w:val="Subttulo"/>
+        <w:rPr>
+          <w:lang w:val="es-ES"/>
+        </w:rPr>
+      </w:pPr>
+      <w:r>
+        <w:rPr>
+          <w:lang w:val="es-ES"/>
+        </w:rPr>
+        <w:t xml:space="preserve">Multiplexor I2C – </w:t>
+      </w:r>
+      <w:r>
+        <w:rPr>
+          <w:lang w:val="es-ES"/>
+        </w:rPr>
+        <w:t>Opción</w:t>
+      </w:r>
+      <w:r>
+        <w:rPr>
+          <w:lang w:val="es-ES"/>
+        </w:rPr>
+        <w:t xml:space="preserve"> Ultrasonidos:</w:t>
+      </w:r>
+    </w:p>
+    <w:p>
+      <w:pPr>
+        <w:pStyle w:val="Prrafodelista"/>
+        <w:numPr>
+          <w:ilvl w:val="0"/>
+          <w:numId w:val="5"/>
+        </w:numPr>
+        <w:rPr>
+          <w:lang w:val="es-ES"/>
+        </w:rPr>
+      </w:pPr>
+      <w:r>
+        <w:rPr>
+          <w:lang w:val="es-ES"/>
+        </w:rPr>
+        <w:t xml:space="preserve">Un multiplexor parecido al que vino con el robot de china </w:t>
+      </w:r>
+      <w:hyperlink r:id="rId9" w:history="1">
+        <w:r>
+          <w:rPr>
+            <w:rStyle w:val="Hipervnculo"/>
+            <w:lang w:val="es-ES"/>
+          </w:rPr>
+          <w:t>ACA</w:t>
+        </w:r>
+      </w:hyperlink>
       <w:r>
         <w:rPr>
           <w:lang w:val="es-ES"/>
@@ -169,106 +1463,1686 @@
         <w:pStyle w:val="Prrafodelista"/>
         <w:numPr>
           <w:ilvl w:val="0"/>
-          <w:numId w:val="2"/>
-        </w:numPr>
-        <w:rPr>
-          <w:lang w:val="es-ES"/>
-        </w:rPr>
-      </w:pPr>
-      <w:r>
-        <w:rPr>
-          <w:lang w:val="es-ES"/>
-        </w:rPr>
-        <w:t>Amplificador para incluir un parlante.</w:t>
-      </w:r>
-    </w:p>
-    <w:p>
-      <w:pPr>
-        <w:pStyle w:val="Prrafodelista"/>
-        <w:numPr>
-          <w:ilvl w:val="0"/>
-          <w:numId w:val="2"/>
-        </w:numPr>
-        <w:rPr>
-          <w:lang w:val="es-ES"/>
-        </w:rPr>
-      </w:pPr>
-      <w:r>
-        <w:rPr>
-          <w:lang w:val="es-ES"/>
-        </w:rPr>
-        <w:t>Agujeros pasantes para los tornillos.</w:t>
-      </w:r>
-    </w:p>
-    <w:p>
-      <w:pPr>
-        <w:pStyle w:val="Prrafodelista"/>
-        <w:numPr>
-          <w:ilvl w:val="0"/>
-          <w:numId w:val="2"/>
-        </w:numPr>
-        <w:rPr>
-          <w:lang w:val="es-ES"/>
-        </w:rPr>
-      </w:pPr>
-      <w:r>
-        <w:rPr>
-          <w:lang w:val="es-ES"/>
-        </w:rPr>
-        <w:t>Agregar</w:t>
-      </w:r>
-      <w:r>
-        <w:rPr>
-          <w:lang w:val="es-ES"/>
-        </w:rPr>
-        <w:t xml:space="preserve">le las resistencias necesarias de </w:t>
-      </w:r>
-      <w:proofErr w:type="spellStart"/>
-      <w:r>
-        <w:rPr>
-          <w:lang w:val="es-ES"/>
-        </w:rPr>
-        <w:t>Pull</w:t>
-      </w:r>
-      <w:proofErr w:type="spellEnd"/>
-      <w:r>
-        <w:rPr>
-          <w:lang w:val="es-ES"/>
-        </w:rPr>
-        <w:t>-Down para transistores.</w:t>
-      </w:r>
-    </w:p>
-    <w:p>
-      <w:pPr>
-        <w:pStyle w:val="Prrafodelista"/>
-        <w:numPr>
-          <w:ilvl w:val="0"/>
-          <w:numId w:val="2"/>
-        </w:numPr>
-        <w:rPr>
-          <w:lang w:val="es-ES"/>
-        </w:rPr>
-      </w:pPr>
-      <w:r>
-        <w:rPr>
-          <w:lang w:val="es-ES"/>
-        </w:rPr>
-        <w:t>Incluir Step-</w:t>
-      </w:r>
-      <w:proofErr w:type="spellStart"/>
-      <w:r>
-        <w:rPr>
-          <w:lang w:val="es-ES"/>
-        </w:rPr>
-        <w:t>Downs</w:t>
-      </w:r>
-      <w:proofErr w:type="spellEnd"/>
-      <w:r>
-        <w:rPr>
-          <w:lang w:val="es-ES"/>
-        </w:rPr>
-        <w:t xml:space="preserve"> dentro de la PCB (Preguntar bien si lo vamos a hacer asi).</w:t>
-      </w:r>
+          <w:numId w:val="5"/>
+        </w:numPr>
+        <w:rPr>
+          <w:lang w:val="es-ES"/>
+        </w:rPr>
+      </w:pPr>
+      <w:r>
+        <w:rPr>
+          <w:lang w:val="es-ES"/>
+        </w:rPr>
+        <w:t xml:space="preserve">Un multiplexor recomendado que funciona </w:t>
+      </w:r>
+      <w:hyperlink r:id="rId10" w:history="1">
+        <w:r>
+          <w:rPr>
+            <w:rStyle w:val="Hipervnculo"/>
+            <w:lang w:val="es-ES"/>
+          </w:rPr>
+          <w:t>ACA.</w:t>
+        </w:r>
+      </w:hyperlink>
+    </w:p>
+    <w:p>
+      <w:pPr>
+        <w:pStyle w:val="Prrafodelista"/>
+        <w:numPr>
+          <w:ilvl w:val="0"/>
+          <w:numId w:val="5"/>
+        </w:numPr>
+        <w:rPr>
+          <w:lang w:val="es-ES"/>
+        </w:rPr>
+      </w:pPr>
+      <w:r>
+        <w:rPr>
+          <w:lang w:val="es-ES"/>
+        </w:rPr>
+        <w:t xml:space="preserve">Para la parte de los sensores ultrasonidos podemos usar un multiplexor de I2C que funciona con dirección del propio I2C, de la misma manera que podemos asignarle una dirección por hardware al modulo anterior se puede hacer con la segunda opción de compra de arriba, de forma que podemos tener 8 </w:t>
+      </w:r>
+      <w:r>
+        <w:rPr>
+          <w:lang w:val="es-ES"/>
+        </w:rPr>
+        <w:t>Módulos</w:t>
+      </w:r>
+      <w:r>
+        <w:rPr>
+          <w:lang w:val="es-ES"/>
+        </w:rPr>
+        <w:t xml:space="preserve"> de estos. </w:t>
+      </w:r>
+      <w:r>
+        <w:rPr>
+          <w:lang w:val="es-ES"/>
+        </w:rPr>
+        <w:t>No le veo tanta utilidad a este como al modulo que amplia la capacidad de pines GPIOS, pero esta buena como opción e implementación.</w:t>
+      </w:r>
+    </w:p>
+    <w:p>
+      <w:pPr>
+        <w:pStyle w:val="Prrafodelista"/>
+        <w:numPr>
+          <w:ilvl w:val="0"/>
+          <w:numId w:val="5"/>
+        </w:numPr>
+        <w:rPr>
+          <w:lang w:val="es-ES"/>
+        </w:rPr>
+      </w:pPr>
+      <w:r>
+        <w:rPr>
+          <w:lang w:val="es-ES"/>
+        </w:rPr>
+        <w:t xml:space="preserve">Existen de menor cantidad de canales, se puede ver en el </w:t>
+      </w:r>
+      <w:hyperlink r:id="rId11" w:history="1">
+        <w:r>
+          <w:rPr>
+            <w:rStyle w:val="Hipervnculo"/>
+            <w:lang w:val="es-ES"/>
+          </w:rPr>
+          <w:t>catálogo</w:t>
+        </w:r>
+      </w:hyperlink>
+      <w:r>
+        <w:rPr>
+          <w:lang w:val="es-ES"/>
+        </w:rPr>
+        <w:t xml:space="preserve"> de Texas Instruments.</w:t>
+      </w:r>
+      <w:r>
+        <w:rPr>
+          <w:lang w:val="es-ES"/>
+        </w:rPr>
+        <w:t xml:space="preserve"> </w:t>
+      </w:r>
+    </w:p>
+    <w:p>
+      <w:pPr>
+        <w:pStyle w:val="Prrafodelista"/>
+        <w:numPr>
+          <w:ilvl w:val="0"/>
+          <w:numId w:val="5"/>
+        </w:numPr>
+        <w:rPr>
+          <w:lang w:val="es-ES"/>
+        </w:rPr>
+      </w:pPr>
+      <w:hyperlink r:id="rId12" w:history="1">
+        <w:r>
+          <w:rPr>
+            <w:rStyle w:val="Hipervnculo"/>
+            <w:lang w:val="es-ES"/>
+          </w:rPr>
+          <w:t>DATASHEET.</w:t>
+        </w:r>
+      </w:hyperlink>
+    </w:p>
+    <w:p>
+      <w:pPr>
+        <w:pStyle w:val="Prrafodelista"/>
+        <w:numPr>
+          <w:ilvl w:val="0"/>
+          <w:numId w:val="5"/>
+        </w:numPr>
+        <w:rPr>
+          <w:lang w:val="es-ES"/>
+        </w:rPr>
+      </w:pPr>
+      <w:r>
+        <w:rPr>
+          <w:lang w:val="es-ES"/>
+        </w:rPr>
+        <w:t>LO DEJO A CONSIDERACION DEL RESTO DEL GRUPO.</w:t>
+      </w:r>
+    </w:p>
+    <w:p>
+      <w:pPr>
+        <w:ind w:left="360"/>
+        <w:rPr>
+          <w:lang w:val="es-ES"/>
+        </w:rPr>
+      </w:pPr>
+    </w:p>
+    <w:p>
+      <w:pPr>
+        <w:rPr>
+          <w:rStyle w:val="nfasisintenso"/>
+        </w:rPr>
+      </w:pPr>
+      <w:r>
+        <w:rPr>
+          <w:rStyle w:val="nfasisintenso"/>
+        </w:rPr>
+        <w:t>Opiniones Equipo:</w:t>
+      </w:r>
+    </w:p>
+    <w:p>
+      <w:pPr>
+        <w:pStyle w:val="Prrafodelista"/>
+        <w:numPr>
+          <w:ilvl w:val="0"/>
+          <w:numId w:val="10"/>
+        </w:numPr>
+        <w:rPr>
+          <w:rStyle w:val="nfasisintenso"/>
+        </w:rPr>
+      </w:pPr>
+      <w:r>
+        <w:rPr>
+          <w:rStyle w:val="nfasisintenso"/>
+        </w:rPr>
+        <w:t>Quizás con una controladora dedicada podemos procesar mejor los datos de los ultrasonidos (como otra ESP32-STM-etc.). -&gt; Esto es por el miedo de que no se lo banque una sola ESP32.</w:t>
+      </w:r>
+    </w:p>
+    <w:p>
+      <w:pPr>
+        <w:pStyle w:val="Prrafodelista"/>
+        <w:numPr>
+          <w:ilvl w:val="0"/>
+          <w:numId w:val="10"/>
+        </w:numPr>
+        <w:rPr>
+          <w:rStyle w:val="nfasisintenso"/>
+        </w:rPr>
+      </w:pPr>
+      <w:r>
+        <w:rPr>
+          <w:rStyle w:val="nfasisintenso"/>
+        </w:rPr>
+        <w:lastRenderedPageBreak/>
+        <w:t>Para mi (Juan) lo ideal sería hacerlo por I2C (con multiplexor) porque podemos agregarle más sensores de otro tipo. Para Leo, ahora que lo investigó, propone también hacerlo con multiplexor de I2C.</w:t>
+      </w:r>
+    </w:p>
+    <w:p>
+      <w:pPr>
+        <w:pStyle w:val="Prrafodelista"/>
+        <w:numPr>
+          <w:ilvl w:val="0"/>
+          <w:numId w:val="10"/>
+        </w:numPr>
+        <w:rPr>
+          <w:rStyle w:val="nfasisintenso"/>
+        </w:rPr>
+      </w:pPr>
+      <w:r>
+        <w:rPr>
+          <w:rStyle w:val="nfasisintenso"/>
+        </w:rPr>
+        <w:t xml:space="preserve"> LO HACEMOS CON UN MULTIPLEXOR DE I2C de 16 de ser posible y además agregamos el expansor de GPIOS para tener mas espacio.</w:t>
+      </w:r>
+    </w:p>
+    <w:p>
+      <w:pPr>
+        <w:rPr>
+          <w:lang w:val="es-ES"/>
+        </w:rPr>
+      </w:pPr>
+    </w:p>
+    <w:p>
+      <w:pPr>
+        <w:rPr>
+          <w:rStyle w:val="nfasisintenso"/>
+        </w:rPr>
+      </w:pPr>
+    </w:p>
+    <w:p>
+      <w:pPr>
+        <w:ind w:left="360"/>
+        <w:rPr>
+          <w:lang w:val="es-ES"/>
+        </w:rPr>
+      </w:pPr>
+    </w:p>
+    <w:p>
+      <w:pPr>
+        <w:rPr>
+          <w:lang w:val="es-ES"/>
+        </w:rPr>
+      </w:pPr>
+    </w:p>
+    <w:p>
+      <w:pPr>
+        <w:pStyle w:val="Subttulo"/>
+        <w:rPr>
+          <w:lang w:val="es-ES"/>
+        </w:rPr>
+      </w:pPr>
+      <w:r>
+        <w:rPr>
+          <w:lang w:val="es-ES"/>
+        </w:rPr>
+        <w:t>Control de Nivel de Batería:</w:t>
+      </w:r>
+    </w:p>
+    <w:p>
+      <w:pPr>
+        <w:pStyle w:val="Prrafodelista"/>
+        <w:numPr>
+          <w:ilvl w:val="0"/>
+          <w:numId w:val="6"/>
+        </w:numPr>
+        <w:rPr>
+          <w:lang w:val="es-ES"/>
+        </w:rPr>
+      </w:pPr>
+      <w:r>
+        <w:rPr>
+          <w:lang w:val="es-ES"/>
+        </w:rPr>
+        <w:t>Algunos términos útiles para el entendimiento: BMS (Sistema de gestión de baterías), SOC (Estado de carga), SOH (Salud de Batería).</w:t>
+      </w:r>
+    </w:p>
+    <w:p>
+      <w:pPr>
+        <w:pStyle w:val="Prrafodelista"/>
+        <w:numPr>
+          <w:ilvl w:val="0"/>
+          <w:numId w:val="6"/>
+        </w:numPr>
+        <w:rPr>
+          <w:lang w:val="es-ES"/>
+        </w:rPr>
+      </w:pPr>
+      <w:r>
+        <w:rPr>
+          <w:lang w:val="es-ES"/>
+        </w:rPr>
+        <w:t xml:space="preserve">El sistema de “gestión” de baterías de SALUS no utiliza comunicación mediante protocolos para dar avisos de estado de carga o salud, intuyo que funciona realizando una medición de voltaje y corriente para luego realizar un calculo y comparativa, puede usar incluso un “Conteo de Coulomb” ayudado para ubicarse en el estado actual mediante un sensor de voltaje. </w:t>
+      </w:r>
+      <w:r>
+        <w:rPr>
+          <w:lang w:val="es-ES"/>
+        </w:rPr>
+        <w:t xml:space="preserve">Por la forma en que esta conectada se dificulta la incorporación de un CI (Circuito Integrado) de BMS. </w:t>
+      </w:r>
+    </w:p>
+    <w:p>
+      <w:pPr>
+        <w:pStyle w:val="Prrafodelista"/>
+        <w:numPr>
+          <w:ilvl w:val="0"/>
+          <w:numId w:val="6"/>
+        </w:numPr>
+        <w:rPr>
+          <w:lang w:val="es-ES"/>
+        </w:rPr>
+      </w:pPr>
+      <w:r>
+        <w:rPr>
+          <w:lang w:val="es-ES"/>
+        </w:rPr>
+        <w:t>La solución mas efectiva para lo que tenemos es:</w:t>
+      </w:r>
+    </w:p>
+    <w:p>
+      <w:pPr>
+        <w:pStyle w:val="Prrafodelista"/>
+        <w:numPr>
+          <w:ilvl w:val="0"/>
+          <w:numId w:val="7"/>
+        </w:numPr>
+        <w:rPr>
+          <w:lang w:val="es-ES"/>
+        </w:rPr>
+      </w:pPr>
+      <w:r>
+        <w:rPr>
+          <w:lang w:val="es-ES"/>
+        </w:rPr>
+        <w:t>Sensor de Voltaje realizado con un divisor resistivo para conectar a la entrada de algún pin analógico de la ESP32.</w:t>
+      </w:r>
+    </w:p>
+    <w:p>
+      <w:pPr>
+        <w:pStyle w:val="Prrafodelista"/>
+        <w:numPr>
+          <w:ilvl w:val="0"/>
+          <w:numId w:val="7"/>
+        </w:numPr>
+        <w:rPr>
+          <w:lang w:val="es-ES"/>
+        </w:rPr>
+      </w:pPr>
+      <w:hyperlink r:id="rId13" w:history="1">
+        <w:r>
+          <w:rPr>
+            <w:rStyle w:val="Hipervnculo"/>
+            <w:lang w:val="es-ES"/>
+          </w:rPr>
+          <w:t>Sensor de Corriente (CI)</w:t>
+        </w:r>
+      </w:hyperlink>
+      <w:r>
+        <w:rPr>
+          <w:lang w:val="es-ES"/>
+        </w:rPr>
+        <w:t xml:space="preserve"> para realizar una medición del consumo de corriente a lo largo de un periodo de muestreo, sea cual sea el estado del cuatri (Acelerando, Quieto, Girando, etc.).</w:t>
+      </w:r>
+    </w:p>
+    <w:p>
+      <w:pPr>
+        <w:pStyle w:val="Prrafodelista"/>
+        <w:numPr>
+          <w:ilvl w:val="0"/>
+          <w:numId w:val="7"/>
+        </w:numPr>
+        <w:rPr>
+          <w:lang w:val="es-ES"/>
+        </w:rPr>
+      </w:pPr>
+      <w:r>
+        <w:rPr>
+          <w:lang w:val="es-ES"/>
+        </w:rPr>
+        <w:t xml:space="preserve">Utilizar los 2 puntos anteriores en conjunto para realizar, mediante Software, un sistema contador de coulomb. El requerimiento que, entiendo, necesitamos es poder formar una función de la corriente en función del tiempo interpolando los datos del muestreo u mediante distintos métodos de análisis </w:t>
+      </w:r>
+      <w:r>
+        <w:rPr>
+          <w:lang w:val="es-ES"/>
+        </w:rPr>
+        <w:t>numérico</w:t>
+      </w:r>
+      <w:r>
+        <w:rPr>
+          <w:lang w:val="es-ES"/>
+        </w:rPr>
+        <w:t xml:space="preserve">. </w:t>
+      </w:r>
+    </w:p>
+    <w:p>
+      <w:pPr>
+        <w:rPr>
+          <w:lang w:val="es-ES"/>
+        </w:rPr>
+      </w:pPr>
+    </w:p>
+    <w:p>
+      <w:pPr>
+        <w:rPr>
+          <w:lang w:val="es-ES"/>
+        </w:rPr>
+      </w:pPr>
+    </w:p>
+    <w:p>
+      <w:pPr>
+        <w:pStyle w:val="Prrafodelista"/>
+        <w:numPr>
+          <w:ilvl w:val="0"/>
+          <w:numId w:val="8"/>
+        </w:numPr>
+        <w:rPr>
+          <w:lang w:val="es-ES"/>
+        </w:rPr>
+      </w:pPr>
+      <w:r>
+        <w:rPr>
+          <w:u w:val="single"/>
+          <w:lang w:val="es-ES"/>
+        </w:rPr>
+        <w:lastRenderedPageBreak/>
+        <w:t>Divisor Resistivo:</w:t>
+      </w:r>
+      <w:r>
+        <w:rPr>
+          <w:lang w:val="es-ES"/>
+        </w:rPr>
+        <w:br/>
+      </w:r>
+      <w:r>
+        <w:rPr>
+          <w:noProof/>
+          <w:lang w:val="es-ES"/>
+        </w:rPr>
+        <w:drawing>
+          <wp:inline distT="0" distB="0" distL="0" distR="0" wp14:anchorId="4E3E60FA" wp14:editId="5962246B">
+            <wp:extent cx="3848100" cy="4027841"/>
+            <wp:effectExtent l="0" t="0" r="0" b="0"/>
+            <wp:docPr id="1942602001" name="Imagen 1"/>
+            <wp:cNvGraphicFramePr>
+              <a:graphicFrameLocks xmlns:a="http://schemas.openxmlformats.org/drawingml/2006/main" noChangeAspect="1"/>
+            </wp:cNvGraphicFramePr>
+            <a:graphic xmlns:a="http://schemas.openxmlformats.org/drawingml/2006/main">
+              <a:graphicData uri="http://schemas.openxmlformats.org/drawingml/2006/picture">
+                <pic:pic xmlns:pic="http://schemas.openxmlformats.org/drawingml/2006/picture">
+                  <pic:nvPicPr>
+                    <pic:cNvPr id="1942602001" name=""/>
+                    <pic:cNvPicPr/>
+                  </pic:nvPicPr>
+                  <pic:blipFill>
+                    <a:blip r:embed="rId14"/>
+                    <a:stretch>
+                      <a:fillRect/>
+                    </a:stretch>
+                  </pic:blipFill>
+                  <pic:spPr>
+                    <a:xfrm>
+                      <a:off x="0" y="0"/>
+                      <a:ext cx="3850219" cy="4030059"/>
+                    </a:xfrm>
+                    <a:prstGeom prst="rect">
+                      <a:avLst/>
+                    </a:prstGeom>
+                  </pic:spPr>
+                </pic:pic>
+              </a:graphicData>
+            </a:graphic>
+          </wp:inline>
+        </w:drawing>
+      </w:r>
+    </w:p>
+    <w:p>
+      <w:pPr>
+        <w:pStyle w:val="Prrafodelista"/>
+        <w:rPr>
+          <w:lang w:val="es-ES"/>
+        </w:rPr>
+      </w:pPr>
+      <w:r>
+        <w:rPr>
+          <w:noProof/>
+          <w:lang w:val="es-ES"/>
+        </w:rPr>
+        <w:drawing>
+          <wp:inline distT="0" distB="0" distL="0" distR="0" wp14:anchorId="67CB926F" wp14:editId="7C11EA1D">
+            <wp:extent cx="5400040" cy="3420745"/>
+            <wp:effectExtent l="0" t="0" r="0" b="8255"/>
+            <wp:docPr id="1260064075" name="Imagen 1"/>
+            <wp:cNvGraphicFramePr>
+              <a:graphicFrameLocks xmlns:a="http://schemas.openxmlformats.org/drawingml/2006/main" noChangeAspect="1"/>
+            </wp:cNvGraphicFramePr>
+            <a:graphic xmlns:a="http://schemas.openxmlformats.org/drawingml/2006/main">
+              <a:graphicData uri="http://schemas.openxmlformats.org/drawingml/2006/picture">
+                <pic:pic xmlns:pic="http://schemas.openxmlformats.org/drawingml/2006/picture">
+                  <pic:nvPicPr>
+                    <pic:cNvPr id="1260064075" name=""/>
+                    <pic:cNvPicPr/>
+                  </pic:nvPicPr>
+                  <pic:blipFill>
+                    <a:blip r:embed="rId15"/>
+                    <a:stretch>
+                      <a:fillRect/>
+                    </a:stretch>
+                  </pic:blipFill>
+                  <pic:spPr>
+                    <a:xfrm>
+                      <a:off x="0" y="0"/>
+                      <a:ext cx="5400040" cy="3420745"/>
+                    </a:xfrm>
+                    <a:prstGeom prst="rect">
+                      <a:avLst/>
+                    </a:prstGeom>
+                  </pic:spPr>
+                </pic:pic>
+              </a:graphicData>
+            </a:graphic>
+          </wp:inline>
+        </w:drawing>
+      </w:r>
+    </w:p>
+    <w:p>
+      <w:pPr>
+        <w:pStyle w:val="Prrafodelista"/>
+        <w:rPr>
+          <w:lang w:val="es-ES"/>
+        </w:rPr>
+      </w:pPr>
+    </w:p>
+    <w:p>
+      <w:pPr>
+        <w:pStyle w:val="Prrafodelista"/>
+        <w:rPr>
+          <w:lang w:val="es-ES"/>
+        </w:rPr>
+      </w:pPr>
+    </w:p>
+    <w:p>
+      <w:pPr>
+        <w:pStyle w:val="Prrafodelista"/>
+        <w:rPr>
+          <w:lang w:val="es-ES"/>
+        </w:rPr>
+      </w:pPr>
+    </w:p>
+    <w:p>
+      <w:pPr>
+        <w:pStyle w:val="Prrafodelista"/>
+        <w:rPr>
+          <w:lang w:val="es-ES"/>
+        </w:rPr>
+      </w:pPr>
+    </w:p>
+    <w:p>
+      <w:pPr>
+        <w:pStyle w:val="Prrafodelista"/>
+        <w:rPr>
+          <w:lang w:val="es-ES"/>
+        </w:rPr>
+      </w:pPr>
+    </w:p>
+    <w:p>
+      <w:pPr>
+        <w:pStyle w:val="Prrafodelista"/>
+        <w:rPr>
+          <w:lang w:val="es-ES"/>
+        </w:rPr>
+      </w:pPr>
+    </w:p>
+    <w:p>
+      <w:pPr>
+        <w:pStyle w:val="Prrafodelista"/>
+        <w:numPr>
+          <w:ilvl w:val="0"/>
+          <w:numId w:val="8"/>
+        </w:numPr>
+        <w:rPr>
+          <w:lang w:val="es-ES"/>
+        </w:rPr>
+      </w:pPr>
+      <w:r>
+        <w:rPr>
+          <w:lang w:val="es-ES"/>
+        </w:rPr>
+        <w:lastRenderedPageBreak/>
+        <w:t>Ecuación</w:t>
+      </w:r>
+      <w:r>
+        <w:rPr>
+          <w:lang w:val="es-ES"/>
+        </w:rPr>
+        <w:t xml:space="preserve"> de </w:t>
+      </w:r>
+      <w:hyperlink r:id="rId16" w:history="1">
+        <w:r>
+          <w:rPr>
+            <w:rStyle w:val="Hipervnculo"/>
+            <w:lang w:val="es-ES"/>
+          </w:rPr>
+          <w:t>Contador de Coulomb</w:t>
+        </w:r>
+      </w:hyperlink>
+      <w:r>
+        <w:rPr>
+          <w:lang w:val="es-ES"/>
+        </w:rPr>
+        <w:t>:</w:t>
+      </w:r>
+    </w:p>
+    <w:p>
+      <w:pPr>
+        <w:pStyle w:val="Prrafodelista"/>
+        <w:rPr>
+          <w:lang w:val="es-ES"/>
+        </w:rPr>
+      </w:pPr>
+    </w:p>
+    <w:p>
+      <w:pPr>
+        <w:pStyle w:val="Prrafodelista"/>
+        <w:rPr>
+          <w:lang w:val="es-ES"/>
+        </w:rPr>
+      </w:pPr>
+      <w:r>
+        <w:rPr>
+          <w:noProof/>
+          <w:lang w:val="es-ES"/>
+        </w:rPr>
+        <w:drawing>
+          <wp:inline distT="0" distB="0" distL="0" distR="0" wp14:anchorId="185B40BE" wp14:editId="3BCD169F">
+            <wp:extent cx="5400040" cy="2922270"/>
+            <wp:effectExtent l="0" t="0" r="0" b="0"/>
+            <wp:docPr id="929403003" name="Imagen 1"/>
+            <wp:cNvGraphicFramePr>
+              <a:graphicFrameLocks xmlns:a="http://schemas.openxmlformats.org/drawingml/2006/main" noChangeAspect="1"/>
+            </wp:cNvGraphicFramePr>
+            <a:graphic xmlns:a="http://schemas.openxmlformats.org/drawingml/2006/main">
+              <a:graphicData uri="http://schemas.openxmlformats.org/drawingml/2006/picture">
+                <pic:pic xmlns:pic="http://schemas.openxmlformats.org/drawingml/2006/picture">
+                  <pic:nvPicPr>
+                    <pic:cNvPr id="929403003" name=""/>
+                    <pic:cNvPicPr/>
+                  </pic:nvPicPr>
+                  <pic:blipFill>
+                    <a:blip r:embed="rId17"/>
+                    <a:stretch>
+                      <a:fillRect/>
+                    </a:stretch>
+                  </pic:blipFill>
+                  <pic:spPr>
+                    <a:xfrm>
+                      <a:off x="0" y="0"/>
+                      <a:ext cx="5400040" cy="2922270"/>
+                    </a:xfrm>
+                    <a:prstGeom prst="rect">
+                      <a:avLst/>
+                    </a:prstGeom>
+                  </pic:spPr>
+                </pic:pic>
+              </a:graphicData>
+            </a:graphic>
+          </wp:inline>
+        </w:drawing>
+      </w:r>
+    </w:p>
+    <w:p>
+      <w:pPr>
+        <w:pStyle w:val="Prrafodelista"/>
+        <w:rPr>
+          <w:lang w:val="es-ES"/>
+        </w:rPr>
+      </w:pPr>
+    </w:p>
+    <w:p>
+      <w:pPr>
+        <w:pStyle w:val="Prrafodelista"/>
+        <w:numPr>
+          <w:ilvl w:val="0"/>
+          <w:numId w:val="8"/>
+        </w:numPr>
+        <w:rPr>
+          <w:lang w:val="es-ES"/>
+        </w:rPr>
+      </w:pPr>
+      <w:r>
+        <w:rPr>
+          <w:lang w:val="es-ES"/>
+        </w:rPr>
+        <w:t>La razón por la que no podemos hacerlo únicamente con la medición de la tensión es por que depende de diversos factores, el principal, la carga, a mayor carga (mas aceleración) mayor es la corriente y menos tensión nos provee la batería por las resistencias del cobre e internas de la misma. Lo ideal es realizar la medición usando el conteo de Coulomb. Se puede realizar de forma menos precisa simplemente con el divisor resistivo y el sensor omitiendo la medición de aquellos casos en que el consumo de corriente sea excesivo, seria como omitir ese instante y quedarse con el valor anterior.</w:t>
+      </w:r>
+    </w:p>
+    <w:p>
+      <w:pPr>
+        <w:pStyle w:val="Prrafodelista"/>
+        <w:numPr>
+          <w:ilvl w:val="0"/>
+          <w:numId w:val="8"/>
+        </w:numPr>
+        <w:rPr>
+          <w:lang w:val="es-ES"/>
+        </w:rPr>
+      </w:pPr>
+      <w:hyperlink r:id="rId18" w:history="1">
+        <w:r>
+          <w:rPr>
+            <w:rStyle w:val="Hipervnculo"/>
+            <w:lang w:val="es-ES"/>
+          </w:rPr>
+          <w:t>Foro</w:t>
+        </w:r>
+      </w:hyperlink>
+      <w:r>
+        <w:rPr>
+          <w:lang w:val="es-ES"/>
+        </w:rPr>
+        <w:t xml:space="preserve"> que nos servirá.</w:t>
+      </w:r>
+    </w:p>
+    <w:p>
+      <w:pPr>
+        <w:pStyle w:val="Prrafodelista"/>
+        <w:numPr>
+          <w:ilvl w:val="0"/>
+          <w:numId w:val="8"/>
+        </w:numPr>
+        <w:rPr>
+          <w:lang w:val="es-ES"/>
+        </w:rPr>
+      </w:pPr>
+      <w:r>
+        <w:rPr>
+          <w:lang w:val="es-ES"/>
+        </w:rPr>
+        <w:t>Ojo con el ruido de alta frecuencia, necesitamos Capacitores a tierra.</w:t>
+      </w:r>
+    </w:p>
+    <w:p>
+      <w:pPr>
+        <w:pStyle w:val="Prrafodelista"/>
+        <w:numPr>
+          <w:ilvl w:val="0"/>
+          <w:numId w:val="8"/>
+        </w:numPr>
+        <w:rPr>
+          <w:lang w:val="es-ES"/>
+        </w:rPr>
+      </w:pPr>
+      <w:r>
+        <w:rPr>
+          <w:lang w:val="es-ES"/>
+        </w:rPr>
+        <w:t>Quizás sea necesario un conversor analógico-digital por fuera de la ESP32 y hacer una comunicación vía I2C. Porque baila mucho el de la ESP32.</w:t>
+      </w:r>
+    </w:p>
+    <w:p>
+      <w:pPr>
+        <w:pStyle w:val="Prrafodelista"/>
+        <w:numPr>
+          <w:ilvl w:val="0"/>
+          <w:numId w:val="8"/>
+        </w:numPr>
+        <w:rPr>
+          <w:lang w:val="es-ES"/>
+        </w:rPr>
+      </w:pPr>
+      <w:r>
+        <w:rPr>
+          <w:lang w:val="es-ES"/>
+        </w:rPr>
+        <w:t xml:space="preserve">Existen unos componentes como los </w:t>
+      </w:r>
+      <w:hyperlink r:id="rId19" w:history="1">
+        <w:r>
+          <w:rPr>
+            <w:rStyle w:val="Hipervnculo"/>
+            <w:lang w:val="es-ES"/>
+          </w:rPr>
+          <w:t>LTC2945</w:t>
+        </w:r>
+      </w:hyperlink>
+      <w:r>
+        <w:rPr>
+          <w:lang w:val="es-ES"/>
+        </w:rPr>
+        <w:t xml:space="preserve"> que ya realizan todos estos cálculos y te los otorgan por I2C y lo único que Tenes que hacer es tomarlos, el problema es que utilizan SHUNT, esto es, una resistencia pequeña de valor conocido para establecer una relacion entre la corriente y voltaje en ella y obtener asi el valor de corriente, lo negativo de esto es la disipación de potencia, es alta, lo pagamos con calor.  </w:t>
+      </w:r>
+    </w:p>
+    <w:p>
+      <w:pPr>
+        <w:rPr>
+          <w:lang w:val="es-ES"/>
+        </w:rPr>
+      </w:pPr>
+    </w:p>
+    <w:p>
+      <w:pPr>
+        <w:rPr>
+          <w:rStyle w:val="nfasisintenso"/>
+        </w:rPr>
+      </w:pPr>
+      <w:r>
+        <w:rPr>
+          <w:rStyle w:val="nfasisintenso"/>
+        </w:rPr>
+        <w:t>Opiniones Equipo:</w:t>
+      </w:r>
+    </w:p>
+    <w:p>
+      <w:pPr>
+        <w:pStyle w:val="Prrafodelista"/>
+        <w:numPr>
+          <w:ilvl w:val="0"/>
+          <w:numId w:val="12"/>
+        </w:numPr>
+        <w:rPr>
+          <w:rStyle w:val="nfasisintenso"/>
+        </w:rPr>
+      </w:pPr>
+      <w:r>
+        <w:rPr>
+          <w:rStyle w:val="nfasisintenso"/>
+        </w:rPr>
+        <w:t>Vamos a colocar los dos sensores, el de voltaje y corriente y después Leo va a ver de que manera hacer la simplificación.</w:t>
+      </w:r>
+    </w:p>
+    <w:p>
+      <w:pPr>
+        <w:pStyle w:val="Prrafodelista"/>
+        <w:numPr>
+          <w:ilvl w:val="0"/>
+          <w:numId w:val="12"/>
+        </w:numPr>
+        <w:rPr>
+          <w:rStyle w:val="nfasisintenso"/>
+        </w:rPr>
+      </w:pPr>
+      <w:r>
+        <w:rPr>
+          <w:rStyle w:val="nfasisintenso"/>
+        </w:rPr>
+        <w:t xml:space="preserve">Vamos a colocar el conversor AD fuera de la ESP32 para tener mayor precisión. Además, podemos usar las demás entradas para otra cosa. ¿La comunicación es I2C?  </w:t>
+      </w:r>
+    </w:p>
+    <w:p>
+      <w:pPr>
+        <w:rPr>
+          <w:lang w:val="es-ES"/>
+        </w:rPr>
+      </w:pPr>
+    </w:p>
+    <w:p>
+      <w:pPr>
+        <w:rPr>
+          <w:lang w:val="es-ES"/>
+        </w:rPr>
+      </w:pPr>
+    </w:p>
+    <w:p>
+      <w:pPr>
+        <w:rPr>
+          <w:lang w:val="es-ES"/>
+        </w:rPr>
+      </w:pPr>
+    </w:p>
+    <w:p>
+      <w:pPr>
+        <w:rPr>
+          <w:lang w:val="es-ES"/>
+        </w:rPr>
+      </w:pPr>
+    </w:p>
+    <w:p>
+      <w:pPr>
+        <w:rPr>
+          <w:lang w:val="es-ES"/>
+        </w:rPr>
+      </w:pPr>
+    </w:p>
+    <w:p>
+      <w:pPr>
+        <w:rPr>
+          <w:lang w:val="es-ES"/>
+        </w:rPr>
+      </w:pPr>
+    </w:p>
+    <w:p>
+      <w:pPr>
+        <w:rPr>
+          <w:lang w:val="es-ES"/>
+        </w:rPr>
+      </w:pPr>
+    </w:p>
+    <w:p>
+      <w:pPr>
+        <w:rPr>
+          <w:lang w:val="es-ES"/>
+        </w:rPr>
+      </w:pPr>
+    </w:p>
+    <w:p>
+      <w:pPr>
+        <w:pStyle w:val="Subttulo"/>
+        <w:rPr>
+          <w:lang w:val="es-ES"/>
+        </w:rPr>
+      </w:pPr>
+      <w:r>
+        <w:rPr>
+          <w:lang w:val="es-ES"/>
+        </w:rPr>
+        <w:t>Divisor Resistivo o Transceptor para tomar Datos del Display:</w:t>
+      </w:r>
+    </w:p>
+    <w:p>
+      <w:pPr>
+        <w:pStyle w:val="Prrafodelista"/>
+        <w:numPr>
+          <w:ilvl w:val="0"/>
+          <w:numId w:val="9"/>
+        </w:numPr>
+        <w:rPr>
+          <w:lang w:val="es-ES"/>
+        </w:rPr>
+      </w:pPr>
+      <w:r>
+        <w:rPr>
+          <w:lang w:val="es-ES"/>
+        </w:rPr>
+        <w:t xml:space="preserve">Actualmente estamos usando un divisor resistivo para tomar los datos que vienen desde la controladora de Salus hacia el Display porque el nivel de voltaje del protocolo de comunicación es mayor que el que soporta una ESP32 (VOTOL: 5,2V – ESP32: 3,3). El problema con este circuito es que al estar únicamente conformado por resistencias no tiene las protecciones ni resguardos necesarios para que la comunicación no sea errónea. Esto se podría solucionar con un componente llamado “Level Shifting” que tiene esta finalidad. </w:t>
+      </w:r>
+    </w:p>
+    <w:p>
+      <w:pPr>
+        <w:pStyle w:val="Prrafodelista"/>
+        <w:numPr>
+          <w:ilvl w:val="0"/>
+          <w:numId w:val="9"/>
+        </w:numPr>
+        <w:rPr>
+          <w:lang w:val="es-ES"/>
+        </w:rPr>
+      </w:pPr>
+      <w:hyperlink r:id="rId20" w:anchor=":~:text=Level%20shifting%2C%20in%20its%20simplest,it%20should%20be%20connected%20externally." w:history="1">
+        <w:r>
+          <w:rPr>
+            <w:rStyle w:val="Hipervnculo"/>
+            <w:lang w:val="es-ES"/>
+          </w:rPr>
+          <w:t>Aca</w:t>
+        </w:r>
+      </w:hyperlink>
+      <w:r>
+        <w:rPr>
+          <w:lang w:val="es-ES"/>
+        </w:rPr>
+        <w:t xml:space="preserve"> la explicación del circuito.</w:t>
+      </w:r>
+    </w:p>
+    <w:p>
+      <w:pPr>
+        <w:pStyle w:val="Prrafodelista"/>
+        <w:numPr>
+          <w:ilvl w:val="0"/>
+          <w:numId w:val="9"/>
+        </w:numPr>
+        <w:rPr>
+          <w:lang w:val="es-ES"/>
+        </w:rPr>
+      </w:pPr>
+      <w:hyperlink r:id="rId21" w:history="1">
+        <w:r>
+          <w:rPr>
+            <w:rStyle w:val="Hipervnculo"/>
+            <w:lang w:val="es-ES"/>
+          </w:rPr>
+          <w:t>Aca</w:t>
+        </w:r>
+      </w:hyperlink>
+      <w:r>
+        <w:rPr>
+          <w:lang w:val="es-ES"/>
+        </w:rPr>
+        <w:t xml:space="preserve"> guía y video de uso. </w:t>
+      </w:r>
+    </w:p>
+    <w:p>
+      <w:pPr>
+        <w:pStyle w:val="Prrafodelista"/>
+        <w:numPr>
+          <w:ilvl w:val="0"/>
+          <w:numId w:val="9"/>
+        </w:numPr>
+        <w:rPr>
+          <w:lang w:val="es-ES"/>
+        </w:rPr>
+      </w:pPr>
+      <w:hyperlink r:id="rId22" w:history="1">
+        <w:r>
+          <w:rPr>
+            <w:rStyle w:val="Hipervnculo"/>
+            <w:lang w:val="es-ES"/>
+          </w:rPr>
+          <w:t>Aca</w:t>
+        </w:r>
+      </w:hyperlink>
+      <w:r>
+        <w:rPr>
+          <w:lang w:val="es-ES"/>
+        </w:rPr>
+        <w:t xml:space="preserve"> algunas notas de aplicación y recomendaciones de Texas Instruments.</w:t>
+      </w:r>
+    </w:p>
+    <w:p>
+      <w:pPr>
+        <w:pStyle w:val="Prrafodelista"/>
+        <w:numPr>
+          <w:ilvl w:val="0"/>
+          <w:numId w:val="9"/>
+        </w:numPr>
+        <w:rPr>
+          <w:lang w:val="es-ES"/>
+        </w:rPr>
+      </w:pPr>
+      <w:r>
+        <w:rPr>
+          <w:lang w:val="es-ES"/>
+        </w:rPr>
+        <w:t>Podemos hacer directamente con un divisor resistivo y un Schmitt trigger para limpiar la señal de ruido y asegurarnos que nos llegue la señal limpia.</w:t>
+      </w:r>
+    </w:p>
+    <w:p>
+      <w:pPr>
+        <w:pStyle w:val="Prrafodelista"/>
+        <w:numPr>
+          <w:ilvl w:val="0"/>
+          <w:numId w:val="9"/>
+        </w:numPr>
+        <w:rPr>
+          <w:lang w:val="es-ES"/>
+        </w:rPr>
+      </w:pPr>
+      <w:r>
+        <w:rPr>
+          <w:lang w:val="es-ES"/>
+        </w:rPr>
+        <w:t>El problema del Schmitt Trigger es que tenemos que buscar alguno en particular que nos sirva para nuestros umbrales, de igual manera la señal está muy limpia a la salida, por lo menos en el osciloscopio. La otra forma (Si es que no conseguimos un Schmitt que nos proporcione esos umbrales) podemos diseñarlo con comparadores o amplificadores operacionales.</w:t>
+      </w:r>
+    </w:p>
+    <w:p>
+      <w:pPr>
+        <w:pStyle w:val="Prrafodelista"/>
+        <w:numPr>
+          <w:ilvl w:val="0"/>
+          <w:numId w:val="9"/>
+        </w:numPr>
+        <w:rPr>
+          <w:lang w:val="es-ES"/>
+        </w:rPr>
+      </w:pPr>
+      <w:r>
+        <w:rPr>
+          <w:lang w:val="es-ES"/>
+        </w:rPr>
+        <w:t xml:space="preserve">Una de las opciones de Schmitt </w:t>
+      </w:r>
+      <w:hyperlink r:id="rId23" w:history="1">
+        <w:r>
+          <w:rPr>
+            <w:rStyle w:val="Hipervnculo"/>
+            <w:lang w:val="es-ES"/>
+          </w:rPr>
+          <w:t>Aca</w:t>
+        </w:r>
+      </w:hyperlink>
+      <w:r>
+        <w:rPr>
+          <w:lang w:val="es-ES"/>
+        </w:rPr>
+        <w:t>.</w:t>
+      </w:r>
+    </w:p>
+    <w:p>
+      <w:pPr>
+        <w:rPr>
+          <w:lang w:val="es-ES"/>
+        </w:rPr>
+      </w:pPr>
+    </w:p>
+    <w:p>
+      <w:pPr>
+        <w:rPr>
+          <w:rStyle w:val="nfasisintenso"/>
+        </w:rPr>
+      </w:pPr>
+      <w:r>
+        <w:rPr>
+          <w:rStyle w:val="nfasisintenso"/>
+        </w:rPr>
+        <w:t>Opiniones Equipo:</w:t>
+      </w:r>
+    </w:p>
+    <w:p>
+      <w:pPr>
+        <w:rPr>
+          <w:rStyle w:val="nfasisintenso"/>
+        </w:rPr>
+      </w:pPr>
+      <w:r>
+        <w:rPr>
+          <w:rStyle w:val="nfasisintenso"/>
+          <w:noProof/>
+        </w:rPr>
+        <w:lastRenderedPageBreak/>
+        <w:drawing>
+          <wp:inline distT="0" distB="0" distL="0" distR="0" wp14:anchorId="4C0E24FD" wp14:editId="0B28BFA7">
+            <wp:extent cx="5400040" cy="3582670"/>
+            <wp:effectExtent l="0" t="0" r="0" b="0"/>
+            <wp:docPr id="758832290" name="Imagen 1"/>
+            <wp:cNvGraphicFramePr>
+              <a:graphicFrameLocks xmlns:a="http://schemas.openxmlformats.org/drawingml/2006/main" noChangeAspect="1"/>
+            </wp:cNvGraphicFramePr>
+            <a:graphic xmlns:a="http://schemas.openxmlformats.org/drawingml/2006/main">
+              <a:graphicData uri="http://schemas.openxmlformats.org/drawingml/2006/picture">
+                <pic:pic xmlns:pic="http://schemas.openxmlformats.org/drawingml/2006/picture">
+                  <pic:nvPicPr>
+                    <pic:cNvPr id="758832290" name=""/>
+                    <pic:cNvPicPr/>
+                  </pic:nvPicPr>
+                  <pic:blipFill>
+                    <a:blip r:embed="rId24"/>
+                    <a:stretch>
+                      <a:fillRect/>
+                    </a:stretch>
+                  </pic:blipFill>
+                  <pic:spPr>
+                    <a:xfrm>
+                      <a:off x="0" y="0"/>
+                      <a:ext cx="5400040" cy="3582670"/>
+                    </a:xfrm>
+                    <a:prstGeom prst="rect">
+                      <a:avLst/>
+                    </a:prstGeom>
+                  </pic:spPr>
+                </pic:pic>
+              </a:graphicData>
+            </a:graphic>
+          </wp:inline>
+        </w:drawing>
+      </w:r>
+    </w:p>
+    <w:p>
+      <w:pPr>
+        <w:pStyle w:val="Prrafodelista"/>
+        <w:numPr>
+          <w:ilvl w:val="0"/>
+          <w:numId w:val="11"/>
+        </w:numPr>
+        <w:rPr>
+          <w:rStyle w:val="nfasisintenso"/>
+        </w:rPr>
+      </w:pPr>
+      <w:r>
+        <w:rPr>
+          <w:rStyle w:val="nfasisintenso"/>
+        </w:rPr>
+        <w:t>Diseñamos otro circuito basado en la versión del MOSFET de los level shiftters, lo hacemos únicamente con un diodo de forma que podamos reducir el uso de corriente.</w:t>
+      </w:r>
+    </w:p>
+    <w:p>
+      <w:pPr>
+        <w:pStyle w:val="Prrafodelista"/>
+        <w:numPr>
+          <w:ilvl w:val="0"/>
+          <w:numId w:val="11"/>
+        </w:numPr>
+        <w:rPr>
+          <w:rStyle w:val="nfasisintenso"/>
+        </w:rPr>
+      </w:pPr>
+      <w:r>
+        <w:rPr>
+          <w:rStyle w:val="nfasisintenso"/>
+        </w:rPr>
+        <w:t>Sin Schmitt trigger. Sale bastante limpio de la controladora y no esta tan lejos.</w:t>
+      </w:r>
+    </w:p>
+    <w:p>
+      <w:pPr>
+        <w:pStyle w:val="Prrafodelista"/>
+        <w:numPr>
+          <w:ilvl w:val="0"/>
+          <w:numId w:val="11"/>
+        </w:numPr>
+        <w:rPr>
+          <w:rStyle w:val="nfasisintenso"/>
+        </w:rPr>
+      </w:pPr>
+      <w:r>
+        <w:rPr>
+          <w:rStyle w:val="nfasisintenso"/>
+        </w:rPr>
+        <w:t xml:space="preserve">Vamos a usar un diodo Schottky </w:t>
+      </w:r>
+    </w:p>
+    <w:p>
+      <w:pPr>
+        <w:rPr>
+          <w:lang w:val="es-ES"/>
+        </w:rPr>
+      </w:pPr>
+    </w:p>
+    <w:p>
+      <w:pPr>
+        <w:rPr>
+          <w:lang w:val="es-ES"/>
+        </w:rPr>
+      </w:pPr>
+    </w:p>
+    <w:p>
+      <w:pPr>
+        <w:pStyle w:val="Subttulo"/>
+        <w:rPr>
+          <w:lang w:val="es-ES"/>
+        </w:rPr>
+      </w:pPr>
+    </w:p>
+    <w:p>
+      <w:pPr>
+        <w:pStyle w:val="Subttulo"/>
+        <w:rPr>
+          <w:lang w:val="es-ES"/>
+        </w:rPr>
+      </w:pPr>
+    </w:p>
+    <w:p>
+      <w:pPr>
+        <w:pStyle w:val="Subttulo"/>
+        <w:rPr>
+          <w:lang w:val="es-ES"/>
+        </w:rPr>
+      </w:pPr>
+      <w:r>
+        <w:rPr>
+          <w:lang w:val="es-ES"/>
+        </w:rPr>
+        <w:t>Parlante Usando Amplificador:</w:t>
+      </w:r>
+    </w:p>
+    <w:p>
+      <w:pPr>
+        <w:rPr>
+          <w:lang w:val="es-ES"/>
+        </w:rPr>
+      </w:pPr>
+    </w:p>
+    <w:p>
+      <w:pPr>
+        <w:pStyle w:val="Prrafodelista"/>
+        <w:numPr>
+          <w:ilvl w:val="0"/>
+          <w:numId w:val="14"/>
+        </w:numPr>
+        <w:rPr>
+          <w:lang w:val="es-ES"/>
+        </w:rPr>
+      </w:pPr>
+      <w:r>
+        <w:rPr>
+          <w:lang w:val="es-ES"/>
+        </w:rPr>
+        <w:t>Arrancamos con la investigación para poner un amplificador en Salus.</w:t>
+      </w:r>
+    </w:p>
+    <w:p>
+      <w:pPr>
+        <w:pStyle w:val="Prrafodelista"/>
+        <w:numPr>
+          <w:ilvl w:val="0"/>
+          <w:numId w:val="14"/>
+        </w:numPr>
+        <w:rPr>
+          <w:lang w:val="es-ES"/>
+        </w:rPr>
+      </w:pPr>
+      <w:r>
+        <w:rPr>
+          <w:lang w:val="es-ES"/>
+        </w:rPr>
+        <w:t xml:space="preserve">El tema de hacerlo con transistores es que es muy laborioso al pedo cuando directamente podemos colocarle algún amplificador de sonido y un controlador de audio. </w:t>
+      </w:r>
+    </w:p>
+    <w:p>
+      <w:pPr>
+        <w:pStyle w:val="Prrafodelista"/>
+        <w:numPr>
+          <w:ilvl w:val="0"/>
+          <w:numId w:val="14"/>
+        </w:numPr>
+        <w:rPr>
+          <w:lang w:val="es-ES"/>
+        </w:rPr>
+      </w:pPr>
+      <w:r>
+        <w:rPr>
+          <w:lang w:val="es-ES"/>
+        </w:rPr>
+        <w:t xml:space="preserve">Creo que podemos ver de conseguir amplificadores operacionales para hacer la amplificación y ver circuitos en internet para no tener que realizarlo con diseño. </w:t>
+      </w:r>
+    </w:p>
+    <w:p>
+      <w:pPr>
+        <w:pStyle w:val="Prrafodelista"/>
+        <w:numPr>
+          <w:ilvl w:val="0"/>
+          <w:numId w:val="14"/>
+        </w:numPr>
+        <w:rPr>
+          <w:lang w:val="es-ES"/>
+        </w:rPr>
+      </w:pPr>
+      <w:r>
+        <w:rPr>
+          <w:lang w:val="es-ES"/>
+        </w:rPr>
+        <w:t>De otra manera si nos demoramos mucho lo ideal seria comprar uno que funcione en internet para desarmarlo y usar la bocina con el circuito de amplificación.</w:t>
+      </w:r>
+    </w:p>
+    <w:p>
+      <w:pPr>
+        <w:pStyle w:val="Prrafodelista"/>
+        <w:numPr>
+          <w:ilvl w:val="0"/>
+          <w:numId w:val="14"/>
+        </w:numPr>
+        <w:rPr>
+          <w:lang w:val="es-ES"/>
+        </w:rPr>
+      </w:pPr>
+      <w:r>
+        <w:rPr>
+          <w:lang w:val="es-ES"/>
+        </w:rPr>
+        <w:t>Arrancamos por ver opciones de compra</w:t>
+      </w:r>
+    </w:p>
+    <w:p>
+      <w:pPr>
+        <w:pStyle w:val="Prrafodelista"/>
+        <w:numPr>
+          <w:ilvl w:val="0"/>
+          <w:numId w:val="14"/>
+        </w:numPr>
+        <w:rPr>
+          <w:lang w:val="es-ES"/>
+        </w:rPr>
+      </w:pPr>
+      <w:r>
+        <w:rPr>
+          <w:lang w:val="es-ES"/>
+        </w:rPr>
+        <w:t>Intenté ver de que manera funciona el amplificador y parlante de las ruedas que trajeron de China, pero no tiene instrucciones de uso y el circuito es demasiado engorroso como para perder tiempo en eso. Parece que contiene unos drivers de USB y además un Chip Único de Sonido Integrado. Además, seguramente requiere de amplificación mediante parlantes.</w:t>
+      </w:r>
+    </w:p>
+    <w:p>
+      <w:pPr>
+        <w:pStyle w:val="Prrafodelista"/>
+        <w:numPr>
+          <w:ilvl w:val="0"/>
+          <w:numId w:val="14"/>
+        </w:numPr>
+        <w:rPr>
+          <w:lang w:val="es-ES"/>
+        </w:rPr>
+      </w:pPr>
+      <w:r>
+        <w:rPr>
+          <w:lang w:val="es-ES"/>
+        </w:rPr>
+        <w:lastRenderedPageBreak/>
+        <w:t xml:space="preserve">Diferencia entre las distintas clases de amplificación </w:t>
+      </w:r>
+      <w:hyperlink r:id="rId25" w:history="1">
+        <w:r>
+          <w:rPr>
+            <w:rStyle w:val="Hipervnculo"/>
+            <w:lang w:val="es-ES"/>
+          </w:rPr>
+          <w:t>ACA</w:t>
+        </w:r>
+      </w:hyperlink>
+      <w:r>
+        <w:rPr>
+          <w:lang w:val="es-ES"/>
+        </w:rPr>
+        <w:t>.</w:t>
+      </w:r>
+    </w:p>
+    <w:p>
+      <w:pPr>
+        <w:pStyle w:val="Prrafodelista"/>
+        <w:numPr>
+          <w:ilvl w:val="0"/>
+          <w:numId w:val="14"/>
+        </w:numPr>
+        <w:rPr>
+          <w:lang w:val="es-ES"/>
+        </w:rPr>
+      </w:pPr>
+      <w:r>
+        <w:rPr>
+          <w:lang w:val="es-ES"/>
+        </w:rPr>
+        <w:t xml:space="preserve">Vamos a diseñar el parlante nosotros usando un integrado que amplifica audio. </w:t>
+      </w:r>
+    </w:p>
+    <w:p>
+      <w:pPr>
+        <w:pStyle w:val="Prrafodelista"/>
+        <w:numPr>
+          <w:ilvl w:val="0"/>
+          <w:numId w:val="14"/>
+        </w:numPr>
+        <w:rPr>
+          <w:lang w:val="es-ES"/>
+        </w:rPr>
+      </w:pPr>
+      <w:r>
+        <w:rPr>
+          <w:lang w:val="es-ES"/>
+        </w:rPr>
+        <w:t xml:space="preserve">Primera opción </w:t>
+      </w:r>
+      <w:hyperlink r:id="rId26" w:history="1">
+        <w:r>
+          <w:rPr>
+            <w:rStyle w:val="Hipervnculo"/>
+            <w:lang w:val="es-ES"/>
+          </w:rPr>
+          <w:t>ACA</w:t>
+        </w:r>
+      </w:hyperlink>
+      <w:r>
+        <w:rPr>
+          <w:lang w:val="es-ES"/>
+        </w:rPr>
+        <w:t>.</w:t>
+      </w:r>
+    </w:p>
+    <w:p>
+      <w:pPr>
+        <w:pStyle w:val="Prrafodelista"/>
+        <w:numPr>
+          <w:ilvl w:val="0"/>
+          <w:numId w:val="14"/>
+        </w:numPr>
+        <w:rPr>
+          <w:lang w:val="es-ES"/>
+        </w:rPr>
+      </w:pPr>
+      <w:r>
+        <w:rPr>
+          <w:lang w:val="es-ES"/>
+        </w:rPr>
+        <w:t xml:space="preserve">Segunda </w:t>
+      </w:r>
+      <w:r>
+        <w:rPr>
+          <w:lang w:val="es-ES"/>
+        </w:rPr>
+        <w:t>Opción</w:t>
+      </w:r>
+      <w:r>
+        <w:rPr>
+          <w:lang w:val="es-ES"/>
+        </w:rPr>
+        <w:t xml:space="preserve"> </w:t>
+      </w:r>
+      <w:hyperlink r:id="rId27" w:history="1">
+        <w:r>
+          <w:rPr>
+            <w:rStyle w:val="Hipervnculo"/>
+            <w:lang w:val="es-ES"/>
+          </w:rPr>
+          <w:t>ACA</w:t>
+        </w:r>
+      </w:hyperlink>
+      <w:r>
+        <w:rPr>
+          <w:lang w:val="es-ES"/>
+        </w:rPr>
+        <w:t>. (Recomendado por Chat)</w:t>
+      </w:r>
+    </w:p>
+    <w:p>
+      <w:pPr>
+        <w:pStyle w:val="Prrafodelista"/>
+        <w:numPr>
+          <w:ilvl w:val="0"/>
+          <w:numId w:val="14"/>
+        </w:numPr>
+        <w:rPr>
+          <w:lang w:val="es-ES"/>
+        </w:rPr>
+      </w:pPr>
+      <w:r>
+        <w:rPr>
+          <w:lang w:val="es-ES"/>
+        </w:rPr>
+        <w:t>Lo ideal seria hacerlo con el amplificador tipo D. El lunes seguimos buscando.</w:t>
+      </w:r>
+    </w:p>
+    <w:p>
+      <w:pPr>
+        <w:pStyle w:val="Prrafodelista"/>
+        <w:numPr>
+          <w:ilvl w:val="0"/>
+          <w:numId w:val="14"/>
+        </w:numPr>
+        <w:rPr>
+          <w:lang w:val="es-ES"/>
+        </w:rPr>
+      </w:pPr>
+      <w:r>
+        <w:rPr>
+          <w:lang w:val="es-ES"/>
+        </w:rPr>
+        <w:t>Por lo que estuve investigando (Hoy lunes 26/1/2026), existen distintas etapas de amplificación en un parlante, preamplificacion (Amplificación de tensión sin corriente) y amplificación de potencia (Amplificación de corriente para permitir el movimiento de las bocinas). Nosotros igualmente únicamente necesitaríamos solo la etapa de amplificación de potencia (corriente) porque la preamplificacion se usa para cosas profesionales.</w:t>
+      </w:r>
+    </w:p>
+    <w:p>
+      <w:pPr>
+        <w:pStyle w:val="Prrafodelista"/>
+        <w:numPr>
+          <w:ilvl w:val="0"/>
+          <w:numId w:val="14"/>
+        </w:numPr>
+        <w:rPr>
+          <w:lang w:val="es-ES"/>
+        </w:rPr>
+      </w:pPr>
+      <w:r>
+        <w:rPr>
+          <w:lang w:val="es-ES"/>
+        </w:rPr>
+        <w:t xml:space="preserve">Existen distintos tipos de Circuitos integrados que proporcionan potencias distintas de sonido. Existe un tipo de conexión de amplificación BTL que se usa para duplicar el voltaje que le llega al parlante con la finalidad de duplicar su potencia simplemente duplicando el voltaje, esto no nos haría falta tampoco. </w:t>
+      </w:r>
+    </w:p>
+    <w:p>
+      <w:pPr>
+        <w:pStyle w:val="Prrafodelista"/>
+        <w:numPr>
+          <w:ilvl w:val="0"/>
+          <w:numId w:val="14"/>
+        </w:numPr>
+        <w:rPr>
+          <w:lang w:val="es-ES"/>
+        </w:rPr>
+      </w:pPr>
+      <w:r>
+        <w:rPr>
+          <w:lang w:val="es-ES"/>
+        </w:rPr>
+        <w:t>Necesitamos un circuito integrado que contenga una etapa de amplificación de clase D (por eficiencia energética) y que sea mono (para una única bocina)</w:t>
+      </w:r>
+      <w:r>
+        <w:rPr>
+          <w:lang w:val="es-ES"/>
+        </w:rPr>
+        <w:t>.</w:t>
+      </w:r>
+    </w:p>
+    <w:p>
+      <w:pPr>
+        <w:pStyle w:val="Prrafodelista"/>
+        <w:numPr>
+          <w:ilvl w:val="0"/>
+          <w:numId w:val="14"/>
+        </w:numPr>
+        <w:rPr>
+          <w:lang w:val="es-ES"/>
+        </w:rPr>
+      </w:pPr>
+      <w:r>
+        <w:rPr>
+          <w:lang w:val="es-ES"/>
+        </w:rPr>
+        <w:t xml:space="preserve">Buscando en JLCPCB encontré uno de </w:t>
+      </w:r>
+      <w:hyperlink r:id="rId28" w:history="1">
+        <w:r>
+          <w:rPr>
+            <w:rStyle w:val="Hipervnculo"/>
+            <w:lang w:val="es-ES"/>
+          </w:rPr>
+          <w:t>Texas Instruments</w:t>
+        </w:r>
+      </w:hyperlink>
+      <w:r>
+        <w:rPr>
+          <w:lang w:val="es-ES"/>
+        </w:rPr>
+        <w:t xml:space="preserve"> que creo que nos sirve. Tenemos que tener en cuenta que es BTL y que no se conecta ningún conector del parlante a GND.</w:t>
+      </w:r>
+    </w:p>
+    <w:p>
+      <w:pPr>
+        <w:rPr>
+          <w:lang w:val="es-ES"/>
+        </w:rPr>
+      </w:pPr>
+    </w:p>
+    <w:p>
+      <w:pPr>
+        <w:rPr>
+          <w:lang w:val="es-ES"/>
+        </w:rPr>
+      </w:pPr>
+    </w:p>
+    <w:p>
+      <w:pPr>
+        <w:rPr>
+          <w:lang w:val="es-ES"/>
+        </w:rPr>
+      </w:pPr>
+    </w:p>
+    <w:p>
+      <w:pPr>
+        <w:rPr>
+          <w:lang w:val="es-ES"/>
+        </w:rPr>
+      </w:pPr>
+    </w:p>
+    <w:p>
+      <w:pPr>
+        <w:rPr>
+          <w:lang w:val="es-ES"/>
+        </w:rPr>
+      </w:pPr>
+    </w:p>
+    <w:p>
+      <w:pPr>
+        <w:rPr>
+          <w:lang w:val="es-ES"/>
+        </w:rPr>
+      </w:pPr>
+    </w:p>
+    <w:p>
+      <w:pPr>
+        <w:rPr>
+          <w:lang w:val="es-ES"/>
+        </w:rPr>
+      </w:pPr>
+    </w:p>
+    <w:p>
+      <w:pPr>
+        <w:rPr>
+          <w:lang w:val="es-ES"/>
+        </w:rPr>
+      </w:pPr>
+    </w:p>
+    <w:p>
+      <w:pPr>
+        <w:rPr>
+          <w:lang w:val="es-ES"/>
+        </w:rPr>
+      </w:pPr>
+    </w:p>
+    <w:p>
+      <w:pPr>
+        <w:rPr>
+          <w:lang w:val="es-ES"/>
+        </w:rPr>
+      </w:pPr>
+    </w:p>
+    <w:p>
+      <w:pPr>
+        <w:rPr>
+          <w:lang w:val="es-ES"/>
+        </w:rPr>
+      </w:pPr>
     </w:p>
     <w:p>
       <w:pPr>
@@ -281,122 +3155,28 @@
       <w:pPr>
         <w:pStyle w:val="Ttulo"/>
         <w:rPr>
-          <w:b/>
-          <w:bCs/>
           <w:u w:val="single"/>
           <w:lang w:val="es-ES"/>
         </w:rPr>
       </w:pPr>
-      <w:r>
-        <w:rPr>
-          <w:b/>
-          <w:bCs/>
+    </w:p>
+    <w:p>
+      <w:pPr>
+        <w:pStyle w:val="Ttulo"/>
+        <w:rPr>
           <w:u w:val="single"/>
           <w:lang w:val="es-ES"/>
         </w:rPr>
-        <w:t xml:space="preserve">Cosas que no funcionaron o quedaron por funcionar de PCB </w:t>
-      </w:r>
-      <w:proofErr w:type="spellStart"/>
-      <w:r>
-        <w:rPr>
-          <w:b/>
-          <w:bCs/>
+      </w:pPr>
+    </w:p>
+    <w:p>
+      <w:pPr>
+        <w:pStyle w:val="Ttulo"/>
+        <w:rPr>
           <w:u w:val="single"/>
           <w:lang w:val="es-ES"/>
         </w:rPr>
-        <w:t>Salus</w:t>
-      </w:r>
-      <w:proofErr w:type="spellEnd"/>
-      <w:r>
-        <w:rPr>
-          <w:b/>
-          <w:bCs/>
-          <w:u w:val="single"/>
-          <w:lang w:val="es-ES"/>
-        </w:rPr>
-        <w:t xml:space="preserve"> III</w:t>
-      </w:r>
-    </w:p>
-    <w:p>
-      <w:pPr>
-        <w:rPr>
-          <w:lang w:val="es-ES"/>
-        </w:rPr>
-      </w:pPr>
-    </w:p>
-    <w:p>
-      <w:pPr>
-        <w:rPr>
-          <w:lang w:val="es-ES"/>
-        </w:rPr>
-      </w:pPr>
-    </w:p>
-    <w:p>
-      <w:pPr>
-        <w:rPr>
-          <w:lang w:val="es-ES"/>
-        </w:rPr>
-      </w:pPr>
-    </w:p>
-    <w:p>
-      <w:pPr>
-        <w:rPr>
-          <w:lang w:val="es-ES"/>
-        </w:rPr>
-      </w:pPr>
-    </w:p>
-    <w:p>
-      <w:pPr>
-        <w:rPr>
-          <w:lang w:val="es-ES"/>
-        </w:rPr>
-      </w:pPr>
-    </w:p>
-    <w:p>
-      <w:pPr>
-        <w:rPr>
-          <w:lang w:val="es-ES"/>
-        </w:rPr>
-      </w:pPr>
-    </w:p>
-    <w:p>
-      <w:pPr>
-        <w:pStyle w:val="Ttulo"/>
-        <w:rPr>
-          <w:b/>
-          <w:bCs/>
-          <w:lang w:val="es-ES"/>
-        </w:rPr>
-      </w:pPr>
-      <w:r>
-        <w:rPr>
-          <w:b/>
-          <w:bCs/>
-          <w:u w:val="single"/>
-          <w:lang w:val="es-ES"/>
-        </w:rPr>
-        <w:t xml:space="preserve">Cosas que podríamos mejorar de la placa de </w:t>
-      </w:r>
-      <w:proofErr w:type="spellStart"/>
-      <w:r>
-        <w:rPr>
-          <w:b/>
-          <w:bCs/>
-          <w:u w:val="single"/>
-          <w:lang w:val="es-ES"/>
-        </w:rPr>
-        <w:t>Salus</w:t>
-      </w:r>
-      <w:proofErr w:type="spellEnd"/>
-      <w:r>
-        <w:rPr>
-          <w:b/>
-          <w:bCs/>
-          <w:u w:val="single"/>
-          <w:lang w:val="es-ES"/>
-        </w:rPr>
-        <w:t xml:space="preserve"> III</w:t>
-      </w:r>
+      </w:pPr>
     </w:p>
     <w:sectPr>
       <w:pgSz w:w="11906" w:h="16838"/>
@@ -523,6 +3303,1222 @@
     </w:lvl>
   </w:abstractNum>
   <w:abstractNum w:abstractNumId="1" w15:restartNumberingAfterBreak="0">
+    <w:nsid w:val="0A3C537E"/>
+    <w:multiLevelType w:val="hybridMultilevel"/>
+    <w:tmpl w:val="B190581C"/>
+    <w:lvl w:ilvl="0" w:tplc="2C0A0001">
+      <w:start w:val="1"/>
+      <w:numFmt w:val="bullet"/>
+      <w:lvlText w:val=""/>
+      <w:lvlJc w:val="left"/>
+      <w:pPr>
+        <w:ind w:left="720" w:hanging="360"/>
+      </w:pPr>
+      <w:rPr>
+        <w:rFonts w:ascii="Symbol" w:hAnsi="Symbol" w:hint="default"/>
+      </w:rPr>
+    </w:lvl>
+    <w:lvl w:ilvl="1" w:tplc="2C0A0003" w:tentative="1">
+      <w:start w:val="1"/>
+      <w:numFmt w:val="bullet"/>
+      <w:lvlText w:val="o"/>
+      <w:lvlJc w:val="left"/>
+      <w:pPr>
+        <w:ind w:left="1440" w:hanging="360"/>
+      </w:pPr>
+      <w:rPr>
+        <w:rFonts w:ascii="Courier New" w:hAnsi="Courier New" w:cs="Courier New" w:hint="default"/>
+      </w:rPr>
+    </w:lvl>
+    <w:lvl w:ilvl="2" w:tplc="2C0A0005" w:tentative="1">
+      <w:start w:val="1"/>
+      <w:numFmt w:val="bullet"/>
+      <w:lvlText w:val=""/>
+      <w:lvlJc w:val="left"/>
+      <w:pPr>
+        <w:ind w:left="2160" w:hanging="360"/>
+      </w:pPr>
+      <w:rPr>
+        <w:rFonts w:ascii="Wingdings" w:hAnsi="Wingdings" w:hint="default"/>
+      </w:rPr>
+    </w:lvl>
+    <w:lvl w:ilvl="3" w:tplc="2C0A0001" w:tentative="1">
+      <w:start w:val="1"/>
+      <w:numFmt w:val="bullet"/>
+      <w:lvlText w:val=""/>
+      <w:lvlJc w:val="left"/>
+      <w:pPr>
+        <w:ind w:left="2880" w:hanging="360"/>
+      </w:pPr>
+      <w:rPr>
+        <w:rFonts w:ascii="Symbol" w:hAnsi="Symbol" w:hint="default"/>
+      </w:rPr>
+    </w:lvl>
+    <w:lvl w:ilvl="4" w:tplc="2C0A0003" w:tentative="1">
+      <w:start w:val="1"/>
+      <w:numFmt w:val="bullet"/>
+      <w:lvlText w:val="o"/>
+      <w:lvlJc w:val="left"/>
+      <w:pPr>
+        <w:ind w:left="3600" w:hanging="360"/>
+      </w:pPr>
+      <w:rPr>
+        <w:rFonts w:ascii="Courier New" w:hAnsi="Courier New" w:cs="Courier New" w:hint="default"/>
+      </w:rPr>
+    </w:lvl>
+    <w:lvl w:ilvl="5" w:tplc="2C0A0005" w:tentative="1">
+      <w:start w:val="1"/>
+      <w:numFmt w:val="bullet"/>
+      <w:lvlText w:val=""/>
+      <w:lvlJc w:val="left"/>
+      <w:pPr>
+        <w:ind w:left="4320" w:hanging="360"/>
+      </w:pPr>
+      <w:rPr>
+        <w:rFonts w:ascii="Wingdings" w:hAnsi="Wingdings" w:hint="default"/>
+      </w:rPr>
+    </w:lvl>
+    <w:lvl w:ilvl="6" w:tplc="2C0A0001" w:tentative="1">
+      <w:start w:val="1"/>
+      <w:numFmt w:val="bullet"/>
+      <w:lvlText w:val=""/>
+      <w:lvlJc w:val="left"/>
+      <w:pPr>
+        <w:ind w:left="5040" w:hanging="360"/>
+      </w:pPr>
+      <w:rPr>
+        <w:rFonts w:ascii="Symbol" w:hAnsi="Symbol" w:hint="default"/>
+      </w:rPr>
+    </w:lvl>
+    <w:lvl w:ilvl="7" w:tplc="2C0A0003" w:tentative="1">
+      <w:start w:val="1"/>
+      <w:numFmt w:val="bullet"/>
+      <w:lvlText w:val="o"/>
+      <w:lvlJc w:val="left"/>
+      <w:pPr>
+        <w:ind w:left="5760" w:hanging="360"/>
+      </w:pPr>
+      <w:rPr>
+        <w:rFonts w:ascii="Courier New" w:hAnsi="Courier New" w:cs="Courier New" w:hint="default"/>
+      </w:rPr>
+    </w:lvl>
+    <w:lvl w:ilvl="8" w:tplc="2C0A0005" w:tentative="1">
+      <w:start w:val="1"/>
+      <w:numFmt w:val="bullet"/>
+      <w:lvlText w:val=""/>
+      <w:lvlJc w:val="left"/>
+      <w:pPr>
+        <w:ind w:left="6480" w:hanging="360"/>
+      </w:pPr>
+      <w:rPr>
+        <w:rFonts w:ascii="Wingdings" w:hAnsi="Wingdings" w:hint="default"/>
+      </w:rPr>
+    </w:lvl>
+  </w:abstractNum>
+  <w:abstractNum w:abstractNumId="2" w15:restartNumberingAfterBreak="0">
+    <w:nsid w:val="0F876439"/>
+    <w:multiLevelType w:val="hybridMultilevel"/>
+    <w:tmpl w:val="66400146"/>
+    <w:lvl w:ilvl="0" w:tplc="2C0A0001">
+      <w:start w:val="1"/>
+      <w:numFmt w:val="bullet"/>
+      <w:lvlText w:val=""/>
+      <w:lvlJc w:val="left"/>
+      <w:pPr>
+        <w:ind w:left="720" w:hanging="360"/>
+      </w:pPr>
+      <w:rPr>
+        <w:rFonts w:ascii="Symbol" w:hAnsi="Symbol" w:hint="default"/>
+      </w:rPr>
+    </w:lvl>
+    <w:lvl w:ilvl="1" w:tplc="2C0A0003" w:tentative="1">
+      <w:start w:val="1"/>
+      <w:numFmt w:val="bullet"/>
+      <w:lvlText w:val="o"/>
+      <w:lvlJc w:val="left"/>
+      <w:pPr>
+        <w:ind w:left="1440" w:hanging="360"/>
+      </w:pPr>
+      <w:rPr>
+        <w:rFonts w:ascii="Courier New" w:hAnsi="Courier New" w:cs="Courier New" w:hint="default"/>
+      </w:rPr>
+    </w:lvl>
+    <w:lvl w:ilvl="2" w:tplc="2C0A0005" w:tentative="1">
+      <w:start w:val="1"/>
+      <w:numFmt w:val="bullet"/>
+      <w:lvlText w:val=""/>
+      <w:lvlJc w:val="left"/>
+      <w:pPr>
+        <w:ind w:left="2160" w:hanging="360"/>
+      </w:pPr>
+      <w:rPr>
+        <w:rFonts w:ascii="Wingdings" w:hAnsi="Wingdings" w:hint="default"/>
+      </w:rPr>
+    </w:lvl>
+    <w:lvl w:ilvl="3" w:tplc="2C0A0001" w:tentative="1">
+      <w:start w:val="1"/>
+      <w:numFmt w:val="bullet"/>
+      <w:lvlText w:val=""/>
+      <w:lvlJc w:val="left"/>
+      <w:pPr>
+        <w:ind w:left="2880" w:hanging="360"/>
+      </w:pPr>
+      <w:rPr>
+        <w:rFonts w:ascii="Symbol" w:hAnsi="Symbol" w:hint="default"/>
+      </w:rPr>
+    </w:lvl>
+    <w:lvl w:ilvl="4" w:tplc="2C0A0003" w:tentative="1">
+      <w:start w:val="1"/>
+      <w:numFmt w:val="bullet"/>
+      <w:lvlText w:val="o"/>
+      <w:lvlJc w:val="left"/>
+      <w:pPr>
+        <w:ind w:left="3600" w:hanging="360"/>
+      </w:pPr>
+      <w:rPr>
+        <w:rFonts w:ascii="Courier New" w:hAnsi="Courier New" w:cs="Courier New" w:hint="default"/>
+      </w:rPr>
+    </w:lvl>
+    <w:lvl w:ilvl="5" w:tplc="2C0A0005" w:tentative="1">
+      <w:start w:val="1"/>
+      <w:numFmt w:val="bullet"/>
+      <w:lvlText w:val=""/>
+      <w:lvlJc w:val="left"/>
+      <w:pPr>
+        <w:ind w:left="4320" w:hanging="360"/>
+      </w:pPr>
+      <w:rPr>
+        <w:rFonts w:ascii="Wingdings" w:hAnsi="Wingdings" w:hint="default"/>
+      </w:rPr>
+    </w:lvl>
+    <w:lvl w:ilvl="6" w:tplc="2C0A0001" w:tentative="1">
+      <w:start w:val="1"/>
+      <w:numFmt w:val="bullet"/>
+      <w:lvlText w:val=""/>
+      <w:lvlJc w:val="left"/>
+      <w:pPr>
+        <w:ind w:left="5040" w:hanging="360"/>
+      </w:pPr>
+      <w:rPr>
+        <w:rFonts w:ascii="Symbol" w:hAnsi="Symbol" w:hint="default"/>
+      </w:rPr>
+    </w:lvl>
+    <w:lvl w:ilvl="7" w:tplc="2C0A0003" w:tentative="1">
+      <w:start w:val="1"/>
+      <w:numFmt w:val="bullet"/>
+      <w:lvlText w:val="o"/>
+      <w:lvlJc w:val="left"/>
+      <w:pPr>
+        <w:ind w:left="5760" w:hanging="360"/>
+      </w:pPr>
+      <w:rPr>
+        <w:rFonts w:ascii="Courier New" w:hAnsi="Courier New" w:cs="Courier New" w:hint="default"/>
+      </w:rPr>
+    </w:lvl>
+    <w:lvl w:ilvl="8" w:tplc="2C0A0005" w:tentative="1">
+      <w:start w:val="1"/>
+      <w:numFmt w:val="bullet"/>
+      <w:lvlText w:val=""/>
+      <w:lvlJc w:val="left"/>
+      <w:pPr>
+        <w:ind w:left="6480" w:hanging="360"/>
+      </w:pPr>
+      <w:rPr>
+        <w:rFonts w:ascii="Wingdings" w:hAnsi="Wingdings" w:hint="default"/>
+      </w:rPr>
+    </w:lvl>
+  </w:abstractNum>
+  <w:abstractNum w:abstractNumId="3" w15:restartNumberingAfterBreak="0">
+    <w:nsid w:val="170E1972"/>
+    <w:multiLevelType w:val="hybridMultilevel"/>
+    <w:tmpl w:val="B73C15A8"/>
+    <w:lvl w:ilvl="0" w:tplc="2C0A0001">
+      <w:start w:val="1"/>
+      <w:numFmt w:val="bullet"/>
+      <w:lvlText w:val=""/>
+      <w:lvlJc w:val="left"/>
+      <w:pPr>
+        <w:ind w:left="720" w:hanging="360"/>
+      </w:pPr>
+      <w:rPr>
+        <w:rFonts w:ascii="Symbol" w:hAnsi="Symbol" w:hint="default"/>
+      </w:rPr>
+    </w:lvl>
+    <w:lvl w:ilvl="1" w:tplc="2C0A0003" w:tentative="1">
+      <w:start w:val="1"/>
+      <w:numFmt w:val="bullet"/>
+      <w:lvlText w:val="o"/>
+      <w:lvlJc w:val="left"/>
+      <w:pPr>
+        <w:ind w:left="1440" w:hanging="360"/>
+      </w:pPr>
+      <w:rPr>
+        <w:rFonts w:ascii="Courier New" w:hAnsi="Courier New" w:cs="Courier New" w:hint="default"/>
+      </w:rPr>
+    </w:lvl>
+    <w:lvl w:ilvl="2" w:tplc="2C0A0005" w:tentative="1">
+      <w:start w:val="1"/>
+      <w:numFmt w:val="bullet"/>
+      <w:lvlText w:val=""/>
+      <w:lvlJc w:val="left"/>
+      <w:pPr>
+        <w:ind w:left="2160" w:hanging="360"/>
+      </w:pPr>
+      <w:rPr>
+        <w:rFonts w:ascii="Wingdings" w:hAnsi="Wingdings" w:hint="default"/>
+      </w:rPr>
+    </w:lvl>
+    <w:lvl w:ilvl="3" w:tplc="2C0A0001" w:tentative="1">
+      <w:start w:val="1"/>
+      <w:numFmt w:val="bullet"/>
+      <w:lvlText w:val=""/>
+      <w:lvlJc w:val="left"/>
+      <w:pPr>
+        <w:ind w:left="2880" w:hanging="360"/>
+      </w:pPr>
+      <w:rPr>
+        <w:rFonts w:ascii="Symbol" w:hAnsi="Symbol" w:hint="default"/>
+      </w:rPr>
+    </w:lvl>
+    <w:lvl w:ilvl="4" w:tplc="2C0A0003" w:tentative="1">
+      <w:start w:val="1"/>
+      <w:numFmt w:val="bullet"/>
+      <w:lvlText w:val="o"/>
+      <w:lvlJc w:val="left"/>
+      <w:pPr>
+        <w:ind w:left="3600" w:hanging="360"/>
+      </w:pPr>
+      <w:rPr>
+        <w:rFonts w:ascii="Courier New" w:hAnsi="Courier New" w:cs="Courier New" w:hint="default"/>
+      </w:rPr>
+    </w:lvl>
+    <w:lvl w:ilvl="5" w:tplc="2C0A0005" w:tentative="1">
+      <w:start w:val="1"/>
+      <w:numFmt w:val="bullet"/>
+      <w:lvlText w:val=""/>
+      <w:lvlJc w:val="left"/>
+      <w:pPr>
+        <w:ind w:left="4320" w:hanging="360"/>
+      </w:pPr>
+      <w:rPr>
+        <w:rFonts w:ascii="Wingdings" w:hAnsi="Wingdings" w:hint="default"/>
+      </w:rPr>
+    </w:lvl>
+    <w:lvl w:ilvl="6" w:tplc="2C0A0001" w:tentative="1">
+      <w:start w:val="1"/>
+      <w:numFmt w:val="bullet"/>
+      <w:lvlText w:val=""/>
+      <w:lvlJc w:val="left"/>
+      <w:pPr>
+        <w:ind w:left="5040" w:hanging="360"/>
+      </w:pPr>
+      <w:rPr>
+        <w:rFonts w:ascii="Symbol" w:hAnsi="Symbol" w:hint="default"/>
+      </w:rPr>
+    </w:lvl>
+    <w:lvl w:ilvl="7" w:tplc="2C0A0003" w:tentative="1">
+      <w:start w:val="1"/>
+      <w:numFmt w:val="bullet"/>
+      <w:lvlText w:val="o"/>
+      <w:lvlJc w:val="left"/>
+      <w:pPr>
+        <w:ind w:left="5760" w:hanging="360"/>
+      </w:pPr>
+      <w:rPr>
+        <w:rFonts w:ascii="Courier New" w:hAnsi="Courier New" w:cs="Courier New" w:hint="default"/>
+      </w:rPr>
+    </w:lvl>
+    <w:lvl w:ilvl="8" w:tplc="2C0A0005" w:tentative="1">
+      <w:start w:val="1"/>
+      <w:numFmt w:val="bullet"/>
+      <w:lvlText w:val=""/>
+      <w:lvlJc w:val="left"/>
+      <w:pPr>
+        <w:ind w:left="6480" w:hanging="360"/>
+      </w:pPr>
+      <w:rPr>
+        <w:rFonts w:ascii="Wingdings" w:hAnsi="Wingdings" w:hint="default"/>
+      </w:rPr>
+    </w:lvl>
+  </w:abstractNum>
+  <w:abstractNum w:abstractNumId="4" w15:restartNumberingAfterBreak="0">
+    <w:nsid w:val="27192AFE"/>
+    <w:multiLevelType w:val="hybridMultilevel"/>
+    <w:tmpl w:val="0A64FD3E"/>
+    <w:lvl w:ilvl="0" w:tplc="2C0A0001">
+      <w:start w:val="1"/>
+      <w:numFmt w:val="bullet"/>
+      <w:lvlText w:val=""/>
+      <w:lvlJc w:val="left"/>
+      <w:pPr>
+        <w:ind w:left="720" w:hanging="360"/>
+      </w:pPr>
+      <w:rPr>
+        <w:rFonts w:ascii="Symbol" w:hAnsi="Symbol" w:hint="default"/>
+      </w:rPr>
+    </w:lvl>
+    <w:lvl w:ilvl="1" w:tplc="2C0A0003" w:tentative="1">
+      <w:start w:val="1"/>
+      <w:numFmt w:val="bullet"/>
+      <w:lvlText w:val="o"/>
+      <w:lvlJc w:val="left"/>
+      <w:pPr>
+        <w:ind w:left="1440" w:hanging="360"/>
+      </w:pPr>
+      <w:rPr>
+        <w:rFonts w:ascii="Courier New" w:hAnsi="Courier New" w:cs="Courier New" w:hint="default"/>
+      </w:rPr>
+    </w:lvl>
+    <w:lvl w:ilvl="2" w:tplc="2C0A0005" w:tentative="1">
+      <w:start w:val="1"/>
+      <w:numFmt w:val="bullet"/>
+      <w:lvlText w:val=""/>
+      <w:lvlJc w:val="left"/>
+      <w:pPr>
+        <w:ind w:left="2160" w:hanging="360"/>
+      </w:pPr>
+      <w:rPr>
+        <w:rFonts w:ascii="Wingdings" w:hAnsi="Wingdings" w:hint="default"/>
+      </w:rPr>
+    </w:lvl>
+    <w:lvl w:ilvl="3" w:tplc="2C0A0001" w:tentative="1">
+      <w:start w:val="1"/>
+      <w:numFmt w:val="bullet"/>
+      <w:lvlText w:val=""/>
+      <w:lvlJc w:val="left"/>
+      <w:pPr>
+        <w:ind w:left="2880" w:hanging="360"/>
+      </w:pPr>
+      <w:rPr>
+        <w:rFonts w:ascii="Symbol" w:hAnsi="Symbol" w:hint="default"/>
+      </w:rPr>
+    </w:lvl>
+    <w:lvl w:ilvl="4" w:tplc="2C0A0003" w:tentative="1">
+      <w:start w:val="1"/>
+      <w:numFmt w:val="bullet"/>
+      <w:lvlText w:val="o"/>
+      <w:lvlJc w:val="left"/>
+      <w:pPr>
+        <w:ind w:left="3600" w:hanging="360"/>
+      </w:pPr>
+      <w:rPr>
+        <w:rFonts w:ascii="Courier New" w:hAnsi="Courier New" w:cs="Courier New" w:hint="default"/>
+      </w:rPr>
+    </w:lvl>
+    <w:lvl w:ilvl="5" w:tplc="2C0A0005" w:tentative="1">
+      <w:start w:val="1"/>
+      <w:numFmt w:val="bullet"/>
+      <w:lvlText w:val=""/>
+      <w:lvlJc w:val="left"/>
+      <w:pPr>
+        <w:ind w:left="4320" w:hanging="360"/>
+      </w:pPr>
+      <w:rPr>
+        <w:rFonts w:ascii="Wingdings" w:hAnsi="Wingdings" w:hint="default"/>
+      </w:rPr>
+    </w:lvl>
+    <w:lvl w:ilvl="6" w:tplc="2C0A0001" w:tentative="1">
+      <w:start w:val="1"/>
+      <w:numFmt w:val="bullet"/>
+      <w:lvlText w:val=""/>
+      <w:lvlJc w:val="left"/>
+      <w:pPr>
+        <w:ind w:left="5040" w:hanging="360"/>
+      </w:pPr>
+      <w:rPr>
+        <w:rFonts w:ascii="Symbol" w:hAnsi="Symbol" w:hint="default"/>
+      </w:rPr>
+    </w:lvl>
+    <w:lvl w:ilvl="7" w:tplc="2C0A0003" w:tentative="1">
+      <w:start w:val="1"/>
+      <w:numFmt w:val="bullet"/>
+      <w:lvlText w:val="o"/>
+      <w:lvlJc w:val="left"/>
+      <w:pPr>
+        <w:ind w:left="5760" w:hanging="360"/>
+      </w:pPr>
+      <w:rPr>
+        <w:rFonts w:ascii="Courier New" w:hAnsi="Courier New" w:cs="Courier New" w:hint="default"/>
+      </w:rPr>
+    </w:lvl>
+    <w:lvl w:ilvl="8" w:tplc="2C0A0005" w:tentative="1">
+      <w:start w:val="1"/>
+      <w:numFmt w:val="bullet"/>
+      <w:lvlText w:val=""/>
+      <w:lvlJc w:val="left"/>
+      <w:pPr>
+        <w:ind w:left="6480" w:hanging="360"/>
+      </w:pPr>
+      <w:rPr>
+        <w:rFonts w:ascii="Wingdings" w:hAnsi="Wingdings" w:hint="default"/>
+      </w:rPr>
+    </w:lvl>
+  </w:abstractNum>
+  <w:abstractNum w:abstractNumId="5" w15:restartNumberingAfterBreak="0">
+    <w:nsid w:val="2FDE209F"/>
+    <w:multiLevelType w:val="hybridMultilevel"/>
+    <w:tmpl w:val="4016F868"/>
+    <w:lvl w:ilvl="0" w:tplc="2C0A0001">
+      <w:start w:val="1"/>
+      <w:numFmt w:val="bullet"/>
+      <w:lvlText w:val=""/>
+      <w:lvlJc w:val="left"/>
+      <w:pPr>
+        <w:ind w:left="720" w:hanging="360"/>
+      </w:pPr>
+      <w:rPr>
+        <w:rFonts w:ascii="Symbol" w:hAnsi="Symbol" w:hint="default"/>
+      </w:rPr>
+    </w:lvl>
+    <w:lvl w:ilvl="1" w:tplc="2C0A0003" w:tentative="1">
+      <w:start w:val="1"/>
+      <w:numFmt w:val="bullet"/>
+      <w:lvlText w:val="o"/>
+      <w:lvlJc w:val="left"/>
+      <w:pPr>
+        <w:ind w:left="1440" w:hanging="360"/>
+      </w:pPr>
+      <w:rPr>
+        <w:rFonts w:ascii="Courier New" w:hAnsi="Courier New" w:cs="Courier New" w:hint="default"/>
+      </w:rPr>
+    </w:lvl>
+    <w:lvl w:ilvl="2" w:tplc="2C0A0005" w:tentative="1">
+      <w:start w:val="1"/>
+      <w:numFmt w:val="bullet"/>
+      <w:lvlText w:val=""/>
+      <w:lvlJc w:val="left"/>
+      <w:pPr>
+        <w:ind w:left="2160" w:hanging="360"/>
+      </w:pPr>
+      <w:rPr>
+        <w:rFonts w:ascii="Wingdings" w:hAnsi="Wingdings" w:hint="default"/>
+      </w:rPr>
+    </w:lvl>
+    <w:lvl w:ilvl="3" w:tplc="2C0A0001" w:tentative="1">
+      <w:start w:val="1"/>
+      <w:numFmt w:val="bullet"/>
+      <w:lvlText w:val=""/>
+      <w:lvlJc w:val="left"/>
+      <w:pPr>
+        <w:ind w:left="2880" w:hanging="360"/>
+      </w:pPr>
+      <w:rPr>
+        <w:rFonts w:ascii="Symbol" w:hAnsi="Symbol" w:hint="default"/>
+      </w:rPr>
+    </w:lvl>
+    <w:lvl w:ilvl="4" w:tplc="2C0A0003" w:tentative="1">
+      <w:start w:val="1"/>
+      <w:numFmt w:val="bullet"/>
+      <w:lvlText w:val="o"/>
+      <w:lvlJc w:val="left"/>
+      <w:pPr>
+        <w:ind w:left="3600" w:hanging="360"/>
+      </w:pPr>
+      <w:rPr>
+        <w:rFonts w:ascii="Courier New" w:hAnsi="Courier New" w:cs="Courier New" w:hint="default"/>
+      </w:rPr>
+    </w:lvl>
+    <w:lvl w:ilvl="5" w:tplc="2C0A0005" w:tentative="1">
+      <w:start w:val="1"/>
+      <w:numFmt w:val="bullet"/>
+      <w:lvlText w:val=""/>
+      <w:lvlJc w:val="left"/>
+      <w:pPr>
+        <w:ind w:left="4320" w:hanging="360"/>
+      </w:pPr>
+      <w:rPr>
+        <w:rFonts w:ascii="Wingdings" w:hAnsi="Wingdings" w:hint="default"/>
+      </w:rPr>
+    </w:lvl>
+    <w:lvl w:ilvl="6" w:tplc="2C0A0001" w:tentative="1">
+      <w:start w:val="1"/>
+      <w:numFmt w:val="bullet"/>
+      <w:lvlText w:val=""/>
+      <w:lvlJc w:val="left"/>
+      <w:pPr>
+        <w:ind w:left="5040" w:hanging="360"/>
+      </w:pPr>
+      <w:rPr>
+        <w:rFonts w:ascii="Symbol" w:hAnsi="Symbol" w:hint="default"/>
+      </w:rPr>
+    </w:lvl>
+    <w:lvl w:ilvl="7" w:tplc="2C0A0003" w:tentative="1">
+      <w:start w:val="1"/>
+      <w:numFmt w:val="bullet"/>
+      <w:lvlText w:val="o"/>
+      <w:lvlJc w:val="left"/>
+      <w:pPr>
+        <w:ind w:left="5760" w:hanging="360"/>
+      </w:pPr>
+      <w:rPr>
+        <w:rFonts w:ascii="Courier New" w:hAnsi="Courier New" w:cs="Courier New" w:hint="default"/>
+      </w:rPr>
+    </w:lvl>
+    <w:lvl w:ilvl="8" w:tplc="2C0A0005" w:tentative="1">
+      <w:start w:val="1"/>
+      <w:numFmt w:val="bullet"/>
+      <w:lvlText w:val=""/>
+      <w:lvlJc w:val="left"/>
+      <w:pPr>
+        <w:ind w:left="6480" w:hanging="360"/>
+      </w:pPr>
+      <w:rPr>
+        <w:rFonts w:ascii="Wingdings" w:hAnsi="Wingdings" w:hint="default"/>
+      </w:rPr>
+    </w:lvl>
+  </w:abstractNum>
+  <w:abstractNum w:abstractNumId="6" w15:restartNumberingAfterBreak="0">
+    <w:nsid w:val="32E82BC6"/>
+    <w:multiLevelType w:val="hybridMultilevel"/>
+    <w:tmpl w:val="F8846D1C"/>
+    <w:lvl w:ilvl="0" w:tplc="2C0A0001">
+      <w:start w:val="1"/>
+      <w:numFmt w:val="bullet"/>
+      <w:lvlText w:val=""/>
+      <w:lvlJc w:val="left"/>
+      <w:pPr>
+        <w:ind w:left="720" w:hanging="360"/>
+      </w:pPr>
+      <w:rPr>
+        <w:rFonts w:ascii="Symbol" w:hAnsi="Symbol" w:hint="default"/>
+      </w:rPr>
+    </w:lvl>
+    <w:lvl w:ilvl="1" w:tplc="2C0A0003" w:tentative="1">
+      <w:start w:val="1"/>
+      <w:numFmt w:val="bullet"/>
+      <w:lvlText w:val="o"/>
+      <w:lvlJc w:val="left"/>
+      <w:pPr>
+        <w:ind w:left="1440" w:hanging="360"/>
+      </w:pPr>
+      <w:rPr>
+        <w:rFonts w:ascii="Courier New" w:hAnsi="Courier New" w:cs="Courier New" w:hint="default"/>
+      </w:rPr>
+    </w:lvl>
+    <w:lvl w:ilvl="2" w:tplc="2C0A0005" w:tentative="1">
+      <w:start w:val="1"/>
+      <w:numFmt w:val="bullet"/>
+      <w:lvlText w:val=""/>
+      <w:lvlJc w:val="left"/>
+      <w:pPr>
+        <w:ind w:left="2160" w:hanging="360"/>
+      </w:pPr>
+      <w:rPr>
+        <w:rFonts w:ascii="Wingdings" w:hAnsi="Wingdings" w:hint="default"/>
+      </w:rPr>
+    </w:lvl>
+    <w:lvl w:ilvl="3" w:tplc="2C0A0001" w:tentative="1">
+      <w:start w:val="1"/>
+      <w:numFmt w:val="bullet"/>
+      <w:lvlText w:val=""/>
+      <w:lvlJc w:val="left"/>
+      <w:pPr>
+        <w:ind w:left="2880" w:hanging="360"/>
+      </w:pPr>
+      <w:rPr>
+        <w:rFonts w:ascii="Symbol" w:hAnsi="Symbol" w:hint="default"/>
+      </w:rPr>
+    </w:lvl>
+    <w:lvl w:ilvl="4" w:tplc="2C0A0003" w:tentative="1">
+      <w:start w:val="1"/>
+      <w:numFmt w:val="bullet"/>
+      <w:lvlText w:val="o"/>
+      <w:lvlJc w:val="left"/>
+      <w:pPr>
+        <w:ind w:left="3600" w:hanging="360"/>
+      </w:pPr>
+      <w:rPr>
+        <w:rFonts w:ascii="Courier New" w:hAnsi="Courier New" w:cs="Courier New" w:hint="default"/>
+      </w:rPr>
+    </w:lvl>
+    <w:lvl w:ilvl="5" w:tplc="2C0A0005" w:tentative="1">
+      <w:start w:val="1"/>
+      <w:numFmt w:val="bullet"/>
+      <w:lvlText w:val=""/>
+      <w:lvlJc w:val="left"/>
+      <w:pPr>
+        <w:ind w:left="4320" w:hanging="360"/>
+      </w:pPr>
+      <w:rPr>
+        <w:rFonts w:ascii="Wingdings" w:hAnsi="Wingdings" w:hint="default"/>
+      </w:rPr>
+    </w:lvl>
+    <w:lvl w:ilvl="6" w:tplc="2C0A0001" w:tentative="1">
+      <w:start w:val="1"/>
+      <w:numFmt w:val="bullet"/>
+      <w:lvlText w:val=""/>
+      <w:lvlJc w:val="left"/>
+      <w:pPr>
+        <w:ind w:left="5040" w:hanging="360"/>
+      </w:pPr>
+      <w:rPr>
+        <w:rFonts w:ascii="Symbol" w:hAnsi="Symbol" w:hint="default"/>
+      </w:rPr>
+    </w:lvl>
+    <w:lvl w:ilvl="7" w:tplc="2C0A0003" w:tentative="1">
+      <w:start w:val="1"/>
+      <w:numFmt w:val="bullet"/>
+      <w:lvlText w:val="o"/>
+      <w:lvlJc w:val="left"/>
+      <w:pPr>
+        <w:ind w:left="5760" w:hanging="360"/>
+      </w:pPr>
+      <w:rPr>
+        <w:rFonts w:ascii="Courier New" w:hAnsi="Courier New" w:cs="Courier New" w:hint="default"/>
+      </w:rPr>
+    </w:lvl>
+    <w:lvl w:ilvl="8" w:tplc="2C0A0005" w:tentative="1">
+      <w:start w:val="1"/>
+      <w:numFmt w:val="bullet"/>
+      <w:lvlText w:val=""/>
+      <w:lvlJc w:val="left"/>
+      <w:pPr>
+        <w:ind w:left="6480" w:hanging="360"/>
+      </w:pPr>
+      <w:rPr>
+        <w:rFonts w:ascii="Wingdings" w:hAnsi="Wingdings" w:hint="default"/>
+      </w:rPr>
+    </w:lvl>
+  </w:abstractNum>
+  <w:abstractNum w:abstractNumId="7" w15:restartNumberingAfterBreak="0">
+    <w:nsid w:val="33ED40AA"/>
+    <w:multiLevelType w:val="hybridMultilevel"/>
+    <w:tmpl w:val="0EFEA180"/>
+    <w:lvl w:ilvl="0" w:tplc="2C0A0001">
+      <w:start w:val="1"/>
+      <w:numFmt w:val="bullet"/>
+      <w:lvlText w:val=""/>
+      <w:lvlJc w:val="left"/>
+      <w:pPr>
+        <w:ind w:left="720" w:hanging="360"/>
+      </w:pPr>
+      <w:rPr>
+        <w:rFonts w:ascii="Symbol" w:hAnsi="Symbol" w:hint="default"/>
+      </w:rPr>
+    </w:lvl>
+    <w:lvl w:ilvl="1" w:tplc="2C0A0003" w:tentative="1">
+      <w:start w:val="1"/>
+      <w:numFmt w:val="bullet"/>
+      <w:lvlText w:val="o"/>
+      <w:lvlJc w:val="left"/>
+      <w:pPr>
+        <w:ind w:left="1440" w:hanging="360"/>
+      </w:pPr>
+      <w:rPr>
+        <w:rFonts w:ascii="Courier New" w:hAnsi="Courier New" w:cs="Courier New" w:hint="default"/>
+      </w:rPr>
+    </w:lvl>
+    <w:lvl w:ilvl="2" w:tplc="2C0A0005" w:tentative="1">
+      <w:start w:val="1"/>
+      <w:numFmt w:val="bullet"/>
+      <w:lvlText w:val=""/>
+      <w:lvlJc w:val="left"/>
+      <w:pPr>
+        <w:ind w:left="2160" w:hanging="360"/>
+      </w:pPr>
+      <w:rPr>
+        <w:rFonts w:ascii="Wingdings" w:hAnsi="Wingdings" w:hint="default"/>
+      </w:rPr>
+    </w:lvl>
+    <w:lvl w:ilvl="3" w:tplc="2C0A0001" w:tentative="1">
+      <w:start w:val="1"/>
+      <w:numFmt w:val="bullet"/>
+      <w:lvlText w:val=""/>
+      <w:lvlJc w:val="left"/>
+      <w:pPr>
+        <w:ind w:left="2880" w:hanging="360"/>
+      </w:pPr>
+      <w:rPr>
+        <w:rFonts w:ascii="Symbol" w:hAnsi="Symbol" w:hint="default"/>
+      </w:rPr>
+    </w:lvl>
+    <w:lvl w:ilvl="4" w:tplc="2C0A0003" w:tentative="1">
+      <w:start w:val="1"/>
+      <w:numFmt w:val="bullet"/>
+      <w:lvlText w:val="o"/>
+      <w:lvlJc w:val="left"/>
+      <w:pPr>
+        <w:ind w:left="3600" w:hanging="360"/>
+      </w:pPr>
+      <w:rPr>
+        <w:rFonts w:ascii="Courier New" w:hAnsi="Courier New" w:cs="Courier New" w:hint="default"/>
+      </w:rPr>
+    </w:lvl>
+    <w:lvl w:ilvl="5" w:tplc="2C0A0005" w:tentative="1">
+      <w:start w:val="1"/>
+      <w:numFmt w:val="bullet"/>
+      <w:lvlText w:val=""/>
+      <w:lvlJc w:val="left"/>
+      <w:pPr>
+        <w:ind w:left="4320" w:hanging="360"/>
+      </w:pPr>
+      <w:rPr>
+        <w:rFonts w:ascii="Wingdings" w:hAnsi="Wingdings" w:hint="default"/>
+      </w:rPr>
+    </w:lvl>
+    <w:lvl w:ilvl="6" w:tplc="2C0A0001" w:tentative="1">
+      <w:start w:val="1"/>
+      <w:numFmt w:val="bullet"/>
+      <w:lvlText w:val=""/>
+      <w:lvlJc w:val="left"/>
+      <w:pPr>
+        <w:ind w:left="5040" w:hanging="360"/>
+      </w:pPr>
+      <w:rPr>
+        <w:rFonts w:ascii="Symbol" w:hAnsi="Symbol" w:hint="default"/>
+      </w:rPr>
+    </w:lvl>
+    <w:lvl w:ilvl="7" w:tplc="2C0A0003" w:tentative="1">
+      <w:start w:val="1"/>
+      <w:numFmt w:val="bullet"/>
+      <w:lvlText w:val="o"/>
+      <w:lvlJc w:val="left"/>
+      <w:pPr>
+        <w:ind w:left="5760" w:hanging="360"/>
+      </w:pPr>
+      <w:rPr>
+        <w:rFonts w:ascii="Courier New" w:hAnsi="Courier New" w:cs="Courier New" w:hint="default"/>
+      </w:rPr>
+    </w:lvl>
+    <w:lvl w:ilvl="8" w:tplc="2C0A0005" w:tentative="1">
+      <w:start w:val="1"/>
+      <w:numFmt w:val="bullet"/>
+      <w:lvlText w:val=""/>
+      <w:lvlJc w:val="left"/>
+      <w:pPr>
+        <w:ind w:left="6480" w:hanging="360"/>
+      </w:pPr>
+      <w:rPr>
+        <w:rFonts w:ascii="Wingdings" w:hAnsi="Wingdings" w:hint="default"/>
+      </w:rPr>
+    </w:lvl>
+  </w:abstractNum>
+  <w:abstractNum w:abstractNumId="8" w15:restartNumberingAfterBreak="0">
+    <w:nsid w:val="3BFB54FD"/>
+    <w:multiLevelType w:val="hybridMultilevel"/>
+    <w:tmpl w:val="5AB2C60E"/>
+    <w:lvl w:ilvl="0" w:tplc="2C0A000F">
+      <w:start w:val="1"/>
+      <w:numFmt w:val="decimal"/>
+      <w:lvlText w:val="%1."/>
+      <w:lvlJc w:val="left"/>
+      <w:pPr>
+        <w:ind w:left="1440" w:hanging="360"/>
+      </w:pPr>
+    </w:lvl>
+    <w:lvl w:ilvl="1" w:tplc="2C0A0019" w:tentative="1">
+      <w:start w:val="1"/>
+      <w:numFmt w:val="lowerLetter"/>
+      <w:lvlText w:val="%2."/>
+      <w:lvlJc w:val="left"/>
+      <w:pPr>
+        <w:ind w:left="2160" w:hanging="360"/>
+      </w:pPr>
+    </w:lvl>
+    <w:lvl w:ilvl="2" w:tplc="2C0A001B" w:tentative="1">
+      <w:start w:val="1"/>
+      <w:numFmt w:val="lowerRoman"/>
+      <w:lvlText w:val="%3."/>
+      <w:lvlJc w:val="right"/>
+      <w:pPr>
+        <w:ind w:left="2880" w:hanging="180"/>
+      </w:pPr>
+    </w:lvl>
+    <w:lvl w:ilvl="3" w:tplc="2C0A000F" w:tentative="1">
+      <w:start w:val="1"/>
+      <w:numFmt w:val="decimal"/>
+      <w:lvlText w:val="%4."/>
+      <w:lvlJc w:val="left"/>
+      <w:pPr>
+        <w:ind w:left="3600" w:hanging="360"/>
+      </w:pPr>
+    </w:lvl>
+    <w:lvl w:ilvl="4" w:tplc="2C0A0019" w:tentative="1">
+      <w:start w:val="1"/>
+      <w:numFmt w:val="lowerLetter"/>
+      <w:lvlText w:val="%5."/>
+      <w:lvlJc w:val="left"/>
+      <w:pPr>
+        <w:ind w:left="4320" w:hanging="360"/>
+      </w:pPr>
+    </w:lvl>
+    <w:lvl w:ilvl="5" w:tplc="2C0A001B" w:tentative="1">
+      <w:start w:val="1"/>
+      <w:numFmt w:val="lowerRoman"/>
+      <w:lvlText w:val="%6."/>
+      <w:lvlJc w:val="right"/>
+      <w:pPr>
+        <w:ind w:left="5040" w:hanging="180"/>
+      </w:pPr>
+    </w:lvl>
+    <w:lvl w:ilvl="6" w:tplc="2C0A000F" w:tentative="1">
+      <w:start w:val="1"/>
+      <w:numFmt w:val="decimal"/>
+      <w:lvlText w:val="%7."/>
+      <w:lvlJc w:val="left"/>
+      <w:pPr>
+        <w:ind w:left="5760" w:hanging="360"/>
+      </w:pPr>
+    </w:lvl>
+    <w:lvl w:ilvl="7" w:tplc="2C0A0019" w:tentative="1">
+      <w:start w:val="1"/>
+      <w:numFmt w:val="lowerLetter"/>
+      <w:lvlText w:val="%8."/>
+      <w:lvlJc w:val="left"/>
+      <w:pPr>
+        <w:ind w:left="6480" w:hanging="360"/>
+      </w:pPr>
+    </w:lvl>
+    <w:lvl w:ilvl="8" w:tplc="2C0A001B" w:tentative="1">
+      <w:start w:val="1"/>
+      <w:numFmt w:val="lowerRoman"/>
+      <w:lvlText w:val="%9."/>
+      <w:lvlJc w:val="right"/>
+      <w:pPr>
+        <w:ind w:left="7200" w:hanging="180"/>
+      </w:pPr>
+    </w:lvl>
+  </w:abstractNum>
+  <w:abstractNum w:abstractNumId="9" w15:restartNumberingAfterBreak="0">
+    <w:nsid w:val="414C3810"/>
+    <w:multiLevelType w:val="hybridMultilevel"/>
+    <w:tmpl w:val="193C9B2A"/>
+    <w:lvl w:ilvl="0" w:tplc="2C0A0001">
+      <w:start w:val="1"/>
+      <w:numFmt w:val="bullet"/>
+      <w:lvlText w:val=""/>
+      <w:lvlJc w:val="left"/>
+      <w:pPr>
+        <w:ind w:left="720" w:hanging="360"/>
+      </w:pPr>
+      <w:rPr>
+        <w:rFonts w:ascii="Symbol" w:hAnsi="Symbol" w:hint="default"/>
+      </w:rPr>
+    </w:lvl>
+    <w:lvl w:ilvl="1" w:tplc="2C0A0003" w:tentative="1">
+      <w:start w:val="1"/>
+      <w:numFmt w:val="bullet"/>
+      <w:lvlText w:val="o"/>
+      <w:lvlJc w:val="left"/>
+      <w:pPr>
+        <w:ind w:left="1440" w:hanging="360"/>
+      </w:pPr>
+      <w:rPr>
+        <w:rFonts w:ascii="Courier New" w:hAnsi="Courier New" w:cs="Courier New" w:hint="default"/>
+      </w:rPr>
+    </w:lvl>
+    <w:lvl w:ilvl="2" w:tplc="2C0A0005" w:tentative="1">
+      <w:start w:val="1"/>
+      <w:numFmt w:val="bullet"/>
+      <w:lvlText w:val=""/>
+      <w:lvlJc w:val="left"/>
+      <w:pPr>
+        <w:ind w:left="2160" w:hanging="360"/>
+      </w:pPr>
+      <w:rPr>
+        <w:rFonts w:ascii="Wingdings" w:hAnsi="Wingdings" w:hint="default"/>
+      </w:rPr>
+    </w:lvl>
+    <w:lvl w:ilvl="3" w:tplc="2C0A0001" w:tentative="1">
+      <w:start w:val="1"/>
+      <w:numFmt w:val="bullet"/>
+      <w:lvlText w:val=""/>
+      <w:lvlJc w:val="left"/>
+      <w:pPr>
+        <w:ind w:left="2880" w:hanging="360"/>
+      </w:pPr>
+      <w:rPr>
+        <w:rFonts w:ascii="Symbol" w:hAnsi="Symbol" w:hint="default"/>
+      </w:rPr>
+    </w:lvl>
+    <w:lvl w:ilvl="4" w:tplc="2C0A0003" w:tentative="1">
+      <w:start w:val="1"/>
+      <w:numFmt w:val="bullet"/>
+      <w:lvlText w:val="o"/>
+      <w:lvlJc w:val="left"/>
+      <w:pPr>
+        <w:ind w:left="3600" w:hanging="360"/>
+      </w:pPr>
+      <w:rPr>
+        <w:rFonts w:ascii="Courier New" w:hAnsi="Courier New" w:cs="Courier New" w:hint="default"/>
+      </w:rPr>
+    </w:lvl>
+    <w:lvl w:ilvl="5" w:tplc="2C0A0005" w:tentative="1">
+      <w:start w:val="1"/>
+      <w:numFmt w:val="bullet"/>
+      <w:lvlText w:val=""/>
+      <w:lvlJc w:val="left"/>
+      <w:pPr>
+        <w:ind w:left="4320" w:hanging="360"/>
+      </w:pPr>
+      <w:rPr>
+        <w:rFonts w:ascii="Wingdings" w:hAnsi="Wingdings" w:hint="default"/>
+      </w:rPr>
+    </w:lvl>
+    <w:lvl w:ilvl="6" w:tplc="2C0A0001" w:tentative="1">
+      <w:start w:val="1"/>
+      <w:numFmt w:val="bullet"/>
+      <w:lvlText w:val=""/>
+      <w:lvlJc w:val="left"/>
+      <w:pPr>
+        <w:ind w:left="5040" w:hanging="360"/>
+      </w:pPr>
+      <w:rPr>
+        <w:rFonts w:ascii="Symbol" w:hAnsi="Symbol" w:hint="default"/>
+      </w:rPr>
+    </w:lvl>
+    <w:lvl w:ilvl="7" w:tplc="2C0A0003" w:tentative="1">
+      <w:start w:val="1"/>
+      <w:numFmt w:val="bullet"/>
+      <w:lvlText w:val="o"/>
+      <w:lvlJc w:val="left"/>
+      <w:pPr>
+        <w:ind w:left="5760" w:hanging="360"/>
+      </w:pPr>
+      <w:rPr>
+        <w:rFonts w:ascii="Courier New" w:hAnsi="Courier New" w:cs="Courier New" w:hint="default"/>
+      </w:rPr>
+    </w:lvl>
+    <w:lvl w:ilvl="8" w:tplc="2C0A0005" w:tentative="1">
+      <w:start w:val="1"/>
+      <w:numFmt w:val="bullet"/>
+      <w:lvlText w:val=""/>
+      <w:lvlJc w:val="left"/>
+      <w:pPr>
+        <w:ind w:left="6480" w:hanging="360"/>
+      </w:pPr>
+      <w:rPr>
+        <w:rFonts w:ascii="Wingdings" w:hAnsi="Wingdings" w:hint="default"/>
+      </w:rPr>
+    </w:lvl>
+  </w:abstractNum>
+  <w:abstractNum w:abstractNumId="10" w15:restartNumberingAfterBreak="0">
+    <w:nsid w:val="5FFE6955"/>
+    <w:multiLevelType w:val="hybridMultilevel"/>
+    <w:tmpl w:val="626E98CA"/>
+    <w:lvl w:ilvl="0" w:tplc="2C0A0001">
+      <w:start w:val="1"/>
+      <w:numFmt w:val="bullet"/>
+      <w:lvlText w:val=""/>
+      <w:lvlJc w:val="left"/>
+      <w:pPr>
+        <w:ind w:left="720" w:hanging="360"/>
+      </w:pPr>
+      <w:rPr>
+        <w:rFonts w:ascii="Symbol" w:hAnsi="Symbol" w:hint="default"/>
+      </w:rPr>
+    </w:lvl>
+    <w:lvl w:ilvl="1" w:tplc="2C0A0003" w:tentative="1">
+      <w:start w:val="1"/>
+      <w:numFmt w:val="bullet"/>
+      <w:lvlText w:val="o"/>
+      <w:lvlJc w:val="left"/>
+      <w:pPr>
+        <w:ind w:left="1440" w:hanging="360"/>
+      </w:pPr>
+      <w:rPr>
+        <w:rFonts w:ascii="Courier New" w:hAnsi="Courier New" w:cs="Courier New" w:hint="default"/>
+      </w:rPr>
+    </w:lvl>
+    <w:lvl w:ilvl="2" w:tplc="2C0A0005" w:tentative="1">
+      <w:start w:val="1"/>
+      <w:numFmt w:val="bullet"/>
+      <w:lvlText w:val=""/>
+      <w:lvlJc w:val="left"/>
+      <w:pPr>
+        <w:ind w:left="2160" w:hanging="360"/>
+      </w:pPr>
+      <w:rPr>
+        <w:rFonts w:ascii="Wingdings" w:hAnsi="Wingdings" w:hint="default"/>
+      </w:rPr>
+    </w:lvl>
+    <w:lvl w:ilvl="3" w:tplc="2C0A0001" w:tentative="1">
+      <w:start w:val="1"/>
+      <w:numFmt w:val="bullet"/>
+      <w:lvlText w:val=""/>
+      <w:lvlJc w:val="left"/>
+      <w:pPr>
+        <w:ind w:left="2880" w:hanging="360"/>
+      </w:pPr>
+      <w:rPr>
+        <w:rFonts w:ascii="Symbol" w:hAnsi="Symbol" w:hint="default"/>
+      </w:rPr>
+    </w:lvl>
+    <w:lvl w:ilvl="4" w:tplc="2C0A0003" w:tentative="1">
+      <w:start w:val="1"/>
+      <w:numFmt w:val="bullet"/>
+      <w:lvlText w:val="o"/>
+      <w:lvlJc w:val="left"/>
+      <w:pPr>
+        <w:ind w:left="3600" w:hanging="360"/>
+      </w:pPr>
+      <w:rPr>
+        <w:rFonts w:ascii="Courier New" w:hAnsi="Courier New" w:cs="Courier New" w:hint="default"/>
+      </w:rPr>
+    </w:lvl>
+    <w:lvl w:ilvl="5" w:tplc="2C0A0005" w:tentative="1">
+      <w:start w:val="1"/>
+      <w:numFmt w:val="bullet"/>
+      <w:lvlText w:val=""/>
+      <w:lvlJc w:val="left"/>
+      <w:pPr>
+        <w:ind w:left="4320" w:hanging="360"/>
+      </w:pPr>
+      <w:rPr>
+        <w:rFonts w:ascii="Wingdings" w:hAnsi="Wingdings" w:hint="default"/>
+      </w:rPr>
+    </w:lvl>
+    <w:lvl w:ilvl="6" w:tplc="2C0A0001" w:tentative="1">
+      <w:start w:val="1"/>
+      <w:numFmt w:val="bullet"/>
+      <w:lvlText w:val=""/>
+      <w:lvlJc w:val="left"/>
+      <w:pPr>
+        <w:ind w:left="5040" w:hanging="360"/>
+      </w:pPr>
+      <w:rPr>
+        <w:rFonts w:ascii="Symbol" w:hAnsi="Symbol" w:hint="default"/>
+      </w:rPr>
+    </w:lvl>
+    <w:lvl w:ilvl="7" w:tplc="2C0A0003" w:tentative="1">
+      <w:start w:val="1"/>
+      <w:numFmt w:val="bullet"/>
+      <w:lvlText w:val="o"/>
+      <w:lvlJc w:val="left"/>
+      <w:pPr>
+        <w:ind w:left="5760" w:hanging="360"/>
+      </w:pPr>
+      <w:rPr>
+        <w:rFonts w:ascii="Courier New" w:hAnsi="Courier New" w:cs="Courier New" w:hint="default"/>
+      </w:rPr>
+    </w:lvl>
+    <w:lvl w:ilvl="8" w:tplc="2C0A0005" w:tentative="1">
+      <w:start w:val="1"/>
+      <w:numFmt w:val="bullet"/>
+      <w:lvlText w:val=""/>
+      <w:lvlJc w:val="left"/>
+      <w:pPr>
+        <w:ind w:left="6480" w:hanging="360"/>
+      </w:pPr>
+      <w:rPr>
+        <w:rFonts w:ascii="Wingdings" w:hAnsi="Wingdings" w:hint="default"/>
+      </w:rPr>
+    </w:lvl>
+  </w:abstractNum>
+  <w:abstractNum w:abstractNumId="11" w15:restartNumberingAfterBreak="0">
+    <w:nsid w:val="6B30692F"/>
+    <w:multiLevelType w:val="hybridMultilevel"/>
+    <w:tmpl w:val="1EF03360"/>
+    <w:lvl w:ilvl="0" w:tplc="2C0A0001">
+      <w:start w:val="1"/>
+      <w:numFmt w:val="bullet"/>
+      <w:lvlText w:val=""/>
+      <w:lvlJc w:val="left"/>
+      <w:pPr>
+        <w:ind w:left="720" w:hanging="360"/>
+      </w:pPr>
+      <w:rPr>
+        <w:rFonts w:ascii="Symbol" w:hAnsi="Symbol" w:hint="default"/>
+      </w:rPr>
+    </w:lvl>
+    <w:lvl w:ilvl="1" w:tplc="2C0A0003" w:tentative="1">
+      <w:start w:val="1"/>
+      <w:numFmt w:val="bullet"/>
+      <w:lvlText w:val="o"/>
+      <w:lvlJc w:val="left"/>
+      <w:pPr>
+        <w:ind w:left="1440" w:hanging="360"/>
+      </w:pPr>
+      <w:rPr>
+        <w:rFonts w:ascii="Courier New" w:hAnsi="Courier New" w:cs="Courier New" w:hint="default"/>
+      </w:rPr>
+    </w:lvl>
+    <w:lvl w:ilvl="2" w:tplc="2C0A0005" w:tentative="1">
+      <w:start w:val="1"/>
+      <w:numFmt w:val="bullet"/>
+      <w:lvlText w:val=""/>
+      <w:lvlJc w:val="left"/>
+      <w:pPr>
+        <w:ind w:left="2160" w:hanging="360"/>
+      </w:pPr>
+      <w:rPr>
+        <w:rFonts w:ascii="Wingdings" w:hAnsi="Wingdings" w:hint="default"/>
+      </w:rPr>
+    </w:lvl>
+    <w:lvl w:ilvl="3" w:tplc="2C0A0001" w:tentative="1">
+      <w:start w:val="1"/>
+      <w:numFmt w:val="bullet"/>
+      <w:lvlText w:val=""/>
+      <w:lvlJc w:val="left"/>
+      <w:pPr>
+        <w:ind w:left="2880" w:hanging="360"/>
+      </w:pPr>
+      <w:rPr>
+        <w:rFonts w:ascii="Symbol" w:hAnsi="Symbol" w:hint="default"/>
+      </w:rPr>
+    </w:lvl>
+    <w:lvl w:ilvl="4" w:tplc="2C0A0003" w:tentative="1">
+      <w:start w:val="1"/>
+      <w:numFmt w:val="bullet"/>
+      <w:lvlText w:val="o"/>
+      <w:lvlJc w:val="left"/>
+      <w:pPr>
+        <w:ind w:left="3600" w:hanging="360"/>
+      </w:pPr>
+      <w:rPr>
+        <w:rFonts w:ascii="Courier New" w:hAnsi="Courier New" w:cs="Courier New" w:hint="default"/>
+      </w:rPr>
+    </w:lvl>
+    <w:lvl w:ilvl="5" w:tplc="2C0A0005" w:tentative="1">
+      <w:start w:val="1"/>
+      <w:numFmt w:val="bullet"/>
+      <w:lvlText w:val=""/>
+      <w:lvlJc w:val="left"/>
+      <w:pPr>
+        <w:ind w:left="4320" w:hanging="360"/>
+      </w:pPr>
+      <w:rPr>
+        <w:rFonts w:ascii="Wingdings" w:hAnsi="Wingdings" w:hint="default"/>
+      </w:rPr>
+    </w:lvl>
+    <w:lvl w:ilvl="6" w:tplc="2C0A0001" w:tentative="1">
+      <w:start w:val="1"/>
+      <w:numFmt w:val="bullet"/>
+      <w:lvlText w:val=""/>
+      <w:lvlJc w:val="left"/>
+      <w:pPr>
+        <w:ind w:left="5040" w:hanging="360"/>
+      </w:pPr>
+      <w:rPr>
+        <w:rFonts w:ascii="Symbol" w:hAnsi="Symbol" w:hint="default"/>
+      </w:rPr>
+    </w:lvl>
+    <w:lvl w:ilvl="7" w:tplc="2C0A0003" w:tentative="1">
+      <w:start w:val="1"/>
+      <w:numFmt w:val="bullet"/>
+      <w:lvlText w:val="o"/>
+      <w:lvlJc w:val="left"/>
+      <w:pPr>
+        <w:ind w:left="5760" w:hanging="360"/>
+      </w:pPr>
+      <w:rPr>
+        <w:rFonts w:ascii="Courier New" w:hAnsi="Courier New" w:cs="Courier New" w:hint="default"/>
+      </w:rPr>
+    </w:lvl>
+    <w:lvl w:ilvl="8" w:tplc="2C0A0005" w:tentative="1">
+      <w:start w:val="1"/>
+      <w:numFmt w:val="bullet"/>
+      <w:lvlText w:val=""/>
+      <w:lvlJc w:val="left"/>
+      <w:pPr>
+        <w:ind w:left="6480" w:hanging="360"/>
+      </w:pPr>
+      <w:rPr>
+        <w:rFonts w:ascii="Wingdings" w:hAnsi="Wingdings" w:hint="default"/>
+      </w:rPr>
+    </w:lvl>
+  </w:abstractNum>
+  <w:abstractNum w:abstractNumId="12" w15:restartNumberingAfterBreak="0">
     <w:nsid w:val="72417880"/>
     <w:multiLevelType w:val="hybridMultilevel"/>
     <w:tmpl w:val="A3986B72"/>
@@ -634,11 +4630,160 @@
       </w:rPr>
     </w:lvl>
   </w:abstractNum>
+  <w:abstractNum w:abstractNumId="13" w15:restartNumberingAfterBreak="0">
+    <w:nsid w:val="7AC6589A"/>
+    <w:multiLevelType w:val="hybridMultilevel"/>
+    <w:tmpl w:val="C62AF58E"/>
+    <w:lvl w:ilvl="0" w:tplc="2C0A0001">
+      <w:start w:val="1"/>
+      <w:numFmt w:val="bullet"/>
+      <w:lvlText w:val=""/>
+      <w:lvlJc w:val="left"/>
+      <w:pPr>
+        <w:ind w:left="720" w:hanging="360"/>
+      </w:pPr>
+      <w:rPr>
+        <w:rFonts w:ascii="Symbol" w:hAnsi="Symbol" w:hint="default"/>
+      </w:rPr>
+    </w:lvl>
+    <w:lvl w:ilvl="1" w:tplc="2C0A0003" w:tentative="1">
+      <w:start w:val="1"/>
+      <w:numFmt w:val="bullet"/>
+      <w:lvlText w:val="o"/>
+      <w:lvlJc w:val="left"/>
+      <w:pPr>
+        <w:ind w:left="1440" w:hanging="360"/>
+      </w:pPr>
+      <w:rPr>
+        <w:rFonts w:ascii="Courier New" w:hAnsi="Courier New" w:cs="Courier New" w:hint="default"/>
+      </w:rPr>
+    </w:lvl>
+    <w:lvl w:ilvl="2" w:tplc="2C0A0005" w:tentative="1">
+      <w:start w:val="1"/>
+      <w:numFmt w:val="bullet"/>
+      <w:lvlText w:val=""/>
+      <w:lvlJc w:val="left"/>
+      <w:pPr>
+        <w:ind w:left="2160" w:hanging="360"/>
+      </w:pPr>
+      <w:rPr>
+        <w:rFonts w:ascii="Wingdings" w:hAnsi="Wingdings" w:hint="default"/>
+      </w:rPr>
+    </w:lvl>
+    <w:lvl w:ilvl="3" w:tplc="2C0A0001" w:tentative="1">
+      <w:start w:val="1"/>
+      <w:numFmt w:val="bullet"/>
+      <w:lvlText w:val=""/>
+      <w:lvlJc w:val="left"/>
+      <w:pPr>
+        <w:ind w:left="2880" w:hanging="360"/>
+      </w:pPr>
+      <w:rPr>
+        <w:rFonts w:ascii="Symbol" w:hAnsi="Symbol" w:hint="default"/>
+      </w:rPr>
+    </w:lvl>
+    <w:lvl w:ilvl="4" w:tplc="2C0A0003" w:tentative="1">
+      <w:start w:val="1"/>
+      <w:numFmt w:val="bullet"/>
+      <w:lvlText w:val="o"/>
+      <w:lvlJc w:val="left"/>
+      <w:pPr>
+        <w:ind w:left="3600" w:hanging="360"/>
+      </w:pPr>
+      <w:rPr>
+        <w:rFonts w:ascii="Courier New" w:hAnsi="Courier New" w:cs="Courier New" w:hint="default"/>
+      </w:rPr>
+    </w:lvl>
+    <w:lvl w:ilvl="5" w:tplc="2C0A0005" w:tentative="1">
+      <w:start w:val="1"/>
+      <w:numFmt w:val="bullet"/>
+      <w:lvlText w:val=""/>
+      <w:lvlJc w:val="left"/>
+      <w:pPr>
+        <w:ind w:left="4320" w:hanging="360"/>
+      </w:pPr>
+      <w:rPr>
+        <w:rFonts w:ascii="Wingdings" w:hAnsi="Wingdings" w:hint="default"/>
+      </w:rPr>
+    </w:lvl>
+    <w:lvl w:ilvl="6" w:tplc="2C0A0001" w:tentative="1">
+      <w:start w:val="1"/>
+      <w:numFmt w:val="bullet"/>
+      <w:lvlText w:val=""/>
+      <w:lvlJc w:val="left"/>
+      <w:pPr>
+        <w:ind w:left="5040" w:hanging="360"/>
+      </w:pPr>
+      <w:rPr>
+        <w:rFonts w:ascii="Symbol" w:hAnsi="Symbol" w:hint="default"/>
+      </w:rPr>
+    </w:lvl>
+    <w:lvl w:ilvl="7" w:tplc="2C0A0003" w:tentative="1">
+      <w:start w:val="1"/>
+      <w:numFmt w:val="bullet"/>
+      <w:lvlText w:val="o"/>
+      <w:lvlJc w:val="left"/>
+      <w:pPr>
+        <w:ind w:left="5760" w:hanging="360"/>
+      </w:pPr>
+      <w:rPr>
+        <w:rFonts w:ascii="Courier New" w:hAnsi="Courier New" w:cs="Courier New" w:hint="default"/>
+      </w:rPr>
+    </w:lvl>
+    <w:lvl w:ilvl="8" w:tplc="2C0A0005" w:tentative="1">
+      <w:start w:val="1"/>
+      <w:numFmt w:val="bullet"/>
+      <w:lvlText w:val=""/>
+      <w:lvlJc w:val="left"/>
+      <w:pPr>
+        <w:ind w:left="6480" w:hanging="360"/>
+      </w:pPr>
+      <w:rPr>
+        <w:rFonts w:ascii="Wingdings" w:hAnsi="Wingdings" w:hint="default"/>
+      </w:rPr>
+    </w:lvl>
+  </w:abstractNum>
   <w:num w:numId="1" w16cid:durableId="1362317786">
-    <w:abstractNumId w:val="1"/>
+    <w:abstractNumId w:val="12"/>
   </w:num>
   <w:num w:numId="2" w16cid:durableId="84232038">
     <w:abstractNumId w:val="0"/>
+  </w:num>
+  <w:num w:numId="3" w16cid:durableId="1453017347">
+    <w:abstractNumId w:val="9"/>
+  </w:num>
+  <w:num w:numId="4" w16cid:durableId="479661609">
+    <w:abstractNumId w:val="13"/>
+  </w:num>
+  <w:num w:numId="5" w16cid:durableId="2056663190">
+    <w:abstractNumId w:val="5"/>
+  </w:num>
+  <w:num w:numId="6" w16cid:durableId="1370181203">
+    <w:abstractNumId w:val="3"/>
+  </w:num>
+  <w:num w:numId="7" w16cid:durableId="910309147">
+    <w:abstractNumId w:val="8"/>
+  </w:num>
+  <w:num w:numId="8" w16cid:durableId="732199547">
+    <w:abstractNumId w:val="1"/>
+  </w:num>
+  <w:num w:numId="9" w16cid:durableId="796334085">
+    <w:abstractNumId w:val="7"/>
+  </w:num>
+  <w:num w:numId="10" w16cid:durableId="113211820">
+    <w:abstractNumId w:val="2"/>
+  </w:num>
+  <w:num w:numId="11" w16cid:durableId="1372997122">
+    <w:abstractNumId w:val="11"/>
+  </w:num>
+  <w:num w:numId="12" w16cid:durableId="2108304772">
+    <w:abstractNumId w:val="10"/>
+  </w:num>
+  <w:num w:numId="13" w16cid:durableId="683016799">
+    <w:abstractNumId w:val="4"/>
+  </w:num>
+  <w:num w:numId="14" w16cid:durableId="2134977676">
+    <w:abstractNumId w:val="6"/>
   </w:num>
 </w:numbering>
 </file>
@@ -1116,6 +5261,84 @@
       <w:contextualSpacing/>
     </w:pPr>
   </w:style>
+  <w:style w:type="character" w:styleId="Hipervnculo">
+    <w:name w:val="Hyperlink"/>
+    <w:basedOn w:val="Fuentedeprrafopredeter"/>
+    <w:uiPriority w:val="99"/>
+    <w:unhideWhenUsed/>
+    <w:rsid w:val="00A015CA"/>
+    <w:rPr>
+      <w:color w:val="0563C1" w:themeColor="hyperlink"/>
+      <w:u w:val="single"/>
+    </w:rPr>
+  </w:style>
+  <w:style w:type="character" w:styleId="Mencinsinresolver">
+    <w:name w:val="Unresolved Mention"/>
+    <w:basedOn w:val="Fuentedeprrafopredeter"/>
+    <w:uiPriority w:val="99"/>
+    <w:semiHidden/>
+    <w:unhideWhenUsed/>
+    <w:rsid w:val="00A015CA"/>
+    <w:rPr>
+      <w:color w:val="605E5C"/>
+      <w:shd w:val="clear" w:color="auto" w:fill="E1DFDD"/>
+    </w:rPr>
+  </w:style>
+  <w:style w:type="character" w:styleId="Hipervnculovisitado">
+    <w:name w:val="FollowedHyperlink"/>
+    <w:basedOn w:val="Fuentedeprrafopredeter"/>
+    <w:uiPriority w:val="99"/>
+    <w:semiHidden/>
+    <w:unhideWhenUsed/>
+    <w:rsid w:val="00A015CA"/>
+    <w:rPr>
+      <w:color w:val="954F72" w:themeColor="followedHyperlink"/>
+      <w:u w:val="single"/>
+    </w:rPr>
+  </w:style>
+  <w:style w:type="paragraph" w:styleId="Subttulo">
+    <w:name w:val="Subtitle"/>
+    <w:basedOn w:val="Normal"/>
+    <w:next w:val="Normal"/>
+    <w:link w:val="SubttuloCar"/>
+    <w:uiPriority w:val="11"/>
+    <w:qFormat/>
+    <w:rsid w:val="00304AB2"/>
+    <w:pPr>
+      <w:numPr>
+        <w:ilvl w:val="1"/>
+      </w:numPr>
+    </w:pPr>
+    <w:rPr>
+      <w:rFonts w:eastAsiaTheme="minorEastAsia"/>
+      <w:color w:val="5A5A5A" w:themeColor="text1" w:themeTint="A5"/>
+      <w:spacing w:val="15"/>
+    </w:rPr>
+  </w:style>
+  <w:style w:type="character" w:customStyle="1" w:styleId="SubttuloCar">
+    <w:name w:val="Subtítulo Car"/>
+    <w:basedOn w:val="Fuentedeprrafopredeter"/>
+    <w:link w:val="Subttulo"/>
+    <w:uiPriority w:val="11"/>
+    <w:rsid w:val="00304AB2"/>
+    <w:rPr>
+      <w:rFonts w:eastAsiaTheme="minorEastAsia"/>
+      <w:color w:val="5A5A5A" w:themeColor="text1" w:themeTint="A5"/>
+      <w:spacing w:val="15"/>
+    </w:rPr>
+  </w:style>
+  <w:style w:type="character" w:styleId="nfasisintenso">
+    <w:name w:val="Intense Emphasis"/>
+    <w:basedOn w:val="Fuentedeprrafopredeter"/>
+    <w:uiPriority w:val="21"/>
+    <w:qFormat/>
+    <w:rsid w:val="00E32B5F"/>
+    <w:rPr>
+      <w:i/>
+      <w:iCs/>
+      <w:color w:val="4472C4" w:themeColor="accent1"/>
+    </w:rPr>
+  </w:style>
 </w:styles>
 </file>
 

--- a/Salus IV/Mejoras_Salus_IV.docx
+++ b/Salus IV/Mejoras_Salus_IV.docx
@@ -201,640 +201,19 @@
           <w:u w:val="single"/>
           <w:lang w:val="es-ES"/>
         </w:rPr>
-        <w:t>Cosas Necesarias Salus IV</w:t>
-      </w:r>
-    </w:p>
-    <w:p>
-      <w:pPr>
-        <w:rPr>
-          <w:lang w:val="es-ES"/>
-        </w:rPr>
-      </w:pPr>
-    </w:p>
-    <w:p>
-      <w:pPr>
-        <w:pStyle w:val="Prrafodelista"/>
-        <w:numPr>
-          <w:ilvl w:val="0"/>
-          <w:numId w:val="2"/>
-        </w:numPr>
-        <w:rPr>
-          <w:highlight w:val="yellow"/>
-          <w:lang w:val="es-ES"/>
-        </w:rPr>
-      </w:pPr>
-      <w:r>
-        <w:rPr>
-          <w:highlight w:val="yellow"/>
-          <w:lang w:val="es-ES"/>
-        </w:rPr>
-        <w:t>Borneras para las entradas de potencia de 5V y 7V, además de borneras para la salida a Puente H del driver del motor.</w:t>
-      </w:r>
-    </w:p>
-    <w:p>
-      <w:pPr>
-        <w:pStyle w:val="Prrafodelista"/>
-        <w:numPr>
-          <w:ilvl w:val="0"/>
-          <w:numId w:val="2"/>
-        </w:numPr>
-        <w:rPr>
-          <w:highlight w:val="yellow"/>
-          <w:lang w:val="es-ES"/>
-        </w:rPr>
-      </w:pPr>
-      <w:r>
-        <w:rPr>
-          <w:highlight w:val="yellow"/>
-          <w:lang w:val="es-ES"/>
-        </w:rPr>
-        <w:t>Agregar mayor cantidad de GPIOs</w:t>
-      </w:r>
-      <w:r>
-        <w:rPr>
-          <w:highlight w:val="yellow"/>
-          <w:lang w:val="es-ES"/>
-        </w:rPr>
-        <w:t>, con o sin PWM</w:t>
-      </w:r>
-      <w:r>
-        <w:rPr>
-          <w:highlight w:val="yellow"/>
-          <w:lang w:val="es-ES"/>
-        </w:rPr>
-        <w:t>.</w:t>
-      </w:r>
-      <w:r>
-        <w:rPr>
-          <w:highlight w:val="yellow"/>
-          <w:lang w:val="es-ES"/>
-        </w:rPr>
-        <w:t xml:space="preserve"> (</w:t>
-      </w:r>
-      <w:r>
-        <w:rPr>
-          <w:highlight w:val="yellow"/>
-          <w:lang w:val="es-ES"/>
-        </w:rPr>
-        <w:t xml:space="preserve">O </w:t>
-      </w:r>
-      <w:r>
-        <w:rPr>
-          <w:highlight w:val="yellow"/>
-          <w:lang w:val="es-ES"/>
-        </w:rPr>
-        <w:t>Multiplexores</w:t>
-      </w:r>
-      <w:r>
-        <w:rPr>
-          <w:highlight w:val="yellow"/>
-          <w:lang w:val="es-ES"/>
-        </w:rPr>
-        <w:t xml:space="preserve"> / </w:t>
-      </w:r>
-      <w:r>
-        <w:rPr>
-          <w:highlight w:val="yellow"/>
-          <w:lang w:val="es-ES"/>
-        </w:rPr>
-        <w:t>Investigación</w:t>
-      </w:r>
-      <w:r>
-        <w:rPr>
-          <w:highlight w:val="yellow"/>
-          <w:lang w:val="es-ES"/>
-        </w:rPr>
-        <w:t xml:space="preserve"> ya hecha</w:t>
-      </w:r>
-      <w:r>
-        <w:rPr>
-          <w:highlight w:val="yellow"/>
-          <w:lang w:val="es-ES"/>
-        </w:rPr>
-        <w:t xml:space="preserve"> -20/1/2026-</w:t>
-      </w:r>
-      <w:r>
-        <w:rPr>
-          <w:highlight w:val="yellow"/>
-          <w:lang w:val="es-ES"/>
-        </w:rPr>
-        <w:t>, queda implementar</w:t>
-      </w:r>
-      <w:r>
-        <w:rPr>
-          <w:highlight w:val="yellow"/>
-          <w:lang w:val="es-ES"/>
-        </w:rPr>
-        <w:t>)</w:t>
-      </w:r>
-      <w:r>
-        <w:rPr>
-          <w:highlight w:val="yellow"/>
-          <w:lang w:val="es-ES"/>
-        </w:rPr>
-        <w:t xml:space="preserve"> </w:t>
-      </w:r>
-      <w:r>
-        <w:rPr>
-          <w:highlight w:val="yellow"/>
-          <w:lang w:val="es-ES"/>
-        </w:rPr>
-        <w:t>&lt;Es necesario encontrar un modelo determinado cuando lo estemos implementando en la PCB&gt;</w:t>
-      </w:r>
-    </w:p>
-    <w:p>
-      <w:pPr>
-        <w:pStyle w:val="Prrafodelista"/>
-        <w:numPr>
-          <w:ilvl w:val="0"/>
-          <w:numId w:val="2"/>
-        </w:numPr>
-        <w:rPr>
-          <w:highlight w:val="darkYellow"/>
-          <w:lang w:val="es-ES"/>
-        </w:rPr>
-      </w:pPr>
-      <w:r>
-        <w:rPr>
-          <w:highlight w:val="darkYellow"/>
-          <w:lang w:val="es-ES"/>
-        </w:rPr>
-        <w:t>Pensar como reemplazar PixHawk.</w:t>
-      </w:r>
-    </w:p>
-    <w:p>
-      <w:pPr>
-        <w:pStyle w:val="Prrafodelista"/>
-        <w:numPr>
-          <w:ilvl w:val="0"/>
-          <w:numId w:val="2"/>
-        </w:numPr>
-        <w:rPr>
-          <w:highlight w:val="yellow"/>
-          <w:lang w:val="es-ES"/>
-        </w:rPr>
-      </w:pPr>
-      <w:r>
-        <w:rPr>
-          <w:highlight w:val="yellow"/>
-          <w:lang w:val="es-ES"/>
-        </w:rPr>
-        <w:t>Agregar Leds que indiquen el encendido de la placa y no depender de la ESP32 o Rasp.</w:t>
-      </w:r>
-    </w:p>
-    <w:p>
-      <w:pPr>
-        <w:pStyle w:val="Prrafodelista"/>
-        <w:numPr>
-          <w:ilvl w:val="0"/>
-          <w:numId w:val="2"/>
-        </w:numPr>
-        <w:rPr>
-          <w:highlight w:val="yellow"/>
-          <w:lang w:val="es-ES"/>
-        </w:rPr>
-      </w:pPr>
-      <w:r>
-        <w:rPr>
-          <w:highlight w:val="yellow"/>
-          <w:lang w:val="es-ES"/>
-        </w:rPr>
-        <w:t>Amplificador para incluir un parlante.</w:t>
-      </w:r>
-      <w:r>
-        <w:rPr>
-          <w:highlight w:val="yellow"/>
-          <w:lang w:val="es-ES"/>
-        </w:rPr>
-        <w:t xml:space="preserve"> </w:t>
-      </w:r>
-      <w:r>
-        <w:rPr>
-          <w:highlight w:val="yellow"/>
-          <w:lang w:val="es-ES"/>
-        </w:rPr>
-        <w:t>&lt;Es necesario encontrar un modelo determinado cuando lo estemos implementando en la PCB</w:t>
-      </w:r>
-      <w:r>
-        <w:rPr>
-          <w:highlight w:val="yellow"/>
-          <w:lang w:val="es-ES"/>
-        </w:rPr>
-        <w:t>, en este caso ya algo averiguamos</w:t>
-      </w:r>
-      <w:r>
-        <w:rPr>
-          <w:highlight w:val="yellow"/>
-          <w:lang w:val="es-ES"/>
-        </w:rPr>
-        <w:t>&gt;</w:t>
-      </w:r>
-    </w:p>
-    <w:p>
-      <w:pPr>
-        <w:pStyle w:val="Prrafodelista"/>
-        <w:numPr>
-          <w:ilvl w:val="0"/>
-          <w:numId w:val="2"/>
-        </w:numPr>
-        <w:rPr>
-          <w:highlight w:val="yellow"/>
-          <w:lang w:val="es-ES"/>
-        </w:rPr>
-      </w:pPr>
-      <w:r>
-        <w:rPr>
-          <w:highlight w:val="yellow"/>
-          <w:lang w:val="es-ES"/>
-        </w:rPr>
-        <w:t>Agujeros pasantes para los tornillos.</w:t>
-      </w:r>
-    </w:p>
-    <w:p>
-      <w:pPr>
-        <w:pStyle w:val="Prrafodelista"/>
-        <w:numPr>
-          <w:ilvl w:val="0"/>
-          <w:numId w:val="2"/>
-        </w:numPr>
-        <w:rPr>
-          <w:highlight w:val="yellow"/>
-          <w:lang w:val="es-ES"/>
-        </w:rPr>
-      </w:pPr>
-      <w:r>
-        <w:rPr>
-          <w:highlight w:val="yellow"/>
-          <w:lang w:val="es-ES"/>
-        </w:rPr>
-        <w:t>Agregarle las resistencias necesarias de Pull-Down para transistores.</w:t>
-      </w:r>
-    </w:p>
-    <w:p>
-      <w:pPr>
-        <w:pStyle w:val="Prrafodelista"/>
-        <w:numPr>
-          <w:ilvl w:val="0"/>
-          <w:numId w:val="2"/>
-        </w:numPr>
-        <w:rPr>
-          <w:highlight w:val="darkYellow"/>
-          <w:lang w:val="es-ES"/>
-        </w:rPr>
-      </w:pPr>
-      <w:r>
-        <w:rPr>
-          <w:highlight w:val="darkYellow"/>
-          <w:lang w:val="es-ES"/>
-        </w:rPr>
-        <w:t>Incluir Step-</w:t>
-      </w:r>
-      <w:r>
-        <w:rPr>
-          <w:highlight w:val="darkYellow"/>
-          <w:lang w:val="es-ES"/>
-        </w:rPr>
-        <w:t>Down</w:t>
-      </w:r>
-      <w:r>
-        <w:rPr>
-          <w:highlight w:val="darkYellow"/>
-          <w:lang w:val="es-ES"/>
-        </w:rPr>
-        <w:t xml:space="preserve"> dentro de la PCB (Preguntar bien si lo vamos a hacer asi).</w:t>
-      </w:r>
-      <w:r>
-        <w:rPr>
-          <w:highlight w:val="darkYellow"/>
-          <w:lang w:val="es-ES"/>
-        </w:rPr>
-        <w:t xml:space="preserve"> (Ya preguntado – 23/1/2026).</w:t>
-      </w:r>
-    </w:p>
-    <w:p>
-      <w:pPr>
-        <w:pStyle w:val="Prrafodelista"/>
-        <w:numPr>
-          <w:ilvl w:val="0"/>
-          <w:numId w:val="2"/>
-        </w:numPr>
-        <w:rPr>
-          <w:highlight w:val="darkYellow"/>
-          <w:lang w:val="es-ES"/>
-        </w:rPr>
-      </w:pPr>
-      <w:r>
-        <w:rPr>
-          <w:highlight w:val="darkYellow"/>
-          <w:lang w:val="es-ES"/>
-        </w:rPr>
-        <w:t>Diseño de PCB con Modulo de ESP32 Wroom y no con la placa de desarrollo.</w:t>
-      </w:r>
-      <w:r>
-        <w:rPr>
-          <w:highlight w:val="darkYellow"/>
-          <w:lang w:val="es-ES"/>
-        </w:rPr>
-        <w:t xml:space="preserve"> (Ya preguntado – 23/1/2026).</w:t>
-      </w:r>
-    </w:p>
-    <w:p>
-      <w:pPr>
-        <w:pStyle w:val="Prrafodelista"/>
-        <w:numPr>
-          <w:ilvl w:val="0"/>
-          <w:numId w:val="2"/>
-        </w:numPr>
-        <w:rPr>
-          <w:highlight w:val="yellow"/>
-          <w:lang w:val="es-ES"/>
-        </w:rPr>
-      </w:pPr>
-      <w:r>
-        <w:rPr>
-          <w:highlight w:val="yellow"/>
-          <w:lang w:val="es-ES"/>
-        </w:rPr>
-        <w:t>Necesitamos dejar un espacio de RX para que podamos usar la comunicación del display y asi obtener los datos de velocidad y aceleración.</w:t>
-      </w:r>
-    </w:p>
-    <w:p>
-      <w:pPr>
-        <w:pStyle w:val="Prrafodelista"/>
-        <w:numPr>
-          <w:ilvl w:val="0"/>
-          <w:numId w:val="2"/>
-        </w:numPr>
-        <w:rPr>
-          <w:highlight w:val="yellow"/>
-          <w:lang w:val="es-ES"/>
-        </w:rPr>
-      </w:pPr>
-      <w:r>
-        <w:rPr>
-          <w:highlight w:val="yellow"/>
-          <w:lang w:val="es-ES"/>
-        </w:rPr>
-        <w:t xml:space="preserve">Divisor Resistivo o Transceptor para toma de datos Display. (Averiguar) </w:t>
-      </w:r>
-      <w:r>
-        <w:rPr>
-          <w:highlight w:val="yellow"/>
-          <w:lang w:val="es-ES"/>
-        </w:rPr>
-        <w:t>&lt;Es necesario encontrar un modelo determinado cuando lo estemos implementando en la PCB&gt;</w:t>
-      </w:r>
-    </w:p>
-    <w:p>
-      <w:pPr>
-        <w:pStyle w:val="Prrafodelista"/>
-        <w:numPr>
-          <w:ilvl w:val="0"/>
-          <w:numId w:val="2"/>
-        </w:numPr>
-        <w:rPr>
-          <w:highlight w:val="yellow"/>
-          <w:lang w:val="es-ES"/>
-        </w:rPr>
-      </w:pPr>
-      <w:r>
-        <w:rPr>
-          <w:highlight w:val="yellow"/>
-          <w:lang w:val="es-ES"/>
-        </w:rPr>
-        <w:t>Voltímetro</w:t>
-      </w:r>
-      <w:r>
-        <w:rPr>
-          <w:highlight w:val="yellow"/>
-          <w:lang w:val="es-ES"/>
-        </w:rPr>
-        <w:t xml:space="preserve"> para batería.</w:t>
-      </w:r>
-      <w:r>
-        <w:rPr>
-          <w:highlight w:val="yellow"/>
-          <w:lang w:val="es-ES"/>
-        </w:rPr>
-        <w:t xml:space="preserve"> (21/1/2026)</w:t>
-      </w:r>
-      <w:r>
-        <w:rPr>
-          <w:highlight w:val="yellow"/>
-          <w:lang w:val="es-ES"/>
-        </w:rPr>
-        <w:t xml:space="preserve"> </w:t>
-      </w:r>
-      <w:r>
-        <w:rPr>
-          <w:highlight w:val="yellow"/>
-          <w:lang w:val="es-ES"/>
-        </w:rPr>
-        <w:t>&lt;Es necesario encontrar un modelo determinado cuando lo estemos implementando en la PCB&gt;</w:t>
-      </w:r>
-    </w:p>
-    <w:p>
-      <w:pPr>
-        <w:pStyle w:val="Prrafodelista"/>
-        <w:numPr>
-          <w:ilvl w:val="0"/>
-          <w:numId w:val="2"/>
-        </w:numPr>
-        <w:rPr>
-          <w:lang w:val="es-ES"/>
-        </w:rPr>
-      </w:pPr>
-      <w:r>
-        <w:rPr>
-          <w:highlight w:val="yellow"/>
-          <w:lang w:val="es-ES"/>
-        </w:rPr>
-        <w:t>8 ultrasonidos.</w:t>
-      </w:r>
-    </w:p>
-    <w:p>
-      <w:pPr>
-        <w:pStyle w:val="Prrafodelista"/>
-        <w:numPr>
-          <w:ilvl w:val="0"/>
-          <w:numId w:val="2"/>
-        </w:numPr>
-        <w:rPr>
-          <w:highlight w:val="darkYellow"/>
-          <w:lang w:val="es-ES"/>
-        </w:rPr>
-      </w:pPr>
-      <w:r>
-        <w:rPr>
-          <w:highlight w:val="darkYellow"/>
-          <w:lang w:val="es-ES"/>
-        </w:rPr>
-        <w:t>Investigar RTK.</w:t>
-      </w:r>
-    </w:p>
-    <w:p>
-      <w:pPr>
-        <w:pStyle w:val="Prrafodelista"/>
-        <w:numPr>
-          <w:ilvl w:val="0"/>
-          <w:numId w:val="2"/>
-        </w:numPr>
-        <w:rPr>
-          <w:highlight w:val="darkYellow"/>
-          <w:lang w:val="es-ES"/>
-        </w:rPr>
-      </w:pPr>
-      <w:r>
-        <w:rPr>
-          <w:highlight w:val="darkYellow"/>
-          <w:lang w:val="es-ES"/>
-        </w:rPr>
-        <w:t>Investigar Batería.</w:t>
-      </w:r>
-      <w:r>
-        <w:rPr>
-          <w:highlight w:val="darkYellow"/>
-          <w:lang w:val="es-ES"/>
-        </w:rPr>
-        <w:t xml:space="preserve"> </w:t>
-      </w:r>
-    </w:p>
-    <w:p>
-      <w:pPr>
-        <w:pStyle w:val="Prrafodelista"/>
-        <w:numPr>
-          <w:ilvl w:val="0"/>
-          <w:numId w:val="2"/>
-        </w:numPr>
-        <w:rPr>
-          <w:highlight w:val="yellow"/>
-          <w:lang w:val="es-ES"/>
-        </w:rPr>
-      </w:pPr>
-      <w:r>
-        <w:rPr>
-          <w:highlight w:val="yellow"/>
-          <w:lang w:val="es-ES"/>
-        </w:rPr>
-        <w:t xml:space="preserve">Agregar Multiplexor para </w:t>
-      </w:r>
-      <w:r>
-        <w:rPr>
-          <w:highlight w:val="yellow"/>
-          <w:lang w:val="es-ES"/>
-        </w:rPr>
-        <w:t>I2C</w:t>
-      </w:r>
-      <w:r>
-        <w:rPr>
-          <w:highlight w:val="yellow"/>
-          <w:lang w:val="es-ES"/>
-        </w:rPr>
-        <w:t>.</w:t>
-      </w:r>
-      <w:r>
-        <w:rPr>
-          <w:highlight w:val="yellow"/>
-          <w:lang w:val="es-ES"/>
-        </w:rPr>
-        <w:t xml:space="preserve">  (</w:t>
-      </w:r>
-      <w:r>
-        <w:rPr>
-          <w:highlight w:val="yellow"/>
-          <w:lang w:val="es-ES"/>
-        </w:rPr>
-        <w:t>Investigación</w:t>
-      </w:r>
-      <w:r>
-        <w:rPr>
-          <w:highlight w:val="yellow"/>
-          <w:lang w:val="es-ES"/>
-        </w:rPr>
-        <w:t xml:space="preserve"> ya realizada, queda implementar).</w:t>
-      </w:r>
-      <w:r>
-        <w:rPr>
-          <w:highlight w:val="yellow"/>
-          <w:lang w:val="es-ES"/>
-        </w:rPr>
-        <w:t xml:space="preserve"> </w:t>
-      </w:r>
-      <w:r>
-        <w:rPr>
-          <w:highlight w:val="yellow"/>
-          <w:lang w:val="es-ES"/>
-        </w:rPr>
-        <w:t>&lt;Es necesario encontrar un modelo determinado cuando lo estemos implementando en la PCB&gt;</w:t>
-      </w:r>
-    </w:p>
-    <w:p>
-      <w:pPr>
-        <w:pStyle w:val="Prrafodelista"/>
-        <w:numPr>
-          <w:ilvl w:val="0"/>
-          <w:numId w:val="2"/>
-        </w:numPr>
-        <w:rPr>
-          <w:highlight w:val="magenta"/>
-          <w:lang w:val="es-ES"/>
-        </w:rPr>
-      </w:pPr>
-      <w:r>
-        <w:rPr>
-          <w:highlight w:val="magenta"/>
-          <w:lang w:val="es-ES"/>
-        </w:rPr>
-        <w:t>Reemplazar componentes por SMD</w:t>
-      </w:r>
-      <w:r>
-        <w:rPr>
-          <w:highlight w:val="magenta"/>
-          <w:lang w:val="es-ES"/>
-        </w:rPr>
-        <w:t>.</w:t>
-      </w:r>
-      <w:r>
-        <w:rPr>
-          <w:highlight w:val="magenta"/>
-          <w:lang w:val="es-ES"/>
-        </w:rPr>
-        <w:t xml:space="preserve"> (Esto lo voy dejando para cuando ya estemos dedicados al diseño como tal, cuando ya hayamos definido todo)</w:t>
-      </w:r>
-    </w:p>
-    <w:p>
-      <w:pPr>
-        <w:ind w:left="360"/>
-        <w:rPr>
-          <w:lang w:val="es-ES"/>
-        </w:rPr>
-      </w:pPr>
-    </w:p>
-    <w:p>
-      <w:pPr>
-        <w:pStyle w:val="Prrafodelista"/>
-        <w:rPr>
-          <w:lang w:val="es-ES"/>
-        </w:rPr>
-      </w:pPr>
-    </w:p>
-    <w:p>
-      <w:pPr>
-        <w:rPr>
-          <w:lang w:val="es-ES"/>
-        </w:rPr>
-      </w:pPr>
-    </w:p>
-    <w:p>
-      <w:pPr>
-        <w:pStyle w:val="Ttulo"/>
+        <w:t xml:space="preserve">Cosas Necesarias </w:t>
+      </w:r>
+      <w:proofErr w:type="spellStart"/>
+      <w:r>
         <w:rPr>
           <w:b/>
           <w:bCs/>
           <w:u w:val="single"/>
           <w:lang w:val="es-ES"/>
         </w:rPr>
-      </w:pPr>
+        <w:t>Salus</w:t>
+      </w:r>
+      <w:proofErr w:type="spellEnd"/>
       <w:r>
         <w:rPr>
           <w:b/>
@@ -842,7 +221,752 @@
           <w:u w:val="single"/>
           <w:lang w:val="es-ES"/>
         </w:rPr>
-        <w:t>Cosas que no funcionaron o quedaron por funcionar de PCB Salus III</w:t>
+        <w:t xml:space="preserve"> IV</w:t>
+      </w:r>
+    </w:p>
+    <w:p>
+      <w:pPr>
+        <w:rPr>
+          <w:lang w:val="es-ES"/>
+        </w:rPr>
+      </w:pPr>
+    </w:p>
+    <w:p>
+      <w:pPr>
+        <w:pStyle w:val="Prrafodelista"/>
+        <w:numPr>
+          <w:ilvl w:val="0"/>
+          <w:numId w:val="2"/>
+        </w:numPr>
+        <w:rPr>
+          <w:highlight w:val="yellow"/>
+          <w:lang w:val="es-ES"/>
+        </w:rPr>
+      </w:pPr>
+      <w:r>
+        <w:rPr>
+          <w:highlight w:val="yellow"/>
+          <w:lang w:val="es-ES"/>
+        </w:rPr>
+        <w:t>Borneras para las entradas de potencia de 5V y 7V, además de borneras para la salida a Puente H del driver del motor.</w:t>
+      </w:r>
+    </w:p>
+    <w:p>
+      <w:pPr>
+        <w:pStyle w:val="Prrafodelista"/>
+        <w:numPr>
+          <w:ilvl w:val="0"/>
+          <w:numId w:val="2"/>
+        </w:numPr>
+        <w:rPr>
+          <w:highlight w:val="yellow"/>
+          <w:lang w:val="es-ES"/>
+        </w:rPr>
+      </w:pPr>
+      <w:r>
+        <w:rPr>
+          <w:highlight w:val="yellow"/>
+          <w:lang w:val="es-ES"/>
+        </w:rPr>
+        <w:t xml:space="preserve">Agregar mayor cantidad de </w:t>
+      </w:r>
+      <w:proofErr w:type="spellStart"/>
+      <w:r>
+        <w:rPr>
+          <w:highlight w:val="yellow"/>
+          <w:lang w:val="es-ES"/>
+        </w:rPr>
+        <w:t>GPIOs</w:t>
+      </w:r>
+      <w:proofErr w:type="spellEnd"/>
+      <w:r>
+        <w:rPr>
+          <w:highlight w:val="yellow"/>
+          <w:lang w:val="es-ES"/>
+        </w:rPr>
+        <w:t>, con o sin PWM</w:t>
+      </w:r>
+      <w:r>
+        <w:rPr>
+          <w:highlight w:val="yellow"/>
+          <w:lang w:val="es-ES"/>
+        </w:rPr>
+        <w:t>.</w:t>
+      </w:r>
+      <w:r>
+        <w:rPr>
+          <w:highlight w:val="yellow"/>
+          <w:lang w:val="es-ES"/>
+        </w:rPr>
+        <w:t xml:space="preserve"> (</w:t>
+      </w:r>
+      <w:r>
+        <w:rPr>
+          <w:highlight w:val="yellow"/>
+          <w:lang w:val="es-ES"/>
+        </w:rPr>
+        <w:t xml:space="preserve">O </w:t>
+      </w:r>
+      <w:r>
+        <w:rPr>
+          <w:highlight w:val="yellow"/>
+          <w:lang w:val="es-ES"/>
+        </w:rPr>
+        <w:t>Multiplexores</w:t>
+      </w:r>
+      <w:r>
+        <w:rPr>
+          <w:highlight w:val="yellow"/>
+          <w:lang w:val="es-ES"/>
+        </w:rPr>
+        <w:t xml:space="preserve"> / </w:t>
+      </w:r>
+      <w:r>
+        <w:rPr>
+          <w:highlight w:val="yellow"/>
+          <w:lang w:val="es-ES"/>
+        </w:rPr>
+        <w:t>Investigación</w:t>
+      </w:r>
+      <w:r>
+        <w:rPr>
+          <w:highlight w:val="yellow"/>
+          <w:lang w:val="es-ES"/>
+        </w:rPr>
+        <w:t xml:space="preserve"> ya hecha</w:t>
+      </w:r>
+      <w:r>
+        <w:rPr>
+          <w:highlight w:val="yellow"/>
+          <w:lang w:val="es-ES"/>
+        </w:rPr>
+        <w:t xml:space="preserve"> -20/1/2026-</w:t>
+      </w:r>
+      <w:r>
+        <w:rPr>
+          <w:highlight w:val="yellow"/>
+          <w:lang w:val="es-ES"/>
+        </w:rPr>
+        <w:t>, queda implementar</w:t>
+      </w:r>
+      <w:r>
+        <w:rPr>
+          <w:highlight w:val="yellow"/>
+          <w:lang w:val="es-ES"/>
+        </w:rPr>
+        <w:t>)</w:t>
+      </w:r>
+      <w:r>
+        <w:rPr>
+          <w:highlight w:val="yellow"/>
+          <w:lang w:val="es-ES"/>
+        </w:rPr>
+        <w:t xml:space="preserve"> </w:t>
+      </w:r>
+      <w:r>
+        <w:rPr>
+          <w:highlight w:val="yellow"/>
+          <w:lang w:val="es-ES"/>
+        </w:rPr>
+        <w:t>&lt;Es necesario encontrar un modelo determinado cuando lo estemos implementando en la PCB&gt;</w:t>
+      </w:r>
+    </w:p>
+    <w:p>
+      <w:pPr>
+        <w:pStyle w:val="Prrafodelista"/>
+        <w:numPr>
+          <w:ilvl w:val="0"/>
+          <w:numId w:val="2"/>
+        </w:numPr>
+        <w:rPr>
+          <w:highlight w:val="darkYellow"/>
+          <w:lang w:val="es-ES"/>
+        </w:rPr>
+      </w:pPr>
+      <w:r>
+        <w:rPr>
+          <w:highlight w:val="darkYellow"/>
+          <w:lang w:val="es-ES"/>
+        </w:rPr>
+        <w:t xml:space="preserve">Pensar como reemplazar </w:t>
+      </w:r>
+      <w:proofErr w:type="spellStart"/>
+      <w:r>
+        <w:rPr>
+          <w:highlight w:val="darkYellow"/>
+          <w:lang w:val="es-ES"/>
+        </w:rPr>
+        <w:t>PixHawk</w:t>
+      </w:r>
+      <w:proofErr w:type="spellEnd"/>
+      <w:r>
+        <w:rPr>
+          <w:highlight w:val="darkYellow"/>
+          <w:lang w:val="es-ES"/>
+        </w:rPr>
+        <w:t>.</w:t>
+      </w:r>
+    </w:p>
+    <w:p>
+      <w:pPr>
+        <w:pStyle w:val="Prrafodelista"/>
+        <w:numPr>
+          <w:ilvl w:val="0"/>
+          <w:numId w:val="2"/>
+        </w:numPr>
+        <w:rPr>
+          <w:highlight w:val="yellow"/>
+          <w:lang w:val="es-ES"/>
+        </w:rPr>
+      </w:pPr>
+      <w:r>
+        <w:rPr>
+          <w:highlight w:val="yellow"/>
+          <w:lang w:val="es-ES"/>
+        </w:rPr>
+        <w:t xml:space="preserve">Agregar Leds que indiquen el encendido de la placa y no depender de la ESP32 o </w:t>
+      </w:r>
+      <w:proofErr w:type="spellStart"/>
+      <w:r>
+        <w:rPr>
+          <w:highlight w:val="yellow"/>
+          <w:lang w:val="es-ES"/>
+        </w:rPr>
+        <w:t>Rasp</w:t>
+      </w:r>
+      <w:proofErr w:type="spellEnd"/>
+      <w:r>
+        <w:rPr>
+          <w:highlight w:val="yellow"/>
+          <w:lang w:val="es-ES"/>
+        </w:rPr>
+        <w:t>.</w:t>
+      </w:r>
+    </w:p>
+    <w:p>
+      <w:pPr>
+        <w:pStyle w:val="Prrafodelista"/>
+        <w:numPr>
+          <w:ilvl w:val="0"/>
+          <w:numId w:val="2"/>
+        </w:numPr>
+        <w:rPr>
+          <w:highlight w:val="yellow"/>
+          <w:lang w:val="es-ES"/>
+        </w:rPr>
+      </w:pPr>
+      <w:r>
+        <w:rPr>
+          <w:highlight w:val="yellow"/>
+          <w:lang w:val="es-ES"/>
+        </w:rPr>
+        <w:t>Amplificador para incluir un parlante.</w:t>
+      </w:r>
+      <w:r>
+        <w:rPr>
+          <w:highlight w:val="yellow"/>
+          <w:lang w:val="es-ES"/>
+        </w:rPr>
+        <w:t xml:space="preserve"> </w:t>
+      </w:r>
+      <w:r>
+        <w:rPr>
+          <w:highlight w:val="yellow"/>
+          <w:lang w:val="es-ES"/>
+        </w:rPr>
+        <w:t>&lt;Es necesario encontrar un modelo determinado cuando lo estemos implementando en la PCB, en este caso ya algo averiguamos&gt;</w:t>
+      </w:r>
+    </w:p>
+    <w:p>
+      <w:pPr>
+        <w:pStyle w:val="Prrafodelista"/>
+        <w:numPr>
+          <w:ilvl w:val="0"/>
+          <w:numId w:val="2"/>
+        </w:numPr>
+        <w:rPr>
+          <w:highlight w:val="yellow"/>
+          <w:lang w:val="es-ES"/>
+        </w:rPr>
+      </w:pPr>
+      <w:r>
+        <w:rPr>
+          <w:highlight w:val="yellow"/>
+          <w:lang w:val="es-ES"/>
+        </w:rPr>
+        <w:t>Agujeros pasantes para los tornillos.</w:t>
+      </w:r>
+    </w:p>
+    <w:p>
+      <w:pPr>
+        <w:pStyle w:val="Prrafodelista"/>
+        <w:numPr>
+          <w:ilvl w:val="0"/>
+          <w:numId w:val="2"/>
+        </w:numPr>
+        <w:rPr>
+          <w:highlight w:val="yellow"/>
+          <w:lang w:val="es-ES"/>
+        </w:rPr>
+      </w:pPr>
+      <w:r>
+        <w:rPr>
+          <w:highlight w:val="yellow"/>
+          <w:lang w:val="es-ES"/>
+        </w:rPr>
+        <w:t xml:space="preserve">Agregarle las resistencias necesarias de </w:t>
+      </w:r>
+      <w:proofErr w:type="spellStart"/>
+      <w:r>
+        <w:rPr>
+          <w:highlight w:val="yellow"/>
+          <w:lang w:val="es-ES"/>
+        </w:rPr>
+        <w:t>Pull</w:t>
+      </w:r>
+      <w:proofErr w:type="spellEnd"/>
+      <w:r>
+        <w:rPr>
+          <w:highlight w:val="yellow"/>
+          <w:lang w:val="es-ES"/>
+        </w:rPr>
+        <w:t>-Down para transistores.</w:t>
+      </w:r>
+    </w:p>
+    <w:p>
+      <w:pPr>
+        <w:pStyle w:val="Prrafodelista"/>
+        <w:numPr>
+          <w:ilvl w:val="0"/>
+          <w:numId w:val="2"/>
+        </w:numPr>
+        <w:rPr>
+          <w:highlight w:val="darkYellow"/>
+          <w:lang w:val="es-ES"/>
+        </w:rPr>
+      </w:pPr>
+      <w:r>
+        <w:rPr>
+          <w:highlight w:val="darkYellow"/>
+          <w:lang w:val="es-ES"/>
+        </w:rPr>
+        <w:t>Incluir Step-</w:t>
+      </w:r>
+      <w:r>
+        <w:rPr>
+          <w:highlight w:val="darkYellow"/>
+          <w:lang w:val="es-ES"/>
+        </w:rPr>
+        <w:t>Down</w:t>
+      </w:r>
+      <w:r>
+        <w:rPr>
+          <w:highlight w:val="darkYellow"/>
+          <w:lang w:val="es-ES"/>
+        </w:rPr>
+        <w:t xml:space="preserve"> dentro de la PCB (Preguntar bien si lo vamos a hacer asi).</w:t>
+      </w:r>
+      <w:r>
+        <w:rPr>
+          <w:highlight w:val="darkYellow"/>
+          <w:lang w:val="es-ES"/>
+        </w:rPr>
+        <w:t xml:space="preserve"> (Ya preguntado – 23/1/2026).</w:t>
+      </w:r>
+    </w:p>
+    <w:p>
+      <w:pPr>
+        <w:pStyle w:val="Prrafodelista"/>
+        <w:numPr>
+          <w:ilvl w:val="0"/>
+          <w:numId w:val="2"/>
+        </w:numPr>
+        <w:rPr>
+          <w:highlight w:val="darkYellow"/>
+          <w:lang w:val="es-ES"/>
+        </w:rPr>
+      </w:pPr>
+      <w:r>
+        <w:rPr>
+          <w:highlight w:val="darkYellow"/>
+          <w:lang w:val="es-ES"/>
+        </w:rPr>
+        <w:t xml:space="preserve">Diseño de PCB con Modulo de ESP32 </w:t>
+      </w:r>
+      <w:proofErr w:type="spellStart"/>
+      <w:r>
+        <w:rPr>
+          <w:highlight w:val="darkYellow"/>
+          <w:lang w:val="es-ES"/>
+        </w:rPr>
+        <w:t>Wroom</w:t>
+      </w:r>
+      <w:proofErr w:type="spellEnd"/>
+      <w:r>
+        <w:rPr>
+          <w:highlight w:val="darkYellow"/>
+          <w:lang w:val="es-ES"/>
+        </w:rPr>
+        <w:t xml:space="preserve"> y no con la placa de desarrollo.</w:t>
+      </w:r>
+      <w:r>
+        <w:rPr>
+          <w:highlight w:val="darkYellow"/>
+          <w:lang w:val="es-ES"/>
+        </w:rPr>
+        <w:t xml:space="preserve"> (Ya preguntado – 23/1/2026).</w:t>
+      </w:r>
+    </w:p>
+    <w:p>
+      <w:pPr>
+        <w:pStyle w:val="Prrafodelista"/>
+        <w:numPr>
+          <w:ilvl w:val="0"/>
+          <w:numId w:val="2"/>
+        </w:numPr>
+        <w:rPr>
+          <w:highlight w:val="yellow"/>
+          <w:lang w:val="es-ES"/>
+        </w:rPr>
+      </w:pPr>
+      <w:r>
+        <w:rPr>
+          <w:highlight w:val="yellow"/>
+          <w:lang w:val="es-ES"/>
+        </w:rPr>
+        <w:t xml:space="preserve">Necesitamos dejar un espacio de RX para que podamos usar la comunicación del </w:t>
+      </w:r>
+      <w:proofErr w:type="spellStart"/>
+      <w:r>
+        <w:rPr>
+          <w:highlight w:val="yellow"/>
+          <w:lang w:val="es-ES"/>
+        </w:rPr>
+        <w:t>display</w:t>
+      </w:r>
+      <w:proofErr w:type="spellEnd"/>
+      <w:r>
+        <w:rPr>
+          <w:highlight w:val="yellow"/>
+          <w:lang w:val="es-ES"/>
+        </w:rPr>
+        <w:t xml:space="preserve"> y asi obtener los datos de velocidad y aceleración.</w:t>
+      </w:r>
+    </w:p>
+    <w:p>
+      <w:pPr>
+        <w:pStyle w:val="Prrafodelista"/>
+        <w:numPr>
+          <w:ilvl w:val="0"/>
+          <w:numId w:val="2"/>
+        </w:numPr>
+        <w:rPr>
+          <w:highlight w:val="yellow"/>
+          <w:lang w:val="es-ES"/>
+        </w:rPr>
+      </w:pPr>
+      <w:r>
+        <w:rPr>
+          <w:highlight w:val="yellow"/>
+          <w:lang w:val="es-ES"/>
+        </w:rPr>
+        <w:t xml:space="preserve">Divisor Resistivo o Transceptor para toma de datos </w:t>
+      </w:r>
+      <w:proofErr w:type="spellStart"/>
+      <w:r>
+        <w:rPr>
+          <w:highlight w:val="yellow"/>
+          <w:lang w:val="es-ES"/>
+        </w:rPr>
+        <w:t>Display</w:t>
+      </w:r>
+      <w:proofErr w:type="spellEnd"/>
+      <w:r>
+        <w:rPr>
+          <w:highlight w:val="yellow"/>
+          <w:lang w:val="es-ES"/>
+        </w:rPr>
+        <w:t xml:space="preserve">. (Averiguar) </w:t>
+      </w:r>
+      <w:r>
+        <w:rPr>
+          <w:highlight w:val="yellow"/>
+          <w:lang w:val="es-ES"/>
+        </w:rPr>
+        <w:t>&lt;Es necesario encontrar un modelo determinado cuando lo estemos implementando en la PCB&gt;</w:t>
+      </w:r>
+    </w:p>
+    <w:p>
+      <w:pPr>
+        <w:pStyle w:val="Prrafodelista"/>
+        <w:numPr>
+          <w:ilvl w:val="0"/>
+          <w:numId w:val="2"/>
+        </w:numPr>
+        <w:rPr>
+          <w:highlight w:val="yellow"/>
+          <w:lang w:val="es-ES"/>
+        </w:rPr>
+      </w:pPr>
+      <w:r>
+        <w:rPr>
+          <w:highlight w:val="yellow"/>
+          <w:lang w:val="es-ES"/>
+        </w:rPr>
+        <w:t>Voltímetro</w:t>
+      </w:r>
+      <w:r>
+        <w:rPr>
+          <w:highlight w:val="yellow"/>
+          <w:lang w:val="es-ES"/>
+        </w:rPr>
+        <w:t xml:space="preserve"> para batería.</w:t>
+      </w:r>
+      <w:r>
+        <w:rPr>
+          <w:highlight w:val="yellow"/>
+          <w:lang w:val="es-ES"/>
+        </w:rPr>
+        <w:t xml:space="preserve"> (21/1/2026)</w:t>
+      </w:r>
+      <w:r>
+        <w:rPr>
+          <w:highlight w:val="yellow"/>
+          <w:lang w:val="es-ES"/>
+        </w:rPr>
+        <w:t xml:space="preserve"> </w:t>
+      </w:r>
+      <w:r>
+        <w:rPr>
+          <w:highlight w:val="yellow"/>
+          <w:lang w:val="es-ES"/>
+        </w:rPr>
+        <w:t>&lt;Es necesario encontrar un modelo determinado cuando lo estemos implementando en la PCB&gt;</w:t>
+      </w:r>
+    </w:p>
+    <w:p>
+      <w:pPr>
+        <w:pStyle w:val="Prrafodelista"/>
+        <w:numPr>
+          <w:ilvl w:val="0"/>
+          <w:numId w:val="2"/>
+        </w:numPr>
+        <w:rPr>
+          <w:lang w:val="es-ES"/>
+        </w:rPr>
+      </w:pPr>
+      <w:r>
+        <w:rPr>
+          <w:highlight w:val="yellow"/>
+          <w:lang w:val="es-ES"/>
+        </w:rPr>
+        <w:t>8 ultrasonidos.</w:t>
+      </w:r>
+    </w:p>
+    <w:p>
+      <w:pPr>
+        <w:pStyle w:val="Prrafodelista"/>
+        <w:numPr>
+          <w:ilvl w:val="0"/>
+          <w:numId w:val="2"/>
+        </w:numPr>
+        <w:rPr>
+          <w:highlight w:val="darkYellow"/>
+          <w:lang w:val="es-ES"/>
+        </w:rPr>
+      </w:pPr>
+      <w:r>
+        <w:rPr>
+          <w:highlight w:val="darkYellow"/>
+          <w:lang w:val="es-ES"/>
+        </w:rPr>
+        <w:t>Investigar RTK.</w:t>
+      </w:r>
+    </w:p>
+    <w:p>
+      <w:pPr>
+        <w:pStyle w:val="Prrafodelista"/>
+        <w:numPr>
+          <w:ilvl w:val="0"/>
+          <w:numId w:val="2"/>
+        </w:numPr>
+        <w:rPr>
+          <w:highlight w:val="darkYellow"/>
+          <w:lang w:val="es-ES"/>
+        </w:rPr>
+      </w:pPr>
+      <w:r>
+        <w:rPr>
+          <w:highlight w:val="darkYellow"/>
+          <w:lang w:val="es-ES"/>
+        </w:rPr>
+        <w:t>Investigar Batería.</w:t>
+      </w:r>
+      <w:r>
+        <w:rPr>
+          <w:highlight w:val="darkYellow"/>
+          <w:lang w:val="es-ES"/>
+        </w:rPr>
+        <w:t xml:space="preserve"> </w:t>
+      </w:r>
+    </w:p>
+    <w:p>
+      <w:pPr>
+        <w:pStyle w:val="Prrafodelista"/>
+        <w:numPr>
+          <w:ilvl w:val="0"/>
+          <w:numId w:val="2"/>
+        </w:numPr>
+        <w:rPr>
+          <w:highlight w:val="yellow"/>
+          <w:lang w:val="es-ES"/>
+        </w:rPr>
+      </w:pPr>
+      <w:r>
+        <w:rPr>
+          <w:highlight w:val="yellow"/>
+          <w:lang w:val="es-ES"/>
+        </w:rPr>
+        <w:t xml:space="preserve">Agregar Multiplexor para </w:t>
+      </w:r>
+      <w:r>
+        <w:rPr>
+          <w:highlight w:val="yellow"/>
+          <w:lang w:val="es-ES"/>
+        </w:rPr>
+        <w:t>I2C</w:t>
+      </w:r>
+      <w:r>
+        <w:rPr>
+          <w:highlight w:val="yellow"/>
+          <w:lang w:val="es-ES"/>
+        </w:rPr>
+        <w:t>.</w:t>
+      </w:r>
+      <w:r>
+        <w:rPr>
+          <w:highlight w:val="yellow"/>
+          <w:lang w:val="es-ES"/>
+        </w:rPr>
+        <w:t xml:space="preserve">  (</w:t>
+      </w:r>
+      <w:r>
+        <w:rPr>
+          <w:highlight w:val="yellow"/>
+          <w:lang w:val="es-ES"/>
+        </w:rPr>
+        <w:t>Investigación</w:t>
+      </w:r>
+      <w:r>
+        <w:rPr>
+          <w:highlight w:val="yellow"/>
+          <w:lang w:val="es-ES"/>
+        </w:rPr>
+        <w:t xml:space="preserve"> ya realizada, queda implementar).</w:t>
+      </w:r>
+      <w:r>
+        <w:rPr>
+          <w:highlight w:val="yellow"/>
+          <w:lang w:val="es-ES"/>
+        </w:rPr>
+        <w:t xml:space="preserve"> </w:t>
+      </w:r>
+      <w:r>
+        <w:rPr>
+          <w:highlight w:val="yellow"/>
+          <w:lang w:val="es-ES"/>
+        </w:rPr>
+        <w:t>&lt;Es necesario encontrar un modelo determinado cuando lo estemos implementando en la PCB&gt;</w:t>
+      </w:r>
+    </w:p>
+    <w:p>
+      <w:pPr>
+        <w:pStyle w:val="Prrafodelista"/>
+        <w:numPr>
+          <w:ilvl w:val="0"/>
+          <w:numId w:val="2"/>
+        </w:numPr>
+        <w:rPr>
+          <w:highlight w:val="yellow"/>
+          <w:lang w:val="es-ES"/>
+        </w:rPr>
+      </w:pPr>
+      <w:r>
+        <w:rPr>
+          <w:highlight w:val="yellow"/>
+          <w:lang w:val="es-ES"/>
+        </w:rPr>
+        <w:t>Reemplazar componentes por SMD.</w:t>
+      </w:r>
+      <w:r>
+        <w:rPr>
+          <w:highlight w:val="yellow"/>
+          <w:lang w:val="es-ES"/>
+        </w:rPr>
+        <w:t xml:space="preserve"> (Esto lo voy dejando para cuando ya estemos dedicados al diseño como tal, cuando ya hayamos definido todo)</w:t>
+      </w:r>
+    </w:p>
+    <w:p>
+      <w:pPr>
+        <w:ind w:left="360"/>
+        <w:rPr>
+          <w:lang w:val="es-ES"/>
+        </w:rPr>
+      </w:pPr>
+    </w:p>
+    <w:p>
+      <w:pPr>
+        <w:pStyle w:val="Prrafodelista"/>
+        <w:rPr>
+          <w:lang w:val="es-ES"/>
+        </w:rPr>
+      </w:pPr>
+    </w:p>
+    <w:p>
+      <w:pPr>
+        <w:rPr>
+          <w:lang w:val="es-ES"/>
+        </w:rPr>
+      </w:pPr>
+    </w:p>
+    <w:p>
+      <w:pPr>
+        <w:pStyle w:val="Ttulo"/>
+        <w:rPr>
+          <w:b/>
+          <w:bCs/>
+          <w:u w:val="single"/>
+          <w:lang w:val="es-ES"/>
+        </w:rPr>
+      </w:pPr>
+      <w:r>
+        <w:rPr>
+          <w:b/>
+          <w:bCs/>
+          <w:u w:val="single"/>
+          <w:lang w:val="es-ES"/>
+        </w:rPr>
+        <w:t xml:space="preserve">Cosas que no funcionaron o quedaron por funcionar de PCB </w:t>
+      </w:r>
+      <w:proofErr w:type="spellStart"/>
+      <w:r>
+        <w:rPr>
+          <w:b/>
+          <w:bCs/>
+          <w:u w:val="single"/>
+          <w:lang w:val="es-ES"/>
+        </w:rPr>
+        <w:t>Salus</w:t>
+      </w:r>
+      <w:proofErr w:type="spellEnd"/>
+      <w:r>
+        <w:rPr>
+          <w:b/>
+          <w:bCs/>
+          <w:u w:val="single"/>
+          <w:lang w:val="es-ES"/>
+        </w:rPr>
+        <w:t xml:space="preserve"> III</w:t>
       </w:r>
     </w:p>
     <w:p>
@@ -869,7 +993,71 @@
           <w:highlight w:val="yellow"/>
           <w:lang w:val="es-ES"/>
         </w:rPr>
-        <w:t>El Rx y Tx de la Rasp y de la ESP32 tienen que estar alternadas, es decir RX(ESP) con TX(Rasp). Ahora lo pusimos al revés y está mal.</w:t>
+        <w:t xml:space="preserve">El </w:t>
+      </w:r>
+      <w:proofErr w:type="spellStart"/>
+      <w:r>
+        <w:rPr>
+          <w:highlight w:val="yellow"/>
+          <w:lang w:val="es-ES"/>
+        </w:rPr>
+        <w:t>Rx</w:t>
+      </w:r>
+      <w:proofErr w:type="spellEnd"/>
+      <w:r>
+        <w:rPr>
+          <w:highlight w:val="yellow"/>
+          <w:lang w:val="es-ES"/>
+        </w:rPr>
+        <w:t xml:space="preserve"> y </w:t>
+      </w:r>
+      <w:proofErr w:type="spellStart"/>
+      <w:r>
+        <w:rPr>
+          <w:highlight w:val="yellow"/>
+          <w:lang w:val="es-ES"/>
+        </w:rPr>
+        <w:t>Tx</w:t>
+      </w:r>
+      <w:proofErr w:type="spellEnd"/>
+      <w:r>
+        <w:rPr>
+          <w:highlight w:val="yellow"/>
+          <w:lang w:val="es-ES"/>
+        </w:rPr>
+        <w:t xml:space="preserve"> de la </w:t>
+      </w:r>
+      <w:proofErr w:type="spellStart"/>
+      <w:r>
+        <w:rPr>
+          <w:highlight w:val="yellow"/>
+          <w:lang w:val="es-ES"/>
+        </w:rPr>
+        <w:t>Rasp</w:t>
+      </w:r>
+      <w:proofErr w:type="spellEnd"/>
+      <w:r>
+        <w:rPr>
+          <w:highlight w:val="yellow"/>
+          <w:lang w:val="es-ES"/>
+        </w:rPr>
+        <w:t xml:space="preserve"> y de la ESP32 tienen que estar alternadas, es decir RX(ESP) con TX(</w:t>
+      </w:r>
+      <w:proofErr w:type="spellStart"/>
+      <w:r>
+        <w:rPr>
+          <w:highlight w:val="yellow"/>
+          <w:lang w:val="es-ES"/>
+        </w:rPr>
+        <w:t>Rasp</w:t>
+      </w:r>
+      <w:proofErr w:type="spellEnd"/>
+      <w:r>
+        <w:rPr>
+          <w:highlight w:val="yellow"/>
+          <w:lang w:val="es-ES"/>
+        </w:rPr>
+        <w:t>). Ahora lo pusimos al revés y está mal.</w:t>
       </w:r>
     </w:p>
     <w:p>
@@ -889,13 +1077,29 @@
           <w:highlight w:val="yellow"/>
           <w:lang w:val="es-ES"/>
         </w:rPr>
-        <w:t xml:space="preserve">Una de las tiras de pines de la Rasp </w:t>
-      </w:r>
+        <w:t xml:space="preserve">Una de las tiras de pines de la </w:t>
+      </w:r>
+      <w:proofErr w:type="spellStart"/>
       <w:r>
         <w:rPr>
           <w:highlight w:val="yellow"/>
           <w:lang w:val="es-ES"/>
         </w:rPr>
+        <w:t>Rasp</w:t>
+      </w:r>
+      <w:proofErr w:type="spellEnd"/>
+      <w:r>
+        <w:rPr>
+          <w:highlight w:val="yellow"/>
+          <w:lang w:val="es-ES"/>
+        </w:rPr>
+        <w:t xml:space="preserve"> </w:t>
+      </w:r>
+      <w:r>
+        <w:rPr>
+          <w:highlight w:val="yellow"/>
+          <w:lang w:val="es-ES"/>
+        </w:rPr>
         <w:t>está</w:t>
       </w:r>
       <w:r>
@@ -951,7 +1155,23 @@
           <w:u w:val="single"/>
           <w:lang w:val="es-ES"/>
         </w:rPr>
-        <w:t>Investigaciones PCB Salus IV</w:t>
+        <w:t xml:space="preserve">Investigaciones PCB </w:t>
+      </w:r>
+      <w:proofErr w:type="spellStart"/>
+      <w:r>
+        <w:rPr>
+          <w:u w:val="single"/>
+          <w:lang w:val="es-ES"/>
+        </w:rPr>
+        <w:t>Salus</w:t>
+      </w:r>
+      <w:proofErr w:type="spellEnd"/>
+      <w:r>
+        <w:rPr>
+          <w:u w:val="single"/>
+          <w:lang w:val="es-ES"/>
+        </w:rPr>
+        <w:t xml:space="preserve"> IV</w:t>
       </w:r>
     </w:p>
     <w:p>
@@ -1005,7 +1225,21 @@
         <w:rPr>
           <w:lang w:val="es-ES"/>
         </w:rPr>
-        <w:t xml:space="preserve"> Tiene 3 Puertos para seleccionar la dirección del chip y con eso saber a que chip estoy accediendo mediante I2C (A0, A1 y A2) lo que permite tener hasta 8 chips de esos. El manejo de selección de GPIOS interno del chip es mediante registros y direcciones de registros.</w:t>
+        <w:t xml:space="preserve"> Tiene 3 Puertos para seleccionar la dirección del chip y con eso saber a </w:t>
+      </w:r>
+      <w:proofErr w:type="spellStart"/>
+      <w:r>
+        <w:rPr>
+          <w:lang w:val="es-ES"/>
+        </w:rPr>
+        <w:t>que</w:t>
+      </w:r>
+      <w:proofErr w:type="spellEnd"/>
+      <w:r>
+        <w:rPr>
+          <w:lang w:val="es-ES"/>
+        </w:rPr>
+        <w:t xml:space="preserve"> chip estoy accediendo mediante I2C (A0, A1 y A2) lo que permite tener hasta 8 chips de esos. El manejo de selección de GPIOS interno del chip es mediante registros y direcciones de registros.</w:t>
       </w:r>
       <w:r>
         <w:rPr>
@@ -1150,7 +1384,21 @@
           <w:lang w:val="es-ES"/>
         </w:rPr>
         <w:lastRenderedPageBreak/>
-        <w:t xml:space="preserve">transmisión, PWM o sea solo un “ON” (Enable Puente H) y usemos los GPIOS de PWM de la ESP32 para los </w:t>
+        <w:t>transmisión, PWM o sea solo un “ON” (</w:t>
+      </w:r>
+      <w:proofErr w:type="spellStart"/>
+      <w:r>
+        <w:rPr>
+          <w:lang w:val="es-ES"/>
+        </w:rPr>
+        <w:t>Enable</w:t>
+      </w:r>
+      <w:proofErr w:type="spellEnd"/>
+      <w:r>
+        <w:rPr>
+          <w:lang w:val="es-ES"/>
+        </w:rPr>
+        <w:t xml:space="preserve"> Puente H) y usemos los GPIOS de PWM de la ESP32 para los </w:t>
       </w:r>
       <w:r>
         <w:rPr>
@@ -1268,14 +1516,30 @@
           <w:highlight w:val="red"/>
           <w:lang w:val="es-ES"/>
         </w:rPr>
-        <w:t xml:space="preserve"> ya desarrollado?</w:t>
-      </w:r>
+        <w:t xml:space="preserve"> ya </w:t>
+      </w:r>
+      <w:proofErr w:type="gramStart"/>
       <w:r>
         <w:rPr>
           <w:highlight w:val="red"/>
           <w:lang w:val="es-ES"/>
         </w:rPr>
-        <w:t>. (Me refiero al multiplexor/Expansor).</w:t>
+        <w:t>desarrollado?</w:t>
+      </w:r>
+      <w:r>
+        <w:rPr>
+          <w:highlight w:val="red"/>
+          <w:lang w:val="es-ES"/>
+        </w:rPr>
+        <w:t>.</w:t>
+      </w:r>
+      <w:proofErr w:type="gramEnd"/>
+      <w:r>
+        <w:rPr>
+          <w:highlight w:val="red"/>
+          <w:lang w:val="es-ES"/>
+        </w:rPr>
+        <w:t xml:space="preserve"> (Me refiero al multiplexor/Expansor).</w:t>
       </w:r>
     </w:p>
     <w:p>
@@ -1374,7 +1638,21 @@
         <w:rPr>
           <w:rStyle w:val="nfasisintenso"/>
         </w:rPr>
-        <w:t xml:space="preserve"> LO HACEMOS CON UN MULTIPLEXOR DE I2C de 16 de ser posible y además agregamos el expansor de GPIOS para tener mas espacio.</w:t>
+        <w:t xml:space="preserve"> LO HACEMOS CON UN MULTIPLEXOR DE I2C de 16 de ser posible y además agregamos el expansor de GPIOS para tener </w:t>
+      </w:r>
+      <w:proofErr w:type="spellStart"/>
+      <w:r>
+        <w:rPr>
+          <w:rStyle w:val="nfasisintenso"/>
+        </w:rPr>
+        <w:t>mas</w:t>
+      </w:r>
+      <w:proofErr w:type="spellEnd"/>
+      <w:r>
+        <w:rPr>
+          <w:rStyle w:val="nfasisintenso"/>
+        </w:rPr>
+        <w:t xml:space="preserve"> espacio.</w:t>
       </w:r>
     </w:p>
     <w:p>
@@ -1500,7 +1778,21 @@
         <w:rPr>
           <w:lang w:val="es-ES"/>
         </w:rPr>
-        <w:t xml:space="preserve">Para la parte de los sensores ultrasonidos podemos usar un multiplexor de I2C que funciona con dirección del propio I2C, de la misma manera que podemos asignarle una dirección por hardware al modulo anterior se puede hacer con la segunda opción de compra de arriba, de forma que podemos tener 8 </w:t>
+        <w:t xml:space="preserve">Para la parte de los sensores ultrasonidos podemos usar un multiplexor de I2C que funciona con dirección del propio I2C, de la misma manera que podemos asignarle una dirección por hardware al </w:t>
+      </w:r>
+      <w:proofErr w:type="spellStart"/>
+      <w:r>
+        <w:rPr>
+          <w:lang w:val="es-ES"/>
+        </w:rPr>
+        <w:t>modulo</w:t>
+      </w:r>
+      <w:proofErr w:type="spellEnd"/>
+      <w:r>
+        <w:rPr>
+          <w:lang w:val="es-ES"/>
+        </w:rPr>
+        <w:t xml:space="preserve"> anterior se puede hacer con la segunda opción de compra de arriba, de forma que podemos tener 8 </w:t>
       </w:r>
       <w:r>
         <w:rPr>
@@ -1518,7 +1810,35 @@
         <w:rPr>
           <w:lang w:val="es-ES"/>
         </w:rPr>
-        <w:t>No le veo tanta utilidad a este como al modulo que amplia la capacidad de pines GPIOS, pero esta buena como opción e implementación.</w:t>
+        <w:t xml:space="preserve">No le veo tanta utilidad a este como al </w:t>
+      </w:r>
+      <w:proofErr w:type="spellStart"/>
+      <w:r>
+        <w:rPr>
+          <w:lang w:val="es-ES"/>
+        </w:rPr>
+        <w:t>modulo</w:t>
+      </w:r>
+      <w:proofErr w:type="spellEnd"/>
+      <w:r>
+        <w:rPr>
+          <w:lang w:val="es-ES"/>
+        </w:rPr>
+        <w:t xml:space="preserve"> que </w:t>
+      </w:r>
+      <w:proofErr w:type="spellStart"/>
+      <w:r>
+        <w:rPr>
+          <w:lang w:val="es-ES"/>
+        </w:rPr>
+        <w:t>amplia</w:t>
+      </w:r>
+      <w:proofErr w:type="spellEnd"/>
+      <w:r>
+        <w:rPr>
+          <w:lang w:val="es-ES"/>
+        </w:rPr>
+        <w:t xml:space="preserve"> la capacidad de pines GPIOS, pero esta buena como opción e implementación.</w:t>
       </w:r>
     </w:p>
     <w:p>
@@ -1672,21 +1992,35 @@
         <w:rPr>
           <w:rStyle w:val="nfasisintenso"/>
         </w:rPr>
-        <w:t xml:space="preserve"> LO HACEMOS CON UN MULTIPLEXOR DE I2C de 16 de ser posible y además agregamos el expansor de GPIOS para tener mas espacio.</w:t>
-      </w:r>
-    </w:p>
-    <w:p>
-      <w:pPr>
-        <w:rPr>
-          <w:lang w:val="es-ES"/>
-        </w:rPr>
-      </w:pPr>
-    </w:p>
-    <w:p>
-      <w:pPr>
+        <w:t xml:space="preserve"> LO HACEMOS CON UN MULTIPLEXOR DE I2C de 16 de ser posible y además agregamos el expansor de GPIOS para tener </w:t>
+      </w:r>
+      <w:proofErr w:type="spellStart"/>
+      <w:r>
         <w:rPr>
           <w:rStyle w:val="nfasisintenso"/>
         </w:rPr>
+        <w:t>mas</w:t>
+      </w:r>
+      <w:proofErr w:type="spellEnd"/>
+      <w:r>
+        <w:rPr>
+          <w:rStyle w:val="nfasisintenso"/>
+        </w:rPr>
+        <w:t xml:space="preserve"> espacio.</w:t>
+      </w:r>
+    </w:p>
+    <w:p>
+      <w:pPr>
+        <w:rPr>
+          <w:lang w:val="es-ES"/>
+        </w:rPr>
+      </w:pPr>
+    </w:p>
+    <w:p>
+      <w:pPr>
+        <w:rPr>
+          <w:rStyle w:val="nfasisintenso"/>
+        </w:rPr>
       </w:pPr>
     </w:p>
     <w:p>
@@ -1751,13 +2085,41 @@
         <w:rPr>
           <w:lang w:val="es-ES"/>
         </w:rPr>
-        <w:t xml:space="preserve">El sistema de “gestión” de baterías de SALUS no utiliza comunicación mediante protocolos para dar avisos de estado de carga o salud, intuyo que funciona realizando una medición de voltaje y corriente para luego realizar un calculo y comparativa, puede usar incluso un “Conteo de Coulomb” ayudado para ubicarse en el estado actual mediante un sensor de voltaje. </w:t>
-      </w:r>
-      <w:r>
-        <w:rPr>
-          <w:lang w:val="es-ES"/>
-        </w:rPr>
-        <w:t xml:space="preserve">Por la forma en que esta conectada se dificulta la incorporación de un CI (Circuito Integrado) de BMS. </w:t>
+        <w:t xml:space="preserve">El sistema de “gestión” de baterías de SALUS no utiliza comunicación mediante protocolos para dar avisos de estado de carga o salud, intuyo que funciona realizando una medición de voltaje y corriente para luego realizar un </w:t>
+      </w:r>
+      <w:proofErr w:type="spellStart"/>
+      <w:r>
+        <w:rPr>
+          <w:lang w:val="es-ES"/>
+        </w:rPr>
+        <w:t>calculo</w:t>
+      </w:r>
+      <w:proofErr w:type="spellEnd"/>
+      <w:r>
+        <w:rPr>
+          <w:lang w:val="es-ES"/>
+        </w:rPr>
+        <w:t xml:space="preserve"> y comparativa, puede usar incluso un “Conteo de Coulomb” ayudado para ubicarse en el estado actual mediante un sensor de voltaje. </w:t>
+      </w:r>
+      <w:r>
+        <w:rPr>
+          <w:lang w:val="es-ES"/>
+        </w:rPr>
+        <w:t xml:space="preserve">Por la forma en que </w:t>
+      </w:r>
+      <w:proofErr w:type="spellStart"/>
+      <w:r>
+        <w:rPr>
+          <w:lang w:val="es-ES"/>
+        </w:rPr>
+        <w:t>esta</w:t>
+      </w:r>
+      <w:proofErr w:type="spellEnd"/>
+      <w:r>
+        <w:rPr>
+          <w:lang w:val="es-ES"/>
+        </w:rPr>
+        <w:t xml:space="preserve"> conectada se dificulta la incorporación de un CI (Circuito Integrado) de BMS. </w:t>
       </w:r>
     </w:p>
     <w:p>
@@ -1775,7 +2137,21 @@
         <w:rPr>
           <w:lang w:val="es-ES"/>
         </w:rPr>
-        <w:t>La solución mas efectiva para lo que tenemos es:</w:t>
+        <w:t xml:space="preserve">La solución </w:t>
+      </w:r>
+      <w:proofErr w:type="spellStart"/>
+      <w:r>
+        <w:rPr>
+          <w:lang w:val="es-ES"/>
+        </w:rPr>
+        <w:t>mas</w:t>
+      </w:r>
+      <w:proofErr w:type="spellEnd"/>
+      <w:r>
+        <w:rPr>
+          <w:lang w:val="es-ES"/>
+        </w:rPr>
+        <w:t xml:space="preserve"> efectiva para lo que tenemos es:</w:t>
       </w:r>
     </w:p>
     <w:p>
@@ -2151,7 +2527,49 @@
         <w:rPr>
           <w:lang w:val="es-ES"/>
         </w:rPr>
-        <w:t>La razón por la que no podemos hacerlo únicamente con la medición de la tensión es por que depende de diversos factores, el principal, la carga, a mayor carga (mas aceleración) mayor es la corriente y menos tensión nos provee la batería por las resistencias del cobre e internas de la misma. Lo ideal es realizar la medición usando el conteo de Coulomb. Se puede realizar de forma menos precisa simplemente con el divisor resistivo y el sensor omitiendo la medición de aquellos casos en que el consumo de corriente sea excesivo, seria como omitir ese instante y quedarse con el valor anterior.</w:t>
+        <w:t xml:space="preserve">La razón por la que no podemos hacerlo únicamente con la medición de la tensión es </w:t>
+      </w:r>
+      <w:proofErr w:type="spellStart"/>
+      <w:r>
+        <w:rPr>
+          <w:lang w:val="es-ES"/>
+        </w:rPr>
+        <w:t>por que</w:t>
+      </w:r>
+      <w:proofErr w:type="spellEnd"/>
+      <w:r>
+        <w:rPr>
+          <w:lang w:val="es-ES"/>
+        </w:rPr>
+        <w:t xml:space="preserve"> depende de diversos factores, el principal, la carga, a mayor carga (</w:t>
+      </w:r>
+      <w:proofErr w:type="spellStart"/>
+      <w:r>
+        <w:rPr>
+          <w:lang w:val="es-ES"/>
+        </w:rPr>
+        <w:t>mas</w:t>
+      </w:r>
+      <w:proofErr w:type="spellEnd"/>
+      <w:r>
+        <w:rPr>
+          <w:lang w:val="es-ES"/>
+        </w:rPr>
+        <w:t xml:space="preserve"> aceleración) mayor es la corriente y menos tensión nos provee la batería por las resistencias del cobre e internas de la misma. Lo ideal es realizar la medición usando el conteo de Coulomb. Se puede realizar de forma menos precisa simplemente con el divisor resistivo y el sensor omitiendo la medición de aquellos casos en que el consumo de corriente sea excesivo, </w:t>
+      </w:r>
+      <w:proofErr w:type="spellStart"/>
+      <w:r>
+        <w:rPr>
+          <w:lang w:val="es-ES"/>
+        </w:rPr>
+        <w:t>seria</w:t>
+      </w:r>
+      <w:proofErr w:type="spellEnd"/>
+      <w:r>
+        <w:rPr>
+          <w:lang w:val="es-ES"/>
+        </w:rPr>
+        <w:t xml:space="preserve"> como omitir ese instante y quedarse con el valor anterior.</w:t>
       </w:r>
     </w:p>
     <w:p>
@@ -2285,7 +2703,21 @@
         <w:rPr>
           <w:rStyle w:val="nfasisintenso"/>
         </w:rPr>
-        <w:t>Vamos a colocar los dos sensores, el de voltaje y corriente y después Leo va a ver de que manera hacer la simplificación.</w:t>
+        <w:t xml:space="preserve">Vamos a colocar los dos sensores, el de voltaje y corriente y después Leo va a ver de </w:t>
+      </w:r>
+      <w:proofErr w:type="spellStart"/>
+      <w:r>
+        <w:rPr>
+          <w:rStyle w:val="nfasisintenso"/>
+        </w:rPr>
+        <w:t>que</w:t>
+      </w:r>
+      <w:proofErr w:type="spellEnd"/>
+      <w:r>
+        <w:rPr>
+          <w:rStyle w:val="nfasisintenso"/>
+        </w:rPr>
+        <w:t xml:space="preserve"> manera hacer la simplificación.</w:t>
       </w:r>
     </w:p>
     <w:p>
@@ -2373,7 +2805,21 @@
         <w:rPr>
           <w:lang w:val="es-ES"/>
         </w:rPr>
-        <w:t>Divisor Resistivo o Transceptor para tomar Datos del Display:</w:t>
+        <w:t xml:space="preserve">Divisor Resistivo o Transceptor para tomar Datos del </w:t>
+      </w:r>
+      <w:proofErr w:type="spellStart"/>
+      <w:r>
+        <w:rPr>
+          <w:lang w:val="es-ES"/>
+        </w:rPr>
+        <w:t>Display</w:t>
+      </w:r>
+      <w:proofErr w:type="spellEnd"/>
+      <w:r>
+        <w:rPr>
+          <w:lang w:val="es-ES"/>
+        </w:rPr>
+        <w:t>:</w:t>
       </w:r>
     </w:p>
     <w:p>
@@ -2391,7 +2837,63 @@
         <w:rPr>
           <w:lang w:val="es-ES"/>
         </w:rPr>
-        <w:t xml:space="preserve">Actualmente estamos usando un divisor resistivo para tomar los datos que vienen desde la controladora de Salus hacia el Display porque el nivel de voltaje del protocolo de comunicación es mayor que el que soporta una ESP32 (VOTOL: 5,2V – ESP32: 3,3). El problema con este circuito es que al estar únicamente conformado por resistencias no tiene las protecciones ni resguardos necesarios para que la comunicación no sea errónea. Esto se podría solucionar con un componente llamado “Level Shifting” que tiene esta finalidad. </w:t>
+        <w:t xml:space="preserve">Actualmente estamos usando un divisor resistivo para tomar los datos que vienen desde la controladora de </w:t>
+      </w:r>
+      <w:proofErr w:type="spellStart"/>
+      <w:r>
+        <w:rPr>
+          <w:lang w:val="es-ES"/>
+        </w:rPr>
+        <w:t>Salus</w:t>
+      </w:r>
+      <w:proofErr w:type="spellEnd"/>
+      <w:r>
+        <w:rPr>
+          <w:lang w:val="es-ES"/>
+        </w:rPr>
+        <w:t xml:space="preserve"> hacia el </w:t>
+      </w:r>
+      <w:proofErr w:type="spellStart"/>
+      <w:r>
+        <w:rPr>
+          <w:lang w:val="es-ES"/>
+        </w:rPr>
+        <w:t>Display</w:t>
+      </w:r>
+      <w:proofErr w:type="spellEnd"/>
+      <w:r>
+        <w:rPr>
+          <w:lang w:val="es-ES"/>
+        </w:rPr>
+        <w:t xml:space="preserve"> porque el nivel de voltaje del protocolo de comunicación es mayor que el que soporta una ESP32 (VOTOL: 5,2V – ESP32: 3,3). El problema con este circuito es que al estar únicamente conformado por resistencias no tiene las protecciones ni resguardos necesarios para que la comunicación no sea errónea. Esto se podría solucionar con un componente llamado “</w:t>
+      </w:r>
+      <w:proofErr w:type="spellStart"/>
+      <w:r>
+        <w:rPr>
+          <w:lang w:val="es-ES"/>
+        </w:rPr>
+        <w:t>Level</w:t>
+      </w:r>
+      <w:proofErr w:type="spellEnd"/>
+      <w:r>
+        <w:rPr>
+          <w:lang w:val="es-ES"/>
+        </w:rPr>
+        <w:t xml:space="preserve"> </w:t>
+      </w:r>
+      <w:proofErr w:type="spellStart"/>
+      <w:r>
+        <w:rPr>
+          <w:lang w:val="es-ES"/>
+        </w:rPr>
+        <w:t>Shifting</w:t>
+      </w:r>
+      <w:proofErr w:type="spellEnd"/>
+      <w:r>
+        <w:rPr>
+          <w:lang w:val="es-ES"/>
+        </w:rPr>
+        <w:t xml:space="preserve">” que tiene esta finalidad. </w:t>
       </w:r>
     </w:p>
     <w:p>
@@ -2490,7 +2992,21 @@
         <w:rPr>
           <w:lang w:val="es-ES"/>
         </w:rPr>
-        <w:t>Podemos hacer directamente con un divisor resistivo y un Schmitt trigger para limpiar la señal de ruido y asegurarnos que nos llegue la señal limpia.</w:t>
+        <w:t xml:space="preserve">Podemos hacer directamente con un divisor resistivo y un Schmitt </w:t>
+      </w:r>
+      <w:proofErr w:type="spellStart"/>
+      <w:r>
+        <w:rPr>
+          <w:lang w:val="es-ES"/>
+        </w:rPr>
+        <w:t>trigger</w:t>
+      </w:r>
+      <w:proofErr w:type="spellEnd"/>
+      <w:r>
+        <w:rPr>
+          <w:lang w:val="es-ES"/>
+        </w:rPr>
+        <w:t xml:space="preserve"> para limpiar la señal de ruido y asegurarnos que nos llegue la señal limpia.</w:t>
       </w:r>
     </w:p>
     <w:p>
@@ -2508,7 +3024,21 @@
         <w:rPr>
           <w:lang w:val="es-ES"/>
         </w:rPr>
-        <w:t>El problema del Schmitt Trigger es que tenemos que buscar alguno en particular que nos sirva para nuestros umbrales, de igual manera la señal está muy limpia a la salida, por lo menos en el osciloscopio. La otra forma (Si es que no conseguimos un Schmitt que nos proporcione esos umbrales) podemos diseñarlo con comparadores o amplificadores operacionales.</w:t>
+        <w:t xml:space="preserve">El problema del Schmitt </w:t>
+      </w:r>
+      <w:proofErr w:type="spellStart"/>
+      <w:r>
+        <w:rPr>
+          <w:lang w:val="es-ES"/>
+        </w:rPr>
+        <w:t>Trigger</w:t>
+      </w:r>
+      <w:proofErr w:type="spellEnd"/>
+      <w:r>
+        <w:rPr>
+          <w:lang w:val="es-ES"/>
+        </w:rPr>
+        <w:t xml:space="preserve"> es que tenemos que buscar alguno en particular que nos sirva para nuestros umbrales, de igual manera la señal está muy limpia a la salida, por lo menos en el osciloscopio. La otra forma (Si es que no conseguimos un Schmitt que nos proporcione esos umbrales) podemos diseñarlo con comparadores o amplificadores operacionales.</w:t>
       </w:r>
     </w:p>
     <w:p>
@@ -2628,7 +3158,35 @@
         <w:rPr>
           <w:rStyle w:val="nfasisintenso"/>
         </w:rPr>
-        <w:t>Diseñamos otro circuito basado en la versión del MOSFET de los level shiftters, lo hacemos únicamente con un diodo de forma que podamos reducir el uso de corriente.</w:t>
+        <w:t xml:space="preserve">Diseñamos otro circuito basado en la versión del MOSFET de los </w:t>
+      </w:r>
+      <w:proofErr w:type="spellStart"/>
+      <w:r>
+        <w:rPr>
+          <w:rStyle w:val="nfasisintenso"/>
+        </w:rPr>
+        <w:t>level</w:t>
+      </w:r>
+      <w:proofErr w:type="spellEnd"/>
+      <w:r>
+        <w:rPr>
+          <w:rStyle w:val="nfasisintenso"/>
+        </w:rPr>
+        <w:t xml:space="preserve"> </w:t>
+      </w:r>
+      <w:proofErr w:type="spellStart"/>
+      <w:r>
+        <w:rPr>
+          <w:rStyle w:val="nfasisintenso"/>
+        </w:rPr>
+        <w:t>shiftters</w:t>
+      </w:r>
+      <w:proofErr w:type="spellEnd"/>
+      <w:r>
+        <w:rPr>
+          <w:rStyle w:val="nfasisintenso"/>
+        </w:rPr>
+        <w:t>, lo hacemos únicamente con un diodo de forma que podamos reducir el uso de corriente.</w:t>
       </w:r>
     </w:p>
     <w:p>
@@ -2646,7 +3204,21 @@
         <w:rPr>
           <w:rStyle w:val="nfasisintenso"/>
         </w:rPr>
-        <w:t>Sin Schmitt trigger. Sale bastante limpio de la controladora y no esta tan lejos.</w:t>
+        <w:t xml:space="preserve">Sin Schmitt </w:t>
+      </w:r>
+      <w:proofErr w:type="spellStart"/>
+      <w:r>
+        <w:rPr>
+          <w:rStyle w:val="nfasisintenso"/>
+        </w:rPr>
+        <w:t>trigger</w:t>
+      </w:r>
+      <w:proofErr w:type="spellEnd"/>
+      <w:r>
+        <w:rPr>
+          <w:rStyle w:val="nfasisintenso"/>
+        </w:rPr>
+        <w:t>. Sale bastante limpio de la controladora y no esta tan lejos.</w:t>
       </w:r>
     </w:p>
     <w:p>
@@ -2733,7 +3305,21 @@
         <w:rPr>
           <w:lang w:val="es-ES"/>
         </w:rPr>
-        <w:t>Arrancamos con la investigación para poner un amplificador en Salus.</w:t>
+        <w:t xml:space="preserve">Arrancamos con la investigación para poner un amplificador en </w:t>
+      </w:r>
+      <w:proofErr w:type="spellStart"/>
+      <w:r>
+        <w:rPr>
+          <w:lang w:val="es-ES"/>
+        </w:rPr>
+        <w:t>Salus</w:t>
+      </w:r>
+      <w:proofErr w:type="spellEnd"/>
+      <w:r>
+        <w:rPr>
+          <w:lang w:val="es-ES"/>
+        </w:rPr>
+        <w:t>.</w:t>
       </w:r>
     </w:p>
     <w:p>
@@ -2787,7 +3373,21 @@
         <w:rPr>
           <w:lang w:val="es-ES"/>
         </w:rPr>
-        <w:t>De otra manera si nos demoramos mucho lo ideal seria comprar uno que funcione en internet para desarmarlo y usar la bocina con el circuito de amplificación.</w:t>
+        <w:t xml:space="preserve">De otra manera si nos demoramos mucho lo ideal </w:t>
+      </w:r>
+      <w:proofErr w:type="spellStart"/>
+      <w:r>
+        <w:rPr>
+          <w:lang w:val="es-ES"/>
+        </w:rPr>
+        <w:t>seria</w:t>
+      </w:r>
+      <w:proofErr w:type="spellEnd"/>
+      <w:r>
+        <w:rPr>
+          <w:lang w:val="es-ES"/>
+        </w:rPr>
+        <w:t xml:space="preserve"> comprar uno que funcione en internet para desarmarlo y usar la bocina con el circuito de amplificación.</w:t>
       </w:r>
     </w:p>
     <w:p>
@@ -2823,7 +3423,21 @@
         <w:rPr>
           <w:lang w:val="es-ES"/>
         </w:rPr>
-        <w:t>Intenté ver de que manera funciona el amplificador y parlante de las ruedas que trajeron de China, pero no tiene instrucciones de uso y el circuito es demasiado engorroso como para perder tiempo en eso. Parece que contiene unos drivers de USB y además un Chip Único de Sonido Integrado. Además, seguramente requiere de amplificación mediante parlantes.</w:t>
+        <w:t xml:space="preserve">Intenté ver de </w:t>
+      </w:r>
+      <w:proofErr w:type="spellStart"/>
+      <w:r>
+        <w:rPr>
+          <w:lang w:val="es-ES"/>
+        </w:rPr>
+        <w:t>que</w:t>
+      </w:r>
+      <w:proofErr w:type="spellEnd"/>
+      <w:r>
+        <w:rPr>
+          <w:lang w:val="es-ES"/>
+        </w:rPr>
+        <w:t xml:space="preserve"> manera funciona el amplificador y parlante de las ruedas que trajeron de China, pero no tiene instrucciones de uso y el circuito es demasiado engorroso como para perder tiempo en eso. Parece que contiene unos drivers de USB y además un Chip Único de Sonido Integrado. Además, seguramente requiere de amplificación mediante parlantes.</w:t>
       </w:r>
     </w:p>
     <w:p>
@@ -2971,7 +3585,21 @@
         <w:rPr>
           <w:lang w:val="es-ES"/>
         </w:rPr>
-        <w:t>Lo ideal seria hacerlo con el amplificador tipo D. El lunes seguimos buscando.</w:t>
+        <w:t xml:space="preserve">Lo ideal </w:t>
+      </w:r>
+      <w:proofErr w:type="spellStart"/>
+      <w:r>
+        <w:rPr>
+          <w:lang w:val="es-ES"/>
+        </w:rPr>
+        <w:t>seria</w:t>
+      </w:r>
+      <w:proofErr w:type="spellEnd"/>
+      <w:r>
+        <w:rPr>
+          <w:lang w:val="es-ES"/>
+        </w:rPr>
+        <w:t xml:space="preserve"> hacerlo con el amplificador tipo D. El lunes seguimos buscando.</w:t>
       </w:r>
     </w:p>
     <w:p>
@@ -2989,7 +3617,35 @@
         <w:rPr>
           <w:lang w:val="es-ES"/>
         </w:rPr>
-        <w:t>Por lo que estuve investigando (Hoy lunes 26/1/2026), existen distintas etapas de amplificación en un parlante, preamplificacion (Amplificación de tensión sin corriente) y amplificación de potencia (Amplificación de corriente para permitir el movimiento de las bocinas). Nosotros igualmente únicamente necesitaríamos solo la etapa de amplificación de potencia (corriente) porque la preamplificacion se usa para cosas profesionales.</w:t>
+        <w:t xml:space="preserve">Por lo que estuve investigando (Hoy lunes 26/1/2026), existen distintas etapas de amplificación en un parlante, </w:t>
+      </w:r>
+      <w:proofErr w:type="spellStart"/>
+      <w:r>
+        <w:rPr>
+          <w:lang w:val="es-ES"/>
+        </w:rPr>
+        <w:t>preamplificacion</w:t>
+      </w:r>
+      <w:proofErr w:type="spellEnd"/>
+      <w:r>
+        <w:rPr>
+          <w:lang w:val="es-ES"/>
+        </w:rPr>
+        <w:t xml:space="preserve"> (Amplificación de tensión sin corriente) y amplificación de potencia (Amplificación de corriente para permitir el movimiento de las bocinas). Nosotros igualmente únicamente necesitaríamos solo la etapa de amplificación de potencia (corriente) porque la </w:t>
+      </w:r>
+      <w:proofErr w:type="spellStart"/>
+      <w:r>
+        <w:rPr>
+          <w:lang w:val="es-ES"/>
+        </w:rPr>
+        <w:t>preamplificacion</w:t>
+      </w:r>
+      <w:proofErr w:type="spellEnd"/>
+      <w:r>
+        <w:rPr>
+          <w:lang w:val="es-ES"/>
+        </w:rPr>
+        <w:t xml:space="preserve"> se usa para cosas profesionales.</w:t>
       </w:r>
     </w:p>
     <w:p>
@@ -3066,6 +3722,1975 @@
         </w:rPr>
         <w:t xml:space="preserve"> que creo que nos sirve. Tenemos que tener en cuenta que es BTL y que no se conecta ningún conector del parlante a GND.</w:t>
       </w:r>
+    </w:p>
+    <w:p>
+      <w:pPr>
+        <w:rPr>
+          <w:lang w:val="es-ES"/>
+        </w:rPr>
+      </w:pPr>
+    </w:p>
+    <w:p>
+      <w:pPr>
+        <w:pStyle w:val="Subttulo"/>
+        <w:rPr>
+          <w:lang w:val="es-ES"/>
+        </w:rPr>
+      </w:pPr>
+      <w:r>
+        <w:rPr>
+          <w:lang w:val="es-ES"/>
+        </w:rPr>
+        <w:t>Investigación Cambio a SMD</w:t>
+      </w:r>
+    </w:p>
+    <w:p>
+      <w:pPr>
+        <w:pStyle w:val="Prrafodelista"/>
+        <w:numPr>
+          <w:ilvl w:val="0"/>
+          <w:numId w:val="15"/>
+        </w:numPr>
+        <w:rPr>
+          <w:lang w:val="es-ES"/>
+        </w:rPr>
+      </w:pPr>
+      <w:r>
+        <w:rPr>
+          <w:lang w:val="es-ES"/>
+        </w:rPr>
+        <w:t>Arrancamos con la investigación para hacer el cambio de componentes (26/1/2026)</w:t>
+      </w:r>
+    </w:p>
+    <w:p>
+      <w:pPr>
+        <w:pStyle w:val="Prrafodelista"/>
+        <w:numPr>
+          <w:ilvl w:val="0"/>
+          <w:numId w:val="15"/>
+        </w:numPr>
+        <w:rPr>
+          <w:lang w:val="es-ES"/>
+        </w:rPr>
+      </w:pPr>
+      <w:r>
+        <w:rPr>
+          <w:lang w:val="es-ES"/>
+        </w:rPr>
+        <w:t xml:space="preserve">SMD (Surface Mount </w:t>
+      </w:r>
+      <w:proofErr w:type="spellStart"/>
+      <w:r>
+        <w:rPr>
+          <w:lang w:val="es-ES"/>
+        </w:rPr>
+        <w:t>Device</w:t>
+      </w:r>
+      <w:proofErr w:type="spellEnd"/>
+      <w:r>
+        <w:rPr>
+          <w:lang w:val="es-ES"/>
+        </w:rPr>
+        <w:t xml:space="preserve"> – Dispositivos de montaje superficial). La principal diferencia con los componentes con los que contamos actualmente es que se requiere agujeros de montaje.</w:t>
+      </w:r>
+    </w:p>
+    <w:p>
+      <w:pPr>
+        <w:pStyle w:val="Prrafodelista"/>
+        <w:numPr>
+          <w:ilvl w:val="0"/>
+          <w:numId w:val="15"/>
+        </w:numPr>
+        <w:rPr>
+          <w:lang w:val="es-ES"/>
+        </w:rPr>
+      </w:pPr>
+      <w:r>
+        <w:rPr>
+          <w:lang w:val="es-ES"/>
+        </w:rPr>
+        <w:t>Primeramente,</w:t>
+      </w:r>
+      <w:r>
+        <w:rPr>
+          <w:lang w:val="es-ES"/>
+        </w:rPr>
+        <w:t xml:space="preserve"> buscamos en </w:t>
+      </w:r>
+      <w:proofErr w:type="spellStart"/>
+      <w:r>
+        <w:rPr>
+          <w:lang w:val="es-ES"/>
+        </w:rPr>
+        <w:t>datasheets</w:t>
+      </w:r>
+      <w:proofErr w:type="spellEnd"/>
+      <w:r>
+        <w:rPr>
+          <w:lang w:val="es-ES"/>
+        </w:rPr>
+        <w:t xml:space="preserve"> y luego comprobamos el funcionamiento simulándolo en </w:t>
+      </w:r>
+      <w:proofErr w:type="spellStart"/>
+      <w:r>
+        <w:rPr>
+          <w:lang w:val="es-ES"/>
+        </w:rPr>
+        <w:t>LTSpice</w:t>
+      </w:r>
+      <w:proofErr w:type="spellEnd"/>
+      <w:r>
+        <w:rPr>
+          <w:lang w:val="es-ES"/>
+        </w:rPr>
+        <w:t>.</w:t>
+      </w:r>
+    </w:p>
+    <w:p>
+      <w:pPr>
+        <w:pStyle w:val="Prrafodelista"/>
+        <w:numPr>
+          <w:ilvl w:val="0"/>
+          <w:numId w:val="15"/>
+        </w:numPr>
+        <w:rPr>
+          <w:lang w:val="es-ES"/>
+        </w:rPr>
+      </w:pPr>
+      <w:r>
+        <w:rPr>
+          <w:lang w:val="es-ES"/>
+        </w:rPr>
+        <w:t xml:space="preserve">Vamos a repasar componente por componente en el diseño actual de </w:t>
+      </w:r>
+      <w:proofErr w:type="spellStart"/>
+      <w:r>
+        <w:rPr>
+          <w:lang w:val="es-ES"/>
+        </w:rPr>
+        <w:t>Kicad</w:t>
+      </w:r>
+      <w:proofErr w:type="spellEnd"/>
+      <w:r>
+        <w:rPr>
+          <w:lang w:val="es-ES"/>
+        </w:rPr>
+        <w:t xml:space="preserve"> y buscar los componentes por separado.</w:t>
+      </w:r>
+    </w:p>
+    <w:p>
+      <w:pPr>
+        <w:rPr>
+          <w:rStyle w:val="nfasis"/>
+        </w:rPr>
+      </w:pPr>
+      <w:r>
+        <w:rPr>
+          <w:rStyle w:val="nfasis"/>
+        </w:rPr>
+        <w:t>Zener:</w:t>
+      </w:r>
+    </w:p>
+    <w:p>
+      <w:pPr>
+        <w:pStyle w:val="Prrafodelista"/>
+        <w:numPr>
+          <w:ilvl w:val="0"/>
+          <w:numId w:val="16"/>
+        </w:numPr>
+        <w:rPr>
+          <w:rStyle w:val="nfasis"/>
+        </w:rPr>
+      </w:pPr>
+      <w:hyperlink r:id="rId29" w:history="1">
+        <w:proofErr w:type="spellStart"/>
+        <w:r>
+          <w:rPr>
+            <w:rStyle w:val="Hipervnculo"/>
+          </w:rPr>
+          <w:t>Aca</w:t>
+        </w:r>
+        <w:proofErr w:type="spellEnd"/>
+      </w:hyperlink>
+      <w:r>
+        <w:rPr>
+          <w:rStyle w:val="nfasis"/>
+        </w:rPr>
+        <w:t xml:space="preserve"> encontré uno SMD que nos va a servir, </w:t>
+      </w:r>
+      <w:r>
+        <w:rPr>
+          <w:rStyle w:val="nfasis"/>
+        </w:rPr>
+        <w:t>está</w:t>
+      </w:r>
+      <w:r>
+        <w:rPr>
+          <w:rStyle w:val="nfasis"/>
+        </w:rPr>
+        <w:t xml:space="preserve"> en JLCPCB</w:t>
+      </w:r>
+    </w:p>
+    <w:p>
+      <w:pPr>
+        <w:pStyle w:val="Prrafodelista"/>
+        <w:numPr>
+          <w:ilvl w:val="0"/>
+          <w:numId w:val="16"/>
+        </w:numPr>
+        <w:rPr>
+          <w:rStyle w:val="nfasis"/>
+        </w:rPr>
+      </w:pPr>
+      <w:r>
+        <w:rPr>
+          <w:rStyle w:val="nfasis"/>
+        </w:rPr>
+        <w:t>El tema es que hay que cambiar la resistencia del Zener por una de 1K para que le de la corriente de encendido (</w:t>
+      </w:r>
+      <w:proofErr w:type="spellStart"/>
+      <w:r>
+        <w:rPr>
+          <w:rStyle w:val="nfasis"/>
+        </w:rPr>
+        <w:t>Izk</w:t>
+      </w:r>
+      <w:proofErr w:type="spellEnd"/>
+      <w:r>
+        <w:rPr>
+          <w:rStyle w:val="nfasis"/>
+        </w:rPr>
+        <w:t xml:space="preserve">) como vimos en el </w:t>
+      </w:r>
+      <w:proofErr w:type="spellStart"/>
+      <w:r>
+        <w:rPr>
+          <w:rStyle w:val="nfasis"/>
+        </w:rPr>
+        <w:t>datasheet</w:t>
+      </w:r>
+      <w:proofErr w:type="spellEnd"/>
+      <w:r>
+        <w:rPr>
+          <w:rStyle w:val="nfasis"/>
+        </w:rPr>
+        <w:t>.</w:t>
+      </w:r>
+    </w:p>
+    <w:p>
+      <w:pPr>
+        <w:pStyle w:val="Prrafodelista"/>
+        <w:numPr>
+          <w:ilvl w:val="0"/>
+          <w:numId w:val="16"/>
+        </w:numPr>
+        <w:rPr>
+          <w:rStyle w:val="nfasis"/>
+        </w:rPr>
+      </w:pPr>
+      <w:r>
+        <w:rPr>
+          <w:rStyle w:val="nfasis"/>
+        </w:rPr>
+        <w:t xml:space="preserve">Busco otros para </w:t>
+      </w:r>
+      <w:r>
+        <w:rPr>
+          <w:rStyle w:val="nfasis"/>
+        </w:rPr>
+        <w:t>reemplazar,</w:t>
+      </w:r>
+      <w:r>
+        <w:rPr>
+          <w:rStyle w:val="nfasis"/>
+        </w:rPr>
+        <w:t xml:space="preserve"> pero de no encontrar otros lo que quedaría probar de este componente es simularlo en LT.</w:t>
+      </w:r>
+    </w:p>
+    <w:p>
+      <w:pPr>
+        <w:pStyle w:val="Prrafodelista"/>
+        <w:numPr>
+          <w:ilvl w:val="0"/>
+          <w:numId w:val="16"/>
+        </w:numPr>
+        <w:rPr>
+          <w:rStyle w:val="nfasis"/>
+        </w:rPr>
+      </w:pPr>
+      <w:r>
+        <w:rPr>
+          <w:rStyle w:val="nfasis"/>
+        </w:rPr>
+        <w:t xml:space="preserve">Recuerdo que es el modelo que estamos </w:t>
+      </w:r>
+      <w:r>
+        <w:rPr>
+          <w:rStyle w:val="nfasis"/>
+        </w:rPr>
+        <w:t>buscando,</w:t>
+      </w:r>
+      <w:r>
+        <w:rPr>
+          <w:rStyle w:val="nfasis"/>
+        </w:rPr>
+        <w:t xml:space="preserve"> pero necesitamos buscar y usar uno de 3.3V y otro de 5.6V.</w:t>
+      </w:r>
+    </w:p>
+    <w:p>
+      <w:pPr>
+        <w:pStyle w:val="Prrafodelista"/>
+        <w:numPr>
+          <w:ilvl w:val="0"/>
+          <w:numId w:val="16"/>
+        </w:numPr>
+        <w:rPr>
+          <w:rStyle w:val="nfasis"/>
+        </w:rPr>
+      </w:pPr>
+      <w:r>
+        <w:rPr>
+          <w:rStyle w:val="nfasis"/>
+        </w:rPr>
+        <w:t>BZT52C3V3</w:t>
+      </w:r>
+      <w:r>
+        <w:rPr>
+          <w:rStyle w:val="nfasis"/>
+        </w:rPr>
+        <w:t xml:space="preserve"> este es el de 3.3V (Es de 500mW, cuando lo simulemos hace falta ver el consumo de corriente</w:t>
+      </w:r>
+    </w:p>
+    <w:p>
+      <w:pPr>
+        <w:pStyle w:val="Prrafodelista"/>
+        <w:numPr>
+          <w:ilvl w:val="0"/>
+          <w:numId w:val="16"/>
+        </w:numPr>
+        <w:rPr>
+          <w:rStyle w:val="nfasis"/>
+        </w:rPr>
+      </w:pPr>
+      <w:r>
+        <w:rPr>
+          <w:rStyle w:val="nfasis"/>
+        </w:rPr>
+        <w:t>BZT52C5V6</w:t>
+      </w:r>
+      <w:r>
+        <w:rPr>
+          <w:rStyle w:val="nfasis"/>
+        </w:rPr>
+        <w:t xml:space="preserve"> </w:t>
+      </w:r>
+      <w:r>
+        <w:rPr>
+          <w:rStyle w:val="nfasis"/>
+        </w:rPr>
+        <w:t>e</w:t>
+      </w:r>
+      <w:r>
+        <w:rPr>
+          <w:rStyle w:val="nfasis"/>
+        </w:rPr>
+        <w:t xml:space="preserve">s el de 5.6V, tiene la misma característica que el otro. </w:t>
+      </w:r>
+    </w:p>
+    <w:p>
+      <w:pPr>
+        <w:pStyle w:val="Prrafodelista"/>
+        <w:numPr>
+          <w:ilvl w:val="0"/>
+          <w:numId w:val="16"/>
+        </w:numPr>
+        <w:rPr>
+          <w:rStyle w:val="nfasis"/>
+        </w:rPr>
+      </w:pPr>
+      <w:r>
+        <w:rPr>
+          <w:rStyle w:val="nfasis"/>
+        </w:rPr>
+        <w:t>El IZK de ambos es de 1mA.</w:t>
+      </w:r>
+    </w:p>
+    <w:p>
+      <w:pPr>
+        <w:pStyle w:val="Prrafodelista"/>
+        <w:numPr>
+          <w:ilvl w:val="0"/>
+          <w:numId w:val="16"/>
+        </w:numPr>
+        <w:rPr>
+          <w:rStyle w:val="nfasis"/>
+        </w:rPr>
+      </w:pPr>
+      <w:r>
+        <w:rPr>
+          <w:rStyle w:val="nfasis"/>
+        </w:rPr>
+        <w:t xml:space="preserve">La mayoría que ofrece JLCPCB son THT, estos que están arriba son SMD y los tienen en stock para usar. Ofrecen </w:t>
+      </w:r>
+      <w:proofErr w:type="spellStart"/>
+      <w:r>
+        <w:rPr>
+          <w:rStyle w:val="nfasis"/>
+        </w:rPr>
+        <w:t>footprint</w:t>
+      </w:r>
+      <w:proofErr w:type="spellEnd"/>
+      <w:r>
+        <w:rPr>
+          <w:rStyle w:val="nfasis"/>
+        </w:rPr>
+        <w:t xml:space="preserve"> y </w:t>
+      </w:r>
+      <w:r>
+        <w:rPr>
+          <w:rStyle w:val="nfasis"/>
+        </w:rPr>
+        <w:t>símbolo.</w:t>
+      </w:r>
+    </w:p>
+    <w:p>
+      <w:pPr>
+        <w:pStyle w:val="Prrafodelista"/>
+        <w:numPr>
+          <w:ilvl w:val="0"/>
+          <w:numId w:val="16"/>
+        </w:numPr>
+        <w:rPr>
+          <w:rStyle w:val="nfasis"/>
+        </w:rPr>
+      </w:pPr>
+      <w:proofErr w:type="spellStart"/>
+      <w:r>
+        <w:rPr>
+          <w:rStyle w:val="nfasis"/>
+        </w:rPr>
+        <w:lastRenderedPageBreak/>
+        <w:t>Aca</w:t>
+      </w:r>
+      <w:proofErr w:type="spellEnd"/>
+      <w:r>
+        <w:rPr>
+          <w:rStyle w:val="nfasis"/>
+        </w:rPr>
+        <w:t xml:space="preserve"> hicimos una modificación cuando hicimos la simulación, cambiamos para el de 7V a un Zener de 5.1V. </w:t>
+      </w:r>
+      <w:hyperlink r:id="rId30" w:history="1">
+        <w:r>
+          <w:rPr>
+            <w:rStyle w:val="Hipervnculo"/>
+          </w:rPr>
+          <w:t>ACA</w:t>
+        </w:r>
+      </w:hyperlink>
+    </w:p>
+    <w:p>
+      <w:pPr>
+        <w:ind w:left="360"/>
+        <w:rPr>
+          <w:rStyle w:val="nfasis"/>
+        </w:rPr>
+      </w:pPr>
+      <w:r>
+        <w:rPr>
+          <w:rStyle w:val="nfasis"/>
+        </w:rPr>
+        <w:t>Resistencia circuito sobretensión:</w:t>
+      </w:r>
+    </w:p>
+    <w:p>
+      <w:pPr>
+        <w:pStyle w:val="Prrafodelista"/>
+        <w:numPr>
+          <w:ilvl w:val="0"/>
+          <w:numId w:val="17"/>
+        </w:numPr>
+        <w:rPr>
+          <w:rStyle w:val="nfasis"/>
+        </w:rPr>
+      </w:pPr>
+      <w:r>
+        <w:rPr>
+          <w:rStyle w:val="nfasis"/>
+        </w:rPr>
+        <w:t xml:space="preserve">Resistencia de 1K Zener (Cambiamos la resistencia de 2K que sale en el esquemático de </w:t>
+      </w:r>
+      <w:proofErr w:type="spellStart"/>
+      <w:r>
+        <w:rPr>
+          <w:rStyle w:val="nfasis"/>
+        </w:rPr>
+        <w:t>Salus</w:t>
+      </w:r>
+      <w:proofErr w:type="spellEnd"/>
+      <w:r>
+        <w:rPr>
+          <w:rStyle w:val="nfasis"/>
+        </w:rPr>
+        <w:t xml:space="preserve"> III porque necesitábamos asegurarnos que el Zener prenda).</w:t>
+      </w:r>
+      <w:r>
+        <w:rPr>
+          <w:rStyle w:val="nfasis"/>
+        </w:rPr>
+        <w:t xml:space="preserve"> Es </w:t>
+      </w:r>
+      <w:hyperlink r:id="rId31" w:history="1">
+        <w:r>
+          <w:rPr>
+            <w:rStyle w:val="Hipervnculo"/>
+          </w:rPr>
+          <w:t>RCT031KJLF</w:t>
+        </w:r>
+      </w:hyperlink>
+      <w:r>
+        <w:rPr>
+          <w:rStyle w:val="nfasis"/>
+        </w:rPr>
+        <w:t xml:space="preserve">. Al final lo cambie por este </w:t>
+      </w:r>
+      <w:hyperlink r:id="rId32" w:history="1">
+        <w:r>
+          <w:rPr>
+            <w:rStyle w:val="Hipervnculo"/>
+            <w:rFonts w:hint="eastAsia"/>
+            <w:i/>
+            <w:iCs/>
+          </w:rPr>
+          <w:t>RTT12122JTP</w:t>
+        </w:r>
+      </w:hyperlink>
+      <w:r>
+        <w:rPr>
+          <w:i/>
+          <w:iCs/>
+        </w:rPr>
+        <w:t xml:space="preserve"> porque el otro solo soporta 100mW y en el caso que 24V pasen derecho se nos quema, este lo tolera (es de 500mW).</w:t>
+      </w:r>
+    </w:p>
+    <w:p>
+      <w:pPr>
+        <w:pStyle w:val="Prrafodelista"/>
+        <w:numPr>
+          <w:ilvl w:val="0"/>
+          <w:numId w:val="17"/>
+        </w:numPr>
+        <w:rPr>
+          <w:rStyle w:val="nfasis"/>
+        </w:rPr>
+      </w:pPr>
+      <w:r>
+        <w:rPr>
+          <w:rStyle w:val="nfasis"/>
+        </w:rPr>
+        <w:t xml:space="preserve">Resistencia 47K, </w:t>
+      </w:r>
+      <w:proofErr w:type="spellStart"/>
+      <w:r>
+        <w:rPr>
+          <w:rStyle w:val="nfasis"/>
+        </w:rPr>
+        <w:t>esta</w:t>
+      </w:r>
+      <w:proofErr w:type="spellEnd"/>
+      <w:r>
+        <w:rPr>
+          <w:rStyle w:val="nfasis"/>
+        </w:rPr>
+        <w:t xml:space="preserve"> la dejamos tal cual porque es la que usamos para levantarle la tensión al Gate del </w:t>
+      </w:r>
+      <w:proofErr w:type="spellStart"/>
+      <w:r>
+        <w:rPr>
+          <w:rStyle w:val="nfasis"/>
+        </w:rPr>
+        <w:t>mosfet</w:t>
+      </w:r>
+      <w:proofErr w:type="spellEnd"/>
+      <w:r>
+        <w:rPr>
+          <w:rStyle w:val="nfasis"/>
+        </w:rPr>
+        <w:t xml:space="preserve"> tipo P del circuito de seguridad.</w:t>
+      </w:r>
+      <w:r>
+        <w:rPr>
+          <w:rStyle w:val="nfasis"/>
+        </w:rPr>
+        <w:t xml:space="preserve"> </w:t>
+      </w:r>
+      <w:hyperlink r:id="rId33" w:history="1">
+        <w:r>
+          <w:rPr>
+            <w:rStyle w:val="Hipervnculo"/>
+          </w:rPr>
+          <w:t>RCT0647KFLF</w:t>
+        </w:r>
+      </w:hyperlink>
+      <w:r>
+        <w:rPr>
+          <w:rStyle w:val="nfasis"/>
+        </w:rPr>
+        <w:t xml:space="preserve"> es de 250mW.</w:t>
+      </w:r>
+    </w:p>
+    <w:p>
+      <w:pPr>
+        <w:pStyle w:val="Prrafodelista"/>
+        <w:numPr>
+          <w:ilvl w:val="0"/>
+          <w:numId w:val="17"/>
+        </w:numPr>
+        <w:rPr>
+          <w:i/>
+          <w:iCs/>
+        </w:rPr>
+      </w:pPr>
+      <w:r>
+        <w:rPr>
+          <w:rStyle w:val="nfasis"/>
+        </w:rPr>
+        <w:t xml:space="preserve">Resistencia de 6.8K para poner en base del segundo transistor y fuente de primer transistor. Elegí este </w:t>
+      </w:r>
+      <w:hyperlink r:id="rId34" w:history="1">
+        <w:r>
+          <w:rPr>
+            <w:rStyle w:val="Hipervnculo"/>
+            <w:rFonts w:hint="eastAsia"/>
+            <w:i/>
+            <w:iCs/>
+          </w:rPr>
+          <w:t>RCT056K8FLF</w:t>
+        </w:r>
+      </w:hyperlink>
+      <w:r>
+        <w:rPr>
+          <w:i/>
+          <w:iCs/>
+        </w:rPr>
+        <w:t>.</w:t>
+      </w:r>
+    </w:p>
+    <w:p>
+      <w:pPr>
+        <w:rPr>
+          <w:rStyle w:val="nfasis"/>
+        </w:rPr>
+      </w:pPr>
+      <w:proofErr w:type="spellStart"/>
+      <w:r>
+        <w:rPr>
+          <w:rStyle w:val="nfasis"/>
+        </w:rPr>
+        <w:t>Mosfet</w:t>
+      </w:r>
+      <w:proofErr w:type="spellEnd"/>
+      <w:r>
+        <w:rPr>
+          <w:rStyle w:val="nfasis"/>
+        </w:rPr>
+        <w:t xml:space="preserve"> </w:t>
+      </w:r>
+      <w:r>
+        <w:rPr>
+          <w:rStyle w:val="nfasis"/>
+        </w:rPr>
+        <w:t xml:space="preserve">P </w:t>
+      </w:r>
+      <w:r>
+        <w:rPr>
+          <w:rStyle w:val="nfasis"/>
+        </w:rPr>
+        <w:t>del Circuito de Seguridad:</w:t>
+      </w:r>
+    </w:p>
+    <w:p>
+      <w:pPr>
+        <w:pStyle w:val="Prrafodelista"/>
+        <w:numPr>
+          <w:ilvl w:val="0"/>
+          <w:numId w:val="18"/>
+        </w:numPr>
+        <w:rPr>
+          <w:i/>
+          <w:iCs/>
+        </w:rPr>
+      </w:pPr>
+      <w:r>
+        <w:rPr>
+          <w:rStyle w:val="nfasis"/>
+        </w:rPr>
+        <w:t>Encontré</w:t>
+      </w:r>
+      <w:r>
+        <w:rPr>
+          <w:rStyle w:val="nfasis"/>
+        </w:rPr>
+        <w:t xml:space="preserve"> </w:t>
+      </w:r>
+      <w:r>
+        <w:rPr>
+          <w:rStyle w:val="nfasis"/>
+        </w:rPr>
+        <w:t>uno,</w:t>
+      </w:r>
+      <w:r>
+        <w:rPr>
+          <w:rStyle w:val="nfasis"/>
+        </w:rPr>
+        <w:t xml:space="preserve"> pero me gustaría saber si puedo reemplazarlo por otro tipo de </w:t>
+      </w:r>
+      <w:proofErr w:type="spellStart"/>
+      <w:r>
+        <w:rPr>
+          <w:rStyle w:val="nfasis"/>
+        </w:rPr>
+        <w:t>mosfet</w:t>
+      </w:r>
+      <w:proofErr w:type="spellEnd"/>
+      <w:r>
+        <w:rPr>
+          <w:rStyle w:val="nfasis"/>
+        </w:rPr>
+        <w:t xml:space="preserve">, encontré el que </w:t>
+      </w:r>
+      <w:r>
+        <w:rPr>
+          <w:rStyle w:val="nfasis"/>
+        </w:rPr>
+        <w:t>tenemos,</w:t>
+      </w:r>
+      <w:r>
+        <w:rPr>
+          <w:rStyle w:val="nfasis"/>
+        </w:rPr>
+        <w:t xml:space="preserve"> pero SMD o </w:t>
+      </w:r>
+      <w:proofErr w:type="spellStart"/>
+      <w:r>
+        <w:rPr>
+          <w:rStyle w:val="nfasis"/>
+        </w:rPr>
+        <w:t>mas</w:t>
+      </w:r>
+      <w:proofErr w:type="spellEnd"/>
+      <w:r>
+        <w:rPr>
+          <w:rStyle w:val="nfasis"/>
+        </w:rPr>
+        <w:t xml:space="preserve"> pequeño. </w:t>
+      </w:r>
+      <w:hyperlink r:id="rId35" w:history="1">
+        <w:r>
+          <w:rPr>
+            <w:rStyle w:val="Hipervnculo"/>
+            <w:rFonts w:hint="eastAsia"/>
+            <w:i/>
+            <w:iCs/>
+          </w:rPr>
+          <w:t>AUIRF4905S</w:t>
+        </w:r>
+      </w:hyperlink>
+      <w:r>
+        <w:rPr>
+          <w:i/>
+          <w:iCs/>
+        </w:rPr>
+        <w:t>.</w:t>
+      </w:r>
+    </w:p>
+    <w:p>
+      <w:pPr>
+        <w:pStyle w:val="Prrafodelista"/>
+        <w:numPr>
+          <w:ilvl w:val="0"/>
+          <w:numId w:val="18"/>
+        </w:numPr>
+        <w:rPr>
+          <w:rStyle w:val="Hipervnculo"/>
+          <w:i/>
+          <w:iCs/>
+          <w:color w:val="auto"/>
+          <w:u w:val="none"/>
+        </w:rPr>
+      </w:pPr>
+      <w:r>
+        <w:rPr>
+          <w:i/>
+          <w:iCs/>
+        </w:rPr>
+        <w:t xml:space="preserve">¿Este podría servir? </w:t>
+      </w:r>
+      <w:hyperlink r:id="rId36" w:history="1">
+        <w:r>
+          <w:rPr>
+            <w:rStyle w:val="Hipervnculo"/>
+            <w:i/>
+            <w:iCs/>
+          </w:rPr>
+          <w:t>IRLML6402</w:t>
+        </w:r>
+      </w:hyperlink>
+      <w:r>
+        <w:rPr>
+          <w:rStyle w:val="Hipervnculo"/>
+          <w:i/>
+          <w:iCs/>
+        </w:rPr>
+        <w:t>.</w:t>
+      </w:r>
+    </w:p>
+    <w:p>
+      <w:pPr>
+        <w:pStyle w:val="Prrafodelista"/>
+        <w:numPr>
+          <w:ilvl w:val="0"/>
+          <w:numId w:val="18"/>
+        </w:numPr>
+        <w:rPr>
+          <w:rStyle w:val="nfasis"/>
+        </w:rPr>
+      </w:pPr>
+      <w:r>
+        <w:rPr>
+          <w:i/>
+          <w:iCs/>
+        </w:rPr>
+        <w:t>El IRLML6402 no tiene la capacidad de soportar suficiente corriente para lo que necesitamos.</w:t>
+      </w:r>
+    </w:p>
+    <w:p>
+      <w:pPr>
+        <w:pStyle w:val="Prrafodelista"/>
+        <w:numPr>
+          <w:ilvl w:val="0"/>
+          <w:numId w:val="18"/>
+        </w:numPr>
+        <w:rPr>
+          <w:rStyle w:val="nfasis"/>
+        </w:rPr>
+      </w:pPr>
+      <w:r>
+        <w:rPr>
+          <w:rStyle w:val="nfasis"/>
+        </w:rPr>
+        <w:t xml:space="preserve">Encontré este componente que está en JLCPCB </w:t>
+      </w:r>
+      <w:hyperlink r:id="rId37" w:history="1">
+        <w:r>
+          <w:rPr>
+            <w:rStyle w:val="Hipervnculo"/>
+          </w:rPr>
+          <w:t>SPD09P06PL</w:t>
+        </w:r>
+      </w:hyperlink>
+      <w:r>
+        <w:rPr>
+          <w:rStyle w:val="nfasis"/>
+        </w:rPr>
+        <w:t xml:space="preserve">. Este tiene voltaje de puerta de 2V y de umbral entre -1 y -2. La corriente Id que soporta es de 9.7A que es suficiente para lo que ahora mismo necesitamos. </w:t>
+      </w:r>
+      <w:r>
+        <w:rPr>
+          <w:rStyle w:val="nfasis"/>
+        </w:rPr>
+        <w:t xml:space="preserve"> </w:t>
+      </w:r>
+      <w:r>
+        <w:rPr>
+          <w:rStyle w:val="nfasis"/>
+        </w:rPr>
+        <w:t xml:space="preserve">Existe un problema con este y es la alta resistencia interna que tiene. </w:t>
+      </w:r>
+    </w:p>
+    <w:p>
+      <w:pPr>
+        <w:pStyle w:val="Prrafodelista"/>
+        <w:numPr>
+          <w:ilvl w:val="0"/>
+          <w:numId w:val="18"/>
+        </w:numPr>
+        <w:rPr>
+          <w:rStyle w:val="nfasis"/>
+        </w:rPr>
+      </w:pPr>
+      <w:r>
+        <w:rPr>
+          <w:rStyle w:val="nfasis"/>
+        </w:rPr>
+        <w:t xml:space="preserve">Encontré este para el diseño del circuito de seguridad, </w:t>
+      </w:r>
+      <w:hyperlink r:id="rId38" w:history="1">
+        <w:r>
+          <w:rPr>
+            <w:rStyle w:val="Hipervnculo"/>
+          </w:rPr>
+          <w:t>IRFR5305TRLPBF.</w:t>
+        </w:r>
+      </w:hyperlink>
+    </w:p>
+    <w:p>
+      <w:pPr>
+        <w:pStyle w:val="Prrafodelista"/>
+        <w:numPr>
+          <w:ilvl w:val="0"/>
+          <w:numId w:val="18"/>
+        </w:numPr>
+        <w:rPr>
+          <w:rStyle w:val="nfasis"/>
+        </w:rPr>
+      </w:pPr>
+      <w:r>
+        <w:rPr>
+          <w:rStyle w:val="nfasis"/>
+        </w:rPr>
+        <w:t xml:space="preserve">Creo </w:t>
+      </w:r>
+      <w:proofErr w:type="gramStart"/>
+      <w:r>
+        <w:rPr>
+          <w:rStyle w:val="nfasis"/>
+        </w:rPr>
+        <w:t>que</w:t>
+      </w:r>
+      <w:proofErr w:type="gramEnd"/>
+      <w:r>
+        <w:rPr>
+          <w:rStyle w:val="nfasis"/>
+        </w:rPr>
+        <w:t xml:space="preserve"> hasta acá la investigación de este componente, es de lo </w:t>
+      </w:r>
+      <w:proofErr w:type="spellStart"/>
+      <w:r>
+        <w:rPr>
+          <w:rStyle w:val="nfasis"/>
+        </w:rPr>
+        <w:t>mas</w:t>
+      </w:r>
+      <w:proofErr w:type="spellEnd"/>
+      <w:r>
+        <w:rPr>
+          <w:rStyle w:val="nfasis"/>
+        </w:rPr>
+        <w:t xml:space="preserve"> parecido que encontré, los </w:t>
+      </w:r>
+      <w:proofErr w:type="spellStart"/>
+      <w:r>
+        <w:rPr>
+          <w:rStyle w:val="nfasis"/>
+        </w:rPr>
+        <w:t>datasheets</w:t>
+      </w:r>
+      <w:proofErr w:type="spellEnd"/>
+      <w:r>
+        <w:rPr>
+          <w:rStyle w:val="nfasis"/>
+        </w:rPr>
+        <w:t xml:space="preserve"> y </w:t>
+      </w:r>
+      <w:proofErr w:type="spellStart"/>
+      <w:r>
+        <w:rPr>
+          <w:rStyle w:val="nfasis"/>
+        </w:rPr>
+        <w:t>footprints</w:t>
+      </w:r>
+      <w:proofErr w:type="spellEnd"/>
+      <w:r>
+        <w:rPr>
+          <w:rStyle w:val="nfasis"/>
+        </w:rPr>
+        <w:t xml:space="preserve"> están en las </w:t>
+      </w:r>
+      <w:proofErr w:type="spellStart"/>
+      <w:r>
+        <w:rPr>
+          <w:rStyle w:val="nfasis"/>
+        </w:rPr>
+        <w:t>paginas</w:t>
+      </w:r>
+      <w:proofErr w:type="spellEnd"/>
+      <w:r>
+        <w:rPr>
+          <w:rStyle w:val="nfasis"/>
+        </w:rPr>
+        <w:t xml:space="preserve"> que voy </w:t>
+      </w:r>
+      <w:proofErr w:type="spellStart"/>
+      <w:r>
+        <w:rPr>
+          <w:rStyle w:val="nfasis"/>
+        </w:rPr>
+        <w:t>linkeando</w:t>
+      </w:r>
+      <w:proofErr w:type="spellEnd"/>
+      <w:r>
+        <w:rPr>
+          <w:rStyle w:val="nfasis"/>
+        </w:rPr>
+        <w:t>.</w:t>
+      </w:r>
+    </w:p>
+    <w:p>
+      <w:pPr>
+        <w:rPr>
+          <w:rStyle w:val="nfasis"/>
+        </w:rPr>
+      </w:pPr>
+    </w:p>
+    <w:p>
+      <w:pPr>
+        <w:ind w:left="360"/>
+        <w:rPr>
+          <w:rStyle w:val="nfasis"/>
+        </w:rPr>
+      </w:pPr>
+      <w:proofErr w:type="spellStart"/>
+      <w:r>
+        <w:rPr>
+          <w:rStyle w:val="nfasis"/>
+        </w:rPr>
+        <w:t>Mosfet</w:t>
+      </w:r>
+      <w:proofErr w:type="spellEnd"/>
+      <w:r>
+        <w:rPr>
+          <w:rStyle w:val="nfasis"/>
+        </w:rPr>
+        <w:t xml:space="preserve"> reemplazo IRLB8721:</w:t>
+      </w:r>
+    </w:p>
+    <w:p>
+      <w:pPr>
+        <w:pStyle w:val="Prrafodelista"/>
+        <w:numPr>
+          <w:ilvl w:val="0"/>
+          <w:numId w:val="19"/>
+        </w:numPr>
+        <w:rPr>
+          <w:b/>
+          <w:bCs/>
+          <w:i/>
+          <w:iCs/>
+        </w:rPr>
+      </w:pPr>
+      <w:proofErr w:type="spellStart"/>
+      <w:r>
+        <w:rPr>
+          <w:rStyle w:val="nfasis"/>
+        </w:rPr>
+        <w:t>Despues</w:t>
+      </w:r>
+      <w:proofErr w:type="spellEnd"/>
+      <w:r>
+        <w:rPr>
+          <w:rStyle w:val="nfasis"/>
+        </w:rPr>
+        <w:t xml:space="preserve"> de hacer una buscado y comparativa me decidí por este </w:t>
+      </w:r>
+      <w:hyperlink r:id="rId39" w:history="1">
+        <w:r>
+          <w:rPr>
+            <w:rStyle w:val="Hipervnculo"/>
+            <w:rFonts w:hint="eastAsia"/>
+            <w:b/>
+            <w:bCs/>
+            <w:i/>
+            <w:iCs/>
+          </w:rPr>
+          <w:t>IRLML6344PBF-HXY</w:t>
+        </w:r>
+      </w:hyperlink>
+      <w:r>
+        <w:rPr>
+          <w:b/>
+          <w:bCs/>
+          <w:i/>
+          <w:iCs/>
+        </w:rPr>
+        <w:t xml:space="preserve">. </w:t>
+      </w:r>
+      <w:r>
+        <w:t>Este transistor es SMD y funciona con algunas características distintas al IRLB8721, este se utilizaba para circuitos de mayor potencia, estaba sobredimensionado, debido a que el uso que nosotros vamos a darle es de unir señales, este nos es útil y además lo podemos encontrar en JLCPCB por un precio barato.</w:t>
+      </w:r>
+    </w:p>
+    <w:p>
+      <w:pPr>
+        <w:pStyle w:val="Prrafodelista"/>
+        <w:numPr>
+          <w:ilvl w:val="0"/>
+          <w:numId w:val="19"/>
+        </w:numPr>
+        <w:rPr>
+          <w:i/>
+          <w:iCs/>
+          <w:highlight w:val="yellow"/>
+        </w:rPr>
+      </w:pPr>
+      <w:r>
+        <w:rPr>
+          <w:rStyle w:val="nfasis"/>
+          <w:highlight w:val="yellow"/>
+        </w:rPr>
+        <w:t>Vamos a sacar los GND de las señales de reversa y cambio de marcha para usar uno solo.</w:t>
+      </w:r>
+    </w:p>
+    <w:p>
+      <w:pPr>
+        <w:rPr>
+          <w:rStyle w:val="nfasis"/>
+        </w:rPr>
+      </w:pPr>
+      <w:r>
+        <w:rPr>
+          <w:rStyle w:val="nfasis"/>
+        </w:rPr>
+        <w:t xml:space="preserve">      </w:t>
+      </w:r>
+    </w:p>
+    <w:p>
+      <w:pPr>
+        <w:ind w:left="360"/>
+        <w:rPr>
+          <w:rStyle w:val="nfasis"/>
+        </w:rPr>
+      </w:pPr>
+      <w:proofErr w:type="spellStart"/>
+      <w:r>
+        <w:rPr>
+          <w:rStyle w:val="nfasis"/>
+        </w:rPr>
+        <w:t>Relay</w:t>
+      </w:r>
+      <w:proofErr w:type="spellEnd"/>
+      <w:r>
+        <w:rPr>
+          <w:rStyle w:val="nfasis"/>
+        </w:rPr>
+        <w:t>:</w:t>
+      </w:r>
+    </w:p>
+    <w:p>
+      <w:pPr>
+        <w:pStyle w:val="Prrafodelista"/>
+        <w:numPr>
+          <w:ilvl w:val="0"/>
+          <w:numId w:val="19"/>
+        </w:numPr>
+        <w:rPr>
+          <w:rStyle w:val="nfasis"/>
+        </w:rPr>
+      </w:pPr>
+      <w:r>
+        <w:rPr>
+          <w:rStyle w:val="nfasis"/>
+        </w:rPr>
+        <w:t xml:space="preserve">Usamos el mismo </w:t>
+      </w:r>
+      <w:proofErr w:type="spellStart"/>
+      <w:proofErr w:type="gramStart"/>
+      <w:r>
+        <w:rPr>
+          <w:rStyle w:val="nfasis"/>
+        </w:rPr>
+        <w:t>Relay</w:t>
+      </w:r>
+      <w:proofErr w:type="spellEnd"/>
+      <w:proofErr w:type="gramEnd"/>
+      <w:r>
+        <w:rPr>
+          <w:rStyle w:val="nfasis"/>
+        </w:rPr>
+        <w:t xml:space="preserve"> pero colocado desde JLCPCB, </w:t>
+      </w:r>
+      <w:hyperlink r:id="rId40" w:history="1">
+        <w:r>
+          <w:rPr>
+            <w:rStyle w:val="Hipervnculo"/>
+          </w:rPr>
+          <w:t>SRD-05VDC-SL-B</w:t>
+        </w:r>
+      </w:hyperlink>
+      <w:r>
+        <w:rPr>
+          <w:rStyle w:val="nfasis"/>
+        </w:rPr>
+        <w:t>.</w:t>
+      </w:r>
+    </w:p>
+    <w:p>
+      <w:pPr>
+        <w:rPr>
+          <w:rStyle w:val="nfasis"/>
+        </w:rPr>
+      </w:pPr>
+    </w:p>
+    <w:p>
+      <w:pPr>
+        <w:ind w:left="360"/>
+        <w:rPr>
+          <w:rStyle w:val="nfasis"/>
+        </w:rPr>
+      </w:pPr>
+      <w:r>
+        <w:rPr>
+          <w:rStyle w:val="nfasis"/>
+        </w:rPr>
+        <w:t>TVS:</w:t>
+      </w:r>
+    </w:p>
+    <w:p>
+      <w:pPr>
+        <w:pStyle w:val="Prrafodelista"/>
+        <w:numPr>
+          <w:ilvl w:val="0"/>
+          <w:numId w:val="19"/>
+        </w:numPr>
+        <w:rPr>
+          <w:rStyle w:val="nfasis"/>
+        </w:rPr>
+      </w:pPr>
+      <w:r>
+        <w:rPr>
+          <w:rStyle w:val="nfasis"/>
+        </w:rPr>
+        <w:lastRenderedPageBreak/>
+        <w:t xml:space="preserve">Usamos el mismo </w:t>
+      </w:r>
+      <w:hyperlink r:id="rId41" w:history="1">
+        <w:r>
+          <w:rPr>
+            <w:rStyle w:val="Hipervnculo"/>
+          </w:rPr>
+          <w:t>TVS</w:t>
+        </w:r>
+      </w:hyperlink>
+      <w:r>
+        <w:rPr>
+          <w:rStyle w:val="nfasis"/>
+        </w:rPr>
+        <w:t>.</w:t>
+      </w:r>
+    </w:p>
+    <w:p>
+      <w:pPr>
+        <w:rPr>
+          <w:rStyle w:val="nfasis"/>
+        </w:rPr>
+      </w:pPr>
+    </w:p>
+    <w:p>
+      <w:pPr>
+        <w:rPr>
+          <w:rStyle w:val="nfasis"/>
+        </w:rPr>
+      </w:pPr>
+    </w:p>
+    <w:p>
+      <w:pPr>
+        <w:rPr>
+          <w:rStyle w:val="nfasis"/>
+        </w:rPr>
+      </w:pPr>
+      <w:r>
+        <w:rPr>
+          <w:rStyle w:val="nfasis"/>
+        </w:rPr>
+        <w:t>Conectores:</w:t>
+      </w:r>
+    </w:p>
+    <w:p>
+      <w:pPr>
+        <w:pStyle w:val="Prrafodelista"/>
+        <w:numPr>
+          <w:ilvl w:val="0"/>
+          <w:numId w:val="19"/>
+        </w:numPr>
+        <w:rPr>
+          <w:rStyle w:val="nfasis"/>
+        </w:rPr>
+      </w:pPr>
+      <w:r>
+        <w:rPr>
+          <w:rStyle w:val="nfasis"/>
+        </w:rPr>
+        <w:t xml:space="preserve">Conector para </w:t>
+      </w:r>
+      <w:hyperlink r:id="rId42" w:history="1">
+        <w:r>
+          <w:rPr>
+            <w:rStyle w:val="Hipervnculo"/>
+          </w:rPr>
+          <w:t>RASP</w:t>
+        </w:r>
+      </w:hyperlink>
+      <w:r>
+        <w:rPr>
+          <w:rStyle w:val="nfasis"/>
+        </w:rPr>
+        <w:t>.</w:t>
+      </w:r>
+    </w:p>
+    <w:p>
+      <w:pPr>
+        <w:pStyle w:val="Prrafodelista"/>
+        <w:numPr>
+          <w:ilvl w:val="0"/>
+          <w:numId w:val="19"/>
+        </w:numPr>
+        <w:rPr>
+          <w:rStyle w:val="nfasis"/>
+        </w:rPr>
+      </w:pPr>
+      <w:r>
+        <w:rPr>
+          <w:rStyle w:val="nfasis"/>
+        </w:rPr>
+        <w:t xml:space="preserve">Conector para </w:t>
+      </w:r>
+      <w:hyperlink r:id="rId43" w:history="1">
+        <w:r>
+          <w:rPr>
+            <w:rStyle w:val="Hipervnculo"/>
+          </w:rPr>
+          <w:t>alimentación</w:t>
+        </w:r>
+      </w:hyperlink>
+      <w:r>
+        <w:rPr>
+          <w:rStyle w:val="nfasis"/>
+        </w:rPr>
+        <w:t xml:space="preserve">. (Este lo vamos a colocar </w:t>
+      </w:r>
+      <w:proofErr w:type="spellStart"/>
+      <w:r>
+        <w:rPr>
+          <w:rStyle w:val="nfasis"/>
+        </w:rPr>
+        <w:t>aca</w:t>
+      </w:r>
+      <w:proofErr w:type="spellEnd"/>
+      <w:r>
+        <w:rPr>
+          <w:rStyle w:val="nfasis"/>
+        </w:rPr>
+        <w:t xml:space="preserve"> en CIT)</w:t>
+      </w:r>
+    </w:p>
+    <w:p>
+      <w:pPr>
+        <w:pStyle w:val="Prrafodelista"/>
+        <w:numPr>
+          <w:ilvl w:val="0"/>
+          <w:numId w:val="19"/>
+        </w:numPr>
+        <w:rPr>
+          <w:rStyle w:val="nfasis"/>
+          <w:highlight w:val="yellow"/>
+        </w:rPr>
+      </w:pPr>
+      <w:r>
+        <w:rPr>
+          <w:rStyle w:val="nfasis"/>
+          <w:highlight w:val="yellow"/>
+        </w:rPr>
+        <w:t>Vamos a sacar los GND de las señales de reversa y cambio de marcha para usar uno solo.</w:t>
+      </w:r>
+    </w:p>
+    <w:p>
+      <w:pPr>
+        <w:pStyle w:val="Prrafodelista"/>
+        <w:numPr>
+          <w:ilvl w:val="0"/>
+          <w:numId w:val="19"/>
+        </w:numPr>
+        <w:rPr>
+          <w:rStyle w:val="nfasis"/>
+        </w:rPr>
+      </w:pPr>
+      <w:r>
+        <w:rPr>
+          <w:rStyle w:val="nfasis"/>
+        </w:rPr>
+        <w:t xml:space="preserve"> </w:t>
+      </w:r>
+      <w:r>
+        <w:rPr>
+          <w:rStyle w:val="nfasis"/>
+        </w:rPr>
+        <w:t>Para la parte de la lógica entonces una sola bornera de 7, uno por cada señal, un GND para las 4 que no llevan tanto voltaje y el otro para el de 60V.</w:t>
+      </w:r>
+      <w:r>
+        <w:rPr>
+          <w:rStyle w:val="nfasis"/>
+        </w:rPr>
+        <w:t xml:space="preserve"> </w:t>
+      </w:r>
+      <w:hyperlink r:id="rId44" w:history="1">
+        <w:r>
+          <w:rPr>
+            <w:rStyle w:val="Hipervnculo"/>
+          </w:rPr>
+          <w:t>Estos</w:t>
+        </w:r>
+      </w:hyperlink>
+    </w:p>
+    <w:p>
+      <w:pPr>
+        <w:pStyle w:val="Prrafodelista"/>
+        <w:numPr>
+          <w:ilvl w:val="0"/>
+          <w:numId w:val="19"/>
+        </w:numPr>
+        <w:rPr>
+          <w:rStyle w:val="nfasis"/>
+        </w:rPr>
+      </w:pPr>
+      <w:r>
+        <w:rPr>
+          <w:rStyle w:val="nfasis"/>
+        </w:rPr>
+        <w:t>Una bornera de 2 para el acelerador.</w:t>
+      </w:r>
+      <w:r>
+        <w:rPr>
+          <w:rStyle w:val="nfasis"/>
+        </w:rPr>
+        <w:t xml:space="preserve"> </w:t>
+      </w:r>
+      <w:hyperlink r:id="rId45" w:history="1">
+        <w:r>
+          <w:rPr>
+            <w:rStyle w:val="Hipervnculo"/>
+          </w:rPr>
+          <w:t>ACA</w:t>
+        </w:r>
+      </w:hyperlink>
+    </w:p>
+    <w:p>
+      <w:pPr>
+        <w:pStyle w:val="Prrafodelista"/>
+        <w:numPr>
+          <w:ilvl w:val="0"/>
+          <w:numId w:val="19"/>
+        </w:numPr>
+        <w:rPr>
+          <w:rStyle w:val="nfasis"/>
+        </w:rPr>
+      </w:pPr>
+      <w:r>
+        <w:rPr>
+          <w:rStyle w:val="nfasis"/>
+        </w:rPr>
+        <w:t>Para los servos si dejamos los conectores verticales.</w:t>
+      </w:r>
+      <w:r>
+        <w:rPr>
+          <w:rStyle w:val="nfasis"/>
+        </w:rPr>
+        <w:t xml:space="preserve"> </w:t>
+      </w:r>
+      <w:hyperlink r:id="rId46" w:history="1">
+        <w:r>
+          <w:rPr>
+            <w:rStyle w:val="Hipervnculo"/>
+          </w:rPr>
+          <w:t>ACA</w:t>
+        </w:r>
+      </w:hyperlink>
+      <w:r>
+        <w:rPr>
+          <w:rStyle w:val="nfasis"/>
+        </w:rPr>
+        <w:t>.</w:t>
+      </w:r>
+    </w:p>
+    <w:p>
+      <w:pPr>
+        <w:pStyle w:val="Prrafodelista"/>
+        <w:numPr>
+          <w:ilvl w:val="0"/>
+          <w:numId w:val="19"/>
+        </w:numPr>
+        <w:rPr>
+          <w:rStyle w:val="nfasis"/>
+        </w:rPr>
+      </w:pPr>
+      <w:r>
+        <w:rPr>
+          <w:rStyle w:val="nfasis"/>
+        </w:rPr>
+        <w:t>Los demás conectores los vamos buscando a medida que vamos avanzando con el armado.</w:t>
+      </w:r>
+    </w:p>
+    <w:p>
+      <w:pPr>
+        <w:rPr>
+          <w:rStyle w:val="nfasis"/>
+          <w:color w:val="FF0000"/>
+        </w:rPr>
+      </w:pPr>
+      <w:r>
+        <w:rPr>
+          <w:rStyle w:val="nfasis"/>
+          <w:color w:val="FF0000"/>
+        </w:rPr>
+        <w:t>Pagina para Agregar Componentes LT:</w:t>
+      </w:r>
+    </w:p>
+    <w:p>
+      <w:pPr>
+        <w:rPr>
+          <w:rStyle w:val="nfasis"/>
+        </w:rPr>
+      </w:pPr>
+      <w:hyperlink r:id="rId47" w:history="1">
+        <w:r>
+          <w:rPr>
+            <w:rStyle w:val="Hipervnculo"/>
+          </w:rPr>
+          <w:t>Pagina</w:t>
+        </w:r>
+      </w:hyperlink>
+    </w:p>
+    <w:p>
+      <w:pPr>
+        <w:rPr>
+          <w:rStyle w:val="nfasis"/>
+        </w:rPr>
+      </w:pPr>
+      <w:hyperlink r:id="rId48" w:history="1">
+        <w:r>
+          <w:rPr>
+            <w:rStyle w:val="Hipervnculo"/>
+          </w:rPr>
+          <w:t>PDF</w:t>
+        </w:r>
+      </w:hyperlink>
+    </w:p>
+    <w:p>
+      <w:pPr>
+        <w:rPr>
+          <w:rStyle w:val="nfasis"/>
+        </w:rPr>
+      </w:pPr>
+    </w:p>
+    <w:p>
+      <w:pPr>
+        <w:rPr>
+          <w:rStyle w:val="nfasis"/>
+          <w:b/>
+          <w:bCs/>
+          <w:sz w:val="24"/>
+          <w:szCs w:val="24"/>
+        </w:rPr>
+      </w:pPr>
+      <w:r>
+        <w:rPr>
+          <w:rStyle w:val="nfasis"/>
+          <w:b/>
+          <w:bCs/>
+          <w:sz w:val="24"/>
+          <w:szCs w:val="24"/>
+        </w:rPr>
+        <w:t xml:space="preserve">Simulaciones </w:t>
+      </w:r>
+      <w:proofErr w:type="spellStart"/>
+      <w:r>
+        <w:rPr>
+          <w:rStyle w:val="nfasis"/>
+          <w:b/>
+          <w:bCs/>
+          <w:sz w:val="24"/>
+          <w:szCs w:val="24"/>
+        </w:rPr>
+        <w:t>LTspice</w:t>
+      </w:r>
+      <w:proofErr w:type="spellEnd"/>
+      <w:r>
+        <w:rPr>
+          <w:rStyle w:val="nfasis"/>
+          <w:b/>
+          <w:bCs/>
+          <w:sz w:val="24"/>
+          <w:szCs w:val="24"/>
+        </w:rPr>
+        <w:t>:</w:t>
+      </w:r>
+    </w:p>
+    <w:p>
+      <w:pPr>
+        <w:rPr>
+          <w:rStyle w:val="nfasis"/>
+          <w:sz w:val="24"/>
+          <w:szCs w:val="24"/>
+          <w:u w:val="single"/>
+        </w:rPr>
+      </w:pPr>
+      <w:r>
+        <w:rPr>
+          <w:rStyle w:val="nfasis"/>
+          <w:sz w:val="24"/>
+          <w:szCs w:val="24"/>
+          <w:u w:val="single"/>
+        </w:rPr>
+        <w:t>Circuito Protección 5V</w:t>
+      </w:r>
+    </w:p>
+    <w:p>
+      <w:pPr>
+        <w:rPr>
+          <w:rStyle w:val="nfasis"/>
+        </w:rPr>
+      </w:pPr>
+      <w:r>
+        <w:rPr>
+          <w:rStyle w:val="nfasis"/>
+        </w:rPr>
+        <w:drawing>
+          <wp:inline distT="0" distB="0" distL="0" distR="0" wp14:anchorId="6F155743" wp14:editId="1587ACD8">
+            <wp:extent cx="5400040" cy="2609215"/>
+            <wp:effectExtent l="0" t="0" r="0" b="635"/>
+            <wp:docPr id="224247262" name="Imagen 1"/>
+            <wp:cNvGraphicFramePr>
+              <a:graphicFrameLocks xmlns:a="http://schemas.openxmlformats.org/drawingml/2006/main" noChangeAspect="1"/>
+            </wp:cNvGraphicFramePr>
+            <a:graphic xmlns:a="http://schemas.openxmlformats.org/drawingml/2006/main">
+              <a:graphicData uri="http://schemas.openxmlformats.org/drawingml/2006/picture">
+                <pic:pic xmlns:pic="http://schemas.openxmlformats.org/drawingml/2006/picture">
+                  <pic:nvPicPr>
+                    <pic:cNvPr id="224247262" name=""/>
+                    <pic:cNvPicPr/>
+                  </pic:nvPicPr>
+                  <pic:blipFill>
+                    <a:blip r:embed="rId49"/>
+                    <a:stretch>
+                      <a:fillRect/>
+                    </a:stretch>
+                  </pic:blipFill>
+                  <pic:spPr>
+                    <a:xfrm>
+                      <a:off x="0" y="0"/>
+                      <a:ext cx="5400040" cy="2609215"/>
+                    </a:xfrm>
+                    <a:prstGeom prst="rect">
+                      <a:avLst/>
+                    </a:prstGeom>
+                  </pic:spPr>
+                </pic:pic>
+              </a:graphicData>
+            </a:graphic>
+          </wp:inline>
+        </w:drawing>
+      </w:r>
+    </w:p>
+    <w:p>
+      <w:pPr>
+        <w:rPr>
+          <w:rStyle w:val="nfasis"/>
+        </w:rPr>
+      </w:pPr>
+      <w:r>
+        <w:rPr>
+          <w:rStyle w:val="nfasis"/>
+        </w:rPr>
+        <w:lastRenderedPageBreak/>
+        <w:drawing>
+          <wp:inline distT="0" distB="0" distL="0" distR="0" wp14:anchorId="05921BAC" wp14:editId="734C8D3F">
+            <wp:extent cx="5400040" cy="2656205"/>
+            <wp:effectExtent l="0" t="0" r="0" b="0"/>
+            <wp:docPr id="1219795685" name="Imagen 1"/>
+            <wp:cNvGraphicFramePr>
+              <a:graphicFrameLocks xmlns:a="http://schemas.openxmlformats.org/drawingml/2006/main" noChangeAspect="1"/>
+            </wp:cNvGraphicFramePr>
+            <a:graphic xmlns:a="http://schemas.openxmlformats.org/drawingml/2006/main">
+              <a:graphicData uri="http://schemas.openxmlformats.org/drawingml/2006/picture">
+                <pic:pic xmlns:pic="http://schemas.openxmlformats.org/drawingml/2006/picture">
+                  <pic:nvPicPr>
+                    <pic:cNvPr id="1219795685" name=""/>
+                    <pic:cNvPicPr/>
+                  </pic:nvPicPr>
+                  <pic:blipFill>
+                    <a:blip r:embed="rId50"/>
+                    <a:stretch>
+                      <a:fillRect/>
+                    </a:stretch>
+                  </pic:blipFill>
+                  <pic:spPr>
+                    <a:xfrm>
+                      <a:off x="0" y="0"/>
+                      <a:ext cx="5400040" cy="2656205"/>
+                    </a:xfrm>
+                    <a:prstGeom prst="rect">
+                      <a:avLst/>
+                    </a:prstGeom>
+                  </pic:spPr>
+                </pic:pic>
+              </a:graphicData>
+            </a:graphic>
+          </wp:inline>
+        </w:drawing>
+      </w:r>
+    </w:p>
+    <w:p>
+      <w:pPr>
+        <w:ind w:left="360"/>
+        <w:rPr>
+          <w:rStyle w:val="nfasis"/>
+        </w:rPr>
+      </w:pPr>
+      <w:r>
+        <w:rPr>
+          <w:rStyle w:val="nfasis"/>
+        </w:rPr>
+        <w:t xml:space="preserve">Acá se puede ver el voltaje </w:t>
+      </w:r>
+      <w:proofErr w:type="gramStart"/>
+      <w:r>
+        <w:rPr>
+          <w:rStyle w:val="nfasis"/>
+        </w:rPr>
+        <w:t>Zener(</w:t>
+      </w:r>
+      <w:proofErr w:type="gramEnd"/>
+      <w:r>
+        <w:rPr>
+          <w:rStyle w:val="nfasis"/>
+        </w:rPr>
+        <w:t>Azul), la corriente Zener (Rojo) y el voltaje de salida del 2do Transistor (Verde), todo con los componentes que vamos a incorporar previamente anotados.</w:t>
+      </w:r>
+    </w:p>
+    <w:p>
+      <w:pPr>
+        <w:ind w:left="360"/>
+        <w:rPr>
+          <w:rStyle w:val="nfasis"/>
+        </w:rPr>
+      </w:pPr>
+      <w:r>
+        <w:rPr>
+          <w:rStyle w:val="nfasis"/>
+        </w:rPr>
+        <w:t>Se puede ver analizando la curva verde que el máximo voltaje que llega a tocar son 6V para luego caer, funcionando correctamente como protección de sobrevoltaje.</w:t>
+      </w:r>
+    </w:p>
+    <w:p>
+      <w:pPr>
+        <w:ind w:left="360"/>
+        <w:rPr>
+          <w:rStyle w:val="nfasis"/>
+          <w:sz w:val="24"/>
+          <w:szCs w:val="24"/>
+          <w:u w:val="single"/>
+        </w:rPr>
+      </w:pPr>
+      <w:r>
+        <w:rPr>
+          <w:rStyle w:val="nfasis"/>
+          <w:sz w:val="24"/>
+          <w:szCs w:val="24"/>
+          <w:u w:val="single"/>
+        </w:rPr>
+        <w:t>Circuito protección 7V</w:t>
+      </w:r>
+    </w:p>
+    <w:p>
+      <w:pPr>
+        <w:rPr>
+          <w:rStyle w:val="nfasis"/>
+          <w:lang w:val="es-ES"/>
+        </w:rPr>
+      </w:pPr>
+    </w:p>
+    <w:p>
+      <w:pPr>
+        <w:rPr>
+          <w:lang w:val="es-ES"/>
+        </w:rPr>
+      </w:pPr>
+      <w:r>
+        <w:rPr>
+          <w:lang w:val="es-ES"/>
+        </w:rPr>
+        <w:drawing>
+          <wp:inline distT="0" distB="0" distL="0" distR="0" wp14:anchorId="43139E7A" wp14:editId="42592F83">
+            <wp:extent cx="5400040" cy="1247775"/>
+            <wp:effectExtent l="0" t="0" r="0" b="9525"/>
+            <wp:docPr id="412915901" name="Imagen 1"/>
+            <wp:cNvGraphicFramePr>
+              <a:graphicFrameLocks xmlns:a="http://schemas.openxmlformats.org/drawingml/2006/main" noChangeAspect="1"/>
+            </wp:cNvGraphicFramePr>
+            <a:graphic xmlns:a="http://schemas.openxmlformats.org/drawingml/2006/main">
+              <a:graphicData uri="http://schemas.openxmlformats.org/drawingml/2006/picture">
+                <pic:pic xmlns:pic="http://schemas.openxmlformats.org/drawingml/2006/picture">
+                  <pic:nvPicPr>
+                    <pic:cNvPr id="412915901" name=""/>
+                    <pic:cNvPicPr/>
+                  </pic:nvPicPr>
+                  <pic:blipFill>
+                    <a:blip r:embed="rId51"/>
+                    <a:stretch>
+                      <a:fillRect/>
+                    </a:stretch>
+                  </pic:blipFill>
+                  <pic:spPr>
+                    <a:xfrm>
+                      <a:off x="0" y="0"/>
+                      <a:ext cx="5400040" cy="1247775"/>
+                    </a:xfrm>
+                    <a:prstGeom prst="rect">
+                      <a:avLst/>
+                    </a:prstGeom>
+                  </pic:spPr>
+                </pic:pic>
+              </a:graphicData>
+            </a:graphic>
+          </wp:inline>
+        </w:drawing>
+      </w:r>
+    </w:p>
+    <w:p>
+      <w:pPr>
+        <w:rPr>
+          <w:lang w:val="es-ES"/>
+        </w:rPr>
+      </w:pPr>
+      <w:r>
+        <w:rPr>
+          <w:lang w:val="es-ES"/>
+        </w:rPr>
+        <w:t xml:space="preserve">Esta es la protección con 5.6V, llega hasta un valor muy alto, </w:t>
+      </w:r>
+      <w:proofErr w:type="gramStart"/>
+      <w:r>
+        <w:rPr>
+          <w:lang w:val="es-ES"/>
+        </w:rPr>
+        <w:t>9 volteos me parece demasiado</w:t>
+      </w:r>
+      <w:proofErr w:type="gramEnd"/>
+      <w:r>
+        <w:rPr>
+          <w:lang w:val="es-ES"/>
+        </w:rPr>
+        <w:t xml:space="preserve">, voy a </w:t>
+      </w:r>
+      <w:proofErr w:type="spellStart"/>
+      <w:r>
+        <w:rPr>
+          <w:lang w:val="es-ES"/>
+        </w:rPr>
+        <w:t>probrar</w:t>
+      </w:r>
+      <w:proofErr w:type="spellEnd"/>
+      <w:r>
+        <w:rPr>
+          <w:lang w:val="es-ES"/>
+        </w:rPr>
+        <w:t xml:space="preserve"> cambiando el Zener por BZT52C5V1:</w:t>
+      </w:r>
+    </w:p>
+    <w:p>
+      <w:pPr>
+        <w:rPr>
+          <w:lang w:val="es-ES"/>
+        </w:rPr>
+      </w:pPr>
+      <w:r>
+        <w:rPr>
+          <w:lang w:val="es-ES"/>
+        </w:rPr>
+        <w:drawing>
+          <wp:inline distT="0" distB="0" distL="0" distR="0" wp14:anchorId="68B6D2C8" wp14:editId="3C901E09">
+            <wp:extent cx="5400040" cy="1377315"/>
+            <wp:effectExtent l="0" t="0" r="0" b="0"/>
+            <wp:docPr id="524943570" name="Imagen 1"/>
+            <wp:cNvGraphicFramePr>
+              <a:graphicFrameLocks xmlns:a="http://schemas.openxmlformats.org/drawingml/2006/main" noChangeAspect="1"/>
+            </wp:cNvGraphicFramePr>
+            <a:graphic xmlns:a="http://schemas.openxmlformats.org/drawingml/2006/main">
+              <a:graphicData uri="http://schemas.openxmlformats.org/drawingml/2006/picture">
+                <pic:pic xmlns:pic="http://schemas.openxmlformats.org/drawingml/2006/picture">
+                  <pic:nvPicPr>
+                    <pic:cNvPr id="524943570" name=""/>
+                    <pic:cNvPicPr/>
+                  </pic:nvPicPr>
+                  <pic:blipFill>
+                    <a:blip r:embed="rId52"/>
+                    <a:stretch>
+                      <a:fillRect/>
+                    </a:stretch>
+                  </pic:blipFill>
+                  <pic:spPr>
+                    <a:xfrm>
+                      <a:off x="0" y="0"/>
+                      <a:ext cx="5400040" cy="1377315"/>
+                    </a:xfrm>
+                    <a:prstGeom prst="rect">
+                      <a:avLst/>
+                    </a:prstGeom>
+                  </pic:spPr>
+                </pic:pic>
+              </a:graphicData>
+            </a:graphic>
+          </wp:inline>
+        </w:drawing>
+      </w:r>
+    </w:p>
+    <w:p>
+      <w:pPr>
+        <w:rPr>
+          <w:lang w:val="es-ES"/>
+        </w:rPr>
+      </w:pPr>
+      <w:r>
+        <w:rPr>
+          <w:lang w:val="es-ES"/>
+        </w:rPr>
+        <w:t xml:space="preserve">Con 5.1V el tope máximo </w:t>
+      </w:r>
+      <w:proofErr w:type="spellStart"/>
+      <w:r>
+        <w:rPr>
+          <w:lang w:val="es-ES"/>
+        </w:rPr>
+        <w:t>esta</w:t>
+      </w:r>
+      <w:proofErr w:type="spellEnd"/>
+      <w:r>
+        <w:rPr>
+          <w:lang w:val="es-ES"/>
+        </w:rPr>
+        <w:t xml:space="preserve"> en 8V, quizás sea mejor con este. </w:t>
+      </w:r>
+      <w:r>
+        <w:rPr>
+          <w:b/>
+          <w:bCs/>
+          <w:highlight w:val="yellow"/>
+          <w:lang w:val="es-ES"/>
+        </w:rPr>
+        <w:t>ESTE VAMOS A USAR</w:t>
+      </w:r>
+      <w:r>
+        <w:rPr>
+          <w:b/>
+          <w:bCs/>
+          <w:lang w:val="es-ES"/>
+        </w:rPr>
+        <w:t>.</w:t>
+      </w:r>
+    </w:p>
+    <w:p>
+      <w:pPr>
+        <w:rPr>
+          <w:lang w:val="es-ES"/>
+        </w:rPr>
+      </w:pPr>
     </w:p>
     <w:p>
       <w:pPr>
@@ -3416,6 +6041,119 @@
     </w:lvl>
   </w:abstractNum>
   <w:abstractNum w:abstractNumId="2" w15:restartNumberingAfterBreak="0">
+    <w:nsid w:val="0C0C4F70"/>
+    <w:multiLevelType w:val="hybridMultilevel"/>
+    <w:tmpl w:val="94309BBE"/>
+    <w:lvl w:ilvl="0" w:tplc="2C0A0001">
+      <w:start w:val="1"/>
+      <w:numFmt w:val="bullet"/>
+      <w:lvlText w:val=""/>
+      <w:lvlJc w:val="left"/>
+      <w:pPr>
+        <w:ind w:left="720" w:hanging="360"/>
+      </w:pPr>
+      <w:rPr>
+        <w:rFonts w:ascii="Symbol" w:hAnsi="Symbol" w:hint="default"/>
+      </w:rPr>
+    </w:lvl>
+    <w:lvl w:ilvl="1" w:tplc="2C0A0003" w:tentative="1">
+      <w:start w:val="1"/>
+      <w:numFmt w:val="bullet"/>
+      <w:lvlText w:val="o"/>
+      <w:lvlJc w:val="left"/>
+      <w:pPr>
+        <w:ind w:left="1440" w:hanging="360"/>
+      </w:pPr>
+      <w:rPr>
+        <w:rFonts w:ascii="Courier New" w:hAnsi="Courier New" w:cs="Courier New" w:hint="default"/>
+      </w:rPr>
+    </w:lvl>
+    <w:lvl w:ilvl="2" w:tplc="2C0A0005" w:tentative="1">
+      <w:start w:val="1"/>
+      <w:numFmt w:val="bullet"/>
+      <w:lvlText w:val=""/>
+      <w:lvlJc w:val="left"/>
+      <w:pPr>
+        <w:ind w:left="2160" w:hanging="360"/>
+      </w:pPr>
+      <w:rPr>
+        <w:rFonts w:ascii="Wingdings" w:hAnsi="Wingdings" w:hint="default"/>
+      </w:rPr>
+    </w:lvl>
+    <w:lvl w:ilvl="3" w:tplc="2C0A0001" w:tentative="1">
+      <w:start w:val="1"/>
+      <w:numFmt w:val="bullet"/>
+      <w:lvlText w:val=""/>
+      <w:lvlJc w:val="left"/>
+      <w:pPr>
+        <w:ind w:left="2880" w:hanging="360"/>
+      </w:pPr>
+      <w:rPr>
+        <w:rFonts w:ascii="Symbol" w:hAnsi="Symbol" w:hint="default"/>
+      </w:rPr>
+    </w:lvl>
+    <w:lvl w:ilvl="4" w:tplc="2C0A0003" w:tentative="1">
+      <w:start w:val="1"/>
+      <w:numFmt w:val="bullet"/>
+      <w:lvlText w:val="o"/>
+      <w:lvlJc w:val="left"/>
+      <w:pPr>
+        <w:ind w:left="3600" w:hanging="360"/>
+      </w:pPr>
+      <w:rPr>
+        <w:rFonts w:ascii="Courier New" w:hAnsi="Courier New" w:cs="Courier New" w:hint="default"/>
+      </w:rPr>
+    </w:lvl>
+    <w:lvl w:ilvl="5" w:tplc="2C0A0005" w:tentative="1">
+      <w:start w:val="1"/>
+      <w:numFmt w:val="bullet"/>
+      <w:lvlText w:val=""/>
+      <w:lvlJc w:val="left"/>
+      <w:pPr>
+        <w:ind w:left="4320" w:hanging="360"/>
+      </w:pPr>
+      <w:rPr>
+        <w:rFonts w:ascii="Wingdings" w:hAnsi="Wingdings" w:hint="default"/>
+      </w:rPr>
+    </w:lvl>
+    <w:lvl w:ilvl="6" w:tplc="2C0A0001" w:tentative="1">
+      <w:start w:val="1"/>
+      <w:numFmt w:val="bullet"/>
+      <w:lvlText w:val=""/>
+      <w:lvlJc w:val="left"/>
+      <w:pPr>
+        <w:ind w:left="5040" w:hanging="360"/>
+      </w:pPr>
+      <w:rPr>
+        <w:rFonts w:ascii="Symbol" w:hAnsi="Symbol" w:hint="default"/>
+      </w:rPr>
+    </w:lvl>
+    <w:lvl w:ilvl="7" w:tplc="2C0A0003" w:tentative="1">
+      <w:start w:val="1"/>
+      <w:numFmt w:val="bullet"/>
+      <w:lvlText w:val="o"/>
+      <w:lvlJc w:val="left"/>
+      <w:pPr>
+        <w:ind w:left="5760" w:hanging="360"/>
+      </w:pPr>
+      <w:rPr>
+        <w:rFonts w:ascii="Courier New" w:hAnsi="Courier New" w:cs="Courier New" w:hint="default"/>
+      </w:rPr>
+    </w:lvl>
+    <w:lvl w:ilvl="8" w:tplc="2C0A0005" w:tentative="1">
+      <w:start w:val="1"/>
+      <w:numFmt w:val="bullet"/>
+      <w:lvlText w:val=""/>
+      <w:lvlJc w:val="left"/>
+      <w:pPr>
+        <w:ind w:left="6480" w:hanging="360"/>
+      </w:pPr>
+      <w:rPr>
+        <w:rFonts w:ascii="Wingdings" w:hAnsi="Wingdings" w:hint="default"/>
+      </w:rPr>
+    </w:lvl>
+  </w:abstractNum>
+  <w:abstractNum w:abstractNumId="3" w15:restartNumberingAfterBreak="0">
     <w:nsid w:val="0F876439"/>
     <w:multiLevelType w:val="hybridMultilevel"/>
     <w:tmpl w:val="66400146"/>
@@ -3528,7 +6266,120 @@
       </w:rPr>
     </w:lvl>
   </w:abstractNum>
-  <w:abstractNum w:abstractNumId="3" w15:restartNumberingAfterBreak="0">
+  <w:abstractNum w:abstractNumId="4" w15:restartNumberingAfterBreak="0">
+    <w:nsid w:val="123F2CA2"/>
+    <w:multiLevelType w:val="hybridMultilevel"/>
+    <w:tmpl w:val="F140EAEA"/>
+    <w:lvl w:ilvl="0" w:tplc="2C0A000B">
+      <w:start w:val="1"/>
+      <w:numFmt w:val="bullet"/>
+      <w:lvlText w:val=""/>
+      <w:lvlJc w:val="left"/>
+      <w:pPr>
+        <w:ind w:left="1080" w:hanging="360"/>
+      </w:pPr>
+      <w:rPr>
+        <w:rFonts w:ascii="Wingdings" w:hAnsi="Wingdings" w:hint="default"/>
+      </w:rPr>
+    </w:lvl>
+    <w:lvl w:ilvl="1" w:tplc="2C0A0003" w:tentative="1">
+      <w:start w:val="1"/>
+      <w:numFmt w:val="bullet"/>
+      <w:lvlText w:val="o"/>
+      <w:lvlJc w:val="left"/>
+      <w:pPr>
+        <w:ind w:left="1800" w:hanging="360"/>
+      </w:pPr>
+      <w:rPr>
+        <w:rFonts w:ascii="Courier New" w:hAnsi="Courier New" w:cs="Courier New" w:hint="default"/>
+      </w:rPr>
+    </w:lvl>
+    <w:lvl w:ilvl="2" w:tplc="2C0A0005" w:tentative="1">
+      <w:start w:val="1"/>
+      <w:numFmt w:val="bullet"/>
+      <w:lvlText w:val=""/>
+      <w:lvlJc w:val="left"/>
+      <w:pPr>
+        <w:ind w:left="2520" w:hanging="360"/>
+      </w:pPr>
+      <w:rPr>
+        <w:rFonts w:ascii="Wingdings" w:hAnsi="Wingdings" w:hint="default"/>
+      </w:rPr>
+    </w:lvl>
+    <w:lvl w:ilvl="3" w:tplc="2C0A0001" w:tentative="1">
+      <w:start w:val="1"/>
+      <w:numFmt w:val="bullet"/>
+      <w:lvlText w:val=""/>
+      <w:lvlJc w:val="left"/>
+      <w:pPr>
+        <w:ind w:left="3240" w:hanging="360"/>
+      </w:pPr>
+      <w:rPr>
+        <w:rFonts w:ascii="Symbol" w:hAnsi="Symbol" w:hint="default"/>
+      </w:rPr>
+    </w:lvl>
+    <w:lvl w:ilvl="4" w:tplc="2C0A0003" w:tentative="1">
+      <w:start w:val="1"/>
+      <w:numFmt w:val="bullet"/>
+      <w:lvlText w:val="o"/>
+      <w:lvlJc w:val="left"/>
+      <w:pPr>
+        <w:ind w:left="3960" w:hanging="360"/>
+      </w:pPr>
+      <w:rPr>
+        <w:rFonts w:ascii="Courier New" w:hAnsi="Courier New" w:cs="Courier New" w:hint="default"/>
+      </w:rPr>
+    </w:lvl>
+    <w:lvl w:ilvl="5" w:tplc="2C0A0005" w:tentative="1">
+      <w:start w:val="1"/>
+      <w:numFmt w:val="bullet"/>
+      <w:lvlText w:val=""/>
+      <w:lvlJc w:val="left"/>
+      <w:pPr>
+        <w:ind w:left="4680" w:hanging="360"/>
+      </w:pPr>
+      <w:rPr>
+        <w:rFonts w:ascii="Wingdings" w:hAnsi="Wingdings" w:hint="default"/>
+      </w:rPr>
+    </w:lvl>
+    <w:lvl w:ilvl="6" w:tplc="2C0A0001" w:tentative="1">
+      <w:start w:val="1"/>
+      <w:numFmt w:val="bullet"/>
+      <w:lvlText w:val=""/>
+      <w:lvlJc w:val="left"/>
+      <w:pPr>
+        <w:ind w:left="5400" w:hanging="360"/>
+      </w:pPr>
+      <w:rPr>
+        <w:rFonts w:ascii="Symbol" w:hAnsi="Symbol" w:hint="default"/>
+      </w:rPr>
+    </w:lvl>
+    <w:lvl w:ilvl="7" w:tplc="2C0A0003" w:tentative="1">
+      <w:start w:val="1"/>
+      <w:numFmt w:val="bullet"/>
+      <w:lvlText w:val="o"/>
+      <w:lvlJc w:val="left"/>
+      <w:pPr>
+        <w:ind w:left="6120" w:hanging="360"/>
+      </w:pPr>
+      <w:rPr>
+        <w:rFonts w:ascii="Courier New" w:hAnsi="Courier New" w:cs="Courier New" w:hint="default"/>
+      </w:rPr>
+    </w:lvl>
+    <w:lvl w:ilvl="8" w:tplc="2C0A0005" w:tentative="1">
+      <w:start w:val="1"/>
+      <w:numFmt w:val="bullet"/>
+      <w:lvlText w:val=""/>
+      <w:lvlJc w:val="left"/>
+      <w:pPr>
+        <w:ind w:left="6840" w:hanging="360"/>
+      </w:pPr>
+      <w:rPr>
+        <w:rFonts w:ascii="Wingdings" w:hAnsi="Wingdings" w:hint="default"/>
+      </w:rPr>
+    </w:lvl>
+  </w:abstractNum>
+  <w:abstractNum w:abstractNumId="5" w15:restartNumberingAfterBreak="0">
     <w:nsid w:val="170E1972"/>
     <w:multiLevelType w:val="hybridMultilevel"/>
     <w:tmpl w:val="B73C15A8"/>
@@ -3641,7 +6492,7 @@
       </w:rPr>
     </w:lvl>
   </w:abstractNum>
-  <w:abstractNum w:abstractNumId="4" w15:restartNumberingAfterBreak="0">
+  <w:abstractNum w:abstractNumId="6" w15:restartNumberingAfterBreak="0">
     <w:nsid w:val="27192AFE"/>
     <w:multiLevelType w:val="hybridMultilevel"/>
     <w:tmpl w:val="0A64FD3E"/>
@@ -3754,7 +6605,7 @@
       </w:rPr>
     </w:lvl>
   </w:abstractNum>
-  <w:abstractNum w:abstractNumId="5" w15:restartNumberingAfterBreak="0">
+  <w:abstractNum w:abstractNumId="7" w15:restartNumberingAfterBreak="0">
     <w:nsid w:val="2FDE209F"/>
     <w:multiLevelType w:val="hybridMultilevel"/>
     <w:tmpl w:val="4016F868"/>
@@ -3867,7 +6718,7 @@
       </w:rPr>
     </w:lvl>
   </w:abstractNum>
-  <w:abstractNum w:abstractNumId="6" w15:restartNumberingAfterBreak="0">
+  <w:abstractNum w:abstractNumId="8" w15:restartNumberingAfterBreak="0">
     <w:nsid w:val="32E82BC6"/>
     <w:multiLevelType w:val="hybridMultilevel"/>
     <w:tmpl w:val="F8846D1C"/>
@@ -3980,7 +6831,7 @@
       </w:rPr>
     </w:lvl>
   </w:abstractNum>
-  <w:abstractNum w:abstractNumId="7" w15:restartNumberingAfterBreak="0">
+  <w:abstractNum w:abstractNumId="9" w15:restartNumberingAfterBreak="0">
     <w:nsid w:val="33ED40AA"/>
     <w:multiLevelType w:val="hybridMultilevel"/>
     <w:tmpl w:val="0EFEA180"/>
@@ -4093,7 +6944,7 @@
       </w:rPr>
     </w:lvl>
   </w:abstractNum>
-  <w:abstractNum w:abstractNumId="8" w15:restartNumberingAfterBreak="0">
+  <w:abstractNum w:abstractNumId="10" w15:restartNumberingAfterBreak="0">
     <w:nsid w:val="3BFB54FD"/>
     <w:multiLevelType w:val="hybridMultilevel"/>
     <w:tmpl w:val="5AB2C60E"/>
@@ -4179,7 +7030,7 @@
       </w:pPr>
     </w:lvl>
   </w:abstractNum>
-  <w:abstractNum w:abstractNumId="9" w15:restartNumberingAfterBreak="0">
+  <w:abstractNum w:abstractNumId="11" w15:restartNumberingAfterBreak="0">
     <w:nsid w:val="414C3810"/>
     <w:multiLevelType w:val="hybridMultilevel"/>
     <w:tmpl w:val="193C9B2A"/>
@@ -4292,7 +7143,233 @@
       </w:rPr>
     </w:lvl>
   </w:abstractNum>
-  <w:abstractNum w:abstractNumId="10" w15:restartNumberingAfterBreak="0">
+  <w:abstractNum w:abstractNumId="12" w15:restartNumberingAfterBreak="0">
+    <w:nsid w:val="44036E73"/>
+    <w:multiLevelType w:val="hybridMultilevel"/>
+    <w:tmpl w:val="DFB0FE7E"/>
+    <w:lvl w:ilvl="0" w:tplc="2C0A000B">
+      <w:start w:val="1"/>
+      <w:numFmt w:val="bullet"/>
+      <w:lvlText w:val=""/>
+      <w:lvlJc w:val="left"/>
+      <w:pPr>
+        <w:ind w:left="720" w:hanging="360"/>
+      </w:pPr>
+      <w:rPr>
+        <w:rFonts w:ascii="Wingdings" w:hAnsi="Wingdings" w:hint="default"/>
+      </w:rPr>
+    </w:lvl>
+    <w:lvl w:ilvl="1" w:tplc="2C0A0003" w:tentative="1">
+      <w:start w:val="1"/>
+      <w:numFmt w:val="bullet"/>
+      <w:lvlText w:val="o"/>
+      <w:lvlJc w:val="left"/>
+      <w:pPr>
+        <w:ind w:left="1440" w:hanging="360"/>
+      </w:pPr>
+      <w:rPr>
+        <w:rFonts w:ascii="Courier New" w:hAnsi="Courier New" w:cs="Courier New" w:hint="default"/>
+      </w:rPr>
+    </w:lvl>
+    <w:lvl w:ilvl="2" w:tplc="2C0A0005" w:tentative="1">
+      <w:start w:val="1"/>
+      <w:numFmt w:val="bullet"/>
+      <w:lvlText w:val=""/>
+      <w:lvlJc w:val="left"/>
+      <w:pPr>
+        <w:ind w:left="2160" w:hanging="360"/>
+      </w:pPr>
+      <w:rPr>
+        <w:rFonts w:ascii="Wingdings" w:hAnsi="Wingdings" w:hint="default"/>
+      </w:rPr>
+    </w:lvl>
+    <w:lvl w:ilvl="3" w:tplc="2C0A0001" w:tentative="1">
+      <w:start w:val="1"/>
+      <w:numFmt w:val="bullet"/>
+      <w:lvlText w:val=""/>
+      <w:lvlJc w:val="left"/>
+      <w:pPr>
+        <w:ind w:left="2880" w:hanging="360"/>
+      </w:pPr>
+      <w:rPr>
+        <w:rFonts w:ascii="Symbol" w:hAnsi="Symbol" w:hint="default"/>
+      </w:rPr>
+    </w:lvl>
+    <w:lvl w:ilvl="4" w:tplc="2C0A0003" w:tentative="1">
+      <w:start w:val="1"/>
+      <w:numFmt w:val="bullet"/>
+      <w:lvlText w:val="o"/>
+      <w:lvlJc w:val="left"/>
+      <w:pPr>
+        <w:ind w:left="3600" w:hanging="360"/>
+      </w:pPr>
+      <w:rPr>
+        <w:rFonts w:ascii="Courier New" w:hAnsi="Courier New" w:cs="Courier New" w:hint="default"/>
+      </w:rPr>
+    </w:lvl>
+    <w:lvl w:ilvl="5" w:tplc="2C0A0005" w:tentative="1">
+      <w:start w:val="1"/>
+      <w:numFmt w:val="bullet"/>
+      <w:lvlText w:val=""/>
+      <w:lvlJc w:val="left"/>
+      <w:pPr>
+        <w:ind w:left="4320" w:hanging="360"/>
+      </w:pPr>
+      <w:rPr>
+        <w:rFonts w:ascii="Wingdings" w:hAnsi="Wingdings" w:hint="default"/>
+      </w:rPr>
+    </w:lvl>
+    <w:lvl w:ilvl="6" w:tplc="2C0A0001" w:tentative="1">
+      <w:start w:val="1"/>
+      <w:numFmt w:val="bullet"/>
+      <w:lvlText w:val=""/>
+      <w:lvlJc w:val="left"/>
+      <w:pPr>
+        <w:ind w:left="5040" w:hanging="360"/>
+      </w:pPr>
+      <w:rPr>
+        <w:rFonts w:ascii="Symbol" w:hAnsi="Symbol" w:hint="default"/>
+      </w:rPr>
+    </w:lvl>
+    <w:lvl w:ilvl="7" w:tplc="2C0A0003" w:tentative="1">
+      <w:start w:val="1"/>
+      <w:numFmt w:val="bullet"/>
+      <w:lvlText w:val="o"/>
+      <w:lvlJc w:val="left"/>
+      <w:pPr>
+        <w:ind w:left="5760" w:hanging="360"/>
+      </w:pPr>
+      <w:rPr>
+        <w:rFonts w:ascii="Courier New" w:hAnsi="Courier New" w:cs="Courier New" w:hint="default"/>
+      </w:rPr>
+    </w:lvl>
+    <w:lvl w:ilvl="8" w:tplc="2C0A0005" w:tentative="1">
+      <w:start w:val="1"/>
+      <w:numFmt w:val="bullet"/>
+      <w:lvlText w:val=""/>
+      <w:lvlJc w:val="left"/>
+      <w:pPr>
+        <w:ind w:left="6480" w:hanging="360"/>
+      </w:pPr>
+      <w:rPr>
+        <w:rFonts w:ascii="Wingdings" w:hAnsi="Wingdings" w:hint="default"/>
+      </w:rPr>
+    </w:lvl>
+  </w:abstractNum>
+  <w:abstractNum w:abstractNumId="13" w15:restartNumberingAfterBreak="0">
+    <w:nsid w:val="4F1D53EC"/>
+    <w:multiLevelType w:val="hybridMultilevel"/>
+    <w:tmpl w:val="9800AF12"/>
+    <w:lvl w:ilvl="0" w:tplc="2C0A000B">
+      <w:start w:val="1"/>
+      <w:numFmt w:val="bullet"/>
+      <w:lvlText w:val=""/>
+      <w:lvlJc w:val="left"/>
+      <w:pPr>
+        <w:ind w:left="720" w:hanging="360"/>
+      </w:pPr>
+      <w:rPr>
+        <w:rFonts w:ascii="Wingdings" w:hAnsi="Wingdings" w:hint="default"/>
+      </w:rPr>
+    </w:lvl>
+    <w:lvl w:ilvl="1" w:tplc="2C0A0003" w:tentative="1">
+      <w:start w:val="1"/>
+      <w:numFmt w:val="bullet"/>
+      <w:lvlText w:val="o"/>
+      <w:lvlJc w:val="left"/>
+      <w:pPr>
+        <w:ind w:left="1440" w:hanging="360"/>
+      </w:pPr>
+      <w:rPr>
+        <w:rFonts w:ascii="Courier New" w:hAnsi="Courier New" w:cs="Courier New" w:hint="default"/>
+      </w:rPr>
+    </w:lvl>
+    <w:lvl w:ilvl="2" w:tplc="2C0A0005" w:tentative="1">
+      <w:start w:val="1"/>
+      <w:numFmt w:val="bullet"/>
+      <w:lvlText w:val=""/>
+      <w:lvlJc w:val="left"/>
+      <w:pPr>
+        <w:ind w:left="2160" w:hanging="360"/>
+      </w:pPr>
+      <w:rPr>
+        <w:rFonts w:ascii="Wingdings" w:hAnsi="Wingdings" w:hint="default"/>
+      </w:rPr>
+    </w:lvl>
+    <w:lvl w:ilvl="3" w:tplc="2C0A0001" w:tentative="1">
+      <w:start w:val="1"/>
+      <w:numFmt w:val="bullet"/>
+      <w:lvlText w:val=""/>
+      <w:lvlJc w:val="left"/>
+      <w:pPr>
+        <w:ind w:left="2880" w:hanging="360"/>
+      </w:pPr>
+      <w:rPr>
+        <w:rFonts w:ascii="Symbol" w:hAnsi="Symbol" w:hint="default"/>
+      </w:rPr>
+    </w:lvl>
+    <w:lvl w:ilvl="4" w:tplc="2C0A0003" w:tentative="1">
+      <w:start w:val="1"/>
+      <w:numFmt w:val="bullet"/>
+      <w:lvlText w:val="o"/>
+      <w:lvlJc w:val="left"/>
+      <w:pPr>
+        <w:ind w:left="3600" w:hanging="360"/>
+      </w:pPr>
+      <w:rPr>
+        <w:rFonts w:ascii="Courier New" w:hAnsi="Courier New" w:cs="Courier New" w:hint="default"/>
+      </w:rPr>
+    </w:lvl>
+    <w:lvl w:ilvl="5" w:tplc="2C0A0005" w:tentative="1">
+      <w:start w:val="1"/>
+      <w:numFmt w:val="bullet"/>
+      <w:lvlText w:val=""/>
+      <w:lvlJc w:val="left"/>
+      <w:pPr>
+        <w:ind w:left="4320" w:hanging="360"/>
+      </w:pPr>
+      <w:rPr>
+        <w:rFonts w:ascii="Wingdings" w:hAnsi="Wingdings" w:hint="default"/>
+      </w:rPr>
+    </w:lvl>
+    <w:lvl w:ilvl="6" w:tplc="2C0A0001" w:tentative="1">
+      <w:start w:val="1"/>
+      <w:numFmt w:val="bullet"/>
+      <w:lvlText w:val=""/>
+      <w:lvlJc w:val="left"/>
+      <w:pPr>
+        <w:ind w:left="5040" w:hanging="360"/>
+      </w:pPr>
+      <w:rPr>
+        <w:rFonts w:ascii="Symbol" w:hAnsi="Symbol" w:hint="default"/>
+      </w:rPr>
+    </w:lvl>
+    <w:lvl w:ilvl="7" w:tplc="2C0A0003" w:tentative="1">
+      <w:start w:val="1"/>
+      <w:numFmt w:val="bullet"/>
+      <w:lvlText w:val="o"/>
+      <w:lvlJc w:val="left"/>
+      <w:pPr>
+        <w:ind w:left="5760" w:hanging="360"/>
+      </w:pPr>
+      <w:rPr>
+        <w:rFonts w:ascii="Courier New" w:hAnsi="Courier New" w:cs="Courier New" w:hint="default"/>
+      </w:rPr>
+    </w:lvl>
+    <w:lvl w:ilvl="8" w:tplc="2C0A0005" w:tentative="1">
+      <w:start w:val="1"/>
+      <w:numFmt w:val="bullet"/>
+      <w:lvlText w:val=""/>
+      <w:lvlJc w:val="left"/>
+      <w:pPr>
+        <w:ind w:left="6480" w:hanging="360"/>
+      </w:pPr>
+      <w:rPr>
+        <w:rFonts w:ascii="Wingdings" w:hAnsi="Wingdings" w:hint="default"/>
+      </w:rPr>
+    </w:lvl>
+  </w:abstractNum>
+  <w:abstractNum w:abstractNumId="14" w15:restartNumberingAfterBreak="0">
     <w:nsid w:val="5FFE6955"/>
     <w:multiLevelType w:val="hybridMultilevel"/>
     <w:tmpl w:val="626E98CA"/>
@@ -4405,7 +7482,7 @@
       </w:rPr>
     </w:lvl>
   </w:abstractNum>
-  <w:abstractNum w:abstractNumId="11" w15:restartNumberingAfterBreak="0">
+  <w:abstractNum w:abstractNumId="15" w15:restartNumberingAfterBreak="0">
     <w:nsid w:val="6B30692F"/>
     <w:multiLevelType w:val="hybridMultilevel"/>
     <w:tmpl w:val="1EF03360"/>
@@ -4518,7 +7595,7 @@
       </w:rPr>
     </w:lvl>
   </w:abstractNum>
-  <w:abstractNum w:abstractNumId="12" w15:restartNumberingAfterBreak="0">
+  <w:abstractNum w:abstractNumId="16" w15:restartNumberingAfterBreak="0">
     <w:nsid w:val="72417880"/>
     <w:multiLevelType w:val="hybridMultilevel"/>
     <w:tmpl w:val="A3986B72"/>
@@ -4630,7 +7707,7 @@
       </w:rPr>
     </w:lvl>
   </w:abstractNum>
-  <w:abstractNum w:abstractNumId="13" w15:restartNumberingAfterBreak="0">
+  <w:abstractNum w:abstractNumId="17" w15:restartNumberingAfterBreak="0">
     <w:nsid w:val="7AC6589A"/>
     <w:multiLevelType w:val="hybridMultilevel"/>
     <w:tmpl w:val="C62AF58E"/>
@@ -4743,47 +7820,175 @@
       </w:rPr>
     </w:lvl>
   </w:abstractNum>
+  <w:abstractNum w:abstractNumId="18" w15:restartNumberingAfterBreak="0">
+    <w:nsid w:val="7BCB7FA8"/>
+    <w:multiLevelType w:val="hybridMultilevel"/>
+    <w:tmpl w:val="22EC3248"/>
+    <w:lvl w:ilvl="0" w:tplc="2C0A000B">
+      <w:start w:val="1"/>
+      <w:numFmt w:val="bullet"/>
+      <w:lvlText w:val=""/>
+      <w:lvlJc w:val="left"/>
+      <w:pPr>
+        <w:ind w:left="1080" w:hanging="360"/>
+      </w:pPr>
+      <w:rPr>
+        <w:rFonts w:ascii="Wingdings" w:hAnsi="Wingdings" w:hint="default"/>
+      </w:rPr>
+    </w:lvl>
+    <w:lvl w:ilvl="1" w:tplc="2C0A0003" w:tentative="1">
+      <w:start w:val="1"/>
+      <w:numFmt w:val="bullet"/>
+      <w:lvlText w:val="o"/>
+      <w:lvlJc w:val="left"/>
+      <w:pPr>
+        <w:ind w:left="1800" w:hanging="360"/>
+      </w:pPr>
+      <w:rPr>
+        <w:rFonts w:ascii="Courier New" w:hAnsi="Courier New" w:cs="Courier New" w:hint="default"/>
+      </w:rPr>
+    </w:lvl>
+    <w:lvl w:ilvl="2" w:tplc="2C0A0005" w:tentative="1">
+      <w:start w:val="1"/>
+      <w:numFmt w:val="bullet"/>
+      <w:lvlText w:val=""/>
+      <w:lvlJc w:val="left"/>
+      <w:pPr>
+        <w:ind w:left="2520" w:hanging="360"/>
+      </w:pPr>
+      <w:rPr>
+        <w:rFonts w:ascii="Wingdings" w:hAnsi="Wingdings" w:hint="default"/>
+      </w:rPr>
+    </w:lvl>
+    <w:lvl w:ilvl="3" w:tplc="2C0A0001" w:tentative="1">
+      <w:start w:val="1"/>
+      <w:numFmt w:val="bullet"/>
+      <w:lvlText w:val=""/>
+      <w:lvlJc w:val="left"/>
+      <w:pPr>
+        <w:ind w:left="3240" w:hanging="360"/>
+      </w:pPr>
+      <w:rPr>
+        <w:rFonts w:ascii="Symbol" w:hAnsi="Symbol" w:hint="default"/>
+      </w:rPr>
+    </w:lvl>
+    <w:lvl w:ilvl="4" w:tplc="2C0A0003" w:tentative="1">
+      <w:start w:val="1"/>
+      <w:numFmt w:val="bullet"/>
+      <w:lvlText w:val="o"/>
+      <w:lvlJc w:val="left"/>
+      <w:pPr>
+        <w:ind w:left="3960" w:hanging="360"/>
+      </w:pPr>
+      <w:rPr>
+        <w:rFonts w:ascii="Courier New" w:hAnsi="Courier New" w:cs="Courier New" w:hint="default"/>
+      </w:rPr>
+    </w:lvl>
+    <w:lvl w:ilvl="5" w:tplc="2C0A0005" w:tentative="1">
+      <w:start w:val="1"/>
+      <w:numFmt w:val="bullet"/>
+      <w:lvlText w:val=""/>
+      <w:lvlJc w:val="left"/>
+      <w:pPr>
+        <w:ind w:left="4680" w:hanging="360"/>
+      </w:pPr>
+      <w:rPr>
+        <w:rFonts w:ascii="Wingdings" w:hAnsi="Wingdings" w:hint="default"/>
+      </w:rPr>
+    </w:lvl>
+    <w:lvl w:ilvl="6" w:tplc="2C0A0001" w:tentative="1">
+      <w:start w:val="1"/>
+      <w:numFmt w:val="bullet"/>
+      <w:lvlText w:val=""/>
+      <w:lvlJc w:val="left"/>
+      <w:pPr>
+        <w:ind w:left="5400" w:hanging="360"/>
+      </w:pPr>
+      <w:rPr>
+        <w:rFonts w:ascii="Symbol" w:hAnsi="Symbol" w:hint="default"/>
+      </w:rPr>
+    </w:lvl>
+    <w:lvl w:ilvl="7" w:tplc="2C0A0003" w:tentative="1">
+      <w:start w:val="1"/>
+      <w:numFmt w:val="bullet"/>
+      <w:lvlText w:val="o"/>
+      <w:lvlJc w:val="left"/>
+      <w:pPr>
+        <w:ind w:left="6120" w:hanging="360"/>
+      </w:pPr>
+      <w:rPr>
+        <w:rFonts w:ascii="Courier New" w:hAnsi="Courier New" w:cs="Courier New" w:hint="default"/>
+      </w:rPr>
+    </w:lvl>
+    <w:lvl w:ilvl="8" w:tplc="2C0A0005" w:tentative="1">
+      <w:start w:val="1"/>
+      <w:numFmt w:val="bullet"/>
+      <w:lvlText w:val=""/>
+      <w:lvlJc w:val="left"/>
+      <w:pPr>
+        <w:ind w:left="6840" w:hanging="360"/>
+      </w:pPr>
+      <w:rPr>
+        <w:rFonts w:ascii="Wingdings" w:hAnsi="Wingdings" w:hint="default"/>
+      </w:rPr>
+    </w:lvl>
+  </w:abstractNum>
   <w:num w:numId="1" w16cid:durableId="1362317786">
-    <w:abstractNumId w:val="12"/>
+    <w:abstractNumId w:val="16"/>
   </w:num>
   <w:num w:numId="2" w16cid:durableId="84232038">
     <w:abstractNumId w:val="0"/>
   </w:num>
   <w:num w:numId="3" w16cid:durableId="1453017347">
-    <w:abstractNumId w:val="9"/>
+    <w:abstractNumId w:val="11"/>
   </w:num>
   <w:num w:numId="4" w16cid:durableId="479661609">
-    <w:abstractNumId w:val="13"/>
+    <w:abstractNumId w:val="17"/>
   </w:num>
   <w:num w:numId="5" w16cid:durableId="2056663190">
+    <w:abstractNumId w:val="7"/>
+  </w:num>
+  <w:num w:numId="6" w16cid:durableId="1370181203">
     <w:abstractNumId w:val="5"/>
   </w:num>
-  <w:num w:numId="6" w16cid:durableId="1370181203">
-    <w:abstractNumId w:val="3"/>
-  </w:num>
   <w:num w:numId="7" w16cid:durableId="910309147">
-    <w:abstractNumId w:val="8"/>
+    <w:abstractNumId w:val="10"/>
   </w:num>
   <w:num w:numId="8" w16cid:durableId="732199547">
     <w:abstractNumId w:val="1"/>
   </w:num>
   <w:num w:numId="9" w16cid:durableId="796334085">
-    <w:abstractNumId w:val="7"/>
+    <w:abstractNumId w:val="9"/>
   </w:num>
   <w:num w:numId="10" w16cid:durableId="113211820">
+    <w:abstractNumId w:val="3"/>
+  </w:num>
+  <w:num w:numId="11" w16cid:durableId="1372997122">
+    <w:abstractNumId w:val="15"/>
+  </w:num>
+  <w:num w:numId="12" w16cid:durableId="2108304772">
+    <w:abstractNumId w:val="14"/>
+  </w:num>
+  <w:num w:numId="13" w16cid:durableId="683016799">
+    <w:abstractNumId w:val="6"/>
+  </w:num>
+  <w:num w:numId="14" w16cid:durableId="2134977676">
+    <w:abstractNumId w:val="8"/>
+  </w:num>
+  <w:num w:numId="15" w16cid:durableId="959607915">
     <w:abstractNumId w:val="2"/>
   </w:num>
-  <w:num w:numId="11" w16cid:durableId="1372997122">
-    <w:abstractNumId w:val="11"/>
+  <w:num w:numId="16" w16cid:durableId="645668633">
+    <w:abstractNumId w:val="12"/>
   </w:num>
-  <w:num w:numId="12" w16cid:durableId="2108304772">
-    <w:abstractNumId w:val="10"/>
+  <w:num w:numId="17" w16cid:durableId="1022897744">
+    <w:abstractNumId w:val="18"/>
   </w:num>
-  <w:num w:numId="13" w16cid:durableId="683016799">
+  <w:num w:numId="18" w16cid:durableId="1814827153">
+    <w:abstractNumId w:val="13"/>
+  </w:num>
+  <w:num w:numId="19" w16cid:durableId="737631408">
     <w:abstractNumId w:val="4"/>
-  </w:num>
-  <w:num w:numId="14" w16cid:durableId="2134977676">
-    <w:abstractNumId w:val="6"/>
   </w:num>
 </w:numbering>
 </file>
@@ -5189,6 +8394,27 @@
     <w:name w:val="Normal"/>
     <w:qFormat/>
   </w:style>
+  <w:style w:type="paragraph" w:styleId="Ttulo1">
+    <w:name w:val="heading 1"/>
+    <w:basedOn w:val="Normal"/>
+    <w:next w:val="Normal"/>
+    <w:link w:val="Ttulo1Car"/>
+    <w:uiPriority w:val="9"/>
+    <w:qFormat/>
+    <w:rsid w:val="00F760B0"/>
+    <w:pPr>
+      <w:keepNext/>
+      <w:keepLines/>
+      <w:spacing w:before="240" w:after="0"/>
+      <w:outlineLvl w:val="0"/>
+    </w:pPr>
+    <w:rPr>
+      <w:rFonts w:asciiTheme="majorHAnsi" w:eastAsiaTheme="majorEastAsia" w:hAnsiTheme="majorHAnsi" w:cstheme="majorBidi"/>
+      <w:color w:val="2F5496" w:themeColor="accent1" w:themeShade="BF"/>
+      <w:sz w:val="32"/>
+      <w:szCs w:val="32"/>
+    </w:rPr>
+  </w:style>
   <w:style w:type="character" w:default="1" w:styleId="Fuentedeprrafopredeter">
     <w:name w:val="Default Paragraph Font"/>
     <w:uiPriority w:val="1"/>
@@ -5337,6 +8563,30 @@
       <w:i/>
       <w:iCs/>
       <w:color w:val="4472C4" w:themeColor="accent1"/>
+    </w:rPr>
+  </w:style>
+  <w:style w:type="character" w:styleId="nfasis">
+    <w:name w:val="Emphasis"/>
+    <w:basedOn w:val="Fuentedeprrafopredeter"/>
+    <w:uiPriority w:val="20"/>
+    <w:qFormat/>
+    <w:rsid w:val="00015223"/>
+    <w:rPr>
+      <w:i/>
+      <w:iCs/>
+    </w:rPr>
+  </w:style>
+  <w:style w:type="character" w:customStyle="1" w:styleId="Ttulo1Car">
+    <w:name w:val="Título 1 Car"/>
+    <w:basedOn w:val="Fuentedeprrafopredeter"/>
+    <w:link w:val="Ttulo1"/>
+    <w:uiPriority w:val="9"/>
+    <w:rsid w:val="00F760B0"/>
+    <w:rPr>
+      <w:rFonts w:asciiTheme="majorHAnsi" w:eastAsiaTheme="majorEastAsia" w:hAnsiTheme="majorHAnsi" w:cstheme="majorBidi"/>
+      <w:color w:val="2F5496" w:themeColor="accent1" w:themeShade="BF"/>
+      <w:sz w:val="32"/>
+      <w:szCs w:val="32"/>
     </w:rPr>
   </w:style>
 </w:styles>

--- a/Salus IV/Mejoras_Salus_IV.docx
+++ b/Salus IV/Mejoras_Salus_IV.docx
@@ -573,6 +573,13 @@
         </w:rPr>
         <w:t xml:space="preserve"> (Ya preguntado – 23/1/2026).</w:t>
       </w:r>
+      <w:r>
+        <w:rPr>
+          <w:highlight w:val="darkYellow"/>
+          <w:lang w:val="es-ES"/>
+        </w:rPr>
+        <w:t xml:space="preserve"> Leo quiere que lo incorporemos en esta versión de la placa, ¿lo hacemos?</w:t>
+      </w:r>
     </w:p>
     <w:p>
       <w:pPr>
@@ -616,6 +623,29 @@
         </w:rPr>
         <w:t xml:space="preserve"> (Ya preguntado – 23/1/2026).</w:t>
       </w:r>
+      <w:r>
+        <w:rPr>
+          <w:highlight w:val="darkYellow"/>
+          <w:lang w:val="es-ES"/>
+        </w:rPr>
+        <w:t xml:space="preserve"> Leo quiere que lo diseñe para esta </w:t>
+      </w:r>
+      <w:proofErr w:type="gramStart"/>
+      <w:r>
+        <w:rPr>
+          <w:highlight w:val="darkYellow"/>
+          <w:lang w:val="es-ES"/>
+        </w:rPr>
+        <w:t>versión</w:t>
+      </w:r>
+      <w:proofErr w:type="gramEnd"/>
+      <w:r>
+        <w:rPr>
+          <w:highlight w:val="darkYellow"/>
+          <w:lang w:val="es-ES"/>
+        </w:rPr>
+        <w:t xml:space="preserve"> pero en una placa distinta.</w:t>
+      </w:r>
     </w:p>
     <w:p>
       <w:pPr>
@@ -896,6 +926,7 @@
           <w:highlight w:val="yellow"/>
           <w:lang w:val="es-ES"/>
         </w:rPr>
+        <w:lastRenderedPageBreak/>
         <w:t>Reemplazar componentes por SMD.</w:t>
       </w:r>
       <w:r>
@@ -1377,14 +1408,8 @@
         <w:rPr>
           <w:lang w:val="es-ES"/>
         </w:rPr>
-        <w:t xml:space="preserve">En mi libreta hice algunas anotaciones importantes (20/1/2026). Lo que se me ocurre es que cambiemos algunas cosas que estamos usando que no requieren velocidad de </w:t>
-      </w:r>
-      <w:r>
-        <w:rPr>
-          <w:lang w:val="es-ES"/>
-        </w:rPr>
         <w:lastRenderedPageBreak/>
-        <w:t>transmisión, PWM o sea solo un “ON” (</w:t>
+        <w:t>En mi libreta hice algunas anotaciones importantes (20/1/2026). Lo que se me ocurre es que cambiemos algunas cosas que estamos usando que no requieren velocidad de transmisión, PWM o sea solo un “ON” (</w:t>
       </w:r>
       <w:proofErr w:type="spellStart"/>
       <w:r>
@@ -4184,7 +4209,19 @@
           <w:rPr>
             <w:rStyle w:val="Hipervnculo"/>
           </w:rPr>
-          <w:t>ACA</w:t>
+          <w:t>A</w:t>
+        </w:r>
+        <w:r>
+          <w:rPr>
+            <w:rStyle w:val="Hipervnculo"/>
+          </w:rPr>
+          <w:t>C</w:t>
+        </w:r>
+        <w:r>
+          <w:rPr>
+            <w:rStyle w:val="Hipervnculo"/>
+          </w:rPr>
+          <w:t>A</w:t>
         </w:r>
       </w:hyperlink>
     </w:p>
@@ -4211,6 +4248,8 @@
         </w:numPr>
         <w:rPr>
           <w:rStyle w:val="nfasis"/>
+          <w:b/>
+          <w:bCs/>
         </w:rPr>
       </w:pPr>
       <w:r>
@@ -4261,7 +4300,25 @@
             <w:i/>
             <w:iCs/>
           </w:rPr>
-          <w:t>RTT12122JTP</w:t>
+          <w:t>RTT1</w:t>
+        </w:r>
+        <w:r>
+          <w:rPr>
+            <w:rStyle w:val="Hipervnculo"/>
+            <w:rFonts w:hint="eastAsia"/>
+            <w:i/>
+            <w:iCs/>
+          </w:rPr>
+          <w:t>2</w:t>
+        </w:r>
+        <w:r>
+          <w:rPr>
+            <w:rStyle w:val="Hipervnculo"/>
+            <w:rFonts w:hint="eastAsia"/>
+            <w:i/>
+            <w:iCs/>
+          </w:rPr>
+          <w:t>122JTP</w:t>
         </w:r>
       </w:hyperlink>
       <w:r>
@@ -4271,6 +4328,23 @@
         </w:rPr>
         <w:t xml:space="preserve"> porque el otro solo soporta 100mW y en el caso que 24V pasen derecho se nos quema, este lo tolera (es de 500mW).</w:t>
       </w:r>
+      <w:r>
+        <w:rPr>
+          <w:i/>
+          <w:iCs/>
+        </w:rPr>
+        <w:t xml:space="preserve"> Lo cambie por este: </w:t>
+      </w:r>
+      <w:r>
+        <w:rPr>
+          <w:rFonts w:hint="eastAsia"/>
+          <w:b/>
+          <w:bCs/>
+          <w:i/>
+          <w:iCs/>
+        </w:rPr>
+        <w:t>1206W4J0102T5E</w:t>
+      </w:r>
     </w:p>
     <w:p>
       <w:pPr>
@@ -4281,6 +4355,8 @@
         </w:numPr>
         <w:rPr>
           <w:rStyle w:val="nfasis"/>
+          <w:b/>
+          <w:bCs/>
         </w:rPr>
       </w:pPr>
       <w:r>
@@ -4328,7 +4404,19 @@
           <w:rPr>
             <w:rStyle w:val="Hipervnculo"/>
           </w:rPr>
-          <w:t>RCT0647KFLF</w:t>
+          <w:t>RCT064</w:t>
+        </w:r>
+        <w:r>
+          <w:rPr>
+            <w:rStyle w:val="Hipervnculo"/>
+          </w:rPr>
+          <w:t>7</w:t>
+        </w:r>
+        <w:r>
+          <w:rPr>
+            <w:rStyle w:val="Hipervnculo"/>
+          </w:rPr>
+          <w:t>KFLF</w:t>
         </w:r>
       </w:hyperlink>
       <w:r>
@@ -4337,6 +4425,22 @@
         </w:rPr>
         <w:t xml:space="preserve"> es de 250mW.</w:t>
       </w:r>
+      <w:r>
+        <w:rPr>
+          <w:rStyle w:val="nfasis"/>
+        </w:rPr>
+        <w:t xml:space="preserve"> Lo cambie por este: </w:t>
+      </w:r>
+      <w:r>
+        <w:rPr>
+          <w:rFonts w:hint="eastAsia"/>
+          <w:b/>
+          <w:bCs/>
+          <w:i/>
+          <w:iCs/>
+        </w:rPr>
+        <w:t>1206W4J0473T5E</w:t>
+      </w:r>
     </w:p>
     <w:p>
       <w:pPr>
@@ -4346,6 +4450,8 @@
           <w:numId w:val="17"/>
         </w:numPr>
         <w:rPr>
+          <w:b/>
+          <w:bCs/>
           <w:i/>
           <w:iCs/>
         </w:rPr>
@@ -4374,6 +4480,43 @@
         </w:rPr>
         <w:t>.</w:t>
       </w:r>
+      <w:r>
+        <w:rPr>
+          <w:i/>
+          <w:iCs/>
+        </w:rPr>
+        <w:t xml:space="preserve"> Lo cambie por este: </w:t>
+      </w:r>
+      <w:r>
+        <w:rPr>
+          <w:rFonts w:hint="eastAsia"/>
+          <w:b/>
+          <w:bCs/>
+          <w:i/>
+          <w:iCs/>
+        </w:rPr>
+        <w:t>1206W4J0682T5E</w:t>
+      </w:r>
+    </w:p>
+    <w:p>
+      <w:pPr>
+        <w:pStyle w:val="Prrafodelista"/>
+        <w:numPr>
+          <w:ilvl w:val="0"/>
+          <w:numId w:val="17"/>
+        </w:numPr>
+        <w:rPr>
+          <w:i/>
+          <w:iCs/>
+        </w:rPr>
+      </w:pPr>
+      <w:r>
+        <w:rPr>
+          <w:i/>
+          <w:iCs/>
+        </w:rPr>
+        <w:t>El cambio al ultimo es para mantener un mismo encapsulado. Todos soportan 250mW</w:t>
+      </w:r>
     </w:p>
     <w:p>
       <w:pPr>
@@ -4626,10 +4769,19 @@
       </w:r>
       <w:hyperlink r:id="rId38" w:history="1">
         <w:r>
+          <w:t xml:space="preserve"> </w:t>
+        </w:r>
+        <w:r>
           <w:rPr>
             <w:rStyle w:val="Hipervnculo"/>
           </w:rPr>
-          <w:t>IRFR5305TRLPBF.</w:t>
+          <w:t>IRFR5305</w:t>
+        </w:r>
+        <w:r>
+          <w:rPr>
+            <w:rStyle w:val="Hipervnculo"/>
+          </w:rPr>
+          <w:t>TRLPBF.</w:t>
         </w:r>
       </w:hyperlink>
     </w:p>
@@ -4940,6 +5092,7 @@
         <w:rPr>
           <w:rStyle w:val="nfasis"/>
         </w:rPr>
+        <w:lastRenderedPageBreak/>
         <w:t>TVS:</w:t>
       </w:r>
     </w:p>
@@ -4958,7 +5111,6 @@
         <w:rPr>
           <w:rStyle w:val="nfasis"/>
         </w:rPr>
-        <w:lastRenderedPageBreak/>
         <w:t xml:space="preserve">Usamos el mismo </w:t>
       </w:r>
       <w:hyperlink r:id="rId41" w:history="1">
@@ -5057,7 +5209,19 @@
           <w:rPr>
             <w:rStyle w:val="Hipervnculo"/>
           </w:rPr>
-          <w:t>alimentación</w:t>
+          <w:t>alimen</w:t>
+        </w:r>
+        <w:r>
+          <w:rPr>
+            <w:rStyle w:val="Hipervnculo"/>
+          </w:rPr>
+          <w:t>t</w:t>
+        </w:r>
+        <w:r>
+          <w:rPr>
+            <w:rStyle w:val="Hipervnculo"/>
+          </w:rPr>
+          <w:t>ación</w:t>
         </w:r>
       </w:hyperlink>
       <w:r>
@@ -5350,6 +5514,7 @@
       <w:r>
         <w:rPr>
           <w:rStyle w:val="nfasis"/>
+          <w:noProof/>
         </w:rPr>
         <w:drawing>
           <wp:inline distT="0" distB="0" distL="0" distR="0" wp14:anchorId="6F155743" wp14:editId="1587ACD8">
@@ -5397,6 +5562,7 @@
       <w:r>
         <w:rPr>
           <w:rStyle w:val="nfasis"/>
+          <w:noProof/>
         </w:rPr>
         <w:lastRenderedPageBreak/>
         <w:drawing>
@@ -5514,6 +5680,7 @@
       </w:pPr>
       <w:r>
         <w:rPr>
+          <w:noProof/>
           <w:lang w:val="es-ES"/>
         </w:rPr>
         <w:drawing>
@@ -5602,6 +5769,7 @@
       </w:pPr>
       <w:r>
         <w:rPr>
+          <w:noProof/>
           <w:lang w:val="es-ES"/>
         </w:rPr>
         <w:drawing>
@@ -5708,17 +5876,229 @@
     </w:p>
     <w:p>
       <w:pPr>
-        <w:rPr>
-          <w:lang w:val="es-ES"/>
-        </w:rPr>
-      </w:pPr>
-    </w:p>
-    <w:p>
-      <w:pPr>
-        <w:rPr>
-          <w:lang w:val="es-ES"/>
-        </w:rPr>
-      </w:pPr>
+        <w:ind w:left="360"/>
+        <w:rPr>
+          <w:rStyle w:val="nfasis"/>
+          <w:sz w:val="24"/>
+          <w:szCs w:val="24"/>
+          <w:u w:val="single"/>
+        </w:rPr>
+      </w:pPr>
+      <w:r>
+        <w:rPr>
+          <w:rStyle w:val="nfasis"/>
+          <w:sz w:val="24"/>
+          <w:szCs w:val="24"/>
+          <w:u w:val="single"/>
+        </w:rPr>
+        <w:lastRenderedPageBreak/>
+        <w:t xml:space="preserve">Circuito </w:t>
+      </w:r>
+      <w:r>
+        <w:rPr>
+          <w:rStyle w:val="nfasis"/>
+          <w:sz w:val="24"/>
+          <w:szCs w:val="24"/>
+          <w:u w:val="single"/>
+        </w:rPr>
+        <w:t xml:space="preserve">Lógica </w:t>
+      </w:r>
+      <w:proofErr w:type="spellStart"/>
+      <w:r>
+        <w:rPr>
+          <w:rStyle w:val="nfasis"/>
+          <w:sz w:val="24"/>
+          <w:szCs w:val="24"/>
+          <w:u w:val="single"/>
+        </w:rPr>
+        <w:t>Rasp</w:t>
+      </w:r>
+      <w:proofErr w:type="spellEnd"/>
+      <w:r>
+        <w:rPr>
+          <w:rStyle w:val="nfasis"/>
+          <w:sz w:val="24"/>
+          <w:szCs w:val="24"/>
+          <w:u w:val="single"/>
+        </w:rPr>
+        <w:t>:</w:t>
+      </w:r>
+    </w:p>
+    <w:p>
+      <w:pPr>
+        <w:rPr>
+          <w:lang w:val="es-ES"/>
+        </w:rPr>
+      </w:pPr>
+    </w:p>
+    <w:p>
+      <w:pPr>
+        <w:rPr>
+          <w:lang w:val="es-ES"/>
+        </w:rPr>
+      </w:pPr>
+      <w:r>
+        <w:rPr>
+          <w:noProof/>
+        </w:rPr>
+        <w:drawing>
+          <wp:inline distT="0" distB="0" distL="0" distR="0" wp14:anchorId="7902E25C" wp14:editId="225E9E6C">
+            <wp:extent cx="5400040" cy="3035935"/>
+            <wp:effectExtent l="0" t="0" r="0" b="0"/>
+            <wp:docPr id="1800800600" name="Imagen 1"/>
+            <wp:cNvGraphicFramePr>
+              <a:graphicFrameLocks xmlns:a="http://schemas.openxmlformats.org/drawingml/2006/main" noChangeAspect="1"/>
+            </wp:cNvGraphicFramePr>
+            <a:graphic xmlns:a="http://schemas.openxmlformats.org/drawingml/2006/main">
+              <a:graphicData uri="http://schemas.openxmlformats.org/drawingml/2006/picture">
+                <pic:pic xmlns:pic="http://schemas.openxmlformats.org/drawingml/2006/picture">
+                  <pic:nvPicPr>
+                    <pic:cNvPr id="1800800600" name=""/>
+                    <pic:cNvPicPr/>
+                  </pic:nvPicPr>
+                  <pic:blipFill>
+                    <a:blip r:embed="rId53"/>
+                    <a:stretch>
+                      <a:fillRect/>
+                    </a:stretch>
+                  </pic:blipFill>
+                  <pic:spPr>
+                    <a:xfrm>
+                      <a:off x="0" y="0"/>
+                      <a:ext cx="5400040" cy="3035935"/>
+                    </a:xfrm>
+                    <a:prstGeom prst="rect">
+                      <a:avLst/>
+                    </a:prstGeom>
+                  </pic:spPr>
+                </pic:pic>
+              </a:graphicData>
+            </a:graphic>
+          </wp:inline>
+        </w:drawing>
+      </w:r>
+    </w:p>
+    <w:p>
+      <w:pPr>
+        <w:rPr>
+          <w:lang w:val="es-ES"/>
+        </w:rPr>
+      </w:pPr>
+    </w:p>
+    <w:p>
+      <w:pPr>
+        <w:rPr>
+          <w:lang w:val="es-ES"/>
+        </w:rPr>
+      </w:pPr>
+      <w:r>
+        <w:rPr>
+          <w:lang w:val="es-ES"/>
+        </w:rPr>
+        <w:t xml:space="preserve">Este es con el IRLML6344 a 0V lo que simula ser la </w:t>
+      </w:r>
+      <w:proofErr w:type="spellStart"/>
+      <w:r>
+        <w:rPr>
+          <w:lang w:val="es-ES"/>
+        </w:rPr>
+        <w:t>Rasp</w:t>
+      </w:r>
+      <w:proofErr w:type="spellEnd"/>
+      <w:r>
+        <w:rPr>
+          <w:lang w:val="es-ES"/>
+        </w:rPr>
+        <w:t>. Se ve como la corriente es mínima.</w:t>
+      </w:r>
+    </w:p>
+    <w:p>
+      <w:pPr>
+        <w:rPr>
+          <w:lang w:val="es-ES"/>
+        </w:rPr>
+      </w:pPr>
+      <w:r>
+        <w:rPr>
+          <w:noProof/>
+        </w:rPr>
+        <w:drawing>
+          <wp:inline distT="0" distB="0" distL="0" distR="0" wp14:anchorId="7F9D4185" wp14:editId="35D591DA">
+            <wp:extent cx="5400040" cy="3035935"/>
+            <wp:effectExtent l="0" t="0" r="0" b="0"/>
+            <wp:docPr id="1255464955" name="Imagen 1"/>
+            <wp:cNvGraphicFramePr>
+              <a:graphicFrameLocks xmlns:a="http://schemas.openxmlformats.org/drawingml/2006/main" noChangeAspect="1"/>
+            </wp:cNvGraphicFramePr>
+            <a:graphic xmlns:a="http://schemas.openxmlformats.org/drawingml/2006/main">
+              <a:graphicData uri="http://schemas.openxmlformats.org/drawingml/2006/picture">
+                <pic:pic xmlns:pic="http://schemas.openxmlformats.org/drawingml/2006/picture">
+                  <pic:nvPicPr>
+                    <pic:cNvPr id="1255464955" name=""/>
+                    <pic:cNvPicPr/>
+                  </pic:nvPicPr>
+                  <pic:blipFill>
+                    <a:blip r:embed="rId54"/>
+                    <a:stretch>
+                      <a:fillRect/>
+                    </a:stretch>
+                  </pic:blipFill>
+                  <pic:spPr>
+                    <a:xfrm>
+                      <a:off x="0" y="0"/>
+                      <a:ext cx="5400040" cy="3035935"/>
+                    </a:xfrm>
+                    <a:prstGeom prst="rect">
+                      <a:avLst/>
+                    </a:prstGeom>
+                  </pic:spPr>
+                </pic:pic>
+              </a:graphicData>
+            </a:graphic>
+          </wp:inline>
+        </w:drawing>
+      </w:r>
+      <w:r>
+        <w:rPr>
+          <w:lang w:val="es-ES"/>
+        </w:rPr>
+        <w:br/>
+      </w:r>
+      <w:r>
+        <w:rPr>
+          <w:lang w:val="es-ES"/>
+        </w:rPr>
+        <w:br/>
+        <w:t xml:space="preserve">Este es con la </w:t>
+      </w:r>
+      <w:proofErr w:type="spellStart"/>
+      <w:r>
+        <w:rPr>
+          <w:lang w:val="es-ES"/>
+        </w:rPr>
+        <w:t>Rasp</w:t>
+      </w:r>
+      <w:proofErr w:type="spellEnd"/>
+      <w:r>
+        <w:rPr>
+          <w:lang w:val="es-ES"/>
+        </w:rPr>
+        <w:t xml:space="preserve"> en 3.3V, se puede ver como comienza a circular corriente lo que muestra que </w:t>
+      </w:r>
+      <w:proofErr w:type="spellStart"/>
+      <w:r>
+        <w:rPr>
+          <w:lang w:val="es-ES"/>
+        </w:rPr>
+        <w:t>esta</w:t>
+      </w:r>
+      <w:proofErr w:type="spellEnd"/>
+      <w:r>
+        <w:rPr>
+          <w:lang w:val="es-ES"/>
+        </w:rPr>
+        <w:t xml:space="preserve"> cerrado el canal, esto demuestra que funciona.</w:t>
+      </w:r>
     </w:p>
     <w:p>
       <w:pPr>
@@ -8418,7 +8798,6 @@
   <w:style w:type="character" w:default="1" w:styleId="Fuentedeprrafopredeter">
     <w:name w:val="Default Paragraph Font"/>
     <w:uiPriority w:val="1"/>
-    <w:semiHidden/>
     <w:unhideWhenUsed/>
   </w:style>
   <w:style w:type="table" w:default="1" w:styleId="Tablanormal">

--- a/Salus IV/Mejoras_Salus_IV.docx
+++ b/Salus IV/Mejoras_Salus_IV.docx
@@ -201,19 +201,654 @@
           <w:u w:val="single"/>
           <w:lang w:val="es-ES"/>
         </w:rPr>
-        <w:t xml:space="preserve">Cosas Necesarias </w:t>
-      </w:r>
-      <w:proofErr w:type="spellStart"/>
-      <w:r>
+        <w:t>Cosas Necesarias Salus IV</w:t>
+      </w:r>
+    </w:p>
+    <w:p>
+      <w:pPr>
+        <w:rPr>
+          <w:lang w:val="es-ES"/>
+        </w:rPr>
+      </w:pPr>
+    </w:p>
+    <w:p>
+      <w:pPr>
+        <w:pStyle w:val="Prrafodelista"/>
+        <w:numPr>
+          <w:ilvl w:val="0"/>
+          <w:numId w:val="2"/>
+        </w:numPr>
+        <w:rPr>
+          <w:highlight w:val="yellow"/>
+          <w:lang w:val="es-ES"/>
+        </w:rPr>
+      </w:pPr>
+      <w:r>
+        <w:rPr>
+          <w:highlight w:val="yellow"/>
+          <w:lang w:val="es-ES"/>
+        </w:rPr>
+        <w:t>Borneras para las entradas de potencia de 5V y 7V, además de borneras para la salida a Puente H del driver del motor.</w:t>
+      </w:r>
+    </w:p>
+    <w:p>
+      <w:pPr>
+        <w:pStyle w:val="Prrafodelista"/>
+        <w:numPr>
+          <w:ilvl w:val="0"/>
+          <w:numId w:val="2"/>
+        </w:numPr>
+        <w:rPr>
+          <w:highlight w:val="yellow"/>
+          <w:lang w:val="es-ES"/>
+        </w:rPr>
+      </w:pPr>
+      <w:r>
+        <w:rPr>
+          <w:highlight w:val="yellow"/>
+          <w:lang w:val="es-ES"/>
+        </w:rPr>
+        <w:t>Agregar mayor cantidad de GPIOs</w:t>
+      </w:r>
+      <w:r>
+        <w:rPr>
+          <w:highlight w:val="yellow"/>
+          <w:lang w:val="es-ES"/>
+        </w:rPr>
+        <w:t>, con o sin PWM</w:t>
+      </w:r>
+      <w:r>
+        <w:rPr>
+          <w:highlight w:val="yellow"/>
+          <w:lang w:val="es-ES"/>
+        </w:rPr>
+        <w:t>.</w:t>
+      </w:r>
+      <w:r>
+        <w:rPr>
+          <w:highlight w:val="yellow"/>
+          <w:lang w:val="es-ES"/>
+        </w:rPr>
+        <w:t xml:space="preserve"> (</w:t>
+      </w:r>
+      <w:r>
+        <w:rPr>
+          <w:highlight w:val="yellow"/>
+          <w:lang w:val="es-ES"/>
+        </w:rPr>
+        <w:t xml:space="preserve">O </w:t>
+      </w:r>
+      <w:r>
+        <w:rPr>
+          <w:highlight w:val="yellow"/>
+          <w:lang w:val="es-ES"/>
+        </w:rPr>
+        <w:t>Multiplexores</w:t>
+      </w:r>
+      <w:r>
+        <w:rPr>
+          <w:highlight w:val="yellow"/>
+          <w:lang w:val="es-ES"/>
+        </w:rPr>
+        <w:t xml:space="preserve"> / </w:t>
+      </w:r>
+      <w:r>
+        <w:rPr>
+          <w:highlight w:val="yellow"/>
+          <w:lang w:val="es-ES"/>
+        </w:rPr>
+        <w:t>Investigación</w:t>
+      </w:r>
+      <w:r>
+        <w:rPr>
+          <w:highlight w:val="yellow"/>
+          <w:lang w:val="es-ES"/>
+        </w:rPr>
+        <w:t xml:space="preserve"> ya hecha</w:t>
+      </w:r>
+      <w:r>
+        <w:rPr>
+          <w:highlight w:val="yellow"/>
+          <w:lang w:val="es-ES"/>
+        </w:rPr>
+        <w:t xml:space="preserve"> -20/1/2026-</w:t>
+      </w:r>
+      <w:r>
+        <w:rPr>
+          <w:highlight w:val="yellow"/>
+          <w:lang w:val="es-ES"/>
+        </w:rPr>
+        <w:t>, queda implementar</w:t>
+      </w:r>
+      <w:r>
+        <w:rPr>
+          <w:highlight w:val="yellow"/>
+          <w:lang w:val="es-ES"/>
+        </w:rPr>
+        <w:t>)</w:t>
+      </w:r>
+      <w:r>
+        <w:rPr>
+          <w:highlight w:val="yellow"/>
+          <w:lang w:val="es-ES"/>
+        </w:rPr>
+        <w:t xml:space="preserve"> </w:t>
+      </w:r>
+      <w:r>
+        <w:rPr>
+          <w:highlight w:val="yellow"/>
+          <w:lang w:val="es-ES"/>
+        </w:rPr>
+        <w:t>&lt;Es necesario encontrar un modelo determinado cuando lo estemos implementando en la PCB&gt;</w:t>
+      </w:r>
+    </w:p>
+    <w:p>
+      <w:pPr>
+        <w:pStyle w:val="Prrafodelista"/>
+        <w:numPr>
+          <w:ilvl w:val="0"/>
+          <w:numId w:val="2"/>
+        </w:numPr>
+        <w:rPr>
+          <w:highlight w:val="darkYellow"/>
+          <w:lang w:val="es-ES"/>
+        </w:rPr>
+      </w:pPr>
+      <w:r>
+        <w:rPr>
+          <w:highlight w:val="darkYellow"/>
+          <w:lang w:val="es-ES"/>
+        </w:rPr>
+        <w:t>Pensar como reemplazar PixHawk.</w:t>
+      </w:r>
+    </w:p>
+    <w:p>
+      <w:pPr>
+        <w:pStyle w:val="Prrafodelista"/>
+        <w:numPr>
+          <w:ilvl w:val="0"/>
+          <w:numId w:val="2"/>
+        </w:numPr>
+        <w:rPr>
+          <w:highlight w:val="yellow"/>
+          <w:lang w:val="es-ES"/>
+        </w:rPr>
+      </w:pPr>
+      <w:r>
+        <w:rPr>
+          <w:highlight w:val="yellow"/>
+          <w:lang w:val="es-ES"/>
+        </w:rPr>
+        <w:t>Agregar Leds que indiquen el encendido de la placa y no depender de la ESP32 o Rasp.</w:t>
+      </w:r>
+    </w:p>
+    <w:p>
+      <w:pPr>
+        <w:pStyle w:val="Prrafodelista"/>
+        <w:numPr>
+          <w:ilvl w:val="0"/>
+          <w:numId w:val="2"/>
+        </w:numPr>
+        <w:rPr>
+          <w:highlight w:val="yellow"/>
+          <w:lang w:val="es-ES"/>
+        </w:rPr>
+      </w:pPr>
+      <w:r>
+        <w:rPr>
+          <w:highlight w:val="yellow"/>
+          <w:lang w:val="es-ES"/>
+        </w:rPr>
+        <w:t>Amplificador para incluir un parlante.</w:t>
+      </w:r>
+      <w:r>
+        <w:rPr>
+          <w:highlight w:val="yellow"/>
+          <w:lang w:val="es-ES"/>
+        </w:rPr>
+        <w:t xml:space="preserve"> </w:t>
+      </w:r>
+      <w:r>
+        <w:rPr>
+          <w:highlight w:val="yellow"/>
+          <w:lang w:val="es-ES"/>
+        </w:rPr>
+        <w:t>&lt;Es necesario encontrar un modelo determinado cuando lo estemos implementando en la PCB, en este caso ya algo averiguamos&gt;</w:t>
+      </w:r>
+    </w:p>
+    <w:p>
+      <w:pPr>
+        <w:pStyle w:val="Prrafodelista"/>
+        <w:numPr>
+          <w:ilvl w:val="0"/>
+          <w:numId w:val="2"/>
+        </w:numPr>
+        <w:rPr>
+          <w:highlight w:val="yellow"/>
+          <w:lang w:val="es-ES"/>
+        </w:rPr>
+      </w:pPr>
+      <w:r>
+        <w:rPr>
+          <w:highlight w:val="yellow"/>
+          <w:lang w:val="es-ES"/>
+        </w:rPr>
+        <w:t>Agujeros pasantes para los tornillos.</w:t>
+      </w:r>
+    </w:p>
+    <w:p>
+      <w:pPr>
+        <w:pStyle w:val="Prrafodelista"/>
+        <w:numPr>
+          <w:ilvl w:val="0"/>
+          <w:numId w:val="2"/>
+        </w:numPr>
+        <w:rPr>
+          <w:highlight w:val="yellow"/>
+          <w:lang w:val="es-ES"/>
+        </w:rPr>
+      </w:pPr>
+      <w:r>
+        <w:rPr>
+          <w:highlight w:val="yellow"/>
+          <w:lang w:val="es-ES"/>
+        </w:rPr>
+        <w:t>Agregarle las resistencias necesarias de Pull-Down para transistores.</w:t>
+      </w:r>
+    </w:p>
+    <w:p>
+      <w:pPr>
+        <w:pStyle w:val="Prrafodelista"/>
+        <w:numPr>
+          <w:ilvl w:val="0"/>
+          <w:numId w:val="2"/>
+        </w:numPr>
+        <w:rPr>
+          <w:highlight w:val="darkYellow"/>
+          <w:lang w:val="es-ES"/>
+        </w:rPr>
+      </w:pPr>
+      <w:r>
+        <w:rPr>
+          <w:highlight w:val="darkYellow"/>
+          <w:lang w:val="es-ES"/>
+        </w:rPr>
+        <w:t>Incluir Step-</w:t>
+      </w:r>
+      <w:r>
+        <w:rPr>
+          <w:highlight w:val="darkYellow"/>
+          <w:lang w:val="es-ES"/>
+        </w:rPr>
+        <w:t>Down</w:t>
+      </w:r>
+      <w:r>
+        <w:rPr>
+          <w:highlight w:val="darkYellow"/>
+          <w:lang w:val="es-ES"/>
+        </w:rPr>
+        <w:t xml:space="preserve"> dentro de la PCB (Preguntar bien si lo vamos a hacer asi).</w:t>
+      </w:r>
+      <w:r>
+        <w:rPr>
+          <w:highlight w:val="darkYellow"/>
+          <w:lang w:val="es-ES"/>
+        </w:rPr>
+        <w:t xml:space="preserve"> (Ya preguntado – 23/1/2026).</w:t>
+      </w:r>
+      <w:r>
+        <w:rPr>
+          <w:highlight w:val="darkYellow"/>
+          <w:lang w:val="es-ES"/>
+        </w:rPr>
+        <w:t xml:space="preserve"> Leo quiere que lo incorporemos en esta versión de la placa, ¿lo hacemos?</w:t>
+      </w:r>
+    </w:p>
+    <w:p>
+      <w:pPr>
+        <w:pStyle w:val="Prrafodelista"/>
+        <w:numPr>
+          <w:ilvl w:val="0"/>
+          <w:numId w:val="2"/>
+        </w:numPr>
+        <w:rPr>
+          <w:highlight w:val="darkYellow"/>
+          <w:lang w:val="es-ES"/>
+        </w:rPr>
+      </w:pPr>
+      <w:r>
+        <w:rPr>
+          <w:highlight w:val="darkYellow"/>
+          <w:lang w:val="es-ES"/>
+        </w:rPr>
+        <w:t>Diseño de PCB con Modulo de ESP32 Wroom y no con la placa de desarrollo.</w:t>
+      </w:r>
+      <w:r>
+        <w:rPr>
+          <w:highlight w:val="darkYellow"/>
+          <w:lang w:val="es-ES"/>
+        </w:rPr>
+        <w:t xml:space="preserve"> (Ya preguntado – 23/1/2026).</w:t>
+      </w:r>
+      <w:r>
+        <w:rPr>
+          <w:highlight w:val="darkYellow"/>
+          <w:lang w:val="es-ES"/>
+        </w:rPr>
+        <w:t xml:space="preserve"> Leo quiere que lo diseñe para esta versión pero en una placa distinta.</w:t>
+      </w:r>
+    </w:p>
+    <w:p>
+      <w:pPr>
+        <w:pStyle w:val="Prrafodelista"/>
+        <w:numPr>
+          <w:ilvl w:val="0"/>
+          <w:numId w:val="2"/>
+        </w:numPr>
+        <w:rPr>
+          <w:highlight w:val="yellow"/>
+          <w:lang w:val="es-ES"/>
+        </w:rPr>
+      </w:pPr>
+      <w:r>
+        <w:rPr>
+          <w:highlight w:val="yellow"/>
+          <w:lang w:val="es-ES"/>
+        </w:rPr>
+        <w:t>Necesitamos dejar un espacio de RX para que podamos usar la comunicación del display y asi obtener los datos de velocidad y aceleración.</w:t>
+      </w:r>
+    </w:p>
+    <w:p>
+      <w:pPr>
+        <w:pStyle w:val="Prrafodelista"/>
+        <w:numPr>
+          <w:ilvl w:val="0"/>
+          <w:numId w:val="2"/>
+        </w:numPr>
+        <w:rPr>
+          <w:highlight w:val="yellow"/>
+          <w:lang w:val="es-ES"/>
+        </w:rPr>
+      </w:pPr>
+      <w:r>
+        <w:rPr>
+          <w:highlight w:val="yellow"/>
+          <w:lang w:val="es-ES"/>
+        </w:rPr>
+        <w:t xml:space="preserve">Divisor Resistivo o Transceptor para toma de datos Display. (Averiguar) </w:t>
+      </w:r>
+      <w:r>
+        <w:rPr>
+          <w:highlight w:val="yellow"/>
+          <w:lang w:val="es-ES"/>
+        </w:rPr>
+        <w:t>&lt;Es necesario encontrar un modelo determinado cuando lo estemos implementando en la PCB&gt;</w:t>
+      </w:r>
+    </w:p>
+    <w:p>
+      <w:pPr>
+        <w:pStyle w:val="Prrafodelista"/>
+        <w:numPr>
+          <w:ilvl w:val="0"/>
+          <w:numId w:val="2"/>
+        </w:numPr>
+        <w:rPr>
+          <w:highlight w:val="yellow"/>
+          <w:lang w:val="es-ES"/>
+        </w:rPr>
+      </w:pPr>
+      <w:r>
+        <w:rPr>
+          <w:highlight w:val="yellow"/>
+          <w:lang w:val="es-ES"/>
+        </w:rPr>
+        <w:t>Voltímetro</w:t>
+      </w:r>
+      <w:r>
+        <w:rPr>
+          <w:highlight w:val="yellow"/>
+          <w:lang w:val="es-ES"/>
+        </w:rPr>
+        <w:t xml:space="preserve"> para batería.</w:t>
+      </w:r>
+      <w:r>
+        <w:rPr>
+          <w:highlight w:val="yellow"/>
+          <w:lang w:val="es-ES"/>
+        </w:rPr>
+        <w:t xml:space="preserve"> (21/1/2026)</w:t>
+      </w:r>
+      <w:r>
+        <w:rPr>
+          <w:highlight w:val="yellow"/>
+          <w:lang w:val="es-ES"/>
+        </w:rPr>
+        <w:t xml:space="preserve"> </w:t>
+      </w:r>
+      <w:r>
+        <w:rPr>
+          <w:highlight w:val="yellow"/>
+          <w:lang w:val="es-ES"/>
+        </w:rPr>
+        <w:t>&lt;Es necesario encontrar un modelo determinado cuando lo estemos implementando en la PCB&gt;</w:t>
+      </w:r>
+    </w:p>
+    <w:p>
+      <w:pPr>
+        <w:pStyle w:val="Prrafodelista"/>
+        <w:numPr>
+          <w:ilvl w:val="0"/>
+          <w:numId w:val="2"/>
+        </w:numPr>
+        <w:rPr>
+          <w:lang w:val="es-ES"/>
+        </w:rPr>
+      </w:pPr>
+      <w:r>
+        <w:rPr>
+          <w:highlight w:val="yellow"/>
+          <w:lang w:val="es-ES"/>
+        </w:rPr>
+        <w:t>8 ultrasonidos.</w:t>
+      </w:r>
+    </w:p>
+    <w:p>
+      <w:pPr>
+        <w:pStyle w:val="Prrafodelista"/>
+        <w:numPr>
+          <w:ilvl w:val="0"/>
+          <w:numId w:val="2"/>
+        </w:numPr>
+        <w:rPr>
+          <w:highlight w:val="darkYellow"/>
+          <w:lang w:val="es-ES"/>
+        </w:rPr>
+      </w:pPr>
+      <w:r>
+        <w:rPr>
+          <w:highlight w:val="darkYellow"/>
+          <w:lang w:val="es-ES"/>
+        </w:rPr>
+        <w:t>Investigar RTK.</w:t>
+      </w:r>
+    </w:p>
+    <w:p>
+      <w:pPr>
+        <w:pStyle w:val="Prrafodelista"/>
+        <w:numPr>
+          <w:ilvl w:val="0"/>
+          <w:numId w:val="2"/>
+        </w:numPr>
+        <w:rPr>
+          <w:highlight w:val="darkYellow"/>
+          <w:lang w:val="es-ES"/>
+        </w:rPr>
+      </w:pPr>
+      <w:r>
+        <w:rPr>
+          <w:highlight w:val="darkYellow"/>
+          <w:lang w:val="es-ES"/>
+        </w:rPr>
+        <w:t>Investigar Batería.</w:t>
+      </w:r>
+      <w:r>
+        <w:rPr>
+          <w:highlight w:val="darkYellow"/>
+          <w:lang w:val="es-ES"/>
+        </w:rPr>
+        <w:t xml:space="preserve"> </w:t>
+      </w:r>
+    </w:p>
+    <w:p>
+      <w:pPr>
+        <w:pStyle w:val="Prrafodelista"/>
+        <w:numPr>
+          <w:ilvl w:val="0"/>
+          <w:numId w:val="2"/>
+        </w:numPr>
+        <w:rPr>
+          <w:highlight w:val="yellow"/>
+          <w:lang w:val="es-ES"/>
+        </w:rPr>
+      </w:pPr>
+      <w:r>
+        <w:rPr>
+          <w:highlight w:val="yellow"/>
+          <w:lang w:val="es-ES"/>
+        </w:rPr>
+        <w:t xml:space="preserve">Agregar Multiplexor para </w:t>
+      </w:r>
+      <w:r>
+        <w:rPr>
+          <w:highlight w:val="yellow"/>
+          <w:lang w:val="es-ES"/>
+        </w:rPr>
+        <w:t>I2C</w:t>
+      </w:r>
+      <w:r>
+        <w:rPr>
+          <w:highlight w:val="yellow"/>
+          <w:lang w:val="es-ES"/>
+        </w:rPr>
+        <w:t>.</w:t>
+      </w:r>
+      <w:r>
+        <w:rPr>
+          <w:highlight w:val="yellow"/>
+          <w:lang w:val="es-ES"/>
+        </w:rPr>
+        <w:t xml:space="preserve">  (</w:t>
+      </w:r>
+      <w:r>
+        <w:rPr>
+          <w:highlight w:val="yellow"/>
+          <w:lang w:val="es-ES"/>
+        </w:rPr>
+        <w:t>Investigación</w:t>
+      </w:r>
+      <w:r>
+        <w:rPr>
+          <w:highlight w:val="yellow"/>
+          <w:lang w:val="es-ES"/>
+        </w:rPr>
+        <w:t xml:space="preserve"> ya realizada, queda implementar).</w:t>
+      </w:r>
+      <w:r>
+        <w:rPr>
+          <w:highlight w:val="yellow"/>
+          <w:lang w:val="es-ES"/>
+        </w:rPr>
+        <w:t xml:space="preserve"> </w:t>
+      </w:r>
+      <w:r>
+        <w:rPr>
+          <w:highlight w:val="yellow"/>
+          <w:lang w:val="es-ES"/>
+        </w:rPr>
+        <w:t>&lt;Es necesario encontrar un modelo determinado cuando lo estemos implementando en la PCB&gt;</w:t>
+      </w:r>
+    </w:p>
+    <w:p>
+      <w:pPr>
+        <w:pStyle w:val="Prrafodelista"/>
+        <w:numPr>
+          <w:ilvl w:val="0"/>
+          <w:numId w:val="2"/>
+        </w:numPr>
+        <w:rPr>
+          <w:highlight w:val="magenta"/>
+          <w:lang w:val="es-ES"/>
+        </w:rPr>
+      </w:pPr>
+      <w:r>
+        <w:rPr>
+          <w:highlight w:val="magenta"/>
+          <w:lang w:val="es-ES"/>
+        </w:rPr>
+        <w:lastRenderedPageBreak/>
+        <w:t>PONER UN SCHMITT TRIGGER PARA INVERTIR LA SEÑAL DE LA PANTALLA DEL CUATRI EN LA ENTRADA DE LA RASP.</w:t>
+      </w:r>
+    </w:p>
+    <w:p>
+      <w:pPr>
+        <w:pStyle w:val="Prrafodelista"/>
+        <w:numPr>
+          <w:ilvl w:val="0"/>
+          <w:numId w:val="2"/>
+        </w:numPr>
+        <w:rPr>
+          <w:highlight w:val="yellow"/>
+          <w:lang w:val="es-ES"/>
+        </w:rPr>
+      </w:pPr>
+      <w:r>
+        <w:rPr>
+          <w:highlight w:val="yellow"/>
+          <w:lang w:val="es-ES"/>
+        </w:rPr>
+        <w:t>Reemplazar componentes por SMD.</w:t>
+      </w:r>
+      <w:r>
+        <w:rPr>
+          <w:highlight w:val="yellow"/>
+          <w:lang w:val="es-ES"/>
+        </w:rPr>
+        <w:t xml:space="preserve"> (Esto lo voy dejando para cuando ya estemos dedicados al diseño como tal, cuando ya hayamos definido todo)</w:t>
+      </w:r>
+    </w:p>
+    <w:p>
+      <w:pPr>
+        <w:ind w:left="360"/>
+        <w:rPr>
+          <w:lang w:val="es-ES"/>
+        </w:rPr>
+      </w:pPr>
+    </w:p>
+    <w:p>
+      <w:pPr>
+        <w:pStyle w:val="Prrafodelista"/>
+        <w:rPr>
+          <w:lang w:val="es-ES"/>
+        </w:rPr>
+      </w:pPr>
+    </w:p>
+    <w:p>
+      <w:pPr>
+        <w:rPr>
+          <w:lang w:val="es-ES"/>
+        </w:rPr>
+      </w:pPr>
+    </w:p>
+    <w:p>
+      <w:pPr>
+        <w:pStyle w:val="Ttulo"/>
         <w:rPr>
           <w:b/>
           <w:bCs/>
           <w:u w:val="single"/>
           <w:lang w:val="es-ES"/>
         </w:rPr>
-        <w:t>Salus</w:t>
-      </w:r>
-      <w:proofErr w:type="spellEnd"/>
+      </w:pPr>
       <w:r>
         <w:rPr>
           <w:b/>
@@ -221,22 +856,22 @@
           <w:u w:val="single"/>
           <w:lang w:val="es-ES"/>
         </w:rPr>
-        <w:t xml:space="preserve"> IV</w:t>
-      </w:r>
-    </w:p>
-    <w:p>
-      <w:pPr>
-        <w:rPr>
-          <w:lang w:val="es-ES"/>
-        </w:rPr>
-      </w:pPr>
-    </w:p>
-    <w:p>
-      <w:pPr>
-        <w:pStyle w:val="Prrafodelista"/>
-        <w:numPr>
-          <w:ilvl w:val="0"/>
-          <w:numId w:val="2"/>
+        <w:t>Cosas que no funcionaron o quedaron por funcionar de PCB Salus III</w:t>
+      </w:r>
+    </w:p>
+    <w:p>
+      <w:pPr>
+        <w:rPr>
+          <w:lang w:val="es-ES"/>
+        </w:rPr>
+      </w:pPr>
+    </w:p>
+    <w:p>
+      <w:pPr>
+        <w:pStyle w:val="Prrafodelista"/>
+        <w:numPr>
+          <w:ilvl w:val="0"/>
+          <w:numId w:val="3"/>
         </w:numPr>
         <w:rPr>
           <w:highlight w:val="yellow"/>
@@ -248,15 +883,15 @@
           <w:highlight w:val="yellow"/>
           <w:lang w:val="es-ES"/>
         </w:rPr>
-        <w:t>Borneras para las entradas de potencia de 5V y 7V, además de borneras para la salida a Puente H del driver del motor.</w:t>
-      </w:r>
-    </w:p>
-    <w:p>
-      <w:pPr>
-        <w:pStyle w:val="Prrafodelista"/>
-        <w:numPr>
-          <w:ilvl w:val="0"/>
-          <w:numId w:val="2"/>
+        <w:t>El Rx y Tx de la Rasp y de la ESP32 tienen que estar alternadas, es decir RX(ESP) con TX(Rasp). Ahora lo pusimos al revés y está mal.</w:t>
+      </w:r>
+    </w:p>
+    <w:p>
+      <w:pPr>
+        <w:pStyle w:val="Prrafodelista"/>
+        <w:numPr>
+          <w:ilvl w:val="0"/>
+          <w:numId w:val="3"/>
         </w:numPr>
         <w:rPr>
           <w:highlight w:val="yellow"/>
@@ -268,941 +903,69 @@
           <w:highlight w:val="yellow"/>
           <w:lang w:val="es-ES"/>
         </w:rPr>
-        <w:t xml:space="preserve">Agregar mayor cantidad de </w:t>
-      </w:r>
-      <w:proofErr w:type="spellStart"/>
+        <w:t xml:space="preserve">Una de las tiras de pines de la Rasp </w:t>
+      </w:r>
       <w:r>
         <w:rPr>
           <w:highlight w:val="yellow"/>
           <w:lang w:val="es-ES"/>
         </w:rPr>
-        <w:t>GPIOs</w:t>
-      </w:r>
-      <w:proofErr w:type="spellEnd"/>
+        <w:t>está</w:t>
+      </w:r>
       <w:r>
         <w:rPr>
           <w:highlight w:val="yellow"/>
           <w:lang w:val="es-ES"/>
         </w:rPr>
-        <w:t>, con o sin PWM</w:t>
-      </w:r>
-      <w:r>
-        <w:rPr>
-          <w:highlight w:val="yellow"/>
-          <w:lang w:val="es-ES"/>
-        </w:rPr>
-        <w:t>.</w:t>
-      </w:r>
-      <w:r>
-        <w:rPr>
-          <w:highlight w:val="yellow"/>
-          <w:lang w:val="es-ES"/>
-        </w:rPr>
-        <w:t xml:space="preserve"> (</w:t>
-      </w:r>
-      <w:r>
-        <w:rPr>
-          <w:highlight w:val="yellow"/>
-          <w:lang w:val="es-ES"/>
-        </w:rPr>
-        <w:t xml:space="preserve">O </w:t>
-      </w:r>
-      <w:r>
-        <w:rPr>
-          <w:highlight w:val="yellow"/>
-          <w:lang w:val="es-ES"/>
-        </w:rPr>
-        <w:t>Multiplexores</w:t>
-      </w:r>
-      <w:r>
-        <w:rPr>
-          <w:highlight w:val="yellow"/>
-          <w:lang w:val="es-ES"/>
-        </w:rPr>
-        <w:t xml:space="preserve"> / </w:t>
-      </w:r>
-      <w:r>
-        <w:rPr>
-          <w:highlight w:val="yellow"/>
-          <w:lang w:val="es-ES"/>
-        </w:rPr>
-        <w:t>Investigación</w:t>
-      </w:r>
-      <w:r>
-        <w:rPr>
-          <w:highlight w:val="yellow"/>
-          <w:lang w:val="es-ES"/>
-        </w:rPr>
-        <w:t xml:space="preserve"> ya hecha</w:t>
-      </w:r>
-      <w:r>
-        <w:rPr>
-          <w:highlight w:val="yellow"/>
-          <w:lang w:val="es-ES"/>
-        </w:rPr>
-        <w:t xml:space="preserve"> -20/1/2026-</w:t>
-      </w:r>
-      <w:r>
-        <w:rPr>
-          <w:highlight w:val="yellow"/>
-          <w:lang w:val="es-ES"/>
-        </w:rPr>
-        <w:t>, queda implementar</w:t>
-      </w:r>
-      <w:r>
-        <w:rPr>
-          <w:highlight w:val="yellow"/>
-          <w:lang w:val="es-ES"/>
-        </w:rPr>
-        <w:t>)</w:t>
-      </w:r>
-      <w:r>
-        <w:rPr>
-          <w:highlight w:val="yellow"/>
-          <w:lang w:val="es-ES"/>
-        </w:rPr>
-        <w:t xml:space="preserve"> </w:t>
-      </w:r>
-      <w:r>
-        <w:rPr>
-          <w:highlight w:val="yellow"/>
-          <w:lang w:val="es-ES"/>
-        </w:rPr>
-        <w:t>&lt;Es necesario encontrar un modelo determinado cuando lo estemos implementando en la PCB&gt;</w:t>
-      </w:r>
-    </w:p>
-    <w:p>
-      <w:pPr>
-        <w:pStyle w:val="Prrafodelista"/>
-        <w:numPr>
-          <w:ilvl w:val="0"/>
-          <w:numId w:val="2"/>
-        </w:numPr>
-        <w:rPr>
-          <w:highlight w:val="darkYellow"/>
-          <w:lang w:val="es-ES"/>
-        </w:rPr>
-      </w:pPr>
-      <w:r>
-        <w:rPr>
-          <w:highlight w:val="darkYellow"/>
-          <w:lang w:val="es-ES"/>
-        </w:rPr>
-        <w:t xml:space="preserve">Pensar como reemplazar </w:t>
-      </w:r>
-      <w:proofErr w:type="spellStart"/>
-      <w:r>
-        <w:rPr>
-          <w:highlight w:val="darkYellow"/>
-          <w:lang w:val="es-ES"/>
-        </w:rPr>
-        <w:t>PixHawk</w:t>
-      </w:r>
-      <w:proofErr w:type="spellEnd"/>
-      <w:r>
-        <w:rPr>
-          <w:highlight w:val="darkYellow"/>
-          <w:lang w:val="es-ES"/>
-        </w:rPr>
-        <w:t>.</w:t>
-      </w:r>
-    </w:p>
-    <w:p>
-      <w:pPr>
-        <w:pStyle w:val="Prrafodelista"/>
-        <w:numPr>
-          <w:ilvl w:val="0"/>
-          <w:numId w:val="2"/>
-        </w:numPr>
-        <w:rPr>
-          <w:highlight w:val="yellow"/>
-          <w:lang w:val="es-ES"/>
-        </w:rPr>
-      </w:pPr>
-      <w:r>
-        <w:rPr>
-          <w:highlight w:val="yellow"/>
-          <w:lang w:val="es-ES"/>
-        </w:rPr>
-        <w:t xml:space="preserve">Agregar Leds que indiquen el encendido de la placa y no depender de la ESP32 o </w:t>
-      </w:r>
-      <w:proofErr w:type="spellStart"/>
-      <w:r>
-        <w:rPr>
-          <w:highlight w:val="yellow"/>
-          <w:lang w:val="es-ES"/>
-        </w:rPr>
-        <w:t>Rasp</w:t>
-      </w:r>
-      <w:proofErr w:type="spellEnd"/>
-      <w:r>
-        <w:rPr>
-          <w:highlight w:val="yellow"/>
-          <w:lang w:val="es-ES"/>
-        </w:rPr>
-        <w:t>.</w:t>
-      </w:r>
-    </w:p>
-    <w:p>
-      <w:pPr>
-        <w:pStyle w:val="Prrafodelista"/>
-        <w:numPr>
-          <w:ilvl w:val="0"/>
-          <w:numId w:val="2"/>
-        </w:numPr>
-        <w:rPr>
-          <w:highlight w:val="yellow"/>
-          <w:lang w:val="es-ES"/>
-        </w:rPr>
-      </w:pPr>
-      <w:r>
-        <w:rPr>
-          <w:highlight w:val="yellow"/>
-          <w:lang w:val="es-ES"/>
-        </w:rPr>
-        <w:t>Amplificador para incluir un parlante.</w:t>
-      </w:r>
-      <w:r>
-        <w:rPr>
-          <w:highlight w:val="yellow"/>
-          <w:lang w:val="es-ES"/>
-        </w:rPr>
-        <w:t xml:space="preserve"> </w:t>
-      </w:r>
-      <w:r>
-        <w:rPr>
-          <w:highlight w:val="yellow"/>
-          <w:lang w:val="es-ES"/>
-        </w:rPr>
-        <w:t>&lt;Es necesario encontrar un modelo determinado cuando lo estemos implementando en la PCB, en este caso ya algo averiguamos&gt;</w:t>
-      </w:r>
-    </w:p>
-    <w:p>
-      <w:pPr>
-        <w:pStyle w:val="Prrafodelista"/>
-        <w:numPr>
-          <w:ilvl w:val="0"/>
-          <w:numId w:val="2"/>
-        </w:numPr>
-        <w:rPr>
-          <w:highlight w:val="yellow"/>
-          <w:lang w:val="es-ES"/>
-        </w:rPr>
-      </w:pPr>
-      <w:r>
-        <w:rPr>
-          <w:highlight w:val="yellow"/>
-          <w:lang w:val="es-ES"/>
-        </w:rPr>
-        <w:t>Agujeros pasantes para los tornillos.</w:t>
-      </w:r>
-    </w:p>
-    <w:p>
-      <w:pPr>
-        <w:pStyle w:val="Prrafodelista"/>
-        <w:numPr>
-          <w:ilvl w:val="0"/>
-          <w:numId w:val="2"/>
-        </w:numPr>
-        <w:rPr>
-          <w:highlight w:val="yellow"/>
-          <w:lang w:val="es-ES"/>
-        </w:rPr>
-      </w:pPr>
-      <w:r>
-        <w:rPr>
-          <w:highlight w:val="yellow"/>
-          <w:lang w:val="es-ES"/>
-        </w:rPr>
-        <w:t xml:space="preserve">Agregarle las resistencias necesarias de </w:t>
-      </w:r>
-      <w:proofErr w:type="spellStart"/>
-      <w:r>
-        <w:rPr>
-          <w:highlight w:val="yellow"/>
-          <w:lang w:val="es-ES"/>
-        </w:rPr>
-        <w:t>Pull</w:t>
-      </w:r>
-      <w:proofErr w:type="spellEnd"/>
-      <w:r>
-        <w:rPr>
-          <w:highlight w:val="yellow"/>
-          <w:lang w:val="es-ES"/>
-        </w:rPr>
-        <w:t>-Down para transistores.</w:t>
-      </w:r>
-    </w:p>
-    <w:p>
-      <w:pPr>
-        <w:pStyle w:val="Prrafodelista"/>
-        <w:numPr>
-          <w:ilvl w:val="0"/>
-          <w:numId w:val="2"/>
-        </w:numPr>
-        <w:rPr>
-          <w:highlight w:val="darkYellow"/>
-          <w:lang w:val="es-ES"/>
-        </w:rPr>
-      </w:pPr>
-      <w:r>
-        <w:rPr>
-          <w:highlight w:val="darkYellow"/>
-          <w:lang w:val="es-ES"/>
-        </w:rPr>
-        <w:t>Incluir Step-</w:t>
-      </w:r>
-      <w:r>
-        <w:rPr>
-          <w:highlight w:val="darkYellow"/>
-          <w:lang w:val="es-ES"/>
-        </w:rPr>
-        <w:t>Down</w:t>
-      </w:r>
-      <w:r>
-        <w:rPr>
-          <w:highlight w:val="darkYellow"/>
-          <w:lang w:val="es-ES"/>
-        </w:rPr>
-        <w:t xml:space="preserve"> dentro de la PCB (Preguntar bien si lo vamos a hacer asi).</w:t>
-      </w:r>
-      <w:r>
-        <w:rPr>
-          <w:highlight w:val="darkYellow"/>
-          <w:lang w:val="es-ES"/>
-        </w:rPr>
-        <w:t xml:space="preserve"> (Ya preguntado – 23/1/2026).</w:t>
-      </w:r>
-      <w:r>
-        <w:rPr>
-          <w:highlight w:val="darkYellow"/>
-          <w:lang w:val="es-ES"/>
-        </w:rPr>
-        <w:t xml:space="preserve"> Leo quiere que lo incorporemos en esta versión de la placa, ¿lo hacemos?</w:t>
-      </w:r>
-    </w:p>
-    <w:p>
-      <w:pPr>
-        <w:pStyle w:val="Prrafodelista"/>
-        <w:numPr>
-          <w:ilvl w:val="0"/>
-          <w:numId w:val="2"/>
-        </w:numPr>
-        <w:rPr>
-          <w:highlight w:val="darkYellow"/>
-          <w:lang w:val="es-ES"/>
-        </w:rPr>
-      </w:pPr>
-      <w:r>
-        <w:rPr>
-          <w:highlight w:val="darkYellow"/>
-          <w:lang w:val="es-ES"/>
-        </w:rPr>
-        <w:t xml:space="preserve">Diseño de PCB con Modulo de ESP32 </w:t>
-      </w:r>
-      <w:proofErr w:type="spellStart"/>
-      <w:r>
-        <w:rPr>
-          <w:highlight w:val="darkYellow"/>
-          <w:lang w:val="es-ES"/>
-        </w:rPr>
-        <w:t>Wroom</w:t>
-      </w:r>
-      <w:proofErr w:type="spellEnd"/>
-      <w:r>
-        <w:rPr>
-          <w:highlight w:val="darkYellow"/>
-          <w:lang w:val="es-ES"/>
-        </w:rPr>
-        <w:t xml:space="preserve"> y no con la placa de desarrollo.</w:t>
-      </w:r>
-      <w:r>
-        <w:rPr>
-          <w:highlight w:val="darkYellow"/>
-          <w:lang w:val="es-ES"/>
-        </w:rPr>
-        <w:t xml:space="preserve"> (Ya preguntado – 23/1/2026).</w:t>
-      </w:r>
-      <w:r>
-        <w:rPr>
-          <w:highlight w:val="darkYellow"/>
-          <w:lang w:val="es-ES"/>
-        </w:rPr>
-        <w:t xml:space="preserve"> Leo quiere que lo diseñe para esta </w:t>
-      </w:r>
-      <w:proofErr w:type="gramStart"/>
-      <w:r>
-        <w:rPr>
-          <w:highlight w:val="darkYellow"/>
-          <w:lang w:val="es-ES"/>
-        </w:rPr>
-        <w:t>versión</w:t>
-      </w:r>
-      <w:proofErr w:type="gramEnd"/>
-      <w:r>
-        <w:rPr>
-          <w:highlight w:val="darkYellow"/>
-          <w:lang w:val="es-ES"/>
-        </w:rPr>
-        <w:t xml:space="preserve"> pero en una placa distinta.</w:t>
-      </w:r>
-    </w:p>
-    <w:p>
-      <w:pPr>
-        <w:pStyle w:val="Prrafodelista"/>
-        <w:numPr>
-          <w:ilvl w:val="0"/>
-          <w:numId w:val="2"/>
-        </w:numPr>
-        <w:rPr>
-          <w:highlight w:val="yellow"/>
-          <w:lang w:val="es-ES"/>
-        </w:rPr>
-      </w:pPr>
-      <w:r>
-        <w:rPr>
-          <w:highlight w:val="yellow"/>
-          <w:lang w:val="es-ES"/>
-        </w:rPr>
-        <w:t xml:space="preserve">Necesitamos dejar un espacio de RX para que podamos usar la comunicación del </w:t>
-      </w:r>
-      <w:proofErr w:type="spellStart"/>
-      <w:r>
-        <w:rPr>
-          <w:highlight w:val="yellow"/>
-          <w:lang w:val="es-ES"/>
-        </w:rPr>
-        <w:t>display</w:t>
-      </w:r>
-      <w:proofErr w:type="spellEnd"/>
-      <w:r>
-        <w:rPr>
-          <w:highlight w:val="yellow"/>
-          <w:lang w:val="es-ES"/>
-        </w:rPr>
-        <w:t xml:space="preserve"> y asi obtener los datos de velocidad y aceleración.</w:t>
-      </w:r>
-    </w:p>
-    <w:p>
-      <w:pPr>
-        <w:pStyle w:val="Prrafodelista"/>
-        <w:numPr>
-          <w:ilvl w:val="0"/>
-          <w:numId w:val="2"/>
-        </w:numPr>
-        <w:rPr>
-          <w:highlight w:val="yellow"/>
-          <w:lang w:val="es-ES"/>
-        </w:rPr>
-      </w:pPr>
-      <w:r>
-        <w:rPr>
-          <w:highlight w:val="yellow"/>
-          <w:lang w:val="es-ES"/>
-        </w:rPr>
-        <w:t xml:space="preserve">Divisor Resistivo o Transceptor para toma de datos </w:t>
-      </w:r>
-      <w:proofErr w:type="spellStart"/>
-      <w:r>
-        <w:rPr>
-          <w:highlight w:val="yellow"/>
-          <w:lang w:val="es-ES"/>
-        </w:rPr>
-        <w:t>Display</w:t>
-      </w:r>
-      <w:proofErr w:type="spellEnd"/>
-      <w:r>
-        <w:rPr>
-          <w:highlight w:val="yellow"/>
-          <w:lang w:val="es-ES"/>
-        </w:rPr>
-        <w:t xml:space="preserve">. (Averiguar) </w:t>
-      </w:r>
-      <w:r>
-        <w:rPr>
-          <w:highlight w:val="yellow"/>
-          <w:lang w:val="es-ES"/>
-        </w:rPr>
-        <w:t>&lt;Es necesario encontrar un modelo determinado cuando lo estemos implementando en la PCB&gt;</w:t>
-      </w:r>
-    </w:p>
-    <w:p>
-      <w:pPr>
-        <w:pStyle w:val="Prrafodelista"/>
-        <w:numPr>
-          <w:ilvl w:val="0"/>
-          <w:numId w:val="2"/>
-        </w:numPr>
-        <w:rPr>
-          <w:highlight w:val="yellow"/>
-          <w:lang w:val="es-ES"/>
-        </w:rPr>
-      </w:pPr>
-      <w:r>
-        <w:rPr>
-          <w:highlight w:val="yellow"/>
-          <w:lang w:val="es-ES"/>
-        </w:rPr>
-        <w:t>Voltímetro</w:t>
-      </w:r>
-      <w:r>
-        <w:rPr>
-          <w:highlight w:val="yellow"/>
-          <w:lang w:val="es-ES"/>
-        </w:rPr>
-        <w:t xml:space="preserve"> para batería.</w:t>
-      </w:r>
-      <w:r>
-        <w:rPr>
-          <w:highlight w:val="yellow"/>
-          <w:lang w:val="es-ES"/>
-        </w:rPr>
-        <w:t xml:space="preserve"> (21/1/2026)</w:t>
-      </w:r>
-      <w:r>
-        <w:rPr>
-          <w:highlight w:val="yellow"/>
-          <w:lang w:val="es-ES"/>
-        </w:rPr>
-        <w:t xml:space="preserve"> </w:t>
-      </w:r>
-      <w:r>
-        <w:rPr>
-          <w:highlight w:val="yellow"/>
-          <w:lang w:val="es-ES"/>
-        </w:rPr>
-        <w:t>&lt;Es necesario encontrar un modelo determinado cuando lo estemos implementando en la PCB&gt;</w:t>
-      </w:r>
-    </w:p>
-    <w:p>
-      <w:pPr>
-        <w:pStyle w:val="Prrafodelista"/>
-        <w:numPr>
-          <w:ilvl w:val="0"/>
-          <w:numId w:val="2"/>
-        </w:numPr>
-        <w:rPr>
-          <w:lang w:val="es-ES"/>
-        </w:rPr>
-      </w:pPr>
-      <w:r>
-        <w:rPr>
-          <w:highlight w:val="yellow"/>
-          <w:lang w:val="es-ES"/>
-        </w:rPr>
-        <w:t>8 ultrasonidos.</w:t>
-      </w:r>
-    </w:p>
-    <w:p>
-      <w:pPr>
-        <w:pStyle w:val="Prrafodelista"/>
-        <w:numPr>
-          <w:ilvl w:val="0"/>
-          <w:numId w:val="2"/>
-        </w:numPr>
-        <w:rPr>
-          <w:highlight w:val="darkYellow"/>
-          <w:lang w:val="es-ES"/>
-        </w:rPr>
-      </w:pPr>
-      <w:r>
-        <w:rPr>
-          <w:highlight w:val="darkYellow"/>
-          <w:lang w:val="es-ES"/>
-        </w:rPr>
-        <w:t>Investigar RTK.</w:t>
-      </w:r>
-    </w:p>
-    <w:p>
-      <w:pPr>
-        <w:pStyle w:val="Prrafodelista"/>
-        <w:numPr>
-          <w:ilvl w:val="0"/>
-          <w:numId w:val="2"/>
-        </w:numPr>
-        <w:rPr>
-          <w:highlight w:val="darkYellow"/>
-          <w:lang w:val="es-ES"/>
-        </w:rPr>
-      </w:pPr>
-      <w:r>
-        <w:rPr>
-          <w:highlight w:val="darkYellow"/>
-          <w:lang w:val="es-ES"/>
-        </w:rPr>
-        <w:t>Investigar Batería.</w:t>
-      </w:r>
-      <w:r>
-        <w:rPr>
-          <w:highlight w:val="darkYellow"/>
-          <w:lang w:val="es-ES"/>
-        </w:rPr>
-        <w:t xml:space="preserve"> </w:t>
-      </w:r>
-    </w:p>
-    <w:p>
-      <w:pPr>
-        <w:pStyle w:val="Prrafodelista"/>
-        <w:numPr>
-          <w:ilvl w:val="0"/>
-          <w:numId w:val="2"/>
-        </w:numPr>
-        <w:rPr>
-          <w:highlight w:val="yellow"/>
-          <w:lang w:val="es-ES"/>
-        </w:rPr>
-      </w:pPr>
-      <w:r>
-        <w:rPr>
-          <w:highlight w:val="yellow"/>
-          <w:lang w:val="es-ES"/>
-        </w:rPr>
-        <w:t xml:space="preserve">Agregar Multiplexor para </w:t>
-      </w:r>
-      <w:r>
-        <w:rPr>
-          <w:highlight w:val="yellow"/>
-          <w:lang w:val="es-ES"/>
-        </w:rPr>
-        <w:t>I2C</w:t>
-      </w:r>
-      <w:r>
-        <w:rPr>
-          <w:highlight w:val="yellow"/>
-          <w:lang w:val="es-ES"/>
-        </w:rPr>
-        <w:t>.</w:t>
-      </w:r>
-      <w:r>
-        <w:rPr>
-          <w:highlight w:val="yellow"/>
-          <w:lang w:val="es-ES"/>
-        </w:rPr>
-        <w:t xml:space="preserve">  (</w:t>
-      </w:r>
-      <w:r>
-        <w:rPr>
-          <w:highlight w:val="yellow"/>
-          <w:lang w:val="es-ES"/>
-        </w:rPr>
-        <w:t>Investigación</w:t>
-      </w:r>
-      <w:r>
-        <w:rPr>
-          <w:highlight w:val="yellow"/>
-          <w:lang w:val="es-ES"/>
-        </w:rPr>
-        <w:t xml:space="preserve"> ya realizada, queda implementar).</w:t>
-      </w:r>
-      <w:r>
-        <w:rPr>
-          <w:highlight w:val="yellow"/>
-          <w:lang w:val="es-ES"/>
-        </w:rPr>
-        <w:t xml:space="preserve"> </w:t>
-      </w:r>
-      <w:r>
-        <w:rPr>
-          <w:highlight w:val="yellow"/>
-          <w:lang w:val="es-ES"/>
-        </w:rPr>
-        <w:t>&lt;Es necesario encontrar un modelo determinado cuando lo estemos implementando en la PCB&gt;</w:t>
-      </w:r>
-    </w:p>
-    <w:p>
-      <w:pPr>
-        <w:pStyle w:val="Prrafodelista"/>
-        <w:numPr>
-          <w:ilvl w:val="0"/>
-          <w:numId w:val="2"/>
-        </w:numPr>
-        <w:rPr>
-          <w:highlight w:val="yellow"/>
-          <w:lang w:val="es-ES"/>
-        </w:rPr>
-      </w:pPr>
-      <w:r>
-        <w:rPr>
-          <w:highlight w:val="yellow"/>
-          <w:lang w:val="es-ES"/>
-        </w:rPr>
-        <w:lastRenderedPageBreak/>
-        <w:t>Reemplazar componentes por SMD.</w:t>
-      </w:r>
-      <w:r>
-        <w:rPr>
-          <w:highlight w:val="yellow"/>
-          <w:lang w:val="es-ES"/>
-        </w:rPr>
-        <w:t xml:space="preserve"> (Esto lo voy dejando para cuando ya estemos dedicados al diseño como tal, cuando ya hayamos definido todo)</w:t>
-      </w:r>
-    </w:p>
-    <w:p>
-      <w:pPr>
-        <w:ind w:left="360"/>
-        <w:rPr>
-          <w:lang w:val="es-ES"/>
-        </w:rPr>
-      </w:pPr>
-    </w:p>
-    <w:p>
-      <w:pPr>
-        <w:pStyle w:val="Prrafodelista"/>
-        <w:rPr>
-          <w:lang w:val="es-ES"/>
-        </w:rPr>
-      </w:pPr>
-    </w:p>
-    <w:p>
-      <w:pPr>
-        <w:rPr>
-          <w:lang w:val="es-ES"/>
-        </w:rPr>
-      </w:pPr>
+        <w:t xml:space="preserve"> al revés (la izquierda viendo de arriba) es necesario cambiarla porque no podemos usar la cinta conectora.</w:t>
+      </w:r>
     </w:p>
     <w:p>
       <w:pPr>
         <w:pStyle w:val="Ttulo"/>
         <w:rPr>
-          <w:b/>
-          <w:bCs/>
+          <w:lang w:val="es-ES"/>
+        </w:rPr>
+      </w:pPr>
+    </w:p>
+    <w:p>
+      <w:pPr>
+        <w:pStyle w:val="Ttulo"/>
+        <w:rPr>
+          <w:lang w:val="es-ES"/>
+        </w:rPr>
+      </w:pPr>
+    </w:p>
+    <w:p>
+      <w:pPr>
+        <w:pStyle w:val="Ttulo"/>
+        <w:rPr>
+          <w:lang w:val="es-ES"/>
+        </w:rPr>
+      </w:pPr>
+    </w:p>
+    <w:p>
+      <w:pPr>
+        <w:pStyle w:val="Ttulo"/>
+        <w:rPr>
+          <w:lang w:val="es-ES"/>
+        </w:rPr>
+      </w:pPr>
+    </w:p>
+    <w:p>
+      <w:pPr>
+        <w:pStyle w:val="Ttulo"/>
+        <w:rPr>
           <w:u w:val="single"/>
           <w:lang w:val="es-ES"/>
         </w:rPr>
       </w:pPr>
       <w:r>
         <w:rPr>
-          <w:b/>
-          <w:bCs/>
           <w:u w:val="single"/>
           <w:lang w:val="es-ES"/>
         </w:rPr>
-        <w:t xml:space="preserve">Cosas que no funcionaron o quedaron por funcionar de PCB </w:t>
-      </w:r>
-      <w:proofErr w:type="spellStart"/>
-      <w:r>
-        <w:rPr>
-          <w:b/>
-          <w:bCs/>
-          <w:u w:val="single"/>
-          <w:lang w:val="es-ES"/>
-        </w:rPr>
-        <w:t>Salus</w:t>
-      </w:r>
-      <w:proofErr w:type="spellEnd"/>
-      <w:r>
-        <w:rPr>
-          <w:b/>
-          <w:bCs/>
-          <w:u w:val="single"/>
-          <w:lang w:val="es-ES"/>
-        </w:rPr>
-        <w:t xml:space="preserve"> III</w:t>
-      </w:r>
-    </w:p>
-    <w:p>
-      <w:pPr>
-        <w:rPr>
-          <w:lang w:val="es-ES"/>
-        </w:rPr>
-      </w:pPr>
-    </w:p>
-    <w:p>
-      <w:pPr>
-        <w:pStyle w:val="Prrafodelista"/>
-        <w:numPr>
-          <w:ilvl w:val="0"/>
-          <w:numId w:val="3"/>
-        </w:numPr>
-        <w:rPr>
-          <w:highlight w:val="yellow"/>
-          <w:lang w:val="es-ES"/>
-        </w:rPr>
-      </w:pPr>
-      <w:r>
-        <w:rPr>
-          <w:highlight w:val="yellow"/>
-          <w:lang w:val="es-ES"/>
-        </w:rPr>
-        <w:t xml:space="preserve">El </w:t>
-      </w:r>
-      <w:proofErr w:type="spellStart"/>
-      <w:r>
-        <w:rPr>
-          <w:highlight w:val="yellow"/>
-          <w:lang w:val="es-ES"/>
-        </w:rPr>
-        <w:t>Rx</w:t>
-      </w:r>
-      <w:proofErr w:type="spellEnd"/>
-      <w:r>
-        <w:rPr>
-          <w:highlight w:val="yellow"/>
-          <w:lang w:val="es-ES"/>
-        </w:rPr>
-        <w:t xml:space="preserve"> y </w:t>
-      </w:r>
-      <w:proofErr w:type="spellStart"/>
-      <w:r>
-        <w:rPr>
-          <w:highlight w:val="yellow"/>
-          <w:lang w:val="es-ES"/>
-        </w:rPr>
-        <w:t>Tx</w:t>
-      </w:r>
-      <w:proofErr w:type="spellEnd"/>
-      <w:r>
-        <w:rPr>
-          <w:highlight w:val="yellow"/>
-          <w:lang w:val="es-ES"/>
-        </w:rPr>
-        <w:t xml:space="preserve"> de la </w:t>
-      </w:r>
-      <w:proofErr w:type="spellStart"/>
-      <w:r>
-        <w:rPr>
-          <w:highlight w:val="yellow"/>
-          <w:lang w:val="es-ES"/>
-        </w:rPr>
-        <w:t>Rasp</w:t>
-      </w:r>
-      <w:proofErr w:type="spellEnd"/>
-      <w:r>
-        <w:rPr>
-          <w:highlight w:val="yellow"/>
-          <w:lang w:val="es-ES"/>
-        </w:rPr>
-        <w:t xml:space="preserve"> y de la ESP32 tienen que estar alternadas, es decir RX(ESP) con TX(</w:t>
-      </w:r>
-      <w:proofErr w:type="spellStart"/>
-      <w:r>
-        <w:rPr>
-          <w:highlight w:val="yellow"/>
-          <w:lang w:val="es-ES"/>
-        </w:rPr>
-        <w:t>Rasp</w:t>
-      </w:r>
-      <w:proofErr w:type="spellEnd"/>
-      <w:r>
-        <w:rPr>
-          <w:highlight w:val="yellow"/>
-          <w:lang w:val="es-ES"/>
-        </w:rPr>
-        <w:t>). Ahora lo pusimos al revés y está mal.</w:t>
-      </w:r>
-    </w:p>
-    <w:p>
-      <w:pPr>
-        <w:pStyle w:val="Prrafodelista"/>
-        <w:numPr>
-          <w:ilvl w:val="0"/>
-          <w:numId w:val="3"/>
-        </w:numPr>
-        <w:rPr>
-          <w:highlight w:val="yellow"/>
-          <w:lang w:val="es-ES"/>
-        </w:rPr>
-      </w:pPr>
-      <w:r>
-        <w:rPr>
-          <w:highlight w:val="yellow"/>
-          <w:lang w:val="es-ES"/>
-        </w:rPr>
-        <w:t xml:space="preserve">Una de las tiras de pines de la </w:t>
-      </w:r>
-      <w:proofErr w:type="spellStart"/>
-      <w:r>
-        <w:rPr>
-          <w:highlight w:val="yellow"/>
-          <w:lang w:val="es-ES"/>
-        </w:rPr>
-        <w:t>Rasp</w:t>
-      </w:r>
-      <w:proofErr w:type="spellEnd"/>
-      <w:r>
-        <w:rPr>
-          <w:highlight w:val="yellow"/>
-          <w:lang w:val="es-ES"/>
-        </w:rPr>
-        <w:t xml:space="preserve"> </w:t>
-      </w:r>
-      <w:r>
-        <w:rPr>
-          <w:highlight w:val="yellow"/>
-          <w:lang w:val="es-ES"/>
-        </w:rPr>
-        <w:t>está</w:t>
-      </w:r>
-      <w:r>
-        <w:rPr>
-          <w:highlight w:val="yellow"/>
-          <w:lang w:val="es-ES"/>
-        </w:rPr>
-        <w:t xml:space="preserve"> al revés (la izquierda viendo de arriba) es necesario cambiarla porque no podemos usar la cinta conectora.</w:t>
-      </w:r>
-    </w:p>
-    <w:p>
-      <w:pPr>
-        <w:pStyle w:val="Ttulo"/>
-        <w:rPr>
-          <w:lang w:val="es-ES"/>
-        </w:rPr>
-      </w:pPr>
-    </w:p>
-    <w:p>
-      <w:pPr>
-        <w:pStyle w:val="Ttulo"/>
-        <w:rPr>
-          <w:lang w:val="es-ES"/>
-        </w:rPr>
-      </w:pPr>
-    </w:p>
-    <w:p>
-      <w:pPr>
-        <w:pStyle w:val="Ttulo"/>
-        <w:rPr>
-          <w:lang w:val="es-ES"/>
-        </w:rPr>
-      </w:pPr>
-    </w:p>
-    <w:p>
-      <w:pPr>
-        <w:pStyle w:val="Ttulo"/>
-        <w:rPr>
-          <w:lang w:val="es-ES"/>
-        </w:rPr>
-      </w:pPr>
-    </w:p>
-    <w:p>
-      <w:pPr>
-        <w:pStyle w:val="Ttulo"/>
-        <w:rPr>
-          <w:u w:val="single"/>
-          <w:lang w:val="es-ES"/>
-        </w:rPr>
-      </w:pPr>
-      <w:r>
-        <w:rPr>
-          <w:u w:val="single"/>
-          <w:lang w:val="es-ES"/>
-        </w:rPr>
-        <w:t xml:space="preserve">Investigaciones PCB </w:t>
-      </w:r>
-      <w:proofErr w:type="spellStart"/>
-      <w:r>
-        <w:rPr>
-          <w:u w:val="single"/>
-          <w:lang w:val="es-ES"/>
-        </w:rPr>
-        <w:t>Salus</w:t>
-      </w:r>
-      <w:proofErr w:type="spellEnd"/>
-      <w:r>
-        <w:rPr>
-          <w:u w:val="single"/>
-          <w:lang w:val="es-ES"/>
-        </w:rPr>
-        <w:t xml:space="preserve"> IV</w:t>
+        <w:t>Investigaciones PCB Salus IV</w:t>
       </w:r>
     </w:p>
     <w:p>
@@ -1256,21 +1019,7 @@
         <w:rPr>
           <w:lang w:val="es-ES"/>
         </w:rPr>
-        <w:t xml:space="preserve"> Tiene 3 Puertos para seleccionar la dirección del chip y con eso saber a </w:t>
-      </w:r>
-      <w:proofErr w:type="spellStart"/>
-      <w:r>
-        <w:rPr>
-          <w:lang w:val="es-ES"/>
-        </w:rPr>
-        <w:t>que</w:t>
-      </w:r>
-      <w:proofErr w:type="spellEnd"/>
-      <w:r>
-        <w:rPr>
-          <w:lang w:val="es-ES"/>
-        </w:rPr>
-        <w:t xml:space="preserve"> chip estoy accediendo mediante I2C (A0, A1 y A2) lo que permite tener hasta 8 chips de esos. El manejo de selección de GPIOS interno del chip es mediante registros y direcciones de registros.</w:t>
+        <w:t xml:space="preserve"> Tiene 3 Puertos para seleccionar la dirección del chip y con eso saber a que chip estoy accediendo mediante I2C (A0, A1 y A2) lo que permite tener hasta 8 chips de esos. El manejo de selección de GPIOS interno del chip es mediante registros y direcciones de registros.</w:t>
       </w:r>
       <w:r>
         <w:rPr>
@@ -1384,7 +1133,14 @@
         <w:rPr>
           <w:lang w:val="es-ES"/>
         </w:rPr>
-        <w:t xml:space="preserve"> pero no su uso PWM, esto nos sirve para, por ejemplo, los fines de carrera </w:t>
+        <w:t xml:space="preserve"> pero no su uso </w:t>
+      </w:r>
+      <w:r>
+        <w:rPr>
+          <w:lang w:val="es-ES"/>
+        </w:rPr>
+        <w:lastRenderedPageBreak/>
+        <w:t xml:space="preserve">PWM, esto nos sirve para, por ejemplo, los fines de carrera </w:t>
       </w:r>
       <w:r>
         <w:rPr>
@@ -1408,22 +1164,7 @@
         <w:rPr>
           <w:lang w:val="es-ES"/>
         </w:rPr>
-        <w:lastRenderedPageBreak/>
-        <w:t>En mi libreta hice algunas anotaciones importantes (20/1/2026). Lo que se me ocurre es que cambiemos algunas cosas que estamos usando que no requieren velocidad de transmisión, PWM o sea solo un “ON” (</w:t>
-      </w:r>
-      <w:proofErr w:type="spellStart"/>
-      <w:r>
-        <w:rPr>
-          <w:lang w:val="es-ES"/>
-        </w:rPr>
-        <w:t>Enable</w:t>
-      </w:r>
-      <w:proofErr w:type="spellEnd"/>
-      <w:r>
-        <w:rPr>
-          <w:lang w:val="es-ES"/>
-        </w:rPr>
-        <w:t xml:space="preserve"> Puente H) y usemos los GPIOS de PWM de la ESP32 para los </w:t>
+        <w:t xml:space="preserve">En mi libreta hice algunas anotaciones importantes (20/1/2026). Lo que se me ocurre es que cambiemos algunas cosas que estamos usando que no requieren velocidad de transmisión, PWM o sea solo un “ON” (Enable Puente H) y usemos los GPIOS de PWM de la ESP32 para los </w:t>
       </w:r>
       <w:r>
         <w:rPr>
@@ -1541,30 +1282,14 @@
           <w:highlight w:val="red"/>
           <w:lang w:val="es-ES"/>
         </w:rPr>
-        <w:t xml:space="preserve"> ya </w:t>
-      </w:r>
-      <w:proofErr w:type="gramStart"/>
+        <w:t xml:space="preserve"> ya desarrollado?</w:t>
+      </w:r>
       <w:r>
         <w:rPr>
           <w:highlight w:val="red"/>
           <w:lang w:val="es-ES"/>
         </w:rPr>
-        <w:t>desarrollado?</w:t>
-      </w:r>
-      <w:r>
-        <w:rPr>
-          <w:highlight w:val="red"/>
-          <w:lang w:val="es-ES"/>
-        </w:rPr>
-        <w:t>.</w:t>
-      </w:r>
-      <w:proofErr w:type="gramEnd"/>
-      <w:r>
-        <w:rPr>
-          <w:highlight w:val="red"/>
-          <w:lang w:val="es-ES"/>
-        </w:rPr>
-        <w:t xml:space="preserve"> (Me refiero al multiplexor/Expansor).</w:t>
+        <w:t>. (Me refiero al multiplexor/Expansor).</w:t>
       </w:r>
     </w:p>
     <w:p>
@@ -1663,21 +1388,7 @@
         <w:rPr>
           <w:rStyle w:val="nfasisintenso"/>
         </w:rPr>
-        <w:t xml:space="preserve"> LO HACEMOS CON UN MULTIPLEXOR DE I2C de 16 de ser posible y además agregamos el expansor de GPIOS para tener </w:t>
-      </w:r>
-      <w:proofErr w:type="spellStart"/>
-      <w:r>
-        <w:rPr>
-          <w:rStyle w:val="nfasisintenso"/>
-        </w:rPr>
-        <w:t>mas</w:t>
-      </w:r>
-      <w:proofErr w:type="spellEnd"/>
-      <w:r>
-        <w:rPr>
-          <w:rStyle w:val="nfasisintenso"/>
-        </w:rPr>
-        <w:t xml:space="preserve"> espacio.</w:t>
+        <w:t xml:space="preserve"> LO HACEMOS CON UN MULTIPLEXOR DE I2C de 16 de ser posible y además agregamos el expansor de GPIOS para tener mas espacio.</w:t>
       </w:r>
     </w:p>
     <w:p>
@@ -1803,21 +1514,7 @@
         <w:rPr>
           <w:lang w:val="es-ES"/>
         </w:rPr>
-        <w:t xml:space="preserve">Para la parte de los sensores ultrasonidos podemos usar un multiplexor de I2C que funciona con dirección del propio I2C, de la misma manera que podemos asignarle una dirección por hardware al </w:t>
-      </w:r>
-      <w:proofErr w:type="spellStart"/>
-      <w:r>
-        <w:rPr>
-          <w:lang w:val="es-ES"/>
-        </w:rPr>
-        <w:t>modulo</w:t>
-      </w:r>
-      <w:proofErr w:type="spellEnd"/>
-      <w:r>
-        <w:rPr>
-          <w:lang w:val="es-ES"/>
-        </w:rPr>
-        <w:t xml:space="preserve"> anterior se puede hacer con la segunda opción de compra de arriba, de forma que podemos tener 8 </w:t>
+        <w:t xml:space="preserve">Para la parte de los sensores ultrasonidos podemos usar un multiplexor de I2C que funciona con dirección del propio I2C, de la misma manera que podemos asignarle una dirección por hardware al modulo anterior se puede hacer con la segunda opción de compra de arriba, de forma que podemos tener 8 </w:t>
       </w:r>
       <w:r>
         <w:rPr>
@@ -1835,35 +1532,7 @@
         <w:rPr>
           <w:lang w:val="es-ES"/>
         </w:rPr>
-        <w:t xml:space="preserve">No le veo tanta utilidad a este como al </w:t>
-      </w:r>
-      <w:proofErr w:type="spellStart"/>
-      <w:r>
-        <w:rPr>
-          <w:lang w:val="es-ES"/>
-        </w:rPr>
-        <w:t>modulo</w:t>
-      </w:r>
-      <w:proofErr w:type="spellEnd"/>
-      <w:r>
-        <w:rPr>
-          <w:lang w:val="es-ES"/>
-        </w:rPr>
-        <w:t xml:space="preserve"> que </w:t>
-      </w:r>
-      <w:proofErr w:type="spellStart"/>
-      <w:r>
-        <w:rPr>
-          <w:lang w:val="es-ES"/>
-        </w:rPr>
-        <w:t>amplia</w:t>
-      </w:r>
-      <w:proofErr w:type="spellEnd"/>
-      <w:r>
-        <w:rPr>
-          <w:lang w:val="es-ES"/>
-        </w:rPr>
-        <w:t xml:space="preserve"> la capacidad de pines GPIOS, pero esta buena como opción e implementación.</w:t>
+        <w:t>No le veo tanta utilidad a este como al modulo que amplia la capacidad de pines GPIOS, pero esta buena como opción e implementación.</w:t>
       </w:r>
     </w:p>
     <w:p>
@@ -1980,6 +1649,7 @@
         <w:rPr>
           <w:rStyle w:val="nfasisintenso"/>
         </w:rPr>
+        <w:lastRenderedPageBreak/>
         <w:t>Quizás con una controladora dedicada podemos procesar mejor los datos de los ultrasonidos (como otra ESP32-STM-etc.). -&gt; Esto es por el miedo de que no se lo banque una sola ESP32.</w:t>
       </w:r>
     </w:p>
@@ -1998,7 +1668,6 @@
         <w:rPr>
           <w:rStyle w:val="nfasisintenso"/>
         </w:rPr>
-        <w:lastRenderedPageBreak/>
         <w:t>Para mi (Juan) lo ideal sería hacerlo por I2C (con multiplexor) porque podemos agregarle más sensores de otro tipo. Para Leo, ahora que lo investigó, propone también hacerlo con multiplexor de I2C.</w:t>
       </w:r>
     </w:p>
@@ -2017,35 +1686,21 @@
         <w:rPr>
           <w:rStyle w:val="nfasisintenso"/>
         </w:rPr>
-        <w:t xml:space="preserve"> LO HACEMOS CON UN MULTIPLEXOR DE I2C de 16 de ser posible y además agregamos el expansor de GPIOS para tener </w:t>
-      </w:r>
-      <w:proofErr w:type="spellStart"/>
-      <w:r>
+        <w:t xml:space="preserve"> LO HACEMOS CON UN MULTIPLEXOR DE I2C de 16 de ser posible y además agregamos el expansor de GPIOS para tener mas espacio.</w:t>
+      </w:r>
+    </w:p>
+    <w:p>
+      <w:pPr>
+        <w:rPr>
+          <w:lang w:val="es-ES"/>
+        </w:rPr>
+      </w:pPr>
+    </w:p>
+    <w:p>
+      <w:pPr>
         <w:rPr>
           <w:rStyle w:val="nfasisintenso"/>
         </w:rPr>
-        <w:t>mas</w:t>
-      </w:r>
-      <w:proofErr w:type="spellEnd"/>
-      <w:r>
-        <w:rPr>
-          <w:rStyle w:val="nfasisintenso"/>
-        </w:rPr>
-        <w:t xml:space="preserve"> espacio.</w:t>
-      </w:r>
-    </w:p>
-    <w:p>
-      <w:pPr>
-        <w:rPr>
-          <w:lang w:val="es-ES"/>
-        </w:rPr>
-      </w:pPr>
-    </w:p>
-    <w:p>
-      <w:pPr>
-        <w:rPr>
-          <w:rStyle w:val="nfasisintenso"/>
-        </w:rPr>
       </w:pPr>
     </w:p>
     <w:p>
@@ -2110,41 +1765,13 @@
         <w:rPr>
           <w:lang w:val="es-ES"/>
         </w:rPr>
-        <w:t xml:space="preserve">El sistema de “gestión” de baterías de SALUS no utiliza comunicación mediante protocolos para dar avisos de estado de carga o salud, intuyo que funciona realizando una medición de voltaje y corriente para luego realizar un </w:t>
-      </w:r>
-      <w:proofErr w:type="spellStart"/>
-      <w:r>
-        <w:rPr>
-          <w:lang w:val="es-ES"/>
-        </w:rPr>
-        <w:t>calculo</w:t>
-      </w:r>
-      <w:proofErr w:type="spellEnd"/>
-      <w:r>
-        <w:rPr>
-          <w:lang w:val="es-ES"/>
-        </w:rPr>
-        <w:t xml:space="preserve"> y comparativa, puede usar incluso un “Conteo de Coulomb” ayudado para ubicarse en el estado actual mediante un sensor de voltaje. </w:t>
-      </w:r>
-      <w:r>
-        <w:rPr>
-          <w:lang w:val="es-ES"/>
-        </w:rPr>
-        <w:t xml:space="preserve">Por la forma en que </w:t>
-      </w:r>
-      <w:proofErr w:type="spellStart"/>
-      <w:r>
-        <w:rPr>
-          <w:lang w:val="es-ES"/>
-        </w:rPr>
-        <w:t>esta</w:t>
-      </w:r>
-      <w:proofErr w:type="spellEnd"/>
-      <w:r>
-        <w:rPr>
-          <w:lang w:val="es-ES"/>
-        </w:rPr>
-        <w:t xml:space="preserve"> conectada se dificulta la incorporación de un CI (Circuito Integrado) de BMS. </w:t>
+        <w:t xml:space="preserve">El sistema de “gestión” de baterías de SALUS no utiliza comunicación mediante protocolos para dar avisos de estado de carga o salud, intuyo que funciona realizando una medición de voltaje y corriente para luego realizar un calculo y comparativa, puede usar incluso un “Conteo de Coulomb” ayudado para ubicarse en el estado actual mediante un sensor de voltaje. </w:t>
+      </w:r>
+      <w:r>
+        <w:rPr>
+          <w:lang w:val="es-ES"/>
+        </w:rPr>
+        <w:t xml:space="preserve">Por la forma en que esta conectada se dificulta la incorporación de un CI (Circuito Integrado) de BMS. </w:t>
       </w:r>
     </w:p>
     <w:p>
@@ -2162,21 +1789,7 @@
         <w:rPr>
           <w:lang w:val="es-ES"/>
         </w:rPr>
-        <w:t xml:space="preserve">La solución </w:t>
-      </w:r>
-      <w:proofErr w:type="spellStart"/>
-      <w:r>
-        <w:rPr>
-          <w:lang w:val="es-ES"/>
-        </w:rPr>
-        <w:t>mas</w:t>
-      </w:r>
-      <w:proofErr w:type="spellEnd"/>
-      <w:r>
-        <w:rPr>
-          <w:lang w:val="es-ES"/>
-        </w:rPr>
-        <w:t xml:space="preserve"> efectiva para lo que tenemos es:</w:t>
+        <w:t>La solución mas efectiva para lo que tenemos es:</w:t>
       </w:r>
     </w:p>
     <w:p>
@@ -2552,49 +2165,7 @@
         <w:rPr>
           <w:lang w:val="es-ES"/>
         </w:rPr>
-        <w:t xml:space="preserve">La razón por la que no podemos hacerlo únicamente con la medición de la tensión es </w:t>
-      </w:r>
-      <w:proofErr w:type="spellStart"/>
-      <w:r>
-        <w:rPr>
-          <w:lang w:val="es-ES"/>
-        </w:rPr>
-        <w:t>por que</w:t>
-      </w:r>
-      <w:proofErr w:type="spellEnd"/>
-      <w:r>
-        <w:rPr>
-          <w:lang w:val="es-ES"/>
-        </w:rPr>
-        <w:t xml:space="preserve"> depende de diversos factores, el principal, la carga, a mayor carga (</w:t>
-      </w:r>
-      <w:proofErr w:type="spellStart"/>
-      <w:r>
-        <w:rPr>
-          <w:lang w:val="es-ES"/>
-        </w:rPr>
-        <w:t>mas</w:t>
-      </w:r>
-      <w:proofErr w:type="spellEnd"/>
-      <w:r>
-        <w:rPr>
-          <w:lang w:val="es-ES"/>
-        </w:rPr>
-        <w:t xml:space="preserve"> aceleración) mayor es la corriente y menos tensión nos provee la batería por las resistencias del cobre e internas de la misma. Lo ideal es realizar la medición usando el conteo de Coulomb. Se puede realizar de forma menos precisa simplemente con el divisor resistivo y el sensor omitiendo la medición de aquellos casos en que el consumo de corriente sea excesivo, </w:t>
-      </w:r>
-      <w:proofErr w:type="spellStart"/>
-      <w:r>
-        <w:rPr>
-          <w:lang w:val="es-ES"/>
-        </w:rPr>
-        <w:t>seria</w:t>
-      </w:r>
-      <w:proofErr w:type="spellEnd"/>
-      <w:r>
-        <w:rPr>
-          <w:lang w:val="es-ES"/>
-        </w:rPr>
-        <w:t xml:space="preserve"> como omitir ese instante y quedarse con el valor anterior.</w:t>
+        <w:t>La razón por la que no podemos hacerlo únicamente con la medición de la tensión es por que depende de diversos factores, el principal, la carga, a mayor carga (mas aceleración) mayor es la corriente y menos tensión nos provee la batería por las resistencias del cobre e internas de la misma. Lo ideal es realizar la medición usando el conteo de Coulomb. Se puede realizar de forma menos precisa simplemente con el divisor resistivo y el sensor omitiendo la medición de aquellos casos en que el consumo de corriente sea excesivo, seria como omitir ese instante y quedarse con el valor anterior.</w:t>
       </w:r>
     </w:p>
     <w:p>
@@ -2728,38 +2299,24 @@
         <w:rPr>
           <w:rStyle w:val="nfasisintenso"/>
         </w:rPr>
-        <w:t xml:space="preserve">Vamos a colocar los dos sensores, el de voltaje y corriente y después Leo va a ver de </w:t>
-      </w:r>
-      <w:proofErr w:type="spellStart"/>
-      <w:r>
+        <w:t>Vamos a colocar los dos sensores, el de voltaje y corriente y después Leo va a ver de que manera hacer la simplificación.</w:t>
+      </w:r>
+    </w:p>
+    <w:p>
+      <w:pPr>
+        <w:pStyle w:val="Prrafodelista"/>
+        <w:numPr>
+          <w:ilvl w:val="0"/>
+          <w:numId w:val="12"/>
+        </w:numPr>
         <w:rPr>
           <w:rStyle w:val="nfasisintenso"/>
         </w:rPr>
-        <w:t>que</w:t>
-      </w:r>
-      <w:proofErr w:type="spellEnd"/>
+      </w:pPr>
       <w:r>
         <w:rPr>
           <w:rStyle w:val="nfasisintenso"/>
         </w:rPr>
-        <w:t xml:space="preserve"> manera hacer la simplificación.</w:t>
-      </w:r>
-    </w:p>
-    <w:p>
-      <w:pPr>
-        <w:pStyle w:val="Prrafodelista"/>
-        <w:numPr>
-          <w:ilvl w:val="0"/>
-          <w:numId w:val="12"/>
-        </w:numPr>
-        <w:rPr>
-          <w:rStyle w:val="nfasisintenso"/>
-        </w:rPr>
-      </w:pPr>
-      <w:r>
-        <w:rPr>
-          <w:rStyle w:val="nfasisintenso"/>
-        </w:rPr>
         <w:t xml:space="preserve">Vamos a colocar el conversor AD fuera de la ESP32 para tener mayor precisión. Además, podemos usar las demás entradas para otra cosa. ¿La comunicación es I2C?  </w:t>
       </w:r>
     </w:p>
@@ -2830,21 +2387,7 @@
         <w:rPr>
           <w:lang w:val="es-ES"/>
         </w:rPr>
-        <w:t xml:space="preserve">Divisor Resistivo o Transceptor para tomar Datos del </w:t>
-      </w:r>
-      <w:proofErr w:type="spellStart"/>
-      <w:r>
-        <w:rPr>
-          <w:lang w:val="es-ES"/>
-        </w:rPr>
-        <w:t>Display</w:t>
-      </w:r>
-      <w:proofErr w:type="spellEnd"/>
-      <w:r>
-        <w:rPr>
-          <w:lang w:val="es-ES"/>
-        </w:rPr>
-        <w:t>:</w:t>
+        <w:t>Divisor Resistivo o Transceptor para tomar Datos del Display:</w:t>
       </w:r>
     </w:p>
     <w:p>
@@ -2862,63 +2405,7 @@
         <w:rPr>
           <w:lang w:val="es-ES"/>
         </w:rPr>
-        <w:t xml:space="preserve">Actualmente estamos usando un divisor resistivo para tomar los datos que vienen desde la controladora de </w:t>
-      </w:r>
-      <w:proofErr w:type="spellStart"/>
-      <w:r>
-        <w:rPr>
-          <w:lang w:val="es-ES"/>
-        </w:rPr>
-        <w:t>Salus</w:t>
-      </w:r>
-      <w:proofErr w:type="spellEnd"/>
-      <w:r>
-        <w:rPr>
-          <w:lang w:val="es-ES"/>
-        </w:rPr>
-        <w:t xml:space="preserve"> hacia el </w:t>
-      </w:r>
-      <w:proofErr w:type="spellStart"/>
-      <w:r>
-        <w:rPr>
-          <w:lang w:val="es-ES"/>
-        </w:rPr>
-        <w:t>Display</w:t>
-      </w:r>
-      <w:proofErr w:type="spellEnd"/>
-      <w:r>
-        <w:rPr>
-          <w:lang w:val="es-ES"/>
-        </w:rPr>
-        <w:t xml:space="preserve"> porque el nivel de voltaje del protocolo de comunicación es mayor que el que soporta una ESP32 (VOTOL: 5,2V – ESP32: 3,3). El problema con este circuito es que al estar únicamente conformado por resistencias no tiene las protecciones ni resguardos necesarios para que la comunicación no sea errónea. Esto se podría solucionar con un componente llamado “</w:t>
-      </w:r>
-      <w:proofErr w:type="spellStart"/>
-      <w:r>
-        <w:rPr>
-          <w:lang w:val="es-ES"/>
-        </w:rPr>
-        <w:t>Level</w:t>
-      </w:r>
-      <w:proofErr w:type="spellEnd"/>
-      <w:r>
-        <w:rPr>
-          <w:lang w:val="es-ES"/>
-        </w:rPr>
-        <w:t xml:space="preserve"> </w:t>
-      </w:r>
-      <w:proofErr w:type="spellStart"/>
-      <w:r>
-        <w:rPr>
-          <w:lang w:val="es-ES"/>
-        </w:rPr>
-        <w:t>Shifting</w:t>
-      </w:r>
-      <w:proofErr w:type="spellEnd"/>
-      <w:r>
-        <w:rPr>
-          <w:lang w:val="es-ES"/>
-        </w:rPr>
-        <w:t xml:space="preserve">” que tiene esta finalidad. </w:t>
+        <w:t xml:space="preserve">Actualmente estamos usando un divisor resistivo para tomar los datos que vienen desde la controladora de Salus hacia el Display porque el nivel de voltaje del protocolo de comunicación es mayor que el que soporta una ESP32 (VOTOL: 5,2V – ESP32: 3,3). El problema con este circuito es que al estar únicamente conformado por resistencias no tiene las protecciones ni resguardos necesarios para que la comunicación no sea errónea. Esto se podría solucionar con un componente llamado “Level Shifting” que tiene esta finalidad. </w:t>
       </w:r>
     </w:p>
     <w:p>
@@ -3017,21 +2504,7 @@
         <w:rPr>
           <w:lang w:val="es-ES"/>
         </w:rPr>
-        <w:t xml:space="preserve">Podemos hacer directamente con un divisor resistivo y un Schmitt </w:t>
-      </w:r>
-      <w:proofErr w:type="spellStart"/>
-      <w:r>
-        <w:rPr>
-          <w:lang w:val="es-ES"/>
-        </w:rPr>
-        <w:t>trigger</w:t>
-      </w:r>
-      <w:proofErr w:type="spellEnd"/>
-      <w:r>
-        <w:rPr>
-          <w:lang w:val="es-ES"/>
-        </w:rPr>
-        <w:t xml:space="preserve"> para limpiar la señal de ruido y asegurarnos que nos llegue la señal limpia.</w:t>
+        <w:t>Podemos hacer directamente con un divisor resistivo y un Schmitt trigger para limpiar la señal de ruido y asegurarnos que nos llegue la señal limpia.</w:t>
       </w:r>
     </w:p>
     <w:p>
@@ -3049,21 +2522,7 @@
         <w:rPr>
           <w:lang w:val="es-ES"/>
         </w:rPr>
-        <w:t xml:space="preserve">El problema del Schmitt </w:t>
-      </w:r>
-      <w:proofErr w:type="spellStart"/>
-      <w:r>
-        <w:rPr>
-          <w:lang w:val="es-ES"/>
-        </w:rPr>
-        <w:t>Trigger</w:t>
-      </w:r>
-      <w:proofErr w:type="spellEnd"/>
-      <w:r>
-        <w:rPr>
-          <w:lang w:val="es-ES"/>
-        </w:rPr>
-        <w:t xml:space="preserve"> es que tenemos que buscar alguno en particular que nos sirva para nuestros umbrales, de igual manera la señal está muy limpia a la salida, por lo menos en el osciloscopio. La otra forma (Si es que no conseguimos un Schmitt que nos proporcione esos umbrales) podemos diseñarlo con comparadores o amplificadores operacionales.</w:t>
+        <w:t>El problema del Schmitt Trigger es que tenemos que buscar alguno en particular que nos sirva para nuestros umbrales, de igual manera la señal está muy limpia a la salida, por lo menos en el osciloscopio. La otra forma (Si es que no conseguimos un Schmitt que nos proporcione esos umbrales) podemos diseñarlo con comparadores o amplificadores operacionales.</w:t>
       </w:r>
     </w:p>
     <w:p>
@@ -3183,84 +2642,42 @@
         <w:rPr>
           <w:rStyle w:val="nfasisintenso"/>
         </w:rPr>
-        <w:t xml:space="preserve">Diseñamos otro circuito basado en la versión del MOSFET de los </w:t>
-      </w:r>
-      <w:proofErr w:type="spellStart"/>
-      <w:r>
+        <w:t>Diseñamos otro circuito basado en la versión del MOSFET de los level shiftters, lo hacemos únicamente con un diodo de forma que podamos reducir el uso de corriente.</w:t>
+      </w:r>
+    </w:p>
+    <w:p>
+      <w:pPr>
+        <w:pStyle w:val="Prrafodelista"/>
+        <w:numPr>
+          <w:ilvl w:val="0"/>
+          <w:numId w:val="11"/>
+        </w:numPr>
         <w:rPr>
           <w:rStyle w:val="nfasisintenso"/>
         </w:rPr>
-        <w:t>level</w:t>
-      </w:r>
-      <w:proofErr w:type="spellEnd"/>
+      </w:pPr>
       <w:r>
         <w:rPr>
           <w:rStyle w:val="nfasisintenso"/>
         </w:rPr>
-        <w:t xml:space="preserve"> </w:t>
-      </w:r>
-      <w:proofErr w:type="spellStart"/>
-      <w:r>
+        <w:t>Sin Schmitt trigger. Sale bastante limpio de la controladora y no esta tan lejos.</w:t>
+      </w:r>
+    </w:p>
+    <w:p>
+      <w:pPr>
+        <w:pStyle w:val="Prrafodelista"/>
+        <w:numPr>
+          <w:ilvl w:val="0"/>
+          <w:numId w:val="11"/>
+        </w:numPr>
         <w:rPr>
           <w:rStyle w:val="nfasisintenso"/>
         </w:rPr>
-        <w:t>shiftters</w:t>
-      </w:r>
-      <w:proofErr w:type="spellEnd"/>
+      </w:pPr>
       <w:r>
         <w:rPr>
           <w:rStyle w:val="nfasisintenso"/>
         </w:rPr>
-        <w:t>, lo hacemos únicamente con un diodo de forma que podamos reducir el uso de corriente.</w:t>
-      </w:r>
-    </w:p>
-    <w:p>
-      <w:pPr>
-        <w:pStyle w:val="Prrafodelista"/>
-        <w:numPr>
-          <w:ilvl w:val="0"/>
-          <w:numId w:val="11"/>
-        </w:numPr>
-        <w:rPr>
-          <w:rStyle w:val="nfasisintenso"/>
-        </w:rPr>
-      </w:pPr>
-      <w:r>
-        <w:rPr>
-          <w:rStyle w:val="nfasisintenso"/>
-        </w:rPr>
-        <w:t xml:space="preserve">Sin Schmitt </w:t>
-      </w:r>
-      <w:proofErr w:type="spellStart"/>
-      <w:r>
-        <w:rPr>
-          <w:rStyle w:val="nfasisintenso"/>
-        </w:rPr>
-        <w:t>trigger</w:t>
-      </w:r>
-      <w:proofErr w:type="spellEnd"/>
-      <w:r>
-        <w:rPr>
-          <w:rStyle w:val="nfasisintenso"/>
-        </w:rPr>
-        <w:t>. Sale bastante limpio de la controladora y no esta tan lejos.</w:t>
-      </w:r>
-    </w:p>
-    <w:p>
-      <w:pPr>
-        <w:pStyle w:val="Prrafodelista"/>
-        <w:numPr>
-          <w:ilvl w:val="0"/>
-          <w:numId w:val="11"/>
-        </w:numPr>
-        <w:rPr>
-          <w:rStyle w:val="nfasisintenso"/>
-        </w:rPr>
-      </w:pPr>
-      <w:r>
-        <w:rPr>
-          <w:rStyle w:val="nfasisintenso"/>
-        </w:rPr>
         <w:t xml:space="preserve">Vamos a usar un diodo Schottky </w:t>
       </w:r>
     </w:p>
@@ -3330,21 +2747,7 @@
         <w:rPr>
           <w:lang w:val="es-ES"/>
         </w:rPr>
-        <w:t xml:space="preserve">Arrancamos con la investigación para poner un amplificador en </w:t>
-      </w:r>
-      <w:proofErr w:type="spellStart"/>
-      <w:r>
-        <w:rPr>
-          <w:lang w:val="es-ES"/>
-        </w:rPr>
-        <w:t>Salus</w:t>
-      </w:r>
-      <w:proofErr w:type="spellEnd"/>
-      <w:r>
-        <w:rPr>
-          <w:lang w:val="es-ES"/>
-        </w:rPr>
-        <w:t>.</w:t>
+        <w:t>Arrancamos con la investigación para poner un amplificador en Salus.</w:t>
       </w:r>
     </w:p>
     <w:p>
@@ -3398,21 +2801,7 @@
         <w:rPr>
           <w:lang w:val="es-ES"/>
         </w:rPr>
-        <w:t xml:space="preserve">De otra manera si nos demoramos mucho lo ideal </w:t>
-      </w:r>
-      <w:proofErr w:type="spellStart"/>
-      <w:r>
-        <w:rPr>
-          <w:lang w:val="es-ES"/>
-        </w:rPr>
-        <w:t>seria</w:t>
-      </w:r>
-      <w:proofErr w:type="spellEnd"/>
-      <w:r>
-        <w:rPr>
-          <w:lang w:val="es-ES"/>
-        </w:rPr>
-        <w:t xml:space="preserve"> comprar uno que funcione en internet para desarmarlo y usar la bocina con el circuito de amplificación.</w:t>
+        <w:t>De otra manera si nos demoramos mucho lo ideal seria comprar uno que funcione en internet para desarmarlo y usar la bocina con el circuito de amplificación.</w:t>
       </w:r>
     </w:p>
     <w:p>
@@ -3448,21 +2837,7 @@
         <w:rPr>
           <w:lang w:val="es-ES"/>
         </w:rPr>
-        <w:t xml:space="preserve">Intenté ver de </w:t>
-      </w:r>
-      <w:proofErr w:type="spellStart"/>
-      <w:r>
-        <w:rPr>
-          <w:lang w:val="es-ES"/>
-        </w:rPr>
-        <w:t>que</w:t>
-      </w:r>
-      <w:proofErr w:type="spellEnd"/>
-      <w:r>
-        <w:rPr>
-          <w:lang w:val="es-ES"/>
-        </w:rPr>
-        <w:t xml:space="preserve"> manera funciona el amplificador y parlante de las ruedas que trajeron de China, pero no tiene instrucciones de uso y el circuito es demasiado engorroso como para perder tiempo en eso. Parece que contiene unos drivers de USB y además un Chip Único de Sonido Integrado. Además, seguramente requiere de amplificación mediante parlantes.</w:t>
+        <w:t>Intenté ver de que manera funciona el amplificador y parlante de las ruedas que trajeron de China, pero no tiene instrucciones de uso y el circuito es demasiado engorroso como para perder tiempo en eso. Parece que contiene unos drivers de USB y además un Chip Único de Sonido Integrado. Además, seguramente requiere de amplificación mediante parlantes.</w:t>
       </w:r>
     </w:p>
     <w:p>
@@ -3610,21 +2985,7 @@
         <w:rPr>
           <w:lang w:val="es-ES"/>
         </w:rPr>
-        <w:t xml:space="preserve">Lo ideal </w:t>
-      </w:r>
-      <w:proofErr w:type="spellStart"/>
-      <w:r>
-        <w:rPr>
-          <w:lang w:val="es-ES"/>
-        </w:rPr>
-        <w:t>seria</w:t>
-      </w:r>
-      <w:proofErr w:type="spellEnd"/>
-      <w:r>
-        <w:rPr>
-          <w:lang w:val="es-ES"/>
-        </w:rPr>
-        <w:t xml:space="preserve"> hacerlo con el amplificador tipo D. El lunes seguimos buscando.</w:t>
+        <w:t>Lo ideal seria hacerlo con el amplificador tipo D. El lunes seguimos buscando.</w:t>
       </w:r>
     </w:p>
     <w:p>
@@ -3642,35 +3003,7 @@
         <w:rPr>
           <w:lang w:val="es-ES"/>
         </w:rPr>
-        <w:t xml:space="preserve">Por lo que estuve investigando (Hoy lunes 26/1/2026), existen distintas etapas de amplificación en un parlante, </w:t>
-      </w:r>
-      <w:proofErr w:type="spellStart"/>
-      <w:r>
-        <w:rPr>
-          <w:lang w:val="es-ES"/>
-        </w:rPr>
-        <w:t>preamplificacion</w:t>
-      </w:r>
-      <w:proofErr w:type="spellEnd"/>
-      <w:r>
-        <w:rPr>
-          <w:lang w:val="es-ES"/>
-        </w:rPr>
-        <w:t xml:space="preserve"> (Amplificación de tensión sin corriente) y amplificación de potencia (Amplificación de corriente para permitir el movimiento de las bocinas). Nosotros igualmente únicamente necesitaríamos solo la etapa de amplificación de potencia (corriente) porque la </w:t>
-      </w:r>
-      <w:proofErr w:type="spellStart"/>
-      <w:r>
-        <w:rPr>
-          <w:lang w:val="es-ES"/>
-        </w:rPr>
-        <w:t>preamplificacion</w:t>
-      </w:r>
-      <w:proofErr w:type="spellEnd"/>
-      <w:r>
-        <w:rPr>
-          <w:lang w:val="es-ES"/>
-        </w:rPr>
-        <w:t xml:space="preserve"> se usa para cosas profesionales.</w:t>
+        <w:t>Por lo que estuve investigando (Hoy lunes 26/1/2026), existen distintas etapas de amplificación en un parlante, preamplificacion (Amplificación de tensión sin corriente) y amplificación de potencia (Amplificación de corriente para permitir el movimiento de las bocinas). Nosotros igualmente únicamente necesitaríamos solo la etapa de amplificación de potencia (corriente) porque la preamplificacion se usa para cosas profesionales.</w:t>
       </w:r>
     </w:p>
     <w:p>
@@ -3802,21 +3135,7 @@
         <w:rPr>
           <w:lang w:val="es-ES"/>
         </w:rPr>
-        <w:t xml:space="preserve">SMD (Surface Mount </w:t>
-      </w:r>
-      <w:proofErr w:type="spellStart"/>
-      <w:r>
-        <w:rPr>
-          <w:lang w:val="es-ES"/>
-        </w:rPr>
-        <w:t>Device</w:t>
-      </w:r>
-      <w:proofErr w:type="spellEnd"/>
-      <w:r>
-        <w:rPr>
-          <w:lang w:val="es-ES"/>
-        </w:rPr>
-        <w:t xml:space="preserve"> – Dispositivos de montaje superficial). La principal diferencia con los componentes con los que contamos actualmente es que se requiere agujeros de montaje.</w:t>
+        <w:t>SMD (Surface Mount Device – Dispositivos de montaje superficial). La principal diferencia con los componentes con los que contamos actualmente es que se requiere agujeros de montaje.</w:t>
       </w:r>
     </w:p>
     <w:p>
@@ -3840,35 +3159,7 @@
         <w:rPr>
           <w:lang w:val="es-ES"/>
         </w:rPr>
-        <w:t xml:space="preserve"> buscamos en </w:t>
-      </w:r>
-      <w:proofErr w:type="spellStart"/>
-      <w:r>
-        <w:rPr>
-          <w:lang w:val="es-ES"/>
-        </w:rPr>
-        <w:t>datasheets</w:t>
-      </w:r>
-      <w:proofErr w:type="spellEnd"/>
-      <w:r>
-        <w:rPr>
-          <w:lang w:val="es-ES"/>
-        </w:rPr>
-        <w:t xml:space="preserve"> y luego comprobamos el funcionamiento simulándolo en </w:t>
-      </w:r>
-      <w:proofErr w:type="spellStart"/>
-      <w:r>
-        <w:rPr>
-          <w:lang w:val="es-ES"/>
-        </w:rPr>
-        <w:t>LTSpice</w:t>
-      </w:r>
-      <w:proofErr w:type="spellEnd"/>
-      <w:r>
-        <w:rPr>
-          <w:lang w:val="es-ES"/>
-        </w:rPr>
-        <w:t>.</w:t>
+        <w:t xml:space="preserve"> buscamos en datasheets y luego comprobamos el funcionamiento simulándolo en LTSpice.</w:t>
       </w:r>
     </w:p>
     <w:p>
@@ -3886,21 +3177,7 @@
         <w:rPr>
           <w:lang w:val="es-ES"/>
         </w:rPr>
-        <w:t xml:space="preserve">Vamos a repasar componente por componente en el diseño actual de </w:t>
-      </w:r>
-      <w:proofErr w:type="spellStart"/>
-      <w:r>
-        <w:rPr>
-          <w:lang w:val="es-ES"/>
-        </w:rPr>
-        <w:t>Kicad</w:t>
-      </w:r>
-      <w:proofErr w:type="spellEnd"/>
-      <w:r>
-        <w:rPr>
-          <w:lang w:val="es-ES"/>
-        </w:rPr>
-        <w:t xml:space="preserve"> y buscar los componentes por separado.</w:t>
+        <w:t>Vamos a repasar componente por componente en el diseño actual de Kicad y buscar los componentes por separado.</w:t>
       </w:r>
     </w:p>
     <w:p>
@@ -3928,14 +3205,12 @@
         </w:rPr>
       </w:pPr>
       <w:hyperlink r:id="rId29" w:history="1">
-        <w:proofErr w:type="spellStart"/>
         <w:r>
           <w:rPr>
             <w:rStyle w:val="Hipervnculo"/>
           </w:rPr>
           <w:t>Aca</w:t>
         </w:r>
-        <w:proofErr w:type="spellEnd"/>
       </w:hyperlink>
       <w:r>
         <w:rPr>
@@ -3971,35 +3246,7 @@
         <w:rPr>
           <w:rStyle w:val="nfasis"/>
         </w:rPr>
-        <w:t>El tema es que hay que cambiar la resistencia del Zener por una de 1K para que le de la corriente de encendido (</w:t>
-      </w:r>
-      <w:proofErr w:type="spellStart"/>
-      <w:r>
-        <w:rPr>
-          <w:rStyle w:val="nfasis"/>
-        </w:rPr>
-        <w:t>Izk</w:t>
-      </w:r>
-      <w:proofErr w:type="spellEnd"/>
-      <w:r>
-        <w:rPr>
-          <w:rStyle w:val="nfasis"/>
-        </w:rPr>
-        <w:t xml:space="preserve">) como vimos en el </w:t>
-      </w:r>
-      <w:proofErr w:type="spellStart"/>
-      <w:r>
-        <w:rPr>
-          <w:rStyle w:val="nfasis"/>
-        </w:rPr>
-        <w:t>datasheet</w:t>
-      </w:r>
-      <w:proofErr w:type="spellEnd"/>
-      <w:r>
-        <w:rPr>
-          <w:rStyle w:val="nfasis"/>
-        </w:rPr>
-        <w:t>.</w:t>
+        <w:t>El tema es que hay que cambiar la resistencia del Zener por una de 1K para que le de la corriente de encendido (Izk) como vimos en el datasheet.</w:t>
       </w:r>
     </w:p>
     <w:p>
@@ -4155,21 +3402,7 @@
         <w:rPr>
           <w:rStyle w:val="nfasis"/>
         </w:rPr>
-        <w:t xml:space="preserve">La mayoría que ofrece JLCPCB son THT, estos que están arriba son SMD y los tienen en stock para usar. Ofrecen </w:t>
-      </w:r>
-      <w:proofErr w:type="spellStart"/>
-      <w:r>
-        <w:rPr>
-          <w:rStyle w:val="nfasis"/>
-        </w:rPr>
-        <w:t>footprint</w:t>
-      </w:r>
-      <w:proofErr w:type="spellEnd"/>
-      <w:r>
-        <w:rPr>
-          <w:rStyle w:val="nfasis"/>
-        </w:rPr>
-        <w:t xml:space="preserve"> y </w:t>
+        <w:t xml:space="preserve">La mayoría que ofrece JLCPCB son THT, estos que están arriba son SMD y los tienen en stock para usar. Ofrecen footprint y </w:t>
       </w:r>
       <w:r>
         <w:rPr>
@@ -4189,39 +3422,19 @@
           <w:rStyle w:val="nfasis"/>
         </w:rPr>
       </w:pPr>
-      <w:proofErr w:type="spellStart"/>
       <w:r>
         <w:rPr>
           <w:rStyle w:val="nfasis"/>
         </w:rPr>
         <w:lastRenderedPageBreak/>
-        <w:t>Aca</w:t>
-      </w:r>
-      <w:proofErr w:type="spellEnd"/>
-      <w:r>
-        <w:rPr>
-          <w:rStyle w:val="nfasis"/>
-        </w:rPr>
-        <w:t xml:space="preserve"> hicimos una modificación cuando hicimos la simulación, cambiamos para el de 7V a un Zener de 5.1V. </w:t>
+        <w:t xml:space="preserve">Aca hicimos una modificación cuando hicimos la simulación, cambiamos para el de 7V a un Zener de 5.1V. </w:t>
       </w:r>
       <w:hyperlink r:id="rId30" w:history="1">
         <w:r>
           <w:rPr>
             <w:rStyle w:val="Hipervnculo"/>
           </w:rPr>
-          <w:t>A</w:t>
-        </w:r>
-        <w:r>
-          <w:rPr>
-            <w:rStyle w:val="Hipervnculo"/>
-          </w:rPr>
-          <w:t>C</w:t>
-        </w:r>
-        <w:r>
-          <w:rPr>
-            <w:rStyle w:val="Hipervnculo"/>
-          </w:rPr>
-          <w:t>A</w:t>
+          <w:t>ACA</w:t>
         </w:r>
       </w:hyperlink>
     </w:p>
@@ -4256,21 +3469,7 @@
         <w:rPr>
           <w:rStyle w:val="nfasis"/>
         </w:rPr>
-        <w:t xml:space="preserve">Resistencia de 1K Zener (Cambiamos la resistencia de 2K que sale en el esquemático de </w:t>
-      </w:r>
-      <w:proofErr w:type="spellStart"/>
-      <w:r>
-        <w:rPr>
-          <w:rStyle w:val="nfasis"/>
-        </w:rPr>
-        <w:t>Salus</w:t>
-      </w:r>
-      <w:proofErr w:type="spellEnd"/>
-      <w:r>
-        <w:rPr>
-          <w:rStyle w:val="nfasis"/>
-        </w:rPr>
-        <w:t xml:space="preserve"> III porque necesitábamos asegurarnos que el Zener prenda).</w:t>
+        <w:t>Resistencia de 1K Zener (Cambiamos la resistencia de 2K que sale en el esquemático de Salus III porque necesitábamos asegurarnos que el Zener prenda).</w:t>
       </w:r>
       <w:r>
         <w:rPr>
@@ -4300,25 +3499,7 @@
             <w:i/>
             <w:iCs/>
           </w:rPr>
-          <w:t>RTT1</w:t>
-        </w:r>
-        <w:r>
-          <w:rPr>
-            <w:rStyle w:val="Hipervnculo"/>
-            <w:rFonts w:hint="eastAsia"/>
-            <w:i/>
-            <w:iCs/>
-          </w:rPr>
-          <w:t>2</w:t>
-        </w:r>
-        <w:r>
-          <w:rPr>
-            <w:rStyle w:val="Hipervnculo"/>
-            <w:rFonts w:hint="eastAsia"/>
-            <w:i/>
-            <w:iCs/>
-          </w:rPr>
-          <w:t>122JTP</w:t>
+          <w:t>RTT12122JTP</w:t>
         </w:r>
       </w:hyperlink>
       <w:r>
@@ -4363,35 +3544,7 @@
         <w:rPr>
           <w:rStyle w:val="nfasis"/>
         </w:rPr>
-        <w:t xml:space="preserve">Resistencia 47K, </w:t>
-      </w:r>
-      <w:proofErr w:type="spellStart"/>
-      <w:r>
-        <w:rPr>
-          <w:rStyle w:val="nfasis"/>
-        </w:rPr>
-        <w:t>esta</w:t>
-      </w:r>
-      <w:proofErr w:type="spellEnd"/>
-      <w:r>
-        <w:rPr>
-          <w:rStyle w:val="nfasis"/>
-        </w:rPr>
-        <w:t xml:space="preserve"> la dejamos tal cual porque es la que usamos para levantarle la tensión al Gate del </w:t>
-      </w:r>
-      <w:proofErr w:type="spellStart"/>
-      <w:r>
-        <w:rPr>
-          <w:rStyle w:val="nfasis"/>
-        </w:rPr>
-        <w:t>mosfet</w:t>
-      </w:r>
-      <w:proofErr w:type="spellEnd"/>
-      <w:r>
-        <w:rPr>
-          <w:rStyle w:val="nfasis"/>
-        </w:rPr>
-        <w:t xml:space="preserve"> tipo P del circuito de seguridad.</w:t>
+        <w:t>Resistencia 47K, esta la dejamos tal cual porque es la que usamos para levantarle la tensión al Gate del mosfet tipo P del circuito de seguridad.</w:t>
       </w:r>
       <w:r>
         <w:rPr>
@@ -4404,19 +3557,7 @@
           <w:rPr>
             <w:rStyle w:val="Hipervnculo"/>
           </w:rPr>
-          <w:t>RCT064</w:t>
-        </w:r>
-        <w:r>
-          <w:rPr>
-            <w:rStyle w:val="Hipervnculo"/>
-          </w:rPr>
-          <w:t>7</w:t>
-        </w:r>
-        <w:r>
-          <w:rPr>
-            <w:rStyle w:val="Hipervnculo"/>
-          </w:rPr>
-          <w:t>KFLF</w:t>
+          <w:t>RCT0647KFLF</w:t>
         </w:r>
       </w:hyperlink>
       <w:r>
@@ -4524,19 +3665,11 @@
           <w:rStyle w:val="nfasis"/>
         </w:rPr>
       </w:pPr>
-      <w:proofErr w:type="spellStart"/>
-      <w:r>
-        <w:rPr>
-          <w:rStyle w:val="nfasis"/>
-        </w:rPr>
-        <w:t>Mosfet</w:t>
-      </w:r>
-      <w:proofErr w:type="spellEnd"/>
-      <w:r>
-        <w:rPr>
-          <w:rStyle w:val="nfasis"/>
-        </w:rPr>
-        <w:t xml:space="preserve"> </w:t>
+      <w:r>
+        <w:rPr>
+          <w:rStyle w:val="nfasis"/>
+        </w:rPr>
+        <w:t xml:space="preserve">Mosfet </w:t>
       </w:r>
       <w:r>
         <w:rPr>
@@ -4585,21 +3718,7 @@
         <w:rPr>
           <w:rStyle w:val="nfasis"/>
         </w:rPr>
-        <w:t xml:space="preserve"> pero me gustaría saber si puedo reemplazarlo por otro tipo de </w:t>
-      </w:r>
-      <w:proofErr w:type="spellStart"/>
-      <w:r>
-        <w:rPr>
-          <w:rStyle w:val="nfasis"/>
-        </w:rPr>
-        <w:t>mosfet</w:t>
-      </w:r>
-      <w:proofErr w:type="spellEnd"/>
-      <w:r>
-        <w:rPr>
-          <w:rStyle w:val="nfasis"/>
-        </w:rPr>
-        <w:t xml:space="preserve">, encontré el que </w:t>
+        <w:t xml:space="preserve"> pero me gustaría saber si puedo reemplazarlo por otro tipo de mosfet, encontré el que </w:t>
       </w:r>
       <w:r>
         <w:rPr>
@@ -4611,21 +3730,7 @@
         <w:rPr>
           <w:rStyle w:val="nfasis"/>
         </w:rPr>
-        <w:t xml:space="preserve"> pero SMD o </w:t>
-      </w:r>
-      <w:proofErr w:type="spellStart"/>
-      <w:r>
-        <w:rPr>
-          <w:rStyle w:val="nfasis"/>
-        </w:rPr>
-        <w:t>mas</w:t>
-      </w:r>
-      <w:proofErr w:type="spellEnd"/>
-      <w:r>
-        <w:rPr>
-          <w:rStyle w:val="nfasis"/>
-        </w:rPr>
-        <w:t xml:space="preserve"> pequeño. </w:t>
+        <w:t xml:space="preserve"> pero SMD o mas pequeño. </w:t>
       </w:r>
       <w:hyperlink r:id="rId35" w:history="1">
         <w:r>
@@ -4800,91 +3905,7 @@
         <w:rPr>
           <w:rStyle w:val="nfasis"/>
         </w:rPr>
-        <w:t xml:space="preserve">Creo </w:t>
-      </w:r>
-      <w:proofErr w:type="gramStart"/>
-      <w:r>
-        <w:rPr>
-          <w:rStyle w:val="nfasis"/>
-        </w:rPr>
-        <w:t>que</w:t>
-      </w:r>
-      <w:proofErr w:type="gramEnd"/>
-      <w:r>
-        <w:rPr>
-          <w:rStyle w:val="nfasis"/>
-        </w:rPr>
-        <w:t xml:space="preserve"> hasta acá la investigación de este componente, es de lo </w:t>
-      </w:r>
-      <w:proofErr w:type="spellStart"/>
-      <w:r>
-        <w:rPr>
-          <w:rStyle w:val="nfasis"/>
-        </w:rPr>
-        <w:t>mas</w:t>
-      </w:r>
-      <w:proofErr w:type="spellEnd"/>
-      <w:r>
-        <w:rPr>
-          <w:rStyle w:val="nfasis"/>
-        </w:rPr>
-        <w:t xml:space="preserve"> parecido que encontré, los </w:t>
-      </w:r>
-      <w:proofErr w:type="spellStart"/>
-      <w:r>
-        <w:rPr>
-          <w:rStyle w:val="nfasis"/>
-        </w:rPr>
-        <w:t>datasheets</w:t>
-      </w:r>
-      <w:proofErr w:type="spellEnd"/>
-      <w:r>
-        <w:rPr>
-          <w:rStyle w:val="nfasis"/>
-        </w:rPr>
-        <w:t xml:space="preserve"> y </w:t>
-      </w:r>
-      <w:proofErr w:type="spellStart"/>
-      <w:r>
-        <w:rPr>
-          <w:rStyle w:val="nfasis"/>
-        </w:rPr>
-        <w:t>footprints</w:t>
-      </w:r>
-      <w:proofErr w:type="spellEnd"/>
-      <w:r>
-        <w:rPr>
-          <w:rStyle w:val="nfasis"/>
-        </w:rPr>
-        <w:t xml:space="preserve"> están en las </w:t>
-      </w:r>
-      <w:proofErr w:type="spellStart"/>
-      <w:r>
-        <w:rPr>
-          <w:rStyle w:val="nfasis"/>
-        </w:rPr>
-        <w:t>paginas</w:t>
-      </w:r>
-      <w:proofErr w:type="spellEnd"/>
-      <w:r>
-        <w:rPr>
-          <w:rStyle w:val="nfasis"/>
-        </w:rPr>
-        <w:t xml:space="preserve"> que voy </w:t>
-      </w:r>
-      <w:proofErr w:type="spellStart"/>
-      <w:r>
-        <w:rPr>
-          <w:rStyle w:val="nfasis"/>
-        </w:rPr>
-        <w:t>linkeando</w:t>
-      </w:r>
-      <w:proofErr w:type="spellEnd"/>
-      <w:r>
-        <w:rPr>
-          <w:rStyle w:val="nfasis"/>
-        </w:rPr>
-        <w:t>.</w:t>
+        <w:t>Creo que hasta acá la investigación de este componente, es de lo mas parecido que encontré, los datasheets y footprints están en las paginas que voy linkeando.</w:t>
       </w:r>
     </w:p>
     <w:p>
@@ -4901,19 +3922,11 @@
           <w:rStyle w:val="nfasis"/>
         </w:rPr>
       </w:pPr>
-      <w:proofErr w:type="spellStart"/>
-      <w:r>
-        <w:rPr>
-          <w:rStyle w:val="nfasis"/>
-        </w:rPr>
-        <w:t>Mosfet</w:t>
-      </w:r>
-      <w:proofErr w:type="spellEnd"/>
-      <w:r>
-        <w:rPr>
-          <w:rStyle w:val="nfasis"/>
-        </w:rPr>
-        <w:t xml:space="preserve"> reemplazo IRLB8721:</w:t>
+      <w:r>
+        <w:rPr>
+          <w:rStyle w:val="nfasis"/>
+        </w:rPr>
+        <w:t>Mosfet reemplazo IRLB8721:</w:t>
       </w:r>
     </w:p>
     <w:p>
@@ -4930,19 +3943,11 @@
           <w:iCs/>
         </w:rPr>
       </w:pPr>
-      <w:proofErr w:type="spellStart"/>
-      <w:r>
-        <w:rPr>
-          <w:rStyle w:val="nfasis"/>
-        </w:rPr>
-        <w:t>Despues</w:t>
-      </w:r>
-      <w:proofErr w:type="spellEnd"/>
-      <w:r>
-        <w:rPr>
-          <w:rStyle w:val="nfasis"/>
-        </w:rPr>
-        <w:t xml:space="preserve"> de hacer una buscado y comparativa me decidí por este </w:t>
+      <w:r>
+        <w:rPr>
+          <w:rStyle w:val="nfasis"/>
+        </w:rPr>
+        <w:t xml:space="preserve">Despues de hacer una buscado y comparativa me decidí por este </w:t>
       </w:r>
       <w:hyperlink r:id="rId39" w:history="1">
         <w:r>
@@ -5011,19 +4016,11 @@
           <w:rStyle w:val="nfasis"/>
         </w:rPr>
       </w:pPr>
-      <w:proofErr w:type="spellStart"/>
-      <w:r>
-        <w:rPr>
-          <w:rStyle w:val="nfasis"/>
-        </w:rPr>
-        <w:t>Relay</w:t>
-      </w:r>
-      <w:proofErr w:type="spellEnd"/>
-      <w:r>
-        <w:rPr>
-          <w:rStyle w:val="nfasis"/>
-        </w:rPr>
-        <w:t>:</w:t>
+      <w:r>
+        <w:rPr>
+          <w:rStyle w:val="nfasis"/>
+        </w:rPr>
+        <w:t>Relay:</w:t>
       </w:r>
     </w:p>
     <w:p>
@@ -5041,30 +4038,26 @@
         <w:rPr>
           <w:rStyle w:val="nfasis"/>
         </w:rPr>
-        <w:t xml:space="preserve">Usamos el mismo </w:t>
-      </w:r>
-      <w:proofErr w:type="spellStart"/>
-      <w:proofErr w:type="gramStart"/>
-      <w:r>
-        <w:rPr>
-          <w:rStyle w:val="nfasis"/>
-        </w:rPr>
-        <w:t>Relay</w:t>
-      </w:r>
-      <w:proofErr w:type="spellEnd"/>
-      <w:proofErr w:type="gramEnd"/>
-      <w:r>
-        <w:rPr>
-          <w:rStyle w:val="nfasis"/>
-        </w:rPr>
-        <w:t xml:space="preserve"> pero colocado desde JLCPCB, </w:t>
+        <w:t xml:space="preserve">Usamos el mismo Relay pero colocado desde JLCPCB, </w:t>
       </w:r>
       <w:hyperlink r:id="rId40" w:history="1">
         <w:r>
           <w:rPr>
             <w:rStyle w:val="Hipervnculo"/>
           </w:rPr>
-          <w:t>SRD-05VDC-SL-B</w:t>
+          <w:t>SRD-05</w:t>
+        </w:r>
+        <w:r>
+          <w:rPr>
+            <w:rStyle w:val="Hipervnculo"/>
+          </w:rPr>
+          <w:t>V</w:t>
+        </w:r>
+        <w:r>
+          <w:rPr>
+            <w:rStyle w:val="Hipervnculo"/>
+          </w:rPr>
+          <w:t>DC-SL-B</w:t>
         </w:r>
       </w:hyperlink>
       <w:r>
@@ -5076,6 +4069,34 @@
     </w:p>
     <w:p>
       <w:pPr>
+        <w:pStyle w:val="Prrafodelista"/>
+        <w:numPr>
+          <w:ilvl w:val="0"/>
+          <w:numId w:val="19"/>
+        </w:numPr>
+        <w:rPr>
+          <w:rStyle w:val="nfasis"/>
+        </w:rPr>
+      </w:pPr>
+      <w:r>
+        <w:rPr>
+          <w:rStyle w:val="nfasis"/>
+        </w:rPr>
+        <w:t xml:space="preserve">Cambiamos el Relay por: </w:t>
+      </w:r>
+      <w:r>
+        <w:rPr>
+          <w:rFonts w:cstheme="minorHAnsi" w:hint="eastAsia"/>
+          <w:b/>
+          <w:bCs/>
+          <w:sz w:val="24"/>
+          <w:szCs w:val="24"/>
+        </w:rPr>
+        <w:t>SRD-05VDC-SL-C</w:t>
+      </w:r>
+    </w:p>
+    <w:p>
+      <w:pPr>
         <w:rPr>
           <w:rStyle w:val="nfasis"/>
         </w:rPr>
@@ -5092,7 +4113,6 @@
         <w:rPr>
           <w:rStyle w:val="nfasis"/>
         </w:rPr>
-        <w:lastRenderedPageBreak/>
         <w:t>TVS:</w:t>
       </w:r>
     </w:p>
@@ -5118,7 +4138,13 @@
           <w:rPr>
             <w:rStyle w:val="Hipervnculo"/>
           </w:rPr>
-          <w:t>TVS</w:t>
+          <w:t>TV</w:t>
+        </w:r>
+        <w:r>
+          <w:rPr>
+            <w:rStyle w:val="Hipervnculo"/>
+          </w:rPr>
+          <w:t>S</w:t>
         </w:r>
       </w:hyperlink>
       <w:r>
@@ -5127,6 +4153,53 @@
         </w:rPr>
         <w:t>.</w:t>
       </w:r>
+    </w:p>
+    <w:p>
+      <w:pPr>
+        <w:pStyle w:val="Prrafodelista"/>
+        <w:numPr>
+          <w:ilvl w:val="0"/>
+          <w:numId w:val="19"/>
+        </w:numPr>
+        <w:rPr>
+          <w:i/>
+          <w:iCs/>
+        </w:rPr>
+      </w:pPr>
+      <w:r>
+        <w:rPr>
+          <w:rStyle w:val="nfasis"/>
+        </w:rPr>
+        <w:t xml:space="preserve">Cambiamos el TVS por: </w:t>
+      </w:r>
+      <w:r>
+        <w:rPr>
+          <w:rFonts w:cstheme="minorHAnsi" w:hint="eastAsia"/>
+          <w:b/>
+          <w:bCs/>
+          <w:sz w:val="24"/>
+          <w:szCs w:val="24"/>
+        </w:rPr>
+        <w:t>1N6267A-E3/54</w:t>
+      </w:r>
+      <w:r>
+        <w:rPr>
+          <w:rFonts w:cstheme="minorHAnsi"/>
+          <w:b/>
+          <w:bCs/>
+          <w:sz w:val="24"/>
+          <w:szCs w:val="24"/>
+        </w:rPr>
+        <w:t>.</w:t>
+      </w:r>
+    </w:p>
+    <w:p>
+      <w:pPr>
+        <w:ind w:left="720"/>
+        <w:rPr>
+          <w:rStyle w:val="nfasis"/>
+        </w:rPr>
+      </w:pPr>
     </w:p>
     <w:p>
       <w:pPr>
@@ -5209,97 +4282,77 @@
           <w:rPr>
             <w:rStyle w:val="Hipervnculo"/>
           </w:rPr>
-          <w:t>alimen</w:t>
+          <w:t>alimentación</w:t>
+        </w:r>
+      </w:hyperlink>
+      <w:r>
+        <w:rPr>
+          <w:rStyle w:val="nfasis"/>
+        </w:rPr>
+        <w:t xml:space="preserve">. </w:t>
+      </w:r>
+    </w:p>
+    <w:p>
+      <w:pPr>
+        <w:pStyle w:val="Prrafodelista"/>
+        <w:numPr>
+          <w:ilvl w:val="0"/>
+          <w:numId w:val="19"/>
+        </w:numPr>
+        <w:rPr>
+          <w:rStyle w:val="nfasis"/>
+          <w:highlight w:val="yellow"/>
+        </w:rPr>
+      </w:pPr>
+      <w:r>
+        <w:rPr>
+          <w:rStyle w:val="nfasis"/>
+          <w:highlight w:val="yellow"/>
+        </w:rPr>
+        <w:t>Vamos a sacar los GND de las señales de reversa y cambio de marcha para usar uno solo.</w:t>
+      </w:r>
+    </w:p>
+    <w:p>
+      <w:pPr>
+        <w:pStyle w:val="Prrafodelista"/>
+        <w:numPr>
+          <w:ilvl w:val="0"/>
+          <w:numId w:val="19"/>
+        </w:numPr>
+        <w:rPr>
+          <w:rStyle w:val="nfasis"/>
+        </w:rPr>
+      </w:pPr>
+      <w:r>
+        <w:rPr>
+          <w:rStyle w:val="nfasis"/>
+        </w:rPr>
+        <w:t xml:space="preserve"> </w:t>
+      </w:r>
+      <w:r>
+        <w:rPr>
+          <w:rStyle w:val="nfasis"/>
+        </w:rPr>
+        <w:t>Para la parte de la lógica entonces una sola bornera de 7, uno por cada señal, un GND para las 4 que no llevan tanto voltaje y el otro para el de 60V.</w:t>
+      </w:r>
+      <w:r>
+        <w:rPr>
+          <w:rStyle w:val="nfasis"/>
+        </w:rPr>
+        <w:t xml:space="preserve"> </w:t>
+      </w:r>
+      <w:hyperlink r:id="rId44" w:history="1">
+        <w:r>
+          <w:rPr>
+            <w:rStyle w:val="Hipervnculo"/>
+          </w:rPr>
+          <w:t>Esto</w:t>
         </w:r>
         <w:r>
           <w:rPr>
             <w:rStyle w:val="Hipervnculo"/>
           </w:rPr>
-          <w:t>t</w:t>
-        </w:r>
-        <w:r>
-          <w:rPr>
-            <w:rStyle w:val="Hipervnculo"/>
-          </w:rPr>
-          <w:t>ación</w:t>
-        </w:r>
-      </w:hyperlink>
-      <w:r>
-        <w:rPr>
-          <w:rStyle w:val="nfasis"/>
-        </w:rPr>
-        <w:t xml:space="preserve">. (Este lo vamos a colocar </w:t>
-      </w:r>
-      <w:proofErr w:type="spellStart"/>
-      <w:r>
-        <w:rPr>
-          <w:rStyle w:val="nfasis"/>
-        </w:rPr>
-        <w:t>aca</w:t>
-      </w:r>
-      <w:proofErr w:type="spellEnd"/>
-      <w:r>
-        <w:rPr>
-          <w:rStyle w:val="nfasis"/>
-        </w:rPr>
-        <w:t xml:space="preserve"> en CIT)</w:t>
-      </w:r>
-    </w:p>
-    <w:p>
-      <w:pPr>
-        <w:pStyle w:val="Prrafodelista"/>
-        <w:numPr>
-          <w:ilvl w:val="0"/>
-          <w:numId w:val="19"/>
-        </w:numPr>
-        <w:rPr>
-          <w:rStyle w:val="nfasis"/>
-          <w:highlight w:val="yellow"/>
-        </w:rPr>
-      </w:pPr>
-      <w:r>
-        <w:rPr>
-          <w:rStyle w:val="nfasis"/>
-          <w:highlight w:val="yellow"/>
-        </w:rPr>
-        <w:t>Vamos a sacar los GND de las señales de reversa y cambio de marcha para usar uno solo.</w:t>
-      </w:r>
-    </w:p>
-    <w:p>
-      <w:pPr>
-        <w:pStyle w:val="Prrafodelista"/>
-        <w:numPr>
-          <w:ilvl w:val="0"/>
-          <w:numId w:val="19"/>
-        </w:numPr>
-        <w:rPr>
-          <w:rStyle w:val="nfasis"/>
-        </w:rPr>
-      </w:pPr>
-      <w:r>
-        <w:rPr>
-          <w:rStyle w:val="nfasis"/>
-        </w:rPr>
-        <w:t xml:space="preserve"> </w:t>
-      </w:r>
-      <w:r>
-        <w:rPr>
-          <w:rStyle w:val="nfasis"/>
-        </w:rPr>
-        <w:t>Para la parte de la lógica entonces una sola bornera de 7, uno por cada señal, un GND para las 4 que no llevan tanto voltaje y el otro para el de 60V.</w:t>
-      </w:r>
-      <w:r>
-        <w:rPr>
-          <w:rStyle w:val="nfasis"/>
-        </w:rPr>
-        <w:t xml:space="preserve"> </w:t>
-      </w:r>
-      <w:hyperlink r:id="rId44" w:history="1">
-        <w:r>
-          <w:rPr>
-            <w:rStyle w:val="Hipervnculo"/>
-          </w:rPr>
-          <w:t>Estos</w:t>
+          <w:t>s</w:t>
         </w:r>
       </w:hyperlink>
     </w:p>
@@ -5461,29 +4514,7 @@
           <w:sz w:val="24"/>
           <w:szCs w:val="24"/>
         </w:rPr>
-        <w:t xml:space="preserve">Simulaciones </w:t>
-      </w:r>
-      <w:proofErr w:type="spellStart"/>
-      <w:r>
-        <w:rPr>
-          <w:rStyle w:val="nfasis"/>
-          <w:b/>
-          <w:bCs/>
-          <w:sz w:val="24"/>
-          <w:szCs w:val="24"/>
-        </w:rPr>
-        <w:t>LTspice</w:t>
-      </w:r>
-      <w:proofErr w:type="spellEnd"/>
-      <w:r>
-        <w:rPr>
-          <w:rStyle w:val="nfasis"/>
-          <w:b/>
-          <w:bCs/>
-          <w:sz w:val="24"/>
-          <w:szCs w:val="24"/>
-        </w:rPr>
-        <w:t>:</w:t>
+        <w:t>Simulaciones LTspice:</w:t>
       </w:r>
     </w:p>
     <w:p>
@@ -5613,21 +4644,7 @@
         <w:rPr>
           <w:rStyle w:val="nfasis"/>
         </w:rPr>
-        <w:t xml:space="preserve">Acá se puede ver el voltaje </w:t>
-      </w:r>
-      <w:proofErr w:type="gramStart"/>
-      <w:r>
-        <w:rPr>
-          <w:rStyle w:val="nfasis"/>
-        </w:rPr>
-        <w:t>Zener(</w:t>
-      </w:r>
-      <w:proofErr w:type="gramEnd"/>
-      <w:r>
-        <w:rPr>
-          <w:rStyle w:val="nfasis"/>
-        </w:rPr>
-        <w:t>Azul), la corriente Zener (Rojo) y el voltaje de salida del 2do Transistor (Verde), todo con los componentes que vamos a incorporar previamente anotados.</w:t>
+        <w:t>Acá se puede ver el voltaje Zener(Azul), la corriente Zener (Rojo) y el voltaje de salida del 2do Transistor (Verde), todo con los componentes que vamos a incorporar previamente anotados.</w:t>
       </w:r>
     </w:p>
     <w:p>
@@ -5730,35 +4747,7 @@
         <w:rPr>
           <w:lang w:val="es-ES"/>
         </w:rPr>
-        <w:t xml:space="preserve">Esta es la protección con 5.6V, llega hasta un valor muy alto, </w:t>
-      </w:r>
-      <w:proofErr w:type="gramStart"/>
-      <w:r>
-        <w:rPr>
-          <w:lang w:val="es-ES"/>
-        </w:rPr>
-        <w:t>9 volteos me parece demasiado</w:t>
-      </w:r>
-      <w:proofErr w:type="gramEnd"/>
-      <w:r>
-        <w:rPr>
-          <w:lang w:val="es-ES"/>
-        </w:rPr>
-        <w:t xml:space="preserve">, voy a </w:t>
-      </w:r>
-      <w:proofErr w:type="spellStart"/>
-      <w:r>
-        <w:rPr>
-          <w:lang w:val="es-ES"/>
-        </w:rPr>
-        <w:t>probrar</w:t>
-      </w:r>
-      <w:proofErr w:type="spellEnd"/>
-      <w:r>
-        <w:rPr>
-          <w:lang w:val="es-ES"/>
-        </w:rPr>
-        <w:t xml:space="preserve"> cambiando el Zener por BZT52C5V1:</w:t>
+        <w:t>Esta es la protección con 5.6V, llega hasta un valor muy alto, 9 volteos me parece demasiado, voy a probrar cambiando el Zener por BZT52C5V1:</w:t>
       </w:r>
     </w:p>
     <w:p>
@@ -5819,21 +4808,7 @@
         <w:rPr>
           <w:lang w:val="es-ES"/>
         </w:rPr>
-        <w:t xml:space="preserve">Con 5.1V el tope máximo </w:t>
-      </w:r>
-      <w:proofErr w:type="spellStart"/>
-      <w:r>
-        <w:rPr>
-          <w:lang w:val="es-ES"/>
-        </w:rPr>
-        <w:t>esta</w:t>
-      </w:r>
-      <w:proofErr w:type="spellEnd"/>
-      <w:r>
-        <w:rPr>
-          <w:lang w:val="es-ES"/>
-        </w:rPr>
-        <w:t xml:space="preserve"> en 8V, quizás sea mejor con este. </w:t>
+        <w:t xml:space="preserve">Con 5.1V el tope máximo esta en 8V, quizás sea mejor con este. </w:t>
       </w:r>
       <w:r>
         <w:rPr>
@@ -5901,27 +4876,7 @@
           <w:szCs w:val="24"/>
           <w:u w:val="single"/>
         </w:rPr>
-        <w:t xml:space="preserve">Lógica </w:t>
-      </w:r>
-      <w:proofErr w:type="spellStart"/>
-      <w:r>
-        <w:rPr>
-          <w:rStyle w:val="nfasis"/>
-          <w:sz w:val="24"/>
-          <w:szCs w:val="24"/>
-          <w:u w:val="single"/>
-        </w:rPr>
-        <w:t>Rasp</w:t>
-      </w:r>
-      <w:proofErr w:type="spellEnd"/>
-      <w:r>
-        <w:rPr>
-          <w:rStyle w:val="nfasis"/>
-          <w:sz w:val="24"/>
-          <w:szCs w:val="24"/>
-          <w:u w:val="single"/>
-        </w:rPr>
-        <w:t>:</w:t>
+        <w:t>Lógica Rasp:</w:t>
       </w:r>
     </w:p>
     <w:p>
@@ -5995,21 +4950,7 @@
         <w:rPr>
           <w:lang w:val="es-ES"/>
         </w:rPr>
-        <w:t xml:space="preserve">Este es con el IRLML6344 a 0V lo que simula ser la </w:t>
-      </w:r>
-      <w:proofErr w:type="spellStart"/>
-      <w:r>
-        <w:rPr>
-          <w:lang w:val="es-ES"/>
-        </w:rPr>
-        <w:t>Rasp</w:t>
-      </w:r>
-      <w:proofErr w:type="spellEnd"/>
-      <w:r>
-        <w:rPr>
-          <w:lang w:val="es-ES"/>
-        </w:rPr>
-        <w:t>. Se ve como la corriente es mínima.</w:t>
+        <w:t>Este es con el IRLML6344 a 0V lo que simula ser la Rasp. Se ve como la corriente es mínima.</w:t>
       </w:r>
     </w:p>
     <w:p>
@@ -6069,64 +5010,43 @@
           <w:lang w:val="es-ES"/>
         </w:rPr>
         <w:br/>
-        <w:t xml:space="preserve">Este es con la </w:t>
-      </w:r>
-      <w:proofErr w:type="spellStart"/>
-      <w:r>
-        <w:rPr>
-          <w:lang w:val="es-ES"/>
-        </w:rPr>
-        <w:t>Rasp</w:t>
-      </w:r>
-      <w:proofErr w:type="spellEnd"/>
-      <w:r>
-        <w:rPr>
-          <w:lang w:val="es-ES"/>
-        </w:rPr>
-        <w:t xml:space="preserve"> en 3.3V, se puede ver como comienza a circular corriente lo que muestra que </w:t>
-      </w:r>
-      <w:proofErr w:type="spellStart"/>
-      <w:r>
-        <w:rPr>
-          <w:lang w:val="es-ES"/>
-        </w:rPr>
-        <w:t>esta</w:t>
-      </w:r>
-      <w:proofErr w:type="spellEnd"/>
-      <w:r>
-        <w:rPr>
-          <w:lang w:val="es-ES"/>
-        </w:rPr>
-        <w:t xml:space="preserve"> cerrado el canal, esto demuestra que funciona.</w:t>
-      </w:r>
-    </w:p>
-    <w:p>
-      <w:pPr>
-        <w:rPr>
-          <w:lang w:val="es-ES"/>
-        </w:rPr>
-      </w:pPr>
-    </w:p>
-    <w:p>
-      <w:pPr>
-        <w:rPr>
-          <w:lang w:val="es-ES"/>
-        </w:rPr>
-      </w:pPr>
-    </w:p>
-    <w:p>
-      <w:pPr>
-        <w:rPr>
-          <w:lang w:val="es-ES"/>
-        </w:rPr>
-      </w:pPr>
-    </w:p>
-    <w:p>
-      <w:pPr>
-        <w:rPr>
-          <w:lang w:val="es-ES"/>
-        </w:rPr>
-      </w:pPr>
+        <w:t>Este es con la Rasp en 3.3V, se puede ver como comienza a circular corriente lo que muestra que esta cerrado el canal, esto demuestra que funciona.</w:t>
+      </w:r>
+    </w:p>
+    <w:p>
+      <w:pPr>
+        <w:rPr>
+          <w:lang w:val="es-ES"/>
+        </w:rPr>
+      </w:pPr>
+    </w:p>
+    <w:p>
+      <w:pPr>
+        <w:rPr>
+          <w:lang w:val="es-ES"/>
+        </w:rPr>
+      </w:pPr>
+    </w:p>
+    <w:p>
+      <w:pPr>
+        <w:rPr>
+          <w:lang w:val="es-ES"/>
+        </w:rPr>
+      </w:pPr>
+    </w:p>
+    <w:p>
+      <w:pPr>
+        <w:rPr>
+          <w:lang w:val="es-ES"/>
+        </w:rPr>
+      </w:pPr>
+      <w:r>
+        <w:rPr>
+          <w:lang w:val="es-ES"/>
+        </w:rPr>
+        <w:lastRenderedPageBreak/>
+        <w:t>MAÑANA 13/2 SEGUIMOS CON LA BUSQUEDA DE LOS CABLES Y CONECTORES PARA QUE QUEDEN LOS DETALLES; QUIZAS SEA MEJOR HACER PRIMER LO DEMAS Y POR ULTIMO LOS CONECTORES.</w:t>
+      </w:r>
     </w:p>
     <w:p>
       <w:pPr>
@@ -8798,6 +7718,7 @@
   <w:style w:type="character" w:default="1" w:styleId="Fuentedeprrafopredeter">
     <w:name w:val="Default Paragraph Font"/>
     <w:uiPriority w:val="1"/>
+    <w:semiHidden/>
     <w:unhideWhenUsed/>
   </w:style>
   <w:style w:type="table" w:default="1" w:styleId="Tablanormal">

--- a/Salus IV/Mejoras_Salus_IV.docx
+++ b/Salus IV/Mejoras_Salus_IV.docx
@@ -201,654 +201,19 @@
           <w:u w:val="single"/>
           <w:lang w:val="es-ES"/>
         </w:rPr>
-        <w:t>Cosas Necesarias Salus IV</w:t>
-      </w:r>
-    </w:p>
-    <w:p>
-      <w:pPr>
-        <w:rPr>
-          <w:lang w:val="es-ES"/>
-        </w:rPr>
-      </w:pPr>
-    </w:p>
-    <w:p>
-      <w:pPr>
-        <w:pStyle w:val="Prrafodelista"/>
-        <w:numPr>
-          <w:ilvl w:val="0"/>
-          <w:numId w:val="2"/>
-        </w:numPr>
-        <w:rPr>
-          <w:highlight w:val="yellow"/>
-          <w:lang w:val="es-ES"/>
-        </w:rPr>
-      </w:pPr>
-      <w:r>
-        <w:rPr>
-          <w:highlight w:val="yellow"/>
-          <w:lang w:val="es-ES"/>
-        </w:rPr>
-        <w:t>Borneras para las entradas de potencia de 5V y 7V, además de borneras para la salida a Puente H del driver del motor.</w:t>
-      </w:r>
-    </w:p>
-    <w:p>
-      <w:pPr>
-        <w:pStyle w:val="Prrafodelista"/>
-        <w:numPr>
-          <w:ilvl w:val="0"/>
-          <w:numId w:val="2"/>
-        </w:numPr>
-        <w:rPr>
-          <w:highlight w:val="yellow"/>
-          <w:lang w:val="es-ES"/>
-        </w:rPr>
-      </w:pPr>
-      <w:r>
-        <w:rPr>
-          <w:highlight w:val="yellow"/>
-          <w:lang w:val="es-ES"/>
-        </w:rPr>
-        <w:t>Agregar mayor cantidad de GPIOs</w:t>
-      </w:r>
-      <w:r>
-        <w:rPr>
-          <w:highlight w:val="yellow"/>
-          <w:lang w:val="es-ES"/>
-        </w:rPr>
-        <w:t>, con o sin PWM</w:t>
-      </w:r>
-      <w:r>
-        <w:rPr>
-          <w:highlight w:val="yellow"/>
-          <w:lang w:val="es-ES"/>
-        </w:rPr>
-        <w:t>.</w:t>
-      </w:r>
-      <w:r>
-        <w:rPr>
-          <w:highlight w:val="yellow"/>
-          <w:lang w:val="es-ES"/>
-        </w:rPr>
-        <w:t xml:space="preserve"> (</w:t>
-      </w:r>
-      <w:r>
-        <w:rPr>
-          <w:highlight w:val="yellow"/>
-          <w:lang w:val="es-ES"/>
-        </w:rPr>
-        <w:t xml:space="preserve">O </w:t>
-      </w:r>
-      <w:r>
-        <w:rPr>
-          <w:highlight w:val="yellow"/>
-          <w:lang w:val="es-ES"/>
-        </w:rPr>
-        <w:t>Multiplexores</w:t>
-      </w:r>
-      <w:r>
-        <w:rPr>
-          <w:highlight w:val="yellow"/>
-          <w:lang w:val="es-ES"/>
-        </w:rPr>
-        <w:t xml:space="preserve"> / </w:t>
-      </w:r>
-      <w:r>
-        <w:rPr>
-          <w:highlight w:val="yellow"/>
-          <w:lang w:val="es-ES"/>
-        </w:rPr>
-        <w:t>Investigación</w:t>
-      </w:r>
-      <w:r>
-        <w:rPr>
-          <w:highlight w:val="yellow"/>
-          <w:lang w:val="es-ES"/>
-        </w:rPr>
-        <w:t xml:space="preserve"> ya hecha</w:t>
-      </w:r>
-      <w:r>
-        <w:rPr>
-          <w:highlight w:val="yellow"/>
-          <w:lang w:val="es-ES"/>
-        </w:rPr>
-        <w:t xml:space="preserve"> -20/1/2026-</w:t>
-      </w:r>
-      <w:r>
-        <w:rPr>
-          <w:highlight w:val="yellow"/>
-          <w:lang w:val="es-ES"/>
-        </w:rPr>
-        <w:t>, queda implementar</w:t>
-      </w:r>
-      <w:r>
-        <w:rPr>
-          <w:highlight w:val="yellow"/>
-          <w:lang w:val="es-ES"/>
-        </w:rPr>
-        <w:t>)</w:t>
-      </w:r>
-      <w:r>
-        <w:rPr>
-          <w:highlight w:val="yellow"/>
-          <w:lang w:val="es-ES"/>
-        </w:rPr>
-        <w:t xml:space="preserve"> </w:t>
-      </w:r>
-      <w:r>
-        <w:rPr>
-          <w:highlight w:val="yellow"/>
-          <w:lang w:val="es-ES"/>
-        </w:rPr>
-        <w:t>&lt;Es necesario encontrar un modelo determinado cuando lo estemos implementando en la PCB&gt;</w:t>
-      </w:r>
-    </w:p>
-    <w:p>
-      <w:pPr>
-        <w:pStyle w:val="Prrafodelista"/>
-        <w:numPr>
-          <w:ilvl w:val="0"/>
-          <w:numId w:val="2"/>
-        </w:numPr>
-        <w:rPr>
-          <w:highlight w:val="darkYellow"/>
-          <w:lang w:val="es-ES"/>
-        </w:rPr>
-      </w:pPr>
-      <w:r>
-        <w:rPr>
-          <w:highlight w:val="darkYellow"/>
-          <w:lang w:val="es-ES"/>
-        </w:rPr>
-        <w:t>Pensar como reemplazar PixHawk.</w:t>
-      </w:r>
-    </w:p>
-    <w:p>
-      <w:pPr>
-        <w:pStyle w:val="Prrafodelista"/>
-        <w:numPr>
-          <w:ilvl w:val="0"/>
-          <w:numId w:val="2"/>
-        </w:numPr>
-        <w:rPr>
-          <w:highlight w:val="yellow"/>
-          <w:lang w:val="es-ES"/>
-        </w:rPr>
-      </w:pPr>
-      <w:r>
-        <w:rPr>
-          <w:highlight w:val="yellow"/>
-          <w:lang w:val="es-ES"/>
-        </w:rPr>
-        <w:t>Agregar Leds que indiquen el encendido de la placa y no depender de la ESP32 o Rasp.</w:t>
-      </w:r>
-    </w:p>
-    <w:p>
-      <w:pPr>
-        <w:pStyle w:val="Prrafodelista"/>
-        <w:numPr>
-          <w:ilvl w:val="0"/>
-          <w:numId w:val="2"/>
-        </w:numPr>
-        <w:rPr>
-          <w:highlight w:val="yellow"/>
-          <w:lang w:val="es-ES"/>
-        </w:rPr>
-      </w:pPr>
-      <w:r>
-        <w:rPr>
-          <w:highlight w:val="yellow"/>
-          <w:lang w:val="es-ES"/>
-        </w:rPr>
-        <w:t>Amplificador para incluir un parlante.</w:t>
-      </w:r>
-      <w:r>
-        <w:rPr>
-          <w:highlight w:val="yellow"/>
-          <w:lang w:val="es-ES"/>
-        </w:rPr>
-        <w:t xml:space="preserve"> </w:t>
-      </w:r>
-      <w:r>
-        <w:rPr>
-          <w:highlight w:val="yellow"/>
-          <w:lang w:val="es-ES"/>
-        </w:rPr>
-        <w:t>&lt;Es necesario encontrar un modelo determinado cuando lo estemos implementando en la PCB, en este caso ya algo averiguamos&gt;</w:t>
-      </w:r>
-    </w:p>
-    <w:p>
-      <w:pPr>
-        <w:pStyle w:val="Prrafodelista"/>
-        <w:numPr>
-          <w:ilvl w:val="0"/>
-          <w:numId w:val="2"/>
-        </w:numPr>
-        <w:rPr>
-          <w:highlight w:val="yellow"/>
-          <w:lang w:val="es-ES"/>
-        </w:rPr>
-      </w:pPr>
-      <w:r>
-        <w:rPr>
-          <w:highlight w:val="yellow"/>
-          <w:lang w:val="es-ES"/>
-        </w:rPr>
-        <w:t>Agujeros pasantes para los tornillos.</w:t>
-      </w:r>
-    </w:p>
-    <w:p>
-      <w:pPr>
-        <w:pStyle w:val="Prrafodelista"/>
-        <w:numPr>
-          <w:ilvl w:val="0"/>
-          <w:numId w:val="2"/>
-        </w:numPr>
-        <w:rPr>
-          <w:highlight w:val="yellow"/>
-          <w:lang w:val="es-ES"/>
-        </w:rPr>
-      </w:pPr>
-      <w:r>
-        <w:rPr>
-          <w:highlight w:val="yellow"/>
-          <w:lang w:val="es-ES"/>
-        </w:rPr>
-        <w:t>Agregarle las resistencias necesarias de Pull-Down para transistores.</w:t>
-      </w:r>
-    </w:p>
-    <w:p>
-      <w:pPr>
-        <w:pStyle w:val="Prrafodelista"/>
-        <w:numPr>
-          <w:ilvl w:val="0"/>
-          <w:numId w:val="2"/>
-        </w:numPr>
-        <w:rPr>
-          <w:highlight w:val="darkYellow"/>
-          <w:lang w:val="es-ES"/>
-        </w:rPr>
-      </w:pPr>
-      <w:r>
-        <w:rPr>
-          <w:highlight w:val="darkYellow"/>
-          <w:lang w:val="es-ES"/>
-        </w:rPr>
-        <w:t>Incluir Step-</w:t>
-      </w:r>
-      <w:r>
-        <w:rPr>
-          <w:highlight w:val="darkYellow"/>
-          <w:lang w:val="es-ES"/>
-        </w:rPr>
-        <w:t>Down</w:t>
-      </w:r>
-      <w:r>
-        <w:rPr>
-          <w:highlight w:val="darkYellow"/>
-          <w:lang w:val="es-ES"/>
-        </w:rPr>
-        <w:t xml:space="preserve"> dentro de la PCB (Preguntar bien si lo vamos a hacer asi).</w:t>
-      </w:r>
-      <w:r>
-        <w:rPr>
-          <w:highlight w:val="darkYellow"/>
-          <w:lang w:val="es-ES"/>
-        </w:rPr>
-        <w:t xml:space="preserve"> (Ya preguntado – 23/1/2026).</w:t>
-      </w:r>
-      <w:r>
-        <w:rPr>
-          <w:highlight w:val="darkYellow"/>
-          <w:lang w:val="es-ES"/>
-        </w:rPr>
-        <w:t xml:space="preserve"> Leo quiere que lo incorporemos en esta versión de la placa, ¿lo hacemos?</w:t>
-      </w:r>
-    </w:p>
-    <w:p>
-      <w:pPr>
-        <w:pStyle w:val="Prrafodelista"/>
-        <w:numPr>
-          <w:ilvl w:val="0"/>
-          <w:numId w:val="2"/>
-        </w:numPr>
-        <w:rPr>
-          <w:highlight w:val="darkYellow"/>
-          <w:lang w:val="es-ES"/>
-        </w:rPr>
-      </w:pPr>
-      <w:r>
-        <w:rPr>
-          <w:highlight w:val="darkYellow"/>
-          <w:lang w:val="es-ES"/>
-        </w:rPr>
-        <w:t>Diseño de PCB con Modulo de ESP32 Wroom y no con la placa de desarrollo.</w:t>
-      </w:r>
-      <w:r>
-        <w:rPr>
-          <w:highlight w:val="darkYellow"/>
-          <w:lang w:val="es-ES"/>
-        </w:rPr>
-        <w:t xml:space="preserve"> (Ya preguntado – 23/1/2026).</w:t>
-      </w:r>
-      <w:r>
-        <w:rPr>
-          <w:highlight w:val="darkYellow"/>
-          <w:lang w:val="es-ES"/>
-        </w:rPr>
-        <w:t xml:space="preserve"> Leo quiere que lo diseñe para esta versión pero en una placa distinta.</w:t>
-      </w:r>
-    </w:p>
-    <w:p>
-      <w:pPr>
-        <w:pStyle w:val="Prrafodelista"/>
-        <w:numPr>
-          <w:ilvl w:val="0"/>
-          <w:numId w:val="2"/>
-        </w:numPr>
-        <w:rPr>
-          <w:highlight w:val="yellow"/>
-          <w:lang w:val="es-ES"/>
-        </w:rPr>
-      </w:pPr>
-      <w:r>
-        <w:rPr>
-          <w:highlight w:val="yellow"/>
-          <w:lang w:val="es-ES"/>
-        </w:rPr>
-        <w:t>Necesitamos dejar un espacio de RX para que podamos usar la comunicación del display y asi obtener los datos de velocidad y aceleración.</w:t>
-      </w:r>
-    </w:p>
-    <w:p>
-      <w:pPr>
-        <w:pStyle w:val="Prrafodelista"/>
-        <w:numPr>
-          <w:ilvl w:val="0"/>
-          <w:numId w:val="2"/>
-        </w:numPr>
-        <w:rPr>
-          <w:highlight w:val="yellow"/>
-          <w:lang w:val="es-ES"/>
-        </w:rPr>
-      </w:pPr>
-      <w:r>
-        <w:rPr>
-          <w:highlight w:val="yellow"/>
-          <w:lang w:val="es-ES"/>
-        </w:rPr>
-        <w:t xml:space="preserve">Divisor Resistivo o Transceptor para toma de datos Display. (Averiguar) </w:t>
-      </w:r>
-      <w:r>
-        <w:rPr>
-          <w:highlight w:val="yellow"/>
-          <w:lang w:val="es-ES"/>
-        </w:rPr>
-        <w:t>&lt;Es necesario encontrar un modelo determinado cuando lo estemos implementando en la PCB&gt;</w:t>
-      </w:r>
-    </w:p>
-    <w:p>
-      <w:pPr>
-        <w:pStyle w:val="Prrafodelista"/>
-        <w:numPr>
-          <w:ilvl w:val="0"/>
-          <w:numId w:val="2"/>
-        </w:numPr>
-        <w:rPr>
-          <w:highlight w:val="yellow"/>
-          <w:lang w:val="es-ES"/>
-        </w:rPr>
-      </w:pPr>
-      <w:r>
-        <w:rPr>
-          <w:highlight w:val="yellow"/>
-          <w:lang w:val="es-ES"/>
-        </w:rPr>
-        <w:t>Voltímetro</w:t>
-      </w:r>
-      <w:r>
-        <w:rPr>
-          <w:highlight w:val="yellow"/>
-          <w:lang w:val="es-ES"/>
-        </w:rPr>
-        <w:t xml:space="preserve"> para batería.</w:t>
-      </w:r>
-      <w:r>
-        <w:rPr>
-          <w:highlight w:val="yellow"/>
-          <w:lang w:val="es-ES"/>
-        </w:rPr>
-        <w:t xml:space="preserve"> (21/1/2026)</w:t>
-      </w:r>
-      <w:r>
-        <w:rPr>
-          <w:highlight w:val="yellow"/>
-          <w:lang w:val="es-ES"/>
-        </w:rPr>
-        <w:t xml:space="preserve"> </w:t>
-      </w:r>
-      <w:r>
-        <w:rPr>
-          <w:highlight w:val="yellow"/>
-          <w:lang w:val="es-ES"/>
-        </w:rPr>
-        <w:t>&lt;Es necesario encontrar un modelo determinado cuando lo estemos implementando en la PCB&gt;</w:t>
-      </w:r>
-    </w:p>
-    <w:p>
-      <w:pPr>
-        <w:pStyle w:val="Prrafodelista"/>
-        <w:numPr>
-          <w:ilvl w:val="0"/>
-          <w:numId w:val="2"/>
-        </w:numPr>
-        <w:rPr>
-          <w:lang w:val="es-ES"/>
-        </w:rPr>
-      </w:pPr>
-      <w:r>
-        <w:rPr>
-          <w:highlight w:val="yellow"/>
-          <w:lang w:val="es-ES"/>
-        </w:rPr>
-        <w:t>8 ultrasonidos.</w:t>
-      </w:r>
-    </w:p>
-    <w:p>
-      <w:pPr>
-        <w:pStyle w:val="Prrafodelista"/>
-        <w:numPr>
-          <w:ilvl w:val="0"/>
-          <w:numId w:val="2"/>
-        </w:numPr>
-        <w:rPr>
-          <w:highlight w:val="darkYellow"/>
-          <w:lang w:val="es-ES"/>
-        </w:rPr>
-      </w:pPr>
-      <w:r>
-        <w:rPr>
-          <w:highlight w:val="darkYellow"/>
-          <w:lang w:val="es-ES"/>
-        </w:rPr>
-        <w:t>Investigar RTK.</w:t>
-      </w:r>
-    </w:p>
-    <w:p>
-      <w:pPr>
-        <w:pStyle w:val="Prrafodelista"/>
-        <w:numPr>
-          <w:ilvl w:val="0"/>
-          <w:numId w:val="2"/>
-        </w:numPr>
-        <w:rPr>
-          <w:highlight w:val="darkYellow"/>
-          <w:lang w:val="es-ES"/>
-        </w:rPr>
-      </w:pPr>
-      <w:r>
-        <w:rPr>
-          <w:highlight w:val="darkYellow"/>
-          <w:lang w:val="es-ES"/>
-        </w:rPr>
-        <w:t>Investigar Batería.</w:t>
-      </w:r>
-      <w:r>
-        <w:rPr>
-          <w:highlight w:val="darkYellow"/>
-          <w:lang w:val="es-ES"/>
-        </w:rPr>
-        <w:t xml:space="preserve"> </w:t>
-      </w:r>
-    </w:p>
-    <w:p>
-      <w:pPr>
-        <w:pStyle w:val="Prrafodelista"/>
-        <w:numPr>
-          <w:ilvl w:val="0"/>
-          <w:numId w:val="2"/>
-        </w:numPr>
-        <w:rPr>
-          <w:highlight w:val="yellow"/>
-          <w:lang w:val="es-ES"/>
-        </w:rPr>
-      </w:pPr>
-      <w:r>
-        <w:rPr>
-          <w:highlight w:val="yellow"/>
-          <w:lang w:val="es-ES"/>
-        </w:rPr>
-        <w:t xml:space="preserve">Agregar Multiplexor para </w:t>
-      </w:r>
-      <w:r>
-        <w:rPr>
-          <w:highlight w:val="yellow"/>
-          <w:lang w:val="es-ES"/>
-        </w:rPr>
-        <w:t>I2C</w:t>
-      </w:r>
-      <w:r>
-        <w:rPr>
-          <w:highlight w:val="yellow"/>
-          <w:lang w:val="es-ES"/>
-        </w:rPr>
-        <w:t>.</w:t>
-      </w:r>
-      <w:r>
-        <w:rPr>
-          <w:highlight w:val="yellow"/>
-          <w:lang w:val="es-ES"/>
-        </w:rPr>
-        <w:t xml:space="preserve">  (</w:t>
-      </w:r>
-      <w:r>
-        <w:rPr>
-          <w:highlight w:val="yellow"/>
-          <w:lang w:val="es-ES"/>
-        </w:rPr>
-        <w:t>Investigación</w:t>
-      </w:r>
-      <w:r>
-        <w:rPr>
-          <w:highlight w:val="yellow"/>
-          <w:lang w:val="es-ES"/>
-        </w:rPr>
-        <w:t xml:space="preserve"> ya realizada, queda implementar).</w:t>
-      </w:r>
-      <w:r>
-        <w:rPr>
-          <w:highlight w:val="yellow"/>
-          <w:lang w:val="es-ES"/>
-        </w:rPr>
-        <w:t xml:space="preserve"> </w:t>
-      </w:r>
-      <w:r>
-        <w:rPr>
-          <w:highlight w:val="yellow"/>
-          <w:lang w:val="es-ES"/>
-        </w:rPr>
-        <w:t>&lt;Es necesario encontrar un modelo determinado cuando lo estemos implementando en la PCB&gt;</w:t>
-      </w:r>
-    </w:p>
-    <w:p>
-      <w:pPr>
-        <w:pStyle w:val="Prrafodelista"/>
-        <w:numPr>
-          <w:ilvl w:val="0"/>
-          <w:numId w:val="2"/>
-        </w:numPr>
-        <w:rPr>
-          <w:highlight w:val="magenta"/>
-          <w:lang w:val="es-ES"/>
-        </w:rPr>
-      </w:pPr>
-      <w:r>
-        <w:rPr>
-          <w:highlight w:val="magenta"/>
-          <w:lang w:val="es-ES"/>
-        </w:rPr>
-        <w:lastRenderedPageBreak/>
-        <w:t>PONER UN SCHMITT TRIGGER PARA INVERTIR LA SEÑAL DE LA PANTALLA DEL CUATRI EN LA ENTRADA DE LA RASP.</w:t>
-      </w:r>
-    </w:p>
-    <w:p>
-      <w:pPr>
-        <w:pStyle w:val="Prrafodelista"/>
-        <w:numPr>
-          <w:ilvl w:val="0"/>
-          <w:numId w:val="2"/>
-        </w:numPr>
-        <w:rPr>
-          <w:highlight w:val="yellow"/>
-          <w:lang w:val="es-ES"/>
-        </w:rPr>
-      </w:pPr>
-      <w:r>
-        <w:rPr>
-          <w:highlight w:val="yellow"/>
-          <w:lang w:val="es-ES"/>
-        </w:rPr>
-        <w:t>Reemplazar componentes por SMD.</w:t>
-      </w:r>
-      <w:r>
-        <w:rPr>
-          <w:highlight w:val="yellow"/>
-          <w:lang w:val="es-ES"/>
-        </w:rPr>
-        <w:t xml:space="preserve"> (Esto lo voy dejando para cuando ya estemos dedicados al diseño como tal, cuando ya hayamos definido todo)</w:t>
-      </w:r>
-    </w:p>
-    <w:p>
-      <w:pPr>
-        <w:ind w:left="360"/>
-        <w:rPr>
-          <w:lang w:val="es-ES"/>
-        </w:rPr>
-      </w:pPr>
-    </w:p>
-    <w:p>
-      <w:pPr>
-        <w:pStyle w:val="Prrafodelista"/>
-        <w:rPr>
-          <w:lang w:val="es-ES"/>
-        </w:rPr>
-      </w:pPr>
-    </w:p>
-    <w:p>
-      <w:pPr>
-        <w:rPr>
-          <w:lang w:val="es-ES"/>
-        </w:rPr>
-      </w:pPr>
-    </w:p>
-    <w:p>
-      <w:pPr>
-        <w:pStyle w:val="Ttulo"/>
+        <w:t xml:space="preserve">Cosas Necesarias </w:t>
+      </w:r>
+      <w:proofErr w:type="spellStart"/>
+      <w:r>
         <w:rPr>
           <w:b/>
           <w:bCs/>
           <w:u w:val="single"/>
           <w:lang w:val="es-ES"/>
         </w:rPr>
-      </w:pPr>
+        <w:t>Salus</w:t>
+      </w:r>
+      <w:proofErr w:type="spellEnd"/>
       <w:r>
         <w:rPr>
           <w:b/>
@@ -856,7 +221,814 @@
           <w:u w:val="single"/>
           <w:lang w:val="es-ES"/>
         </w:rPr>
-        <w:t>Cosas que no funcionaron o quedaron por funcionar de PCB Salus III</w:t>
+        <w:t xml:space="preserve"> IV</w:t>
+      </w:r>
+    </w:p>
+    <w:p>
+      <w:pPr>
+        <w:rPr>
+          <w:lang w:val="es-ES"/>
+        </w:rPr>
+      </w:pPr>
+    </w:p>
+    <w:p>
+      <w:pPr>
+        <w:pStyle w:val="Prrafodelista"/>
+        <w:numPr>
+          <w:ilvl w:val="0"/>
+          <w:numId w:val="2"/>
+        </w:numPr>
+        <w:rPr>
+          <w:highlight w:val="green"/>
+          <w:lang w:val="es-ES"/>
+        </w:rPr>
+      </w:pPr>
+      <w:r>
+        <w:rPr>
+          <w:highlight w:val="green"/>
+          <w:lang w:val="es-ES"/>
+        </w:rPr>
+        <w:t>Borneras para las entradas de potencia de 5V y 7V, además de borneras para la salida a Puente H del driver del motor.</w:t>
+      </w:r>
+    </w:p>
+    <w:p>
+      <w:pPr>
+        <w:pStyle w:val="Prrafodelista"/>
+        <w:numPr>
+          <w:ilvl w:val="0"/>
+          <w:numId w:val="2"/>
+        </w:numPr>
+        <w:rPr>
+          <w:highlight w:val="green"/>
+          <w:lang w:val="es-ES"/>
+        </w:rPr>
+      </w:pPr>
+      <w:r>
+        <w:rPr>
+          <w:highlight w:val="green"/>
+          <w:lang w:val="es-ES"/>
+        </w:rPr>
+        <w:t xml:space="preserve">Agregar mayor cantidad de </w:t>
+      </w:r>
+      <w:proofErr w:type="spellStart"/>
+      <w:r>
+        <w:rPr>
+          <w:highlight w:val="green"/>
+          <w:lang w:val="es-ES"/>
+        </w:rPr>
+        <w:t>GPIOs</w:t>
+      </w:r>
+      <w:proofErr w:type="spellEnd"/>
+      <w:r>
+        <w:rPr>
+          <w:highlight w:val="green"/>
+          <w:lang w:val="es-ES"/>
+        </w:rPr>
+        <w:t>, con o sin PWM</w:t>
+      </w:r>
+      <w:r>
+        <w:rPr>
+          <w:highlight w:val="green"/>
+          <w:lang w:val="es-ES"/>
+        </w:rPr>
+        <w:t>.</w:t>
+      </w:r>
+      <w:r>
+        <w:rPr>
+          <w:highlight w:val="green"/>
+          <w:lang w:val="es-ES"/>
+        </w:rPr>
+        <w:t xml:space="preserve"> (</w:t>
+      </w:r>
+      <w:r>
+        <w:rPr>
+          <w:highlight w:val="green"/>
+          <w:lang w:val="es-ES"/>
+        </w:rPr>
+        <w:t xml:space="preserve">O </w:t>
+      </w:r>
+      <w:r>
+        <w:rPr>
+          <w:highlight w:val="green"/>
+          <w:lang w:val="es-ES"/>
+        </w:rPr>
+        <w:t>Multiplexores</w:t>
+      </w:r>
+      <w:r>
+        <w:rPr>
+          <w:highlight w:val="green"/>
+          <w:lang w:val="es-ES"/>
+        </w:rPr>
+        <w:t xml:space="preserve"> / </w:t>
+      </w:r>
+      <w:r>
+        <w:rPr>
+          <w:highlight w:val="green"/>
+          <w:lang w:val="es-ES"/>
+        </w:rPr>
+        <w:t>Investigación</w:t>
+      </w:r>
+      <w:r>
+        <w:rPr>
+          <w:highlight w:val="green"/>
+          <w:lang w:val="es-ES"/>
+        </w:rPr>
+        <w:t xml:space="preserve"> ya hecha</w:t>
+      </w:r>
+      <w:r>
+        <w:rPr>
+          <w:highlight w:val="green"/>
+          <w:lang w:val="es-ES"/>
+        </w:rPr>
+        <w:t xml:space="preserve"> -20/1/2026-</w:t>
+      </w:r>
+      <w:r>
+        <w:rPr>
+          <w:highlight w:val="green"/>
+          <w:lang w:val="es-ES"/>
+        </w:rPr>
+        <w:t>, queda implementar</w:t>
+      </w:r>
+      <w:r>
+        <w:rPr>
+          <w:highlight w:val="green"/>
+          <w:lang w:val="es-ES"/>
+        </w:rPr>
+        <w:t>)</w:t>
+      </w:r>
+      <w:r>
+        <w:rPr>
+          <w:highlight w:val="green"/>
+          <w:lang w:val="es-ES"/>
+        </w:rPr>
+        <w:t xml:space="preserve"> </w:t>
+      </w:r>
+      <w:r>
+        <w:rPr>
+          <w:highlight w:val="green"/>
+          <w:lang w:val="es-ES"/>
+        </w:rPr>
+        <w:t>&lt;Es necesario encontrar un modelo determinado cuando lo estemos implementando en la PCB&gt;</w:t>
+      </w:r>
+    </w:p>
+    <w:p>
+      <w:pPr>
+        <w:pStyle w:val="Prrafodelista"/>
+        <w:numPr>
+          <w:ilvl w:val="0"/>
+          <w:numId w:val="2"/>
+        </w:numPr>
+        <w:rPr>
+          <w:highlight w:val="darkYellow"/>
+          <w:lang w:val="es-ES"/>
+        </w:rPr>
+      </w:pPr>
+      <w:r>
+        <w:rPr>
+          <w:highlight w:val="darkYellow"/>
+          <w:lang w:val="es-ES"/>
+        </w:rPr>
+        <w:t xml:space="preserve">Pensar como reemplazar </w:t>
+      </w:r>
+      <w:proofErr w:type="spellStart"/>
+      <w:r>
+        <w:rPr>
+          <w:highlight w:val="darkYellow"/>
+          <w:lang w:val="es-ES"/>
+        </w:rPr>
+        <w:t>PixHawk</w:t>
+      </w:r>
+      <w:proofErr w:type="spellEnd"/>
+      <w:r>
+        <w:rPr>
+          <w:highlight w:val="darkYellow"/>
+          <w:lang w:val="es-ES"/>
+        </w:rPr>
+        <w:t>.</w:t>
+      </w:r>
+    </w:p>
+    <w:p>
+      <w:pPr>
+        <w:pStyle w:val="Prrafodelista"/>
+        <w:numPr>
+          <w:ilvl w:val="0"/>
+          <w:numId w:val="2"/>
+        </w:numPr>
+        <w:rPr>
+          <w:highlight w:val="green"/>
+          <w:lang w:val="es-ES"/>
+        </w:rPr>
+      </w:pPr>
+      <w:r>
+        <w:rPr>
+          <w:highlight w:val="green"/>
+          <w:lang w:val="es-ES"/>
+        </w:rPr>
+        <w:t xml:space="preserve">Agregar Leds que indiquen el encendido de la placa y no depender de la ESP32 o </w:t>
+      </w:r>
+      <w:proofErr w:type="spellStart"/>
+      <w:r>
+        <w:rPr>
+          <w:highlight w:val="green"/>
+          <w:lang w:val="es-ES"/>
+        </w:rPr>
+        <w:t>Rasp</w:t>
+      </w:r>
+      <w:proofErr w:type="spellEnd"/>
+      <w:r>
+        <w:rPr>
+          <w:highlight w:val="green"/>
+          <w:lang w:val="es-ES"/>
+        </w:rPr>
+        <w:t>.</w:t>
+      </w:r>
+    </w:p>
+    <w:p>
+      <w:pPr>
+        <w:pStyle w:val="Prrafodelista"/>
+        <w:numPr>
+          <w:ilvl w:val="0"/>
+          <w:numId w:val="2"/>
+        </w:numPr>
+        <w:rPr>
+          <w:highlight w:val="darkYellow"/>
+          <w:lang w:val="es-ES"/>
+        </w:rPr>
+      </w:pPr>
+      <w:r>
+        <w:rPr>
+          <w:highlight w:val="darkYellow"/>
+          <w:lang w:val="es-ES"/>
+        </w:rPr>
+        <w:t>Amplificador para incluir un parlante.</w:t>
+      </w:r>
+      <w:r>
+        <w:rPr>
+          <w:highlight w:val="darkYellow"/>
+          <w:lang w:val="es-ES"/>
+        </w:rPr>
+        <w:t xml:space="preserve"> &lt;Es necesario encontrar un modelo determinado cuando lo estemos implementando en la PCB, en este caso ya algo averiguamos&gt;</w:t>
+      </w:r>
+    </w:p>
+    <w:p>
+      <w:pPr>
+        <w:pStyle w:val="Prrafodelista"/>
+        <w:numPr>
+          <w:ilvl w:val="0"/>
+          <w:numId w:val="2"/>
+        </w:numPr>
+        <w:rPr>
+          <w:highlight w:val="yellow"/>
+          <w:lang w:val="es-ES"/>
+        </w:rPr>
+      </w:pPr>
+      <w:r>
+        <w:rPr>
+          <w:highlight w:val="yellow"/>
+          <w:lang w:val="es-ES"/>
+        </w:rPr>
+        <w:t>Agujeros pasantes para los tornillos.</w:t>
+      </w:r>
+    </w:p>
+    <w:p>
+      <w:pPr>
+        <w:pStyle w:val="Prrafodelista"/>
+        <w:numPr>
+          <w:ilvl w:val="0"/>
+          <w:numId w:val="2"/>
+        </w:numPr>
+        <w:rPr>
+          <w:highlight w:val="green"/>
+          <w:lang w:val="es-ES"/>
+        </w:rPr>
+      </w:pPr>
+      <w:r>
+        <w:rPr>
+          <w:highlight w:val="green"/>
+          <w:lang w:val="es-ES"/>
+        </w:rPr>
+        <w:t xml:space="preserve">Agregarle las resistencias necesarias de </w:t>
+      </w:r>
+      <w:proofErr w:type="spellStart"/>
+      <w:r>
+        <w:rPr>
+          <w:highlight w:val="green"/>
+          <w:lang w:val="es-ES"/>
+        </w:rPr>
+        <w:t>Pull</w:t>
+      </w:r>
+      <w:proofErr w:type="spellEnd"/>
+      <w:r>
+        <w:rPr>
+          <w:highlight w:val="green"/>
+          <w:lang w:val="es-ES"/>
+        </w:rPr>
+        <w:t>-Down para transistores.</w:t>
+      </w:r>
+    </w:p>
+    <w:p>
+      <w:pPr>
+        <w:pStyle w:val="Prrafodelista"/>
+        <w:numPr>
+          <w:ilvl w:val="0"/>
+          <w:numId w:val="2"/>
+        </w:numPr>
+        <w:rPr>
+          <w:highlight w:val="darkYellow"/>
+          <w:lang w:val="es-ES"/>
+        </w:rPr>
+      </w:pPr>
+      <w:r>
+        <w:rPr>
+          <w:highlight w:val="darkYellow"/>
+          <w:lang w:val="es-ES"/>
+        </w:rPr>
+        <w:t>Incluir Step-</w:t>
+      </w:r>
+      <w:r>
+        <w:rPr>
+          <w:highlight w:val="darkYellow"/>
+          <w:lang w:val="es-ES"/>
+        </w:rPr>
+        <w:t>Down</w:t>
+      </w:r>
+      <w:r>
+        <w:rPr>
+          <w:highlight w:val="darkYellow"/>
+          <w:lang w:val="es-ES"/>
+        </w:rPr>
+        <w:t xml:space="preserve"> dentro de la PCB (Preguntar bien si lo vamos a hacer asi).</w:t>
+      </w:r>
+      <w:r>
+        <w:rPr>
+          <w:highlight w:val="darkYellow"/>
+          <w:lang w:val="es-ES"/>
+        </w:rPr>
+        <w:t xml:space="preserve"> (Ya preguntado – 23/1/2026).</w:t>
+      </w:r>
+      <w:r>
+        <w:rPr>
+          <w:highlight w:val="darkYellow"/>
+          <w:lang w:val="es-ES"/>
+        </w:rPr>
+        <w:t xml:space="preserve"> Leo quiere que lo incorporemos en esta versión de la placa, ¿lo hacemos?</w:t>
+      </w:r>
+    </w:p>
+    <w:p>
+      <w:pPr>
+        <w:pStyle w:val="Prrafodelista"/>
+        <w:numPr>
+          <w:ilvl w:val="0"/>
+          <w:numId w:val="2"/>
+        </w:numPr>
+        <w:rPr>
+          <w:highlight w:val="darkYellow"/>
+          <w:lang w:val="es-ES"/>
+        </w:rPr>
+      </w:pPr>
+      <w:r>
+        <w:rPr>
+          <w:highlight w:val="darkYellow"/>
+          <w:lang w:val="es-ES"/>
+        </w:rPr>
+        <w:t xml:space="preserve">Diseño de PCB con Modulo de ESP32 </w:t>
+      </w:r>
+      <w:proofErr w:type="spellStart"/>
+      <w:r>
+        <w:rPr>
+          <w:highlight w:val="darkYellow"/>
+          <w:lang w:val="es-ES"/>
+        </w:rPr>
+        <w:t>Wroom</w:t>
+      </w:r>
+      <w:proofErr w:type="spellEnd"/>
+      <w:r>
+        <w:rPr>
+          <w:highlight w:val="darkYellow"/>
+          <w:lang w:val="es-ES"/>
+        </w:rPr>
+        <w:t xml:space="preserve"> y no con la placa de desarrollo.</w:t>
+      </w:r>
+      <w:r>
+        <w:rPr>
+          <w:highlight w:val="darkYellow"/>
+          <w:lang w:val="es-ES"/>
+        </w:rPr>
+        <w:t xml:space="preserve"> (Ya preguntado – 23/1/2026).</w:t>
+      </w:r>
+      <w:r>
+        <w:rPr>
+          <w:highlight w:val="darkYellow"/>
+          <w:lang w:val="es-ES"/>
+        </w:rPr>
+        <w:t xml:space="preserve"> Leo quiere que lo diseñe para esta </w:t>
+      </w:r>
+      <w:r>
+        <w:rPr>
+          <w:highlight w:val="darkYellow"/>
+          <w:lang w:val="es-ES"/>
+        </w:rPr>
+        <w:t>versión,</w:t>
+      </w:r>
+      <w:r>
+        <w:rPr>
+          <w:highlight w:val="darkYellow"/>
+          <w:lang w:val="es-ES"/>
+        </w:rPr>
+        <w:t xml:space="preserve"> pero en una placa distinta.</w:t>
+      </w:r>
+    </w:p>
+    <w:p>
+      <w:pPr>
+        <w:pStyle w:val="Prrafodelista"/>
+        <w:numPr>
+          <w:ilvl w:val="0"/>
+          <w:numId w:val="2"/>
+        </w:numPr>
+        <w:rPr>
+          <w:highlight w:val="yellow"/>
+          <w:lang w:val="es-ES"/>
+        </w:rPr>
+      </w:pPr>
+      <w:r>
+        <w:rPr>
+          <w:highlight w:val="yellow"/>
+          <w:lang w:val="es-ES"/>
+        </w:rPr>
+        <w:t xml:space="preserve">Necesitamos dejar un espacio de RX para que podamos usar la comunicación del </w:t>
+      </w:r>
+      <w:proofErr w:type="spellStart"/>
+      <w:r>
+        <w:rPr>
+          <w:highlight w:val="yellow"/>
+          <w:lang w:val="es-ES"/>
+        </w:rPr>
+        <w:t>display</w:t>
+      </w:r>
+      <w:proofErr w:type="spellEnd"/>
+      <w:r>
+        <w:rPr>
+          <w:highlight w:val="yellow"/>
+          <w:lang w:val="es-ES"/>
+        </w:rPr>
+        <w:t xml:space="preserve"> y asi obtener los datos de velocidad y aceleración.</w:t>
+      </w:r>
+    </w:p>
+    <w:p>
+      <w:pPr>
+        <w:pStyle w:val="Prrafodelista"/>
+        <w:numPr>
+          <w:ilvl w:val="0"/>
+          <w:numId w:val="2"/>
+        </w:numPr>
+        <w:rPr>
+          <w:highlight w:val="yellow"/>
+          <w:lang w:val="es-ES"/>
+        </w:rPr>
+      </w:pPr>
+      <w:r>
+        <w:rPr>
+          <w:highlight w:val="yellow"/>
+          <w:lang w:val="es-ES"/>
+        </w:rPr>
+        <w:t xml:space="preserve">Divisor Resistivo o Transceptor para toma de datos </w:t>
+      </w:r>
+      <w:proofErr w:type="spellStart"/>
+      <w:r>
+        <w:rPr>
+          <w:highlight w:val="yellow"/>
+          <w:lang w:val="es-ES"/>
+        </w:rPr>
+        <w:t>Display</w:t>
+      </w:r>
+      <w:proofErr w:type="spellEnd"/>
+      <w:r>
+        <w:rPr>
+          <w:highlight w:val="yellow"/>
+          <w:lang w:val="es-ES"/>
+        </w:rPr>
+        <w:t xml:space="preserve">. (Averiguar) </w:t>
+      </w:r>
+      <w:r>
+        <w:rPr>
+          <w:highlight w:val="yellow"/>
+          <w:lang w:val="es-ES"/>
+        </w:rPr>
+        <w:t>&lt;Es necesario encontrar un modelo determinado cuando lo estemos implementando en la PCB&gt;</w:t>
+      </w:r>
+    </w:p>
+    <w:p>
+      <w:pPr>
+        <w:pStyle w:val="Prrafodelista"/>
+        <w:numPr>
+          <w:ilvl w:val="0"/>
+          <w:numId w:val="2"/>
+        </w:numPr>
+        <w:rPr>
+          <w:highlight w:val="green"/>
+          <w:lang w:val="es-ES"/>
+        </w:rPr>
+      </w:pPr>
+      <w:r>
+        <w:rPr>
+          <w:highlight w:val="green"/>
+          <w:lang w:val="es-ES"/>
+        </w:rPr>
+        <w:t>Voltímetro</w:t>
+      </w:r>
+      <w:r>
+        <w:rPr>
+          <w:highlight w:val="green"/>
+          <w:lang w:val="es-ES"/>
+        </w:rPr>
+        <w:t xml:space="preserve"> para batería.</w:t>
+      </w:r>
+      <w:r>
+        <w:rPr>
+          <w:highlight w:val="green"/>
+          <w:lang w:val="es-ES"/>
+        </w:rPr>
+        <w:t xml:space="preserve"> (21/1/2026)</w:t>
+      </w:r>
+      <w:r>
+        <w:rPr>
+          <w:highlight w:val="green"/>
+          <w:lang w:val="es-ES"/>
+        </w:rPr>
+        <w:t xml:space="preserve"> &lt;Es necesario encontrar un modelo determinado cuando lo estemos implementando en la PCB&gt;</w:t>
+      </w:r>
+      <w:r>
+        <w:rPr>
+          <w:highlight w:val="green"/>
+          <w:lang w:val="es-ES"/>
+        </w:rPr>
+        <w:t>. El sensor de corriente lo dejamos para un futuro</w:t>
+      </w:r>
+    </w:p>
+    <w:p>
+      <w:pPr>
+        <w:pStyle w:val="Prrafodelista"/>
+        <w:numPr>
+          <w:ilvl w:val="0"/>
+          <w:numId w:val="2"/>
+        </w:numPr>
+        <w:rPr>
+          <w:lang w:val="es-ES"/>
+        </w:rPr>
+      </w:pPr>
+      <w:r>
+        <w:rPr>
+          <w:highlight w:val="yellow"/>
+          <w:lang w:val="es-ES"/>
+        </w:rPr>
+        <w:t>8 ultrasonidos.</w:t>
+      </w:r>
+    </w:p>
+    <w:p>
+      <w:pPr>
+        <w:pStyle w:val="Prrafodelista"/>
+        <w:numPr>
+          <w:ilvl w:val="0"/>
+          <w:numId w:val="2"/>
+        </w:numPr>
+        <w:rPr>
+          <w:highlight w:val="darkYellow"/>
+          <w:lang w:val="es-ES"/>
+        </w:rPr>
+      </w:pPr>
+      <w:r>
+        <w:rPr>
+          <w:highlight w:val="darkYellow"/>
+          <w:lang w:val="es-ES"/>
+        </w:rPr>
+        <w:t>Investigar RTK.</w:t>
+      </w:r>
+    </w:p>
+    <w:p>
+      <w:pPr>
+        <w:pStyle w:val="Prrafodelista"/>
+        <w:numPr>
+          <w:ilvl w:val="0"/>
+          <w:numId w:val="2"/>
+        </w:numPr>
+        <w:rPr>
+          <w:highlight w:val="darkYellow"/>
+          <w:lang w:val="es-ES"/>
+        </w:rPr>
+      </w:pPr>
+      <w:r>
+        <w:rPr>
+          <w:highlight w:val="darkYellow"/>
+          <w:lang w:val="es-ES"/>
+        </w:rPr>
+        <w:t>Investigar Batería.</w:t>
+      </w:r>
+      <w:r>
+        <w:rPr>
+          <w:highlight w:val="darkYellow"/>
+          <w:lang w:val="es-ES"/>
+        </w:rPr>
+        <w:t xml:space="preserve"> </w:t>
+      </w:r>
+    </w:p>
+    <w:p>
+      <w:pPr>
+        <w:pStyle w:val="Prrafodelista"/>
+        <w:numPr>
+          <w:ilvl w:val="0"/>
+          <w:numId w:val="2"/>
+        </w:numPr>
+        <w:rPr>
+          <w:highlight w:val="green"/>
+          <w:lang w:val="es-ES"/>
+        </w:rPr>
+      </w:pPr>
+      <w:r>
+        <w:rPr>
+          <w:highlight w:val="green"/>
+          <w:lang w:val="es-ES"/>
+        </w:rPr>
+        <w:lastRenderedPageBreak/>
+        <w:t xml:space="preserve">Agregar Multiplexor para </w:t>
+      </w:r>
+      <w:r>
+        <w:rPr>
+          <w:highlight w:val="green"/>
+          <w:lang w:val="es-ES"/>
+        </w:rPr>
+        <w:t>I2C</w:t>
+      </w:r>
+      <w:r>
+        <w:rPr>
+          <w:highlight w:val="green"/>
+          <w:lang w:val="es-ES"/>
+        </w:rPr>
+        <w:t>.</w:t>
+      </w:r>
+      <w:r>
+        <w:rPr>
+          <w:highlight w:val="green"/>
+          <w:lang w:val="es-ES"/>
+        </w:rPr>
+        <w:t xml:space="preserve">  (</w:t>
+      </w:r>
+      <w:r>
+        <w:rPr>
+          <w:highlight w:val="green"/>
+          <w:lang w:val="es-ES"/>
+        </w:rPr>
+        <w:t>Investigación</w:t>
+      </w:r>
+      <w:r>
+        <w:rPr>
+          <w:highlight w:val="green"/>
+          <w:lang w:val="es-ES"/>
+        </w:rPr>
+        <w:t xml:space="preserve"> ya realizada, queda implementar).</w:t>
+      </w:r>
+      <w:r>
+        <w:rPr>
+          <w:highlight w:val="green"/>
+          <w:lang w:val="es-ES"/>
+        </w:rPr>
+        <w:t xml:space="preserve"> &lt;Es necesario encontrar un modelo determinado cuando lo estemos implementando en la PCB&gt;</w:t>
+      </w:r>
+    </w:p>
+    <w:p>
+      <w:pPr>
+        <w:pStyle w:val="Prrafodelista"/>
+        <w:numPr>
+          <w:ilvl w:val="0"/>
+          <w:numId w:val="2"/>
+        </w:numPr>
+        <w:rPr>
+          <w:highlight w:val="magenta"/>
+          <w:lang w:val="es-ES"/>
+        </w:rPr>
+      </w:pPr>
+      <w:r>
+        <w:rPr>
+          <w:highlight w:val="magenta"/>
+          <w:lang w:val="es-ES"/>
+        </w:rPr>
+        <w:t>PONER UN SCHMITT TRIGGER PARA INVERTIR LA SEÑAL DE LA PANTALLA DEL CUATRI EN LA ENTRADA DE LA RASP.</w:t>
+      </w:r>
+    </w:p>
+    <w:p>
+      <w:pPr>
+        <w:pStyle w:val="Prrafodelista"/>
+        <w:numPr>
+          <w:ilvl w:val="0"/>
+          <w:numId w:val="2"/>
+        </w:numPr>
+        <w:rPr>
+          <w:highlight w:val="yellow"/>
+          <w:lang w:val="es-ES"/>
+        </w:rPr>
+      </w:pPr>
+      <w:r>
+        <w:rPr>
+          <w:highlight w:val="yellow"/>
+          <w:lang w:val="es-ES"/>
+        </w:rPr>
+        <w:t>Reemplazar componentes por SMD.</w:t>
+      </w:r>
+      <w:r>
+        <w:rPr>
+          <w:highlight w:val="yellow"/>
+          <w:lang w:val="es-ES"/>
+        </w:rPr>
+        <w:t xml:space="preserve"> (Esto lo voy dejando para cuando ya estemos dedicados al diseño como tal, cuando ya hayamos definido todo)</w:t>
+      </w:r>
+      <w:r>
+        <w:rPr>
+          <w:highlight w:val="yellow"/>
+          <w:lang w:val="es-ES"/>
+        </w:rPr>
+        <w:t>.</w:t>
+      </w:r>
+    </w:p>
+    <w:p>
+      <w:pPr>
+        <w:pStyle w:val="Prrafodelista"/>
+        <w:numPr>
+          <w:ilvl w:val="0"/>
+          <w:numId w:val="2"/>
+        </w:numPr>
+        <w:rPr>
+          <w:highlight w:val="yellow"/>
+          <w:lang w:val="es-ES"/>
+        </w:rPr>
+      </w:pPr>
+      <w:r>
+        <w:rPr>
+          <w:highlight w:val="yellow"/>
+          <w:lang w:val="es-ES"/>
+        </w:rPr>
+        <w:t>Buscar los conectores que nos hacen falta en cada caso.</w:t>
+      </w:r>
+    </w:p>
+    <w:p>
+      <w:pPr>
+        <w:ind w:left="360"/>
+        <w:rPr>
+          <w:lang w:val="es-ES"/>
+        </w:rPr>
+      </w:pPr>
+    </w:p>
+    <w:p>
+      <w:pPr>
+        <w:pStyle w:val="Prrafodelista"/>
+        <w:rPr>
+          <w:lang w:val="es-ES"/>
+        </w:rPr>
+      </w:pPr>
+    </w:p>
+    <w:p>
+      <w:pPr>
+        <w:rPr>
+          <w:lang w:val="es-ES"/>
+        </w:rPr>
+      </w:pPr>
+    </w:p>
+    <w:p>
+      <w:pPr>
+        <w:pStyle w:val="Ttulo"/>
+        <w:rPr>
+          <w:b/>
+          <w:bCs/>
+          <w:u w:val="single"/>
+          <w:lang w:val="es-ES"/>
+        </w:rPr>
+      </w:pPr>
+      <w:r>
+        <w:rPr>
+          <w:b/>
+          <w:bCs/>
+          <w:u w:val="single"/>
+          <w:lang w:val="es-ES"/>
+        </w:rPr>
+        <w:t xml:space="preserve">Cosas que no funcionaron o quedaron por funcionar de PCB </w:t>
+      </w:r>
+      <w:proofErr w:type="spellStart"/>
+      <w:r>
+        <w:rPr>
+          <w:b/>
+          <w:bCs/>
+          <w:u w:val="single"/>
+          <w:lang w:val="es-ES"/>
+        </w:rPr>
+        <w:t>Salus</w:t>
+      </w:r>
+      <w:proofErr w:type="spellEnd"/>
+      <w:r>
+        <w:rPr>
+          <w:b/>
+          <w:bCs/>
+          <w:u w:val="single"/>
+          <w:lang w:val="es-ES"/>
+        </w:rPr>
+        <w:t xml:space="preserve"> III</w:t>
       </w:r>
     </w:p>
     <w:p>
@@ -883,7 +1055,71 @@
           <w:highlight w:val="yellow"/>
           <w:lang w:val="es-ES"/>
         </w:rPr>
-        <w:t>El Rx y Tx de la Rasp y de la ESP32 tienen que estar alternadas, es decir RX(ESP) con TX(Rasp). Ahora lo pusimos al revés y está mal.</w:t>
+        <w:t xml:space="preserve">El </w:t>
+      </w:r>
+      <w:proofErr w:type="spellStart"/>
+      <w:r>
+        <w:rPr>
+          <w:highlight w:val="yellow"/>
+          <w:lang w:val="es-ES"/>
+        </w:rPr>
+        <w:t>Rx</w:t>
+      </w:r>
+      <w:proofErr w:type="spellEnd"/>
+      <w:r>
+        <w:rPr>
+          <w:highlight w:val="yellow"/>
+          <w:lang w:val="es-ES"/>
+        </w:rPr>
+        <w:t xml:space="preserve"> y </w:t>
+      </w:r>
+      <w:proofErr w:type="spellStart"/>
+      <w:r>
+        <w:rPr>
+          <w:highlight w:val="yellow"/>
+          <w:lang w:val="es-ES"/>
+        </w:rPr>
+        <w:t>Tx</w:t>
+      </w:r>
+      <w:proofErr w:type="spellEnd"/>
+      <w:r>
+        <w:rPr>
+          <w:highlight w:val="yellow"/>
+          <w:lang w:val="es-ES"/>
+        </w:rPr>
+        <w:t xml:space="preserve"> de la </w:t>
+      </w:r>
+      <w:proofErr w:type="spellStart"/>
+      <w:r>
+        <w:rPr>
+          <w:highlight w:val="yellow"/>
+          <w:lang w:val="es-ES"/>
+        </w:rPr>
+        <w:t>Rasp</w:t>
+      </w:r>
+      <w:proofErr w:type="spellEnd"/>
+      <w:r>
+        <w:rPr>
+          <w:highlight w:val="yellow"/>
+          <w:lang w:val="es-ES"/>
+        </w:rPr>
+        <w:t xml:space="preserve"> y de la ESP32 tienen que estar alternadas, es decir RX(ESP) con TX(</w:t>
+      </w:r>
+      <w:proofErr w:type="spellStart"/>
+      <w:r>
+        <w:rPr>
+          <w:highlight w:val="yellow"/>
+          <w:lang w:val="es-ES"/>
+        </w:rPr>
+        <w:t>Rasp</w:t>
+      </w:r>
+      <w:proofErr w:type="spellEnd"/>
+      <w:r>
+        <w:rPr>
+          <w:highlight w:val="yellow"/>
+          <w:lang w:val="es-ES"/>
+        </w:rPr>
+        <w:t>). Ahora lo pusimos al revés y está mal.</w:t>
       </w:r>
     </w:p>
     <w:p>
@@ -903,13 +1139,29 @@
           <w:highlight w:val="yellow"/>
           <w:lang w:val="es-ES"/>
         </w:rPr>
-        <w:t xml:space="preserve">Una de las tiras de pines de la Rasp </w:t>
-      </w:r>
+        <w:t xml:space="preserve">Una de las tiras de pines de la </w:t>
+      </w:r>
+      <w:proofErr w:type="spellStart"/>
       <w:r>
         <w:rPr>
           <w:highlight w:val="yellow"/>
           <w:lang w:val="es-ES"/>
         </w:rPr>
+        <w:t>Rasp</w:t>
+      </w:r>
+      <w:proofErr w:type="spellEnd"/>
+      <w:r>
+        <w:rPr>
+          <w:highlight w:val="yellow"/>
+          <w:lang w:val="es-ES"/>
+        </w:rPr>
+        <w:t xml:space="preserve"> </w:t>
+      </w:r>
+      <w:r>
+        <w:rPr>
+          <w:highlight w:val="yellow"/>
+          <w:lang w:val="es-ES"/>
+        </w:rPr>
         <w:t>está</w:t>
       </w:r>
       <w:r>
@@ -965,7 +1217,23 @@
           <w:u w:val="single"/>
           <w:lang w:val="es-ES"/>
         </w:rPr>
-        <w:t>Investigaciones PCB Salus IV</w:t>
+        <w:t xml:space="preserve">Investigaciones PCB </w:t>
+      </w:r>
+      <w:proofErr w:type="spellStart"/>
+      <w:r>
+        <w:rPr>
+          <w:u w:val="single"/>
+          <w:lang w:val="es-ES"/>
+        </w:rPr>
+        <w:t>Salus</w:t>
+      </w:r>
+      <w:proofErr w:type="spellEnd"/>
+      <w:r>
+        <w:rPr>
+          <w:u w:val="single"/>
+          <w:lang w:val="es-ES"/>
+        </w:rPr>
+        <w:t xml:space="preserve"> IV</w:t>
       </w:r>
     </w:p>
     <w:p>
@@ -1019,7 +1287,21 @@
         <w:rPr>
           <w:lang w:val="es-ES"/>
         </w:rPr>
-        <w:t xml:space="preserve"> Tiene 3 Puertos para seleccionar la dirección del chip y con eso saber a que chip estoy accediendo mediante I2C (A0, A1 y A2) lo que permite tener hasta 8 chips de esos. El manejo de selección de GPIOS interno del chip es mediante registros y direcciones de registros.</w:t>
+        <w:t xml:space="preserve"> Tiene 3 Puertos para seleccionar la dirección del chip y con eso saber a </w:t>
+      </w:r>
+      <w:proofErr w:type="spellStart"/>
+      <w:r>
+        <w:rPr>
+          <w:lang w:val="es-ES"/>
+        </w:rPr>
+        <w:t>que</w:t>
+      </w:r>
+      <w:proofErr w:type="spellEnd"/>
+      <w:r>
+        <w:rPr>
+          <w:lang w:val="es-ES"/>
+        </w:rPr>
+        <w:t xml:space="preserve"> chip estoy accediendo mediante I2C (A0, A1 y A2) lo que permite tener hasta 8 chips de esos. El manejo de selección de GPIOS interno del chip es mediante registros y direcciones de registros.</w:t>
       </w:r>
       <w:r>
         <w:rPr>
@@ -1109,6 +1391,7 @@
         <w:rPr>
           <w:lang w:val="es-ES"/>
         </w:rPr>
+        <w:lastRenderedPageBreak/>
         <w:t xml:space="preserve">No existen multiplexores como tal para </w:t>
       </w:r>
       <w:r>
@@ -1133,14 +1416,7 @@
         <w:rPr>
           <w:lang w:val="es-ES"/>
         </w:rPr>
-        <w:t xml:space="preserve"> pero no su uso </w:t>
-      </w:r>
-      <w:r>
-        <w:rPr>
-          <w:lang w:val="es-ES"/>
-        </w:rPr>
-        <w:lastRenderedPageBreak/>
-        <w:t xml:space="preserve">PWM, esto nos sirve para, por ejemplo, los fines de carrera </w:t>
+        <w:t xml:space="preserve"> pero no su uso PWM, esto nos sirve para, por ejemplo, los fines de carrera </w:t>
       </w:r>
       <w:r>
         <w:rPr>
@@ -1164,7 +1440,21 @@
         <w:rPr>
           <w:lang w:val="es-ES"/>
         </w:rPr>
-        <w:t xml:space="preserve">En mi libreta hice algunas anotaciones importantes (20/1/2026). Lo que se me ocurre es que cambiemos algunas cosas que estamos usando que no requieren velocidad de transmisión, PWM o sea solo un “ON” (Enable Puente H) y usemos los GPIOS de PWM de la ESP32 para los </w:t>
+        <w:t>En mi libreta hice algunas anotaciones importantes (20/1/2026). Lo que se me ocurre es que cambiemos algunas cosas que estamos usando que no requieren velocidad de transmisión, PWM o sea solo un “ON” (</w:t>
+      </w:r>
+      <w:proofErr w:type="spellStart"/>
+      <w:r>
+        <w:rPr>
+          <w:lang w:val="es-ES"/>
+        </w:rPr>
+        <w:t>Enable</w:t>
+      </w:r>
+      <w:proofErr w:type="spellEnd"/>
+      <w:r>
+        <w:rPr>
+          <w:lang w:val="es-ES"/>
+        </w:rPr>
+        <w:t xml:space="preserve"> Puente H) y usemos los GPIOS de PWM de la ESP32 para los </w:t>
       </w:r>
       <w:r>
         <w:rPr>
@@ -1282,14 +1572,30 @@
           <w:highlight w:val="red"/>
           <w:lang w:val="es-ES"/>
         </w:rPr>
-        <w:t xml:space="preserve"> ya desarrollado?</w:t>
-      </w:r>
+        <w:t xml:space="preserve"> ya </w:t>
+      </w:r>
+      <w:proofErr w:type="gramStart"/>
       <w:r>
         <w:rPr>
           <w:highlight w:val="red"/>
           <w:lang w:val="es-ES"/>
         </w:rPr>
-        <w:t>. (Me refiero al multiplexor/Expansor).</w:t>
+        <w:t>desarrollado?</w:t>
+      </w:r>
+      <w:r>
+        <w:rPr>
+          <w:highlight w:val="red"/>
+          <w:lang w:val="es-ES"/>
+        </w:rPr>
+        <w:t>.</w:t>
+      </w:r>
+      <w:proofErr w:type="gramEnd"/>
+      <w:r>
+        <w:rPr>
+          <w:highlight w:val="red"/>
+          <w:lang w:val="es-ES"/>
+        </w:rPr>
+        <w:t xml:space="preserve"> (Me refiero al multiplexor/Expansor).</w:t>
       </w:r>
     </w:p>
     <w:p>
@@ -1388,7 +1694,21 @@
         <w:rPr>
           <w:rStyle w:val="nfasisintenso"/>
         </w:rPr>
-        <w:t xml:space="preserve"> LO HACEMOS CON UN MULTIPLEXOR DE I2C de 16 de ser posible y además agregamos el expansor de GPIOS para tener mas espacio.</w:t>
+        <w:t xml:space="preserve"> LO HACEMOS CON UN MULTIPLEXOR DE I2C de 16 de ser posible y además agregamos el expansor de GPIOS para tener </w:t>
+      </w:r>
+      <w:proofErr w:type="spellStart"/>
+      <w:r>
+        <w:rPr>
+          <w:rStyle w:val="nfasisintenso"/>
+        </w:rPr>
+        <w:t>mas</w:t>
+      </w:r>
+      <w:proofErr w:type="spellEnd"/>
+      <w:r>
+        <w:rPr>
+          <w:rStyle w:val="nfasisintenso"/>
+        </w:rPr>
+        <w:t xml:space="preserve"> espacio.</w:t>
       </w:r>
     </w:p>
     <w:p>
@@ -1514,7 +1834,21 @@
         <w:rPr>
           <w:lang w:val="es-ES"/>
         </w:rPr>
-        <w:t xml:space="preserve">Para la parte de los sensores ultrasonidos podemos usar un multiplexor de I2C que funciona con dirección del propio I2C, de la misma manera que podemos asignarle una dirección por hardware al modulo anterior se puede hacer con la segunda opción de compra de arriba, de forma que podemos tener 8 </w:t>
+        <w:t xml:space="preserve">Para la parte de los sensores ultrasonidos podemos usar un multiplexor de I2C que funciona con dirección del propio I2C, de la misma manera que podemos asignarle una dirección por hardware al </w:t>
+      </w:r>
+      <w:proofErr w:type="spellStart"/>
+      <w:r>
+        <w:rPr>
+          <w:lang w:val="es-ES"/>
+        </w:rPr>
+        <w:t>modulo</w:t>
+      </w:r>
+      <w:proofErr w:type="spellEnd"/>
+      <w:r>
+        <w:rPr>
+          <w:lang w:val="es-ES"/>
+        </w:rPr>
+        <w:t xml:space="preserve"> anterior se puede hacer con la segunda opción de compra de arriba, de forma que podemos tener 8 </w:t>
       </w:r>
       <w:r>
         <w:rPr>
@@ -1532,7 +1866,35 @@
         <w:rPr>
           <w:lang w:val="es-ES"/>
         </w:rPr>
-        <w:t>No le veo tanta utilidad a este como al modulo que amplia la capacidad de pines GPIOS, pero esta buena como opción e implementación.</w:t>
+        <w:t xml:space="preserve">No le veo tanta utilidad a este como al </w:t>
+      </w:r>
+      <w:proofErr w:type="spellStart"/>
+      <w:r>
+        <w:rPr>
+          <w:lang w:val="es-ES"/>
+        </w:rPr>
+        <w:t>modulo</w:t>
+      </w:r>
+      <w:proofErr w:type="spellEnd"/>
+      <w:r>
+        <w:rPr>
+          <w:lang w:val="es-ES"/>
+        </w:rPr>
+        <w:t xml:space="preserve"> que </w:t>
+      </w:r>
+      <w:proofErr w:type="spellStart"/>
+      <w:r>
+        <w:rPr>
+          <w:lang w:val="es-ES"/>
+        </w:rPr>
+        <w:t>amplia</w:t>
+      </w:r>
+      <w:proofErr w:type="spellEnd"/>
+      <w:r>
+        <w:rPr>
+          <w:lang w:val="es-ES"/>
+        </w:rPr>
+        <w:t xml:space="preserve"> la capacidad de pines GPIOS, pero esta buena como opción e implementación.</w:t>
       </w:r>
     </w:p>
     <w:p>
@@ -1631,6 +1993,7 @@
         <w:rPr>
           <w:rStyle w:val="nfasisintenso"/>
         </w:rPr>
+        <w:lastRenderedPageBreak/>
         <w:t>Opiniones Equipo:</w:t>
       </w:r>
     </w:p>
@@ -1649,7 +2012,6 @@
         <w:rPr>
           <w:rStyle w:val="nfasisintenso"/>
         </w:rPr>
-        <w:lastRenderedPageBreak/>
         <w:t>Quizás con una controladora dedicada podemos procesar mejor los datos de los ultrasonidos (como otra ESP32-STM-etc.). -&gt; Esto es por el miedo de que no se lo banque una sola ESP32.</w:t>
       </w:r>
     </w:p>
@@ -1686,21 +2048,33 @@
         <w:rPr>
           <w:rStyle w:val="nfasisintenso"/>
         </w:rPr>
-        <w:t xml:space="preserve"> LO HACEMOS CON UN MULTIPLEXOR DE I2C de 16 de ser posible y además agregamos el expansor de GPIOS para tener mas espacio.</w:t>
-      </w:r>
-    </w:p>
-    <w:p>
-      <w:pPr>
-        <w:rPr>
-          <w:lang w:val="es-ES"/>
-        </w:rPr>
-      </w:pPr>
-    </w:p>
-    <w:p>
-      <w:pPr>
+        <w:t xml:space="preserve"> LO HACEMOS CON UN MULTIPLEXOR DE I2C de 16 de ser posible y además agregamos el expansor de GPIOS para tener </w:t>
+      </w:r>
+      <w:r>
         <w:rPr>
           <w:rStyle w:val="nfasisintenso"/>
         </w:rPr>
+        <w:t>más</w:t>
+      </w:r>
+      <w:r>
+        <w:rPr>
+          <w:rStyle w:val="nfasisintenso"/>
+        </w:rPr>
+        <w:t xml:space="preserve"> espacio.</w:t>
+      </w:r>
+    </w:p>
+    <w:p>
+      <w:pPr>
+        <w:rPr>
+          <w:lang w:val="es-ES"/>
+        </w:rPr>
+      </w:pPr>
+    </w:p>
+    <w:p>
+      <w:pPr>
+        <w:rPr>
+          <w:rStyle w:val="nfasisintenso"/>
+        </w:rPr>
       </w:pPr>
     </w:p>
     <w:p>
@@ -1765,13 +2139,37 @@
         <w:rPr>
           <w:lang w:val="es-ES"/>
         </w:rPr>
-        <w:t xml:space="preserve">El sistema de “gestión” de baterías de SALUS no utiliza comunicación mediante protocolos para dar avisos de estado de carga o salud, intuyo que funciona realizando una medición de voltaje y corriente para luego realizar un calculo y comparativa, puede usar incluso un “Conteo de Coulomb” ayudado para ubicarse en el estado actual mediante un sensor de voltaje. </w:t>
-      </w:r>
-      <w:r>
-        <w:rPr>
-          <w:lang w:val="es-ES"/>
-        </w:rPr>
-        <w:t xml:space="preserve">Por la forma en que esta conectada se dificulta la incorporación de un CI (Circuito Integrado) de BMS. </w:t>
+        <w:t xml:space="preserve">El sistema de “gestión” de baterías de SALUS no utiliza comunicación mediante protocolos para dar avisos de estado de carga o salud, intuyo que funciona realizando una medición de voltaje y corriente para luego realizar un </w:t>
+      </w:r>
+      <w:r>
+        <w:rPr>
+          <w:lang w:val="es-ES"/>
+        </w:rPr>
+        <w:t>cálculo</w:t>
+      </w:r>
+      <w:r>
+        <w:rPr>
+          <w:lang w:val="es-ES"/>
+        </w:rPr>
+        <w:t xml:space="preserve"> y comparativa, puede usar incluso un “Conteo de Coulomb” ayudado para ubicarse en el estado actual mediante un sensor de voltaje. </w:t>
+      </w:r>
+      <w:r>
+        <w:rPr>
+          <w:lang w:val="es-ES"/>
+        </w:rPr>
+        <w:t xml:space="preserve">Por la forma en que </w:t>
+      </w:r>
+      <w:r>
+        <w:rPr>
+          <w:lang w:val="es-ES"/>
+        </w:rPr>
+        <w:t>está</w:t>
+      </w:r>
+      <w:r>
+        <w:rPr>
+          <w:lang w:val="es-ES"/>
+        </w:rPr>
+        <w:t xml:space="preserve"> conectada se dificulta la incorporación de un CI (Circuito Integrado) de BMS. </w:t>
       </w:r>
     </w:p>
     <w:p>
@@ -1789,7 +2187,19 @@
         <w:rPr>
           <w:lang w:val="es-ES"/>
         </w:rPr>
-        <w:t>La solución mas efectiva para lo que tenemos es:</w:t>
+        <w:t xml:space="preserve">La solución </w:t>
+      </w:r>
+      <w:r>
+        <w:rPr>
+          <w:lang w:val="es-ES"/>
+        </w:rPr>
+        <w:t>más</w:t>
+      </w:r>
+      <w:r>
+        <w:rPr>
+          <w:lang w:val="es-ES"/>
+        </w:rPr>
+        <w:t xml:space="preserve"> efectiva para lo que tenemos es:</w:t>
       </w:r>
     </w:p>
     <w:p>
@@ -1827,7 +2237,21 @@
             <w:rStyle w:val="Hipervnculo"/>
             <w:lang w:val="es-ES"/>
           </w:rPr>
-          <w:t>Sensor de Corriente (CI)</w:t>
+          <w:t>Sensor de Corrie</w:t>
+        </w:r>
+        <w:r>
+          <w:rPr>
+            <w:rStyle w:val="Hipervnculo"/>
+            <w:lang w:val="es-ES"/>
+          </w:rPr>
+          <w:t>n</w:t>
+        </w:r>
+        <w:r>
+          <w:rPr>
+            <w:rStyle w:val="Hipervnculo"/>
+            <w:lang w:val="es-ES"/>
+          </w:rPr>
+          <w:t>te (CI)</w:t>
         </w:r>
       </w:hyperlink>
       <w:r>
@@ -2165,7 +2589,55 @@
         <w:rPr>
           <w:lang w:val="es-ES"/>
         </w:rPr>
-        <w:t>La razón por la que no podemos hacerlo únicamente con la medición de la tensión es por que depende de diversos factores, el principal, la carga, a mayor carga (mas aceleración) mayor es la corriente y menos tensión nos provee la batería por las resistencias del cobre e internas de la misma. Lo ideal es realizar la medición usando el conteo de Coulomb. Se puede realizar de forma menos precisa simplemente con el divisor resistivo y el sensor omitiendo la medición de aquellos casos en que el consumo de corriente sea excesivo, seria como omitir ese instante y quedarse con el valor anterior.</w:t>
+        <w:t xml:space="preserve">La razón por la que no podemos hacerlo únicamente con la medición de la tensión es </w:t>
+      </w:r>
+      <w:r>
+        <w:rPr>
+          <w:lang w:val="es-ES"/>
+        </w:rPr>
+        <w:t>porque</w:t>
+      </w:r>
+      <w:r>
+        <w:rPr>
+          <w:lang w:val="es-ES"/>
+        </w:rPr>
+        <w:t xml:space="preserve"> depende de diversos factores, el principal, la carga, a mayor carga (</w:t>
+      </w:r>
+      <w:r>
+        <w:rPr>
+          <w:lang w:val="es-ES"/>
+        </w:rPr>
+        <w:t>más</w:t>
+      </w:r>
+      <w:r>
+        <w:rPr>
+          <w:lang w:val="es-ES"/>
+        </w:rPr>
+        <w:t xml:space="preserve"> aceleración) mayor es la corriente y menos tensión nos provee la batería por las resistencias del cobre e internas de la misma. Lo ideal es realizar la medición usando el conteo de Coulomb. Se puede realizar de forma menos precisa simplemente con el divisor resistivo y el sensor omitiendo la medición de aquellos casos en que el consumo de corriente sea excesivo, </w:t>
+      </w:r>
+      <w:r>
+        <w:rPr>
+          <w:lang w:val="es-ES"/>
+        </w:rPr>
+        <w:t>sería</w:t>
+      </w:r>
+    </w:p>
+    <w:p>
+      <w:pPr>
+        <w:pStyle w:val="Prrafodelista"/>
+        <w:numPr>
+          <w:ilvl w:val="0"/>
+          <w:numId w:val="8"/>
+        </w:numPr>
+        <w:rPr>
+          <w:lang w:val="es-ES"/>
+        </w:rPr>
+      </w:pPr>
+      <w:r>
+        <w:rPr>
+          <w:lang w:val="es-ES"/>
+        </w:rPr>
+        <w:t xml:space="preserve"> como omitir ese instante y quedarse con el valor anterior.</w:t>
       </w:r>
     </w:p>
     <w:p>
@@ -2185,7 +2657,21 @@
             <w:rStyle w:val="Hipervnculo"/>
             <w:lang w:val="es-ES"/>
           </w:rPr>
-          <w:t>Foro</w:t>
+          <w:t>Fo</w:t>
+        </w:r>
+        <w:r>
+          <w:rPr>
+            <w:rStyle w:val="Hipervnculo"/>
+            <w:lang w:val="es-ES"/>
+          </w:rPr>
+          <w:t>r</w:t>
+        </w:r>
+        <w:r>
+          <w:rPr>
+            <w:rStyle w:val="Hipervnculo"/>
+            <w:lang w:val="es-ES"/>
+          </w:rPr>
+          <w:t>o</w:t>
         </w:r>
       </w:hyperlink>
       <w:r>
@@ -2266,6 +2752,197 @@
     </w:p>
     <w:p>
       <w:pPr>
+        <w:pStyle w:val="Prrafodelista"/>
+        <w:numPr>
+          <w:ilvl w:val="0"/>
+          <w:numId w:val="8"/>
+        </w:numPr>
+        <w:rPr>
+          <w:b/>
+          <w:bCs/>
+          <w:sz w:val="24"/>
+          <w:szCs w:val="24"/>
+          <w:lang w:val="es-ES"/>
+        </w:rPr>
+      </w:pPr>
+      <w:r>
+        <w:rPr>
+          <w:b/>
+          <w:bCs/>
+          <w:sz w:val="24"/>
+          <w:szCs w:val="24"/>
+          <w:lang w:val="es-ES"/>
+        </w:rPr>
+        <w:t xml:space="preserve">Modifique la forma en que tomo el dato a través del ADC puesto que Leo necesita que no se disipe potencia constantemente, ahora le colocamos un Transistor de los que usamos en la lógica de </w:t>
+      </w:r>
+      <w:proofErr w:type="spellStart"/>
+      <w:r>
+        <w:rPr>
+          <w:b/>
+          <w:bCs/>
+          <w:sz w:val="24"/>
+          <w:szCs w:val="24"/>
+          <w:lang w:val="es-ES"/>
+        </w:rPr>
+        <w:t>Rasp</w:t>
+      </w:r>
+      <w:proofErr w:type="spellEnd"/>
+      <w:r>
+        <w:rPr>
+          <w:b/>
+          <w:bCs/>
+          <w:sz w:val="24"/>
+          <w:szCs w:val="24"/>
+          <w:lang w:val="es-ES"/>
+        </w:rPr>
+        <w:t xml:space="preserve"> para que la ESP32 controle cuando quiera. El factor del Divisor Resistivo es VIN/32.</w:t>
+      </w:r>
+    </w:p>
+    <w:p>
+      <w:pPr>
+        <w:ind w:left="360"/>
+        <w:rPr>
+          <w:b/>
+          <w:bCs/>
+          <w:sz w:val="24"/>
+          <w:szCs w:val="24"/>
+          <w:lang w:val="es-ES"/>
+        </w:rPr>
+      </w:pPr>
+      <w:r>
+        <w:rPr>
+          <w:lang w:val="es-ES"/>
+        </w:rPr>
+        <w:lastRenderedPageBreak/>
+        <w:drawing>
+          <wp:inline distT="0" distB="0" distL="0" distR="0" wp14:anchorId="6107C1EF" wp14:editId="6F247CFA">
+            <wp:extent cx="5400040" cy="3361690"/>
+            <wp:effectExtent l="0" t="0" r="0" b="0"/>
+            <wp:docPr id="96546483" name="Imagen 1"/>
+            <wp:cNvGraphicFramePr>
+              <a:graphicFrameLocks xmlns:a="http://schemas.openxmlformats.org/drawingml/2006/main" noChangeAspect="1"/>
+            </wp:cNvGraphicFramePr>
+            <a:graphic xmlns:a="http://schemas.openxmlformats.org/drawingml/2006/main">
+              <a:graphicData uri="http://schemas.openxmlformats.org/drawingml/2006/picture">
+                <pic:pic xmlns:pic="http://schemas.openxmlformats.org/drawingml/2006/picture">
+                  <pic:nvPicPr>
+                    <pic:cNvPr id="96546483" name=""/>
+                    <pic:cNvPicPr/>
+                  </pic:nvPicPr>
+                  <pic:blipFill>
+                    <a:blip r:embed="rId20"/>
+                    <a:stretch>
+                      <a:fillRect/>
+                    </a:stretch>
+                  </pic:blipFill>
+                  <pic:spPr>
+                    <a:xfrm>
+                      <a:off x="0" y="0"/>
+                      <a:ext cx="5400040" cy="3361690"/>
+                    </a:xfrm>
+                    <a:prstGeom prst="rect">
+                      <a:avLst/>
+                    </a:prstGeom>
+                  </pic:spPr>
+                </pic:pic>
+              </a:graphicData>
+            </a:graphic>
+          </wp:inline>
+        </w:drawing>
+      </w:r>
+    </w:p>
+    <w:p>
+      <w:pPr>
+        <w:ind w:left="360"/>
+        <w:rPr>
+          <w:b/>
+          <w:bCs/>
+          <w:sz w:val="24"/>
+          <w:szCs w:val="24"/>
+          <w:lang w:val="es-ES"/>
+        </w:rPr>
+      </w:pPr>
+      <w:proofErr w:type="gramStart"/>
+      <w:r>
+        <w:rPr>
+          <w:b/>
+          <w:bCs/>
+          <w:sz w:val="24"/>
+          <w:szCs w:val="24"/>
+          <w:lang w:val="es-ES"/>
+        </w:rPr>
+        <w:t>Finalmente</w:t>
+      </w:r>
+      <w:proofErr w:type="gramEnd"/>
+      <w:r>
+        <w:rPr>
+          <w:b/>
+          <w:bCs/>
+          <w:sz w:val="24"/>
+          <w:szCs w:val="24"/>
+          <w:lang w:val="es-ES"/>
+        </w:rPr>
+        <w:t xml:space="preserve"> el anterior tiene problemas puesto que el IRLML6344 en el momento en que la ESP no le pida dato va a ser sobre quien caigan los 60V. Vamos a usar una versión con </w:t>
+      </w:r>
+      <w:proofErr w:type="spellStart"/>
+      <w:r>
+        <w:rPr>
+          <w:b/>
+          <w:bCs/>
+          <w:sz w:val="24"/>
+          <w:szCs w:val="24"/>
+          <w:lang w:val="es-ES"/>
+        </w:rPr>
+        <w:t>Rele</w:t>
+      </w:r>
+      <w:proofErr w:type="spellEnd"/>
+      <w:r>
+        <w:rPr>
+          <w:b/>
+          <w:bCs/>
+          <w:sz w:val="24"/>
+          <w:szCs w:val="24"/>
+          <w:lang w:val="es-ES"/>
+        </w:rPr>
+        <w:t>.</w:t>
+      </w:r>
+    </w:p>
+    <w:p>
+      <w:pPr>
+        <w:ind w:left="360"/>
+        <w:rPr>
+          <w:b/>
+          <w:bCs/>
+          <w:sz w:val="24"/>
+          <w:szCs w:val="24"/>
+          <w:lang w:val="es-ES"/>
+        </w:rPr>
+      </w:pPr>
+      <w:r>
+        <w:rPr>
+          <w:b/>
+          <w:bCs/>
+          <w:sz w:val="24"/>
+          <w:szCs w:val="24"/>
+          <w:lang w:val="es-ES"/>
+        </w:rPr>
+        <w:t>Al final el conteo de Coulomb no lo vamos a usar, el sensor de corriente es difícil de conectar puesto que no puedo medir la corriente que sale desde la batería del cuatri cuando este acelera y esto genera problemas. Lo dejamos para una próxima versión.</w:t>
+      </w:r>
+    </w:p>
+    <w:p>
+      <w:pPr>
+        <w:ind w:left="360"/>
+        <w:rPr>
+          <w:b/>
+          <w:bCs/>
+          <w:sz w:val="24"/>
+          <w:szCs w:val="24"/>
+          <w:lang w:val="es-ES"/>
+        </w:rPr>
+      </w:pPr>
+    </w:p>
+    <w:p>
+      <w:pPr>
         <w:rPr>
           <w:lang w:val="es-ES"/>
         </w:rPr>
@@ -2299,7 +2976,21 @@
         <w:rPr>
           <w:rStyle w:val="nfasisintenso"/>
         </w:rPr>
-        <w:t>Vamos a colocar los dos sensores, el de voltaje y corriente y después Leo va a ver de que manera hacer la simplificación.</w:t>
+        <w:t xml:space="preserve">Vamos a colocar los dos sensores, el de voltaje y corriente y después Leo va a ver de </w:t>
+      </w:r>
+      <w:proofErr w:type="spellStart"/>
+      <w:r>
+        <w:rPr>
+          <w:rStyle w:val="nfasisintenso"/>
+        </w:rPr>
+        <w:t>que</w:t>
+      </w:r>
+      <w:proofErr w:type="spellEnd"/>
+      <w:r>
+        <w:rPr>
+          <w:rStyle w:val="nfasisintenso"/>
+        </w:rPr>
+        <w:t xml:space="preserve"> manera hacer la simplificación.</w:t>
       </w:r>
     </w:p>
     <w:p>
@@ -2387,7 +3078,21 @@
         <w:rPr>
           <w:lang w:val="es-ES"/>
         </w:rPr>
-        <w:t>Divisor Resistivo o Transceptor para tomar Datos del Display:</w:t>
+        <w:t xml:space="preserve">Divisor Resistivo o Transceptor para tomar Datos del </w:t>
+      </w:r>
+      <w:proofErr w:type="spellStart"/>
+      <w:r>
+        <w:rPr>
+          <w:lang w:val="es-ES"/>
+        </w:rPr>
+        <w:t>Display</w:t>
+      </w:r>
+      <w:proofErr w:type="spellEnd"/>
+      <w:r>
+        <w:rPr>
+          <w:lang w:val="es-ES"/>
+        </w:rPr>
+        <w:t>:</w:t>
       </w:r>
     </w:p>
     <w:p>
@@ -2405,7 +3110,63 @@
         <w:rPr>
           <w:lang w:val="es-ES"/>
         </w:rPr>
-        <w:t xml:space="preserve">Actualmente estamos usando un divisor resistivo para tomar los datos que vienen desde la controladora de Salus hacia el Display porque el nivel de voltaje del protocolo de comunicación es mayor que el que soporta una ESP32 (VOTOL: 5,2V – ESP32: 3,3). El problema con este circuito es que al estar únicamente conformado por resistencias no tiene las protecciones ni resguardos necesarios para que la comunicación no sea errónea. Esto se podría solucionar con un componente llamado “Level Shifting” que tiene esta finalidad. </w:t>
+        <w:t xml:space="preserve">Actualmente estamos usando un divisor resistivo para tomar los datos que vienen desde la controladora de </w:t>
+      </w:r>
+      <w:proofErr w:type="spellStart"/>
+      <w:r>
+        <w:rPr>
+          <w:lang w:val="es-ES"/>
+        </w:rPr>
+        <w:t>Salus</w:t>
+      </w:r>
+      <w:proofErr w:type="spellEnd"/>
+      <w:r>
+        <w:rPr>
+          <w:lang w:val="es-ES"/>
+        </w:rPr>
+        <w:t xml:space="preserve"> hacia el </w:t>
+      </w:r>
+      <w:proofErr w:type="spellStart"/>
+      <w:r>
+        <w:rPr>
+          <w:lang w:val="es-ES"/>
+        </w:rPr>
+        <w:t>Display</w:t>
+      </w:r>
+      <w:proofErr w:type="spellEnd"/>
+      <w:r>
+        <w:rPr>
+          <w:lang w:val="es-ES"/>
+        </w:rPr>
+        <w:t xml:space="preserve"> porque el nivel de voltaje del protocolo de comunicación es mayor que el que soporta una ESP32 (VOTOL: 5,2V – ESP32: 3,3). El problema con este circuito es que al estar únicamente conformado por resistencias no tiene las protecciones ni resguardos necesarios para que la comunicación no sea errónea. Esto se podría solucionar con un componente llamado “</w:t>
+      </w:r>
+      <w:proofErr w:type="spellStart"/>
+      <w:r>
+        <w:rPr>
+          <w:lang w:val="es-ES"/>
+        </w:rPr>
+        <w:t>Level</w:t>
+      </w:r>
+      <w:proofErr w:type="spellEnd"/>
+      <w:r>
+        <w:rPr>
+          <w:lang w:val="es-ES"/>
+        </w:rPr>
+        <w:t xml:space="preserve"> </w:t>
+      </w:r>
+      <w:proofErr w:type="spellStart"/>
+      <w:r>
+        <w:rPr>
+          <w:lang w:val="es-ES"/>
+        </w:rPr>
+        <w:t>Shifting</w:t>
+      </w:r>
+      <w:proofErr w:type="spellEnd"/>
+      <w:r>
+        <w:rPr>
+          <w:lang w:val="es-ES"/>
+        </w:rPr>
+        <w:t xml:space="preserve">” que tiene esta finalidad. </w:t>
       </w:r>
     </w:p>
     <w:p>
@@ -2419,7 +3180,7 @@
           <w:lang w:val="es-ES"/>
         </w:rPr>
       </w:pPr>
-      <w:hyperlink r:id="rId20" w:anchor=":~:text=Level%20shifting%2C%20in%20its%20simplest,it%20should%20be%20connected%20externally." w:history="1">
+      <w:hyperlink r:id="rId21" w:anchor=":~:text=Level%20shifting%2C%20in%20its%20simplest,it%20should%20be%20connected%20externally." w:history="1">
         <w:r>
           <w:rPr>
             <w:rStyle w:val="Hipervnculo"/>
@@ -2433,33 +3194,6 @@
           <w:lang w:val="es-ES"/>
         </w:rPr>
         <w:t xml:space="preserve"> la explicación del circuito.</w:t>
-      </w:r>
-    </w:p>
-    <w:p>
-      <w:pPr>
-        <w:pStyle w:val="Prrafodelista"/>
-        <w:numPr>
-          <w:ilvl w:val="0"/>
-          <w:numId w:val="9"/>
-        </w:numPr>
-        <w:rPr>
-          <w:lang w:val="es-ES"/>
-        </w:rPr>
-      </w:pPr>
-      <w:hyperlink r:id="rId21" w:history="1">
-        <w:r>
-          <w:rPr>
-            <w:rStyle w:val="Hipervnculo"/>
-            <w:lang w:val="es-ES"/>
-          </w:rPr>
-          <w:t>Aca</w:t>
-        </w:r>
-      </w:hyperlink>
-      <w:r>
-        <w:rPr>
-          <w:lang w:val="es-ES"/>
-        </w:rPr>
-        <w:t xml:space="preserve"> guía y video de uso. </w:t>
       </w:r>
     </w:p>
     <w:p>
@@ -2486,7 +3220,7 @@
         <w:rPr>
           <w:lang w:val="es-ES"/>
         </w:rPr>
-        <w:t xml:space="preserve"> algunas notas de aplicación y recomendaciones de Texas Instruments.</w:t>
+        <w:t xml:space="preserve"> guía y video de uso. </w:t>
       </w:r>
     </w:p>
     <w:p>
@@ -2500,48 +3234,6 @@
           <w:lang w:val="es-ES"/>
         </w:rPr>
       </w:pPr>
-      <w:r>
-        <w:rPr>
-          <w:lang w:val="es-ES"/>
-        </w:rPr>
-        <w:t>Podemos hacer directamente con un divisor resistivo y un Schmitt trigger para limpiar la señal de ruido y asegurarnos que nos llegue la señal limpia.</w:t>
-      </w:r>
-    </w:p>
-    <w:p>
-      <w:pPr>
-        <w:pStyle w:val="Prrafodelista"/>
-        <w:numPr>
-          <w:ilvl w:val="0"/>
-          <w:numId w:val="9"/>
-        </w:numPr>
-        <w:rPr>
-          <w:lang w:val="es-ES"/>
-        </w:rPr>
-      </w:pPr>
-      <w:r>
-        <w:rPr>
-          <w:lang w:val="es-ES"/>
-        </w:rPr>
-        <w:t>El problema del Schmitt Trigger es que tenemos que buscar alguno en particular que nos sirva para nuestros umbrales, de igual manera la señal está muy limpia a la salida, por lo menos en el osciloscopio. La otra forma (Si es que no conseguimos un Schmitt que nos proporcione esos umbrales) podemos diseñarlo con comparadores o amplificadores operacionales.</w:t>
-      </w:r>
-    </w:p>
-    <w:p>
-      <w:pPr>
-        <w:pStyle w:val="Prrafodelista"/>
-        <w:numPr>
-          <w:ilvl w:val="0"/>
-          <w:numId w:val="9"/>
-        </w:numPr>
-        <w:rPr>
-          <w:lang w:val="es-ES"/>
-        </w:rPr>
-      </w:pPr>
-      <w:r>
-        <w:rPr>
-          <w:lang w:val="es-ES"/>
-        </w:rPr>
-        <w:t xml:space="preserve">Una de las opciones de Schmitt </w:t>
-      </w:r>
       <w:hyperlink r:id="rId23" w:history="1">
         <w:r>
           <w:rPr>
@@ -2555,6 +3247,103 @@
         <w:rPr>
           <w:lang w:val="es-ES"/>
         </w:rPr>
+        <w:t xml:space="preserve"> algunas notas de aplicación y recomendaciones de Texas Instruments.</w:t>
+      </w:r>
+    </w:p>
+    <w:p>
+      <w:pPr>
+        <w:pStyle w:val="Prrafodelista"/>
+        <w:numPr>
+          <w:ilvl w:val="0"/>
+          <w:numId w:val="9"/>
+        </w:numPr>
+        <w:rPr>
+          <w:lang w:val="es-ES"/>
+        </w:rPr>
+      </w:pPr>
+      <w:r>
+        <w:rPr>
+          <w:lang w:val="es-ES"/>
+        </w:rPr>
+        <w:t xml:space="preserve">Podemos hacer directamente con un divisor resistivo y un Schmitt </w:t>
+      </w:r>
+      <w:proofErr w:type="spellStart"/>
+      <w:r>
+        <w:rPr>
+          <w:lang w:val="es-ES"/>
+        </w:rPr>
+        <w:t>trigger</w:t>
+      </w:r>
+      <w:proofErr w:type="spellEnd"/>
+      <w:r>
+        <w:rPr>
+          <w:lang w:val="es-ES"/>
+        </w:rPr>
+        <w:t xml:space="preserve"> para limpiar la señal de ruido y asegurarnos que nos llegue la señal limpia.</w:t>
+      </w:r>
+    </w:p>
+    <w:p>
+      <w:pPr>
+        <w:pStyle w:val="Prrafodelista"/>
+        <w:numPr>
+          <w:ilvl w:val="0"/>
+          <w:numId w:val="9"/>
+        </w:numPr>
+        <w:rPr>
+          <w:lang w:val="es-ES"/>
+        </w:rPr>
+      </w:pPr>
+      <w:r>
+        <w:rPr>
+          <w:lang w:val="es-ES"/>
+        </w:rPr>
+        <w:t xml:space="preserve">El problema del Schmitt </w:t>
+      </w:r>
+      <w:proofErr w:type="spellStart"/>
+      <w:r>
+        <w:rPr>
+          <w:lang w:val="es-ES"/>
+        </w:rPr>
+        <w:t>Trigger</w:t>
+      </w:r>
+      <w:proofErr w:type="spellEnd"/>
+      <w:r>
+        <w:rPr>
+          <w:lang w:val="es-ES"/>
+        </w:rPr>
+        <w:t xml:space="preserve"> es que tenemos que buscar alguno en particular que nos sirva para nuestros umbrales, de igual manera la señal está muy limpia a la salida, por lo menos en el osciloscopio. La otra forma (Si es que no conseguimos un Schmitt que nos proporcione esos umbrales) podemos diseñarlo con comparadores o amplificadores operacionales.</w:t>
+      </w:r>
+    </w:p>
+    <w:p>
+      <w:pPr>
+        <w:pStyle w:val="Prrafodelista"/>
+        <w:numPr>
+          <w:ilvl w:val="0"/>
+          <w:numId w:val="9"/>
+        </w:numPr>
+        <w:rPr>
+          <w:lang w:val="es-ES"/>
+        </w:rPr>
+      </w:pPr>
+      <w:r>
+        <w:rPr>
+          <w:lang w:val="es-ES"/>
+        </w:rPr>
+        <w:t xml:space="preserve">Una de las opciones de Schmitt </w:t>
+      </w:r>
+      <w:hyperlink r:id="rId24" w:history="1">
+        <w:r>
+          <w:rPr>
+            <w:rStyle w:val="Hipervnculo"/>
+            <w:lang w:val="es-ES"/>
+          </w:rPr>
+          <w:t>Aca</w:t>
+        </w:r>
+      </w:hyperlink>
+      <w:r>
+        <w:rPr>
+          <w:lang w:val="es-ES"/>
+        </w:rPr>
         <w:t>.</w:t>
       </w:r>
     </w:p>
@@ -2589,7 +3378,6 @@
           <w:rStyle w:val="nfasisintenso"/>
           <w:noProof/>
         </w:rPr>
-        <w:lastRenderedPageBreak/>
         <w:drawing>
           <wp:inline distT="0" distB="0" distL="0" distR="0" wp14:anchorId="4C0E24FD" wp14:editId="0B28BFA7">
             <wp:extent cx="5400040" cy="3582670"/>
@@ -2606,7 +3394,7 @@
                     <pic:cNvPicPr/>
                   </pic:nvPicPr>
                   <pic:blipFill>
-                    <a:blip r:embed="rId24"/>
+                    <a:blip r:embed="rId25"/>
                     <a:stretch>
                       <a:fillRect/>
                     </a:stretch>
@@ -2642,7 +3430,35 @@
         <w:rPr>
           <w:rStyle w:val="nfasisintenso"/>
         </w:rPr>
-        <w:t>Diseñamos otro circuito basado en la versión del MOSFET de los level shiftters, lo hacemos únicamente con un diodo de forma que podamos reducir el uso de corriente.</w:t>
+        <w:t xml:space="preserve">Diseñamos otro circuito basado en la versión del MOSFET de los </w:t>
+      </w:r>
+      <w:proofErr w:type="spellStart"/>
+      <w:r>
+        <w:rPr>
+          <w:rStyle w:val="nfasisintenso"/>
+        </w:rPr>
+        <w:t>level</w:t>
+      </w:r>
+      <w:proofErr w:type="spellEnd"/>
+      <w:r>
+        <w:rPr>
+          <w:rStyle w:val="nfasisintenso"/>
+        </w:rPr>
+        <w:t xml:space="preserve"> </w:t>
+      </w:r>
+      <w:proofErr w:type="spellStart"/>
+      <w:r>
+        <w:rPr>
+          <w:rStyle w:val="nfasisintenso"/>
+        </w:rPr>
+        <w:t>shiftters</w:t>
+      </w:r>
+      <w:proofErr w:type="spellEnd"/>
+      <w:r>
+        <w:rPr>
+          <w:rStyle w:val="nfasisintenso"/>
+        </w:rPr>
+        <w:t>, lo hacemos únicamente con un diodo de forma que podamos reducir el uso de corriente.</w:t>
       </w:r>
     </w:p>
     <w:p>
@@ -2660,7 +3476,21 @@
         <w:rPr>
           <w:rStyle w:val="nfasisintenso"/>
         </w:rPr>
-        <w:t>Sin Schmitt trigger. Sale bastante limpio de la controladora y no esta tan lejos.</w:t>
+        <w:t xml:space="preserve">Sin Schmitt </w:t>
+      </w:r>
+      <w:proofErr w:type="spellStart"/>
+      <w:r>
+        <w:rPr>
+          <w:rStyle w:val="nfasisintenso"/>
+        </w:rPr>
+        <w:t>trigger</w:t>
+      </w:r>
+      <w:proofErr w:type="spellEnd"/>
+      <w:r>
+        <w:rPr>
+          <w:rStyle w:val="nfasisintenso"/>
+        </w:rPr>
+        <w:t>. Sale bastante limpio de la controladora y no esta tan lejos.</w:t>
       </w:r>
     </w:p>
     <w:p>
@@ -2678,6 +3508,7 @@
         <w:rPr>
           <w:rStyle w:val="nfasisintenso"/>
         </w:rPr>
+        <w:lastRenderedPageBreak/>
         <w:t xml:space="preserve">Vamos a usar un diodo Schottky </w:t>
       </w:r>
     </w:p>
@@ -2747,7 +3578,21 @@
         <w:rPr>
           <w:lang w:val="es-ES"/>
         </w:rPr>
-        <w:t>Arrancamos con la investigación para poner un amplificador en Salus.</w:t>
+        <w:t xml:space="preserve">Arrancamos con la investigación para poner un amplificador en </w:t>
+      </w:r>
+      <w:proofErr w:type="spellStart"/>
+      <w:r>
+        <w:rPr>
+          <w:lang w:val="es-ES"/>
+        </w:rPr>
+        <w:t>Salus</w:t>
+      </w:r>
+      <w:proofErr w:type="spellEnd"/>
+      <w:r>
+        <w:rPr>
+          <w:lang w:val="es-ES"/>
+        </w:rPr>
+        <w:t>.</w:t>
       </w:r>
     </w:p>
     <w:p>
@@ -2801,7 +3646,21 @@
         <w:rPr>
           <w:lang w:val="es-ES"/>
         </w:rPr>
-        <w:t>De otra manera si nos demoramos mucho lo ideal seria comprar uno que funcione en internet para desarmarlo y usar la bocina con el circuito de amplificación.</w:t>
+        <w:t xml:space="preserve">De otra manera si nos demoramos mucho lo ideal </w:t>
+      </w:r>
+      <w:proofErr w:type="spellStart"/>
+      <w:r>
+        <w:rPr>
+          <w:lang w:val="es-ES"/>
+        </w:rPr>
+        <w:t>seria</w:t>
+      </w:r>
+      <w:proofErr w:type="spellEnd"/>
+      <w:r>
+        <w:rPr>
+          <w:lang w:val="es-ES"/>
+        </w:rPr>
+        <w:t xml:space="preserve"> comprar uno que funcione en internet para desarmarlo y usar la bocina con el circuito de amplificación.</w:t>
       </w:r>
     </w:p>
     <w:p>
@@ -2837,7 +3696,21 @@
         <w:rPr>
           <w:lang w:val="es-ES"/>
         </w:rPr>
-        <w:t>Intenté ver de que manera funciona el amplificador y parlante de las ruedas que trajeron de China, pero no tiene instrucciones de uso y el circuito es demasiado engorroso como para perder tiempo en eso. Parece que contiene unos drivers de USB y además un Chip Único de Sonido Integrado. Además, seguramente requiere de amplificación mediante parlantes.</w:t>
+        <w:t xml:space="preserve">Intenté ver de </w:t>
+      </w:r>
+      <w:proofErr w:type="spellStart"/>
+      <w:r>
+        <w:rPr>
+          <w:lang w:val="es-ES"/>
+        </w:rPr>
+        <w:t>que</w:t>
+      </w:r>
+      <w:proofErr w:type="spellEnd"/>
+      <w:r>
+        <w:rPr>
+          <w:lang w:val="es-ES"/>
+        </w:rPr>
+        <w:t xml:space="preserve"> manera funciona el amplificador y parlante de las ruedas que trajeron de China, pero no tiene instrucciones de uso y el circuito es demasiado engorroso como para perder tiempo en eso. Parece que contiene unos drivers de USB y además un Chip Único de Sonido Integrado. Además, seguramente requiere de amplificación mediante parlantes.</w:t>
       </w:r>
     </w:p>
     <w:p>
@@ -2855,59 +3728,7 @@
         <w:rPr>
           <w:lang w:val="es-ES"/>
         </w:rPr>
-        <w:lastRenderedPageBreak/>
         <w:t xml:space="preserve">Diferencia entre las distintas clases de amplificación </w:t>
-      </w:r>
-      <w:hyperlink r:id="rId25" w:history="1">
-        <w:r>
-          <w:rPr>
-            <w:rStyle w:val="Hipervnculo"/>
-            <w:lang w:val="es-ES"/>
-          </w:rPr>
-          <w:t>ACA</w:t>
-        </w:r>
-      </w:hyperlink>
-      <w:r>
-        <w:rPr>
-          <w:lang w:val="es-ES"/>
-        </w:rPr>
-        <w:t>.</w:t>
-      </w:r>
-    </w:p>
-    <w:p>
-      <w:pPr>
-        <w:pStyle w:val="Prrafodelista"/>
-        <w:numPr>
-          <w:ilvl w:val="0"/>
-          <w:numId w:val="14"/>
-        </w:numPr>
-        <w:rPr>
-          <w:lang w:val="es-ES"/>
-        </w:rPr>
-      </w:pPr>
-      <w:r>
-        <w:rPr>
-          <w:lang w:val="es-ES"/>
-        </w:rPr>
-        <w:t xml:space="preserve">Vamos a diseñar el parlante nosotros usando un integrado que amplifica audio. </w:t>
-      </w:r>
-    </w:p>
-    <w:p>
-      <w:pPr>
-        <w:pStyle w:val="Prrafodelista"/>
-        <w:numPr>
-          <w:ilvl w:val="0"/>
-          <w:numId w:val="14"/>
-        </w:numPr>
-        <w:rPr>
-          <w:lang w:val="es-ES"/>
-        </w:rPr>
-      </w:pPr>
-      <w:r>
-        <w:rPr>
-          <w:lang w:val="es-ES"/>
-        </w:rPr>
-        <w:t xml:space="preserve">Primera opción </w:t>
       </w:r>
       <w:hyperlink r:id="rId26" w:history="1">
         <w:r>
@@ -2940,19 +3761,25 @@
         <w:rPr>
           <w:lang w:val="es-ES"/>
         </w:rPr>
-        <w:t xml:space="preserve">Segunda </w:t>
-      </w:r>
-      <w:r>
-        <w:rPr>
-          <w:lang w:val="es-ES"/>
-        </w:rPr>
-        <w:t>Opción</w:t>
-      </w:r>
-      <w:r>
-        <w:rPr>
-          <w:lang w:val="es-ES"/>
-        </w:rPr>
-        <w:t xml:space="preserve"> </w:t>
+        <w:t xml:space="preserve">Vamos a diseñar el parlante nosotros usando un integrado que amplifica audio. </w:t>
+      </w:r>
+    </w:p>
+    <w:p>
+      <w:pPr>
+        <w:pStyle w:val="Prrafodelista"/>
+        <w:numPr>
+          <w:ilvl w:val="0"/>
+          <w:numId w:val="14"/>
+        </w:numPr>
+        <w:rPr>
+          <w:lang w:val="es-ES"/>
+        </w:rPr>
+      </w:pPr>
+      <w:r>
+        <w:rPr>
+          <w:lang w:val="es-ES"/>
+        </w:rPr>
+        <w:t xml:space="preserve">Primera opción </w:t>
       </w:r>
       <w:hyperlink r:id="rId27" w:history="1">
         <w:r>
@@ -2967,6 +3794,51 @@
         <w:rPr>
           <w:lang w:val="es-ES"/>
         </w:rPr>
+        <w:t>.</w:t>
+      </w:r>
+    </w:p>
+    <w:p>
+      <w:pPr>
+        <w:pStyle w:val="Prrafodelista"/>
+        <w:numPr>
+          <w:ilvl w:val="0"/>
+          <w:numId w:val="14"/>
+        </w:numPr>
+        <w:rPr>
+          <w:lang w:val="es-ES"/>
+        </w:rPr>
+      </w:pPr>
+      <w:r>
+        <w:rPr>
+          <w:lang w:val="es-ES"/>
+        </w:rPr>
+        <w:t xml:space="preserve">Segunda </w:t>
+      </w:r>
+      <w:r>
+        <w:rPr>
+          <w:lang w:val="es-ES"/>
+        </w:rPr>
+        <w:t>Opción</w:t>
+      </w:r>
+      <w:r>
+        <w:rPr>
+          <w:lang w:val="es-ES"/>
+        </w:rPr>
+        <w:t xml:space="preserve"> </w:t>
+      </w:r>
+      <w:hyperlink r:id="rId28" w:history="1">
+        <w:r>
+          <w:rPr>
+            <w:rStyle w:val="Hipervnculo"/>
+            <w:lang w:val="es-ES"/>
+          </w:rPr>
+          <w:t>ACA</w:t>
+        </w:r>
+      </w:hyperlink>
+      <w:r>
+        <w:rPr>
+          <w:lang w:val="es-ES"/>
+        </w:rPr>
         <w:t>. (Recomendado por Chat)</w:t>
       </w:r>
     </w:p>
@@ -2985,7 +3857,21 @@
         <w:rPr>
           <w:lang w:val="es-ES"/>
         </w:rPr>
-        <w:t>Lo ideal seria hacerlo con el amplificador tipo D. El lunes seguimos buscando.</w:t>
+        <w:t xml:space="preserve">Lo ideal </w:t>
+      </w:r>
+      <w:proofErr w:type="spellStart"/>
+      <w:r>
+        <w:rPr>
+          <w:lang w:val="es-ES"/>
+        </w:rPr>
+        <w:t>seria</w:t>
+      </w:r>
+      <w:proofErr w:type="spellEnd"/>
+      <w:r>
+        <w:rPr>
+          <w:lang w:val="es-ES"/>
+        </w:rPr>
+        <w:t xml:space="preserve"> hacerlo con el amplificador tipo D. El lunes seguimos buscando.</w:t>
       </w:r>
     </w:p>
     <w:p>
@@ -3003,7 +3889,35 @@
         <w:rPr>
           <w:lang w:val="es-ES"/>
         </w:rPr>
-        <w:t>Por lo que estuve investigando (Hoy lunes 26/1/2026), existen distintas etapas de amplificación en un parlante, preamplificacion (Amplificación de tensión sin corriente) y amplificación de potencia (Amplificación de corriente para permitir el movimiento de las bocinas). Nosotros igualmente únicamente necesitaríamos solo la etapa de amplificación de potencia (corriente) porque la preamplificacion se usa para cosas profesionales.</w:t>
+        <w:t xml:space="preserve">Por lo que estuve investigando (Hoy lunes 26/1/2026), existen distintas etapas de amplificación en un parlante, </w:t>
+      </w:r>
+      <w:proofErr w:type="spellStart"/>
+      <w:r>
+        <w:rPr>
+          <w:lang w:val="es-ES"/>
+        </w:rPr>
+        <w:t>preamplificacion</w:t>
+      </w:r>
+      <w:proofErr w:type="spellEnd"/>
+      <w:r>
+        <w:rPr>
+          <w:lang w:val="es-ES"/>
+        </w:rPr>
+        <w:t xml:space="preserve"> (Amplificación de tensión sin corriente) y amplificación de potencia (Amplificación de corriente para permitir el movimiento de las bocinas). Nosotros igualmente únicamente necesitaríamos solo la etapa de amplificación de potencia (corriente) porque la </w:t>
+      </w:r>
+      <w:proofErr w:type="spellStart"/>
+      <w:r>
+        <w:rPr>
+          <w:lang w:val="es-ES"/>
+        </w:rPr>
+        <w:t>preamplificacion</w:t>
+      </w:r>
+      <w:proofErr w:type="spellEnd"/>
+      <w:r>
+        <w:rPr>
+          <w:lang w:val="es-ES"/>
+        </w:rPr>
+        <w:t xml:space="preserve"> se usa para cosas profesionales.</w:t>
       </w:r>
     </w:p>
     <w:p>
@@ -3065,7 +3979,7 @@
         </w:rPr>
         <w:t xml:space="preserve">Buscando en JLCPCB encontré uno de </w:t>
       </w:r>
-      <w:hyperlink r:id="rId28" w:history="1">
+      <w:hyperlink r:id="rId29" w:history="1">
         <w:r>
           <w:rPr>
             <w:rStyle w:val="Hipervnculo"/>
@@ -3083,6 +3997,24 @@
     </w:p>
     <w:p>
       <w:pPr>
+        <w:pStyle w:val="Prrafodelista"/>
+        <w:numPr>
+          <w:ilvl w:val="0"/>
+          <w:numId w:val="14"/>
+        </w:numPr>
+        <w:rPr>
+          <w:lang w:val="es-ES"/>
+        </w:rPr>
+      </w:pPr>
+      <w:r>
+        <w:rPr>
+          <w:lang w:val="es-ES"/>
+        </w:rPr>
+        <w:t>LO VAMOS A DEJAR PARA LA PROXIMA PCB PORQUE DEMANDA MUCHA PLATA Y TIEMPO.</w:t>
+      </w:r>
+    </w:p>
+    <w:p>
+      <w:pPr>
         <w:rPr>
           <w:lang w:val="es-ES"/>
         </w:rPr>
@@ -3135,7 +4067,21 @@
         <w:rPr>
           <w:lang w:val="es-ES"/>
         </w:rPr>
-        <w:t>SMD (Surface Mount Device – Dispositivos de montaje superficial). La principal diferencia con los componentes con los que contamos actualmente es que se requiere agujeros de montaje.</w:t>
+        <w:t xml:space="preserve">SMD (Surface Mount </w:t>
+      </w:r>
+      <w:proofErr w:type="spellStart"/>
+      <w:r>
+        <w:rPr>
+          <w:lang w:val="es-ES"/>
+        </w:rPr>
+        <w:t>Device</w:t>
+      </w:r>
+      <w:proofErr w:type="spellEnd"/>
+      <w:r>
+        <w:rPr>
+          <w:lang w:val="es-ES"/>
+        </w:rPr>
+        <w:t xml:space="preserve"> – Dispositivos de montaje superficial). La principal diferencia con los componentes con los que contamos actualmente es que se requiere agujeros de montaje.</w:t>
       </w:r>
     </w:p>
     <w:p>
@@ -3159,7 +4105,35 @@
         <w:rPr>
           <w:lang w:val="es-ES"/>
         </w:rPr>
-        <w:t xml:space="preserve"> buscamos en datasheets y luego comprobamos el funcionamiento simulándolo en LTSpice.</w:t>
+        <w:t xml:space="preserve"> buscamos en </w:t>
+      </w:r>
+      <w:proofErr w:type="spellStart"/>
+      <w:r>
+        <w:rPr>
+          <w:lang w:val="es-ES"/>
+        </w:rPr>
+        <w:t>datasheets</w:t>
+      </w:r>
+      <w:proofErr w:type="spellEnd"/>
+      <w:r>
+        <w:rPr>
+          <w:lang w:val="es-ES"/>
+        </w:rPr>
+        <w:t xml:space="preserve"> y luego comprobamos el funcionamiento simulándolo en </w:t>
+      </w:r>
+      <w:proofErr w:type="spellStart"/>
+      <w:r>
+        <w:rPr>
+          <w:lang w:val="es-ES"/>
+        </w:rPr>
+        <w:t>LTSpice</w:t>
+      </w:r>
+      <w:proofErr w:type="spellEnd"/>
+      <w:r>
+        <w:rPr>
+          <w:lang w:val="es-ES"/>
+        </w:rPr>
+        <w:t>.</w:t>
       </w:r>
     </w:p>
     <w:p>
@@ -3177,7 +4151,21 @@
         <w:rPr>
           <w:lang w:val="es-ES"/>
         </w:rPr>
-        <w:t>Vamos a repasar componente por componente en el diseño actual de Kicad y buscar los componentes por separado.</w:t>
+        <w:t xml:space="preserve">Vamos a repasar componente por componente en el diseño actual de </w:t>
+      </w:r>
+      <w:proofErr w:type="spellStart"/>
+      <w:r>
+        <w:rPr>
+          <w:lang w:val="es-ES"/>
+        </w:rPr>
+        <w:t>Kicad</w:t>
+      </w:r>
+      <w:proofErr w:type="spellEnd"/>
+      <w:r>
+        <w:rPr>
+          <w:lang w:val="es-ES"/>
+        </w:rPr>
+        <w:t xml:space="preserve"> y buscar los componentes por separado.</w:t>
       </w:r>
     </w:p>
     <w:p>
@@ -3204,13 +4192,15 @@
           <w:rStyle w:val="nfasis"/>
         </w:rPr>
       </w:pPr>
-      <w:hyperlink r:id="rId29" w:history="1">
+      <w:hyperlink r:id="rId30" w:history="1">
+        <w:proofErr w:type="spellStart"/>
         <w:r>
           <w:rPr>
             <w:rStyle w:val="Hipervnculo"/>
           </w:rPr>
           <w:t>Aca</w:t>
         </w:r>
+        <w:proofErr w:type="spellEnd"/>
       </w:hyperlink>
       <w:r>
         <w:rPr>
@@ -3246,7 +4236,35 @@
         <w:rPr>
           <w:rStyle w:val="nfasis"/>
         </w:rPr>
-        <w:t>El tema es que hay que cambiar la resistencia del Zener por una de 1K para que le de la corriente de encendido (Izk) como vimos en el datasheet.</w:t>
+        <w:t>El tema es que hay que cambiar la resistencia del Zener por una de 1K para que le de la corriente de encendido (</w:t>
+      </w:r>
+      <w:proofErr w:type="spellStart"/>
+      <w:r>
+        <w:rPr>
+          <w:rStyle w:val="nfasis"/>
+        </w:rPr>
+        <w:t>Izk</w:t>
+      </w:r>
+      <w:proofErr w:type="spellEnd"/>
+      <w:r>
+        <w:rPr>
+          <w:rStyle w:val="nfasis"/>
+        </w:rPr>
+        <w:t xml:space="preserve">) como vimos en el </w:t>
+      </w:r>
+      <w:proofErr w:type="spellStart"/>
+      <w:r>
+        <w:rPr>
+          <w:rStyle w:val="nfasis"/>
+        </w:rPr>
+        <w:t>datasheet</w:t>
+      </w:r>
+      <w:proofErr w:type="spellEnd"/>
+      <w:r>
+        <w:rPr>
+          <w:rStyle w:val="nfasis"/>
+        </w:rPr>
+        <w:t>.</w:t>
       </w:r>
     </w:p>
     <w:p>
@@ -3402,7 +4420,21 @@
         <w:rPr>
           <w:rStyle w:val="nfasis"/>
         </w:rPr>
-        <w:t xml:space="preserve">La mayoría que ofrece JLCPCB son THT, estos que están arriba son SMD y los tienen en stock para usar. Ofrecen footprint y </w:t>
+        <w:t xml:space="preserve">La mayoría que ofrece JLCPCB son THT, estos que están arriba son SMD y los tienen en stock para usar. Ofrecen </w:t>
+      </w:r>
+      <w:proofErr w:type="spellStart"/>
+      <w:r>
+        <w:rPr>
+          <w:rStyle w:val="nfasis"/>
+        </w:rPr>
+        <w:t>footprint</w:t>
+      </w:r>
+      <w:proofErr w:type="spellEnd"/>
+      <w:r>
+        <w:rPr>
+          <w:rStyle w:val="nfasis"/>
+        </w:rPr>
+        <w:t xml:space="preserve"> y </w:t>
       </w:r>
       <w:r>
         <w:rPr>
@@ -3422,14 +4454,21 @@
           <w:rStyle w:val="nfasis"/>
         </w:rPr>
       </w:pPr>
-      <w:r>
-        <w:rPr>
-          <w:rStyle w:val="nfasis"/>
-        </w:rPr>
-        <w:lastRenderedPageBreak/>
-        <w:t xml:space="preserve">Aca hicimos una modificación cuando hicimos la simulación, cambiamos para el de 7V a un Zener de 5.1V. </w:t>
-      </w:r>
-      <w:hyperlink r:id="rId30" w:history="1">
+      <w:proofErr w:type="spellStart"/>
+      <w:r>
+        <w:rPr>
+          <w:rStyle w:val="nfasis"/>
+        </w:rPr>
+        <w:t>Aca</w:t>
+      </w:r>
+      <w:proofErr w:type="spellEnd"/>
+      <w:r>
+        <w:rPr>
+          <w:rStyle w:val="nfasis"/>
+        </w:rPr>
+        <w:t xml:space="preserve"> hicimos una modificación cuando hicimos la simulación, cambiamos para el de 7V a un Zener de 5.1V. </w:t>
+      </w:r>
+      <w:hyperlink r:id="rId31" w:history="1">
         <w:r>
           <w:rPr>
             <w:rStyle w:val="Hipervnculo"/>
@@ -3469,7 +4508,21 @@
         <w:rPr>
           <w:rStyle w:val="nfasis"/>
         </w:rPr>
-        <w:t>Resistencia de 1K Zener (Cambiamos la resistencia de 2K que sale en el esquemático de Salus III porque necesitábamos asegurarnos que el Zener prenda).</w:t>
+        <w:t xml:space="preserve">Resistencia de 1K Zener (Cambiamos la resistencia de 2K que sale en el esquemático de </w:t>
+      </w:r>
+      <w:proofErr w:type="spellStart"/>
+      <w:r>
+        <w:rPr>
+          <w:rStyle w:val="nfasis"/>
+        </w:rPr>
+        <w:t>Salus</w:t>
+      </w:r>
+      <w:proofErr w:type="spellEnd"/>
+      <w:r>
+        <w:rPr>
+          <w:rStyle w:val="nfasis"/>
+        </w:rPr>
+        <w:t xml:space="preserve"> III porque necesitábamos asegurarnos que el Zener prenda).</w:t>
       </w:r>
       <w:r>
         <w:rPr>
@@ -3477,7 +4530,7 @@
         </w:rPr>
         <w:t xml:space="preserve"> Es </w:t>
       </w:r>
-      <w:hyperlink r:id="rId31" w:history="1">
+      <w:hyperlink r:id="rId32" w:history="1">
         <w:r>
           <w:rPr>
             <w:rStyle w:val="Hipervnculo"/>
@@ -3491,7 +4544,7 @@
         </w:rPr>
         <w:t xml:space="preserve">. Al final lo cambie por este </w:t>
       </w:r>
-      <w:hyperlink r:id="rId32" w:history="1">
+      <w:hyperlink r:id="rId33" w:history="1">
         <w:r>
           <w:rPr>
             <w:rStyle w:val="Hipervnculo"/>
@@ -3544,7 +4597,35 @@
         <w:rPr>
           <w:rStyle w:val="nfasis"/>
         </w:rPr>
-        <w:t>Resistencia 47K, esta la dejamos tal cual porque es la que usamos para levantarle la tensión al Gate del mosfet tipo P del circuito de seguridad.</w:t>
+        <w:t xml:space="preserve">Resistencia 47K, </w:t>
+      </w:r>
+      <w:proofErr w:type="spellStart"/>
+      <w:r>
+        <w:rPr>
+          <w:rStyle w:val="nfasis"/>
+        </w:rPr>
+        <w:t>esta</w:t>
+      </w:r>
+      <w:proofErr w:type="spellEnd"/>
+      <w:r>
+        <w:rPr>
+          <w:rStyle w:val="nfasis"/>
+        </w:rPr>
+        <w:t xml:space="preserve"> la dejamos tal cual porque es la que usamos para levantarle la tensión al Gate del </w:t>
+      </w:r>
+      <w:proofErr w:type="spellStart"/>
+      <w:r>
+        <w:rPr>
+          <w:rStyle w:val="nfasis"/>
+        </w:rPr>
+        <w:t>mosfet</w:t>
+      </w:r>
+      <w:proofErr w:type="spellEnd"/>
+      <w:r>
+        <w:rPr>
+          <w:rStyle w:val="nfasis"/>
+        </w:rPr>
+        <w:t xml:space="preserve"> tipo P del circuito de seguridad.</w:t>
       </w:r>
       <w:r>
         <w:rPr>
@@ -3552,7 +4633,7 @@
         </w:rPr>
         <w:t xml:space="preserve"> </w:t>
       </w:r>
-      <w:hyperlink r:id="rId33" w:history="1">
+      <w:hyperlink r:id="rId34" w:history="1">
         <w:r>
           <w:rPr>
             <w:rStyle w:val="Hipervnculo"/>
@@ -3603,7 +4684,7 @@
         </w:rPr>
         <w:t xml:space="preserve">Resistencia de 6.8K para poner en base del segundo transistor y fuente de primer transistor. Elegí este </w:t>
       </w:r>
-      <w:hyperlink r:id="rId34" w:history="1">
+      <w:hyperlink r:id="rId35" w:history="1">
         <w:r>
           <w:rPr>
             <w:rStyle w:val="Hipervnculo"/>
@@ -3656,45 +4737,69 @@
           <w:i/>
           <w:iCs/>
         </w:rPr>
-        <w:t>El cambio al ultimo es para mantener un mismo encapsulado. Todos soportan 250mW</w:t>
-      </w:r>
-    </w:p>
-    <w:p>
-      <w:pPr>
-        <w:rPr>
-          <w:rStyle w:val="nfasis"/>
-        </w:rPr>
-      </w:pPr>
-      <w:r>
-        <w:rPr>
-          <w:rStyle w:val="nfasis"/>
-        </w:rPr>
-        <w:t xml:space="preserve">Mosfet </w:t>
-      </w:r>
-      <w:r>
-        <w:rPr>
-          <w:rStyle w:val="nfasis"/>
-        </w:rPr>
-        <w:t xml:space="preserve">P </w:t>
-      </w:r>
-      <w:r>
-        <w:rPr>
-          <w:rStyle w:val="nfasis"/>
-        </w:rPr>
-        <w:t>del Circuito de Seguridad:</w:t>
-      </w:r>
-    </w:p>
-    <w:p>
-      <w:pPr>
-        <w:pStyle w:val="Prrafodelista"/>
-        <w:numPr>
-          <w:ilvl w:val="0"/>
-          <w:numId w:val="18"/>
-        </w:numPr>
+        <w:t xml:space="preserve">El cambio al </w:t>
+      </w:r>
+      <w:proofErr w:type="spellStart"/>
+      <w:r>
         <w:rPr>
           <w:i/>
           <w:iCs/>
         </w:rPr>
+        <w:t>ultimo</w:t>
+      </w:r>
+      <w:proofErr w:type="spellEnd"/>
+      <w:r>
+        <w:rPr>
+          <w:i/>
+          <w:iCs/>
+        </w:rPr>
+        <w:t xml:space="preserve"> es para mantener un mismo encapsulado. Todos soportan 250mW</w:t>
+      </w:r>
+    </w:p>
+    <w:p>
+      <w:pPr>
+        <w:rPr>
+          <w:rStyle w:val="nfasis"/>
+        </w:rPr>
+      </w:pPr>
+      <w:proofErr w:type="spellStart"/>
+      <w:r>
+        <w:rPr>
+          <w:rStyle w:val="nfasis"/>
+        </w:rPr>
+        <w:t>Mosfet</w:t>
+      </w:r>
+      <w:proofErr w:type="spellEnd"/>
+      <w:r>
+        <w:rPr>
+          <w:rStyle w:val="nfasis"/>
+        </w:rPr>
+        <w:t xml:space="preserve"> </w:t>
+      </w:r>
+      <w:r>
+        <w:rPr>
+          <w:rStyle w:val="nfasis"/>
+        </w:rPr>
+        <w:t xml:space="preserve">P </w:t>
+      </w:r>
+      <w:r>
+        <w:rPr>
+          <w:rStyle w:val="nfasis"/>
+        </w:rPr>
+        <w:t>del Circuito de Seguridad:</w:t>
+      </w:r>
+    </w:p>
+    <w:p>
+      <w:pPr>
+        <w:pStyle w:val="Prrafodelista"/>
+        <w:numPr>
+          <w:ilvl w:val="0"/>
+          <w:numId w:val="18"/>
+        </w:numPr>
+        <w:rPr>
+          <w:i/>
+          <w:iCs/>
+        </w:rPr>
       </w:pPr>
       <w:r>
         <w:rPr>
@@ -3718,7 +4823,21 @@
         <w:rPr>
           <w:rStyle w:val="nfasis"/>
         </w:rPr>
-        <w:t xml:space="preserve"> pero me gustaría saber si puedo reemplazarlo por otro tipo de mosfet, encontré el que </w:t>
+        <w:t xml:space="preserve"> pero me gustaría saber si puedo reemplazarlo por otro tipo de </w:t>
+      </w:r>
+      <w:proofErr w:type="spellStart"/>
+      <w:r>
+        <w:rPr>
+          <w:rStyle w:val="nfasis"/>
+        </w:rPr>
+        <w:t>mosfet</w:t>
+      </w:r>
+      <w:proofErr w:type="spellEnd"/>
+      <w:r>
+        <w:rPr>
+          <w:rStyle w:val="nfasis"/>
+        </w:rPr>
+        <w:t xml:space="preserve">, encontré el que </w:t>
       </w:r>
       <w:r>
         <w:rPr>
@@ -3730,9 +4849,23 @@
         <w:rPr>
           <w:rStyle w:val="nfasis"/>
         </w:rPr>
-        <w:t xml:space="preserve"> pero SMD o mas pequeño. </w:t>
-      </w:r>
-      <w:hyperlink r:id="rId35" w:history="1">
+        <w:t xml:space="preserve"> pero SMD o </w:t>
+      </w:r>
+      <w:proofErr w:type="spellStart"/>
+      <w:r>
+        <w:rPr>
+          <w:rStyle w:val="nfasis"/>
+        </w:rPr>
+        <w:t>mas</w:t>
+      </w:r>
+      <w:proofErr w:type="spellEnd"/>
+      <w:r>
+        <w:rPr>
+          <w:rStyle w:val="nfasis"/>
+        </w:rPr>
+        <w:t xml:space="preserve"> pequeño. </w:t>
+      </w:r>
+      <w:hyperlink r:id="rId36" w:history="1">
         <w:r>
           <w:rPr>
             <w:rStyle w:val="Hipervnculo"/>
@@ -3773,7 +4906,7 @@
         </w:rPr>
         <w:t xml:space="preserve">¿Este podría servir? </w:t>
       </w:r>
-      <w:hyperlink r:id="rId36" w:history="1">
+      <w:hyperlink r:id="rId37" w:history="1">
         <w:r>
           <w:rPr>
             <w:rStyle w:val="Hipervnculo"/>
@@ -3808,6 +4941,7 @@
           <w:i/>
           <w:iCs/>
         </w:rPr>
+        <w:lastRenderedPageBreak/>
         <w:t>El IRLML6402 no tiene la capacidad de soportar suficiente corriente para lo que necesitamos.</w:t>
       </w:r>
     </w:p>
@@ -3828,7 +4962,7 @@
         </w:rPr>
         <w:t xml:space="preserve">Encontré este componente que está en JLCPCB </w:t>
       </w:r>
-      <w:hyperlink r:id="rId37" w:history="1">
+      <w:hyperlink r:id="rId38" w:history="1">
         <w:r>
           <w:rPr>
             <w:rStyle w:val="Hipervnculo"/>
@@ -3872,7 +5006,7 @@
         </w:rPr>
         <w:t xml:space="preserve">Encontré este para el diseño del circuito de seguridad, </w:t>
       </w:r>
-      <w:hyperlink r:id="rId38" w:history="1">
+      <w:hyperlink r:id="rId39" w:history="1">
         <w:r>
           <w:t xml:space="preserve"> </w:t>
         </w:r>
@@ -3905,7 +5039,91 @@
         <w:rPr>
           <w:rStyle w:val="nfasis"/>
         </w:rPr>
-        <w:t>Creo que hasta acá la investigación de este componente, es de lo mas parecido que encontré, los datasheets y footprints están en las paginas que voy linkeando.</w:t>
+        <w:t xml:space="preserve">Creo </w:t>
+      </w:r>
+      <w:proofErr w:type="gramStart"/>
+      <w:r>
+        <w:rPr>
+          <w:rStyle w:val="nfasis"/>
+        </w:rPr>
+        <w:t>que</w:t>
+      </w:r>
+      <w:proofErr w:type="gramEnd"/>
+      <w:r>
+        <w:rPr>
+          <w:rStyle w:val="nfasis"/>
+        </w:rPr>
+        <w:t xml:space="preserve"> hasta acá la investigación de este componente, es de lo </w:t>
+      </w:r>
+      <w:proofErr w:type="spellStart"/>
+      <w:r>
+        <w:rPr>
+          <w:rStyle w:val="nfasis"/>
+        </w:rPr>
+        <w:t>mas</w:t>
+      </w:r>
+      <w:proofErr w:type="spellEnd"/>
+      <w:r>
+        <w:rPr>
+          <w:rStyle w:val="nfasis"/>
+        </w:rPr>
+        <w:t xml:space="preserve"> parecido que encontré, los </w:t>
+      </w:r>
+      <w:proofErr w:type="spellStart"/>
+      <w:r>
+        <w:rPr>
+          <w:rStyle w:val="nfasis"/>
+        </w:rPr>
+        <w:t>datasheets</w:t>
+      </w:r>
+      <w:proofErr w:type="spellEnd"/>
+      <w:r>
+        <w:rPr>
+          <w:rStyle w:val="nfasis"/>
+        </w:rPr>
+        <w:t xml:space="preserve"> y </w:t>
+      </w:r>
+      <w:proofErr w:type="spellStart"/>
+      <w:r>
+        <w:rPr>
+          <w:rStyle w:val="nfasis"/>
+        </w:rPr>
+        <w:t>footprints</w:t>
+      </w:r>
+      <w:proofErr w:type="spellEnd"/>
+      <w:r>
+        <w:rPr>
+          <w:rStyle w:val="nfasis"/>
+        </w:rPr>
+        <w:t xml:space="preserve"> están en las </w:t>
+      </w:r>
+      <w:proofErr w:type="spellStart"/>
+      <w:r>
+        <w:rPr>
+          <w:rStyle w:val="nfasis"/>
+        </w:rPr>
+        <w:t>paginas</w:t>
+      </w:r>
+      <w:proofErr w:type="spellEnd"/>
+      <w:r>
+        <w:rPr>
+          <w:rStyle w:val="nfasis"/>
+        </w:rPr>
+        <w:t xml:space="preserve"> que voy </w:t>
+      </w:r>
+      <w:proofErr w:type="spellStart"/>
+      <w:r>
+        <w:rPr>
+          <w:rStyle w:val="nfasis"/>
+        </w:rPr>
+        <w:t>linkeando</w:t>
+      </w:r>
+      <w:proofErr w:type="spellEnd"/>
+      <w:r>
+        <w:rPr>
+          <w:rStyle w:val="nfasis"/>
+        </w:rPr>
+        <w:t>.</w:t>
       </w:r>
     </w:p>
     <w:p>
@@ -3922,11 +5140,19 @@
           <w:rStyle w:val="nfasis"/>
         </w:rPr>
       </w:pPr>
-      <w:r>
-        <w:rPr>
-          <w:rStyle w:val="nfasis"/>
-        </w:rPr>
-        <w:t>Mosfet reemplazo IRLB8721:</w:t>
+      <w:proofErr w:type="spellStart"/>
+      <w:r>
+        <w:rPr>
+          <w:rStyle w:val="nfasis"/>
+        </w:rPr>
+        <w:t>Mosfet</w:t>
+      </w:r>
+      <w:proofErr w:type="spellEnd"/>
+      <w:r>
+        <w:rPr>
+          <w:rStyle w:val="nfasis"/>
+        </w:rPr>
+        <w:t xml:space="preserve"> reemplazo IRLB8721:</w:t>
       </w:r>
     </w:p>
     <w:p>
@@ -3943,13 +5169,21 @@
           <w:iCs/>
         </w:rPr>
       </w:pPr>
-      <w:r>
-        <w:rPr>
-          <w:rStyle w:val="nfasis"/>
-        </w:rPr>
-        <w:t xml:space="preserve">Despues de hacer una buscado y comparativa me decidí por este </w:t>
-      </w:r>
-      <w:hyperlink r:id="rId39" w:history="1">
+      <w:proofErr w:type="spellStart"/>
+      <w:r>
+        <w:rPr>
+          <w:rStyle w:val="nfasis"/>
+        </w:rPr>
+        <w:t>Despues</w:t>
+      </w:r>
+      <w:proofErr w:type="spellEnd"/>
+      <w:r>
+        <w:rPr>
+          <w:rStyle w:val="nfasis"/>
+        </w:rPr>
+        <w:t xml:space="preserve"> de hacer una buscado y comparativa me decidí por este </w:t>
+      </w:r>
+      <w:hyperlink r:id="rId40" w:history="1">
         <w:r>
           <w:rPr>
             <w:rStyle w:val="Hipervnculo"/>
@@ -3959,7 +5193,29 @@
             <w:i/>
             <w:iCs/>
           </w:rPr>
-          <w:t>IRLML6344PBF-HXY</w:t>
+          <w:t>IRLML6</w:t>
+        </w:r>
+        <w:r>
+          <w:rPr>
+            <w:rStyle w:val="Hipervnculo"/>
+            <w:rFonts w:hint="eastAsia"/>
+            <w:b/>
+            <w:bCs/>
+            <w:i/>
+            <w:iCs/>
+          </w:rPr>
+          <w:t>3</w:t>
+        </w:r>
+        <w:r>
+          <w:rPr>
+            <w:rStyle w:val="Hipervnculo"/>
+            <w:rFonts w:hint="eastAsia"/>
+            <w:b/>
+            <w:bCs/>
+            <w:i/>
+            <w:iCs/>
+          </w:rPr>
+          <w:t>44PBF-HXY</w:t>
         </w:r>
       </w:hyperlink>
       <w:r>
@@ -4016,11 +5272,19 @@
           <w:rStyle w:val="nfasis"/>
         </w:rPr>
       </w:pPr>
-      <w:r>
-        <w:rPr>
-          <w:rStyle w:val="nfasis"/>
-        </w:rPr>
-        <w:t>Relay:</w:t>
+      <w:proofErr w:type="spellStart"/>
+      <w:r>
+        <w:rPr>
+          <w:rStyle w:val="nfasis"/>
+        </w:rPr>
+        <w:t>Relay</w:t>
+      </w:r>
+      <w:proofErr w:type="spellEnd"/>
+      <w:r>
+        <w:rPr>
+          <w:rStyle w:val="nfasis"/>
+        </w:rPr>
+        <w:t>:</w:t>
       </w:r>
     </w:p>
     <w:p>
@@ -4038,26 +5302,30 @@
         <w:rPr>
           <w:rStyle w:val="nfasis"/>
         </w:rPr>
-        <w:t xml:space="preserve">Usamos el mismo Relay pero colocado desde JLCPCB, </w:t>
-      </w:r>
-      <w:hyperlink r:id="rId40" w:history="1">
+        <w:t xml:space="preserve">Usamos el mismo </w:t>
+      </w:r>
+      <w:proofErr w:type="spellStart"/>
+      <w:proofErr w:type="gramStart"/>
+      <w:r>
+        <w:rPr>
+          <w:rStyle w:val="nfasis"/>
+        </w:rPr>
+        <w:t>Relay</w:t>
+      </w:r>
+      <w:proofErr w:type="spellEnd"/>
+      <w:proofErr w:type="gramEnd"/>
+      <w:r>
+        <w:rPr>
+          <w:rStyle w:val="nfasis"/>
+        </w:rPr>
+        <w:t xml:space="preserve"> pero colocado desde JLCPCB, </w:t>
+      </w:r>
+      <w:hyperlink r:id="rId41" w:history="1">
         <w:r>
           <w:rPr>
             <w:rStyle w:val="Hipervnculo"/>
           </w:rPr>
-          <w:t>SRD-05</w:t>
-        </w:r>
-        <w:r>
-          <w:rPr>
-            <w:rStyle w:val="Hipervnculo"/>
-          </w:rPr>
-          <w:t>V</w:t>
-        </w:r>
-        <w:r>
-          <w:rPr>
-            <w:rStyle w:val="Hipervnculo"/>
-          </w:rPr>
-          <w:t>DC-SL-B</w:t>
+          <w:t>SRD-05VDC-SL-B</w:t>
         </w:r>
       </w:hyperlink>
       <w:r>
@@ -4082,7 +5350,21 @@
         <w:rPr>
           <w:rStyle w:val="nfasis"/>
         </w:rPr>
-        <w:t xml:space="preserve">Cambiamos el Relay por: </w:t>
+        <w:t xml:space="preserve">Cambiamos el </w:t>
+      </w:r>
+      <w:proofErr w:type="spellStart"/>
+      <w:r>
+        <w:rPr>
+          <w:rStyle w:val="nfasis"/>
+        </w:rPr>
+        <w:t>Relay</w:t>
+      </w:r>
+      <w:proofErr w:type="spellEnd"/>
+      <w:r>
+        <w:rPr>
+          <w:rStyle w:val="nfasis"/>
+        </w:rPr>
+        <w:t xml:space="preserve"> por: </w:t>
       </w:r>
       <w:r>
         <w:rPr>
@@ -4133,18 +5415,12 @@
         </w:rPr>
         <w:t xml:space="preserve">Usamos el mismo </w:t>
       </w:r>
-      <w:hyperlink r:id="rId41" w:history="1">
+      <w:hyperlink r:id="rId42" w:history="1">
         <w:r>
           <w:rPr>
             <w:rStyle w:val="Hipervnculo"/>
           </w:rPr>
-          <w:t>TV</w:t>
-        </w:r>
-        <w:r>
-          <w:rPr>
-            <w:rStyle w:val="Hipervnculo"/>
-          </w:rPr>
-          <w:t>S</w:t>
+          <w:t>TVS</w:t>
         </w:r>
       </w:hyperlink>
       <w:r>
@@ -4245,7 +5521,7 @@
         </w:rPr>
         <w:t xml:space="preserve">Conector para </w:t>
       </w:r>
-      <w:hyperlink r:id="rId42" w:history="1">
+      <w:hyperlink r:id="rId43" w:history="1">
         <w:r>
           <w:rPr>
             <w:rStyle w:val="Hipervnculo"/>
@@ -4277,7 +5553,7 @@
         </w:rPr>
         <w:t xml:space="preserve">Conector para </w:t>
       </w:r>
-      <w:hyperlink r:id="rId43" w:history="1">
+      <w:hyperlink r:id="rId44" w:history="1">
         <w:r>
           <w:rPr>
             <w:rStyle w:val="Hipervnculo"/>
@@ -4341,50 +5617,12 @@
         </w:rPr>
         <w:t xml:space="preserve"> </w:t>
       </w:r>
-      <w:hyperlink r:id="rId44" w:history="1">
-        <w:r>
-          <w:rPr>
-            <w:rStyle w:val="Hipervnculo"/>
-          </w:rPr>
-          <w:t>Esto</w:t>
-        </w:r>
-        <w:r>
-          <w:rPr>
-            <w:rStyle w:val="Hipervnculo"/>
-          </w:rPr>
-          <w:t>s</w:t>
-        </w:r>
-      </w:hyperlink>
-    </w:p>
-    <w:p>
-      <w:pPr>
-        <w:pStyle w:val="Prrafodelista"/>
-        <w:numPr>
-          <w:ilvl w:val="0"/>
-          <w:numId w:val="19"/>
-        </w:numPr>
-        <w:rPr>
-          <w:rStyle w:val="nfasis"/>
-        </w:rPr>
-      </w:pPr>
-      <w:r>
-        <w:rPr>
-          <w:rStyle w:val="nfasis"/>
-        </w:rPr>
-        <w:t>Una bornera de 2 para el acelerador.</w:t>
-      </w:r>
-      <w:r>
-        <w:rPr>
-          <w:rStyle w:val="nfasis"/>
-        </w:rPr>
-        <w:t xml:space="preserve"> </w:t>
-      </w:r>
       <w:hyperlink r:id="rId45" w:history="1">
         <w:r>
           <w:rPr>
             <w:rStyle w:val="Hipervnculo"/>
           </w:rPr>
-          <w:t>ACA</w:t>
+          <w:t>Estos</w:t>
         </w:r>
       </w:hyperlink>
     </w:p>
@@ -4403,7 +5641,7 @@
         <w:rPr>
           <w:rStyle w:val="nfasis"/>
         </w:rPr>
-        <w:t>Para los servos si dejamos los conectores verticales.</w:t>
+        <w:t>Una bornera de 2 para el acelerador.</w:t>
       </w:r>
       <w:r>
         <w:rPr>
@@ -4419,6 +5657,38 @@
           <w:t>ACA</w:t>
         </w:r>
       </w:hyperlink>
+    </w:p>
+    <w:p>
+      <w:pPr>
+        <w:pStyle w:val="Prrafodelista"/>
+        <w:numPr>
+          <w:ilvl w:val="0"/>
+          <w:numId w:val="19"/>
+        </w:numPr>
+        <w:rPr>
+          <w:rStyle w:val="nfasis"/>
+        </w:rPr>
+      </w:pPr>
+      <w:r>
+        <w:rPr>
+          <w:rStyle w:val="nfasis"/>
+        </w:rPr>
+        <w:t>Para los servos si dejamos los conectores verticales.</w:t>
+      </w:r>
+      <w:r>
+        <w:rPr>
+          <w:rStyle w:val="nfasis"/>
+        </w:rPr>
+        <w:t xml:space="preserve"> </w:t>
+      </w:r>
+      <w:hyperlink r:id="rId47" w:history="1">
+        <w:r>
+          <w:rPr>
+            <w:rStyle w:val="Hipervnculo"/>
+          </w:rPr>
+          <w:t>ACA</w:t>
+        </w:r>
+      </w:hyperlink>
       <w:r>
         <w:rPr>
           <w:rStyle w:val="nfasis"/>
@@ -4441,6 +5711,7 @@
         <w:rPr>
           <w:rStyle w:val="nfasis"/>
         </w:rPr>
+        <w:lastRenderedPageBreak/>
         <w:t>Los demás conectores los vamos buscando a medida que vamos avanzando con el armado.</w:t>
       </w:r>
     </w:p>
@@ -4465,7 +5736,7 @@
           <w:rStyle w:val="nfasis"/>
         </w:rPr>
       </w:pPr>
-      <w:hyperlink r:id="rId47" w:history="1">
+      <w:hyperlink r:id="rId48" w:history="1">
         <w:r>
           <w:rPr>
             <w:rStyle w:val="Hipervnculo"/>
@@ -4480,7 +5751,7 @@
           <w:rStyle w:val="nfasis"/>
         </w:rPr>
       </w:pPr>
-      <w:hyperlink r:id="rId48" w:history="1">
+      <w:hyperlink r:id="rId49" w:history="1">
         <w:r>
           <w:rPr>
             <w:rStyle w:val="Hipervnculo"/>
@@ -4514,7 +5785,29 @@
           <w:sz w:val="24"/>
           <w:szCs w:val="24"/>
         </w:rPr>
-        <w:t>Simulaciones LTspice:</w:t>
+        <w:t xml:space="preserve">Simulaciones </w:t>
+      </w:r>
+      <w:proofErr w:type="spellStart"/>
+      <w:r>
+        <w:rPr>
+          <w:rStyle w:val="nfasis"/>
+          <w:b/>
+          <w:bCs/>
+          <w:sz w:val="24"/>
+          <w:szCs w:val="24"/>
+        </w:rPr>
+        <w:t>LTspice</w:t>
+      </w:r>
+      <w:proofErr w:type="spellEnd"/>
+      <w:r>
+        <w:rPr>
+          <w:rStyle w:val="nfasis"/>
+          <w:b/>
+          <w:bCs/>
+          <w:sz w:val="24"/>
+          <w:szCs w:val="24"/>
+        </w:rPr>
+        <w:t>:</w:t>
       </w:r>
     </w:p>
     <w:p>
@@ -4563,7 +5856,7 @@
                     <pic:cNvPicPr/>
                   </pic:nvPicPr>
                   <pic:blipFill>
-                    <a:blip r:embed="rId49"/>
+                    <a:blip r:embed="rId50"/>
                     <a:stretch>
                       <a:fillRect/>
                     </a:stretch>
@@ -4595,7 +5888,6 @@
           <w:rStyle w:val="nfasis"/>
           <w:noProof/>
         </w:rPr>
-        <w:lastRenderedPageBreak/>
         <w:drawing>
           <wp:inline distT="0" distB="0" distL="0" distR="0" wp14:anchorId="05921BAC" wp14:editId="734C8D3F">
             <wp:extent cx="5400040" cy="2656205"/>
@@ -4612,7 +5904,7 @@
                     <pic:cNvPicPr/>
                   </pic:nvPicPr>
                   <pic:blipFill>
-                    <a:blip r:embed="rId50"/>
+                    <a:blip r:embed="rId51"/>
                     <a:stretch>
                       <a:fillRect/>
                     </a:stretch>
@@ -4644,7 +5936,21 @@
         <w:rPr>
           <w:rStyle w:val="nfasis"/>
         </w:rPr>
-        <w:t>Acá se puede ver el voltaje Zener(Azul), la corriente Zener (Rojo) y el voltaje de salida del 2do Transistor (Verde), todo con los componentes que vamos a incorporar previamente anotados.</w:t>
+        <w:t xml:space="preserve">Acá se puede ver el voltaje </w:t>
+      </w:r>
+      <w:proofErr w:type="gramStart"/>
+      <w:r>
+        <w:rPr>
+          <w:rStyle w:val="nfasis"/>
+        </w:rPr>
+        <w:t>Zener(</w:t>
+      </w:r>
+      <w:proofErr w:type="gramEnd"/>
+      <w:r>
+        <w:rPr>
+          <w:rStyle w:val="nfasis"/>
+        </w:rPr>
+        <w:t>Azul), la corriente Zener (Rojo) y el voltaje de salida del 2do Transistor (Verde), todo con los componentes que vamos a incorporar previamente anotados.</w:t>
       </w:r>
     </w:p>
     <w:p>
@@ -4678,6 +5984,7 @@
           <w:szCs w:val="24"/>
           <w:u w:val="single"/>
         </w:rPr>
+        <w:lastRenderedPageBreak/>
         <w:t>Circuito protección 7V</w:t>
       </w:r>
     </w:p>
@@ -4716,7 +6023,7 @@
                     <pic:cNvPicPr/>
                   </pic:nvPicPr>
                   <pic:blipFill>
-                    <a:blip r:embed="rId51"/>
+                    <a:blip r:embed="rId52"/>
                     <a:stretch>
                       <a:fillRect/>
                     </a:stretch>
@@ -4747,7 +6054,35 @@
         <w:rPr>
           <w:lang w:val="es-ES"/>
         </w:rPr>
-        <w:t>Esta es la protección con 5.6V, llega hasta un valor muy alto, 9 volteos me parece demasiado, voy a probrar cambiando el Zener por BZT52C5V1:</w:t>
+        <w:t xml:space="preserve">Esta es la protección con 5.6V, llega hasta un valor muy alto, </w:t>
+      </w:r>
+      <w:proofErr w:type="gramStart"/>
+      <w:r>
+        <w:rPr>
+          <w:lang w:val="es-ES"/>
+        </w:rPr>
+        <w:t>9 volteos me parece demasiado</w:t>
+      </w:r>
+      <w:proofErr w:type="gramEnd"/>
+      <w:r>
+        <w:rPr>
+          <w:lang w:val="es-ES"/>
+        </w:rPr>
+        <w:t xml:space="preserve">, voy a </w:t>
+      </w:r>
+      <w:proofErr w:type="spellStart"/>
+      <w:r>
+        <w:rPr>
+          <w:lang w:val="es-ES"/>
+        </w:rPr>
+        <w:t>probrar</w:t>
+      </w:r>
+      <w:proofErr w:type="spellEnd"/>
+      <w:r>
+        <w:rPr>
+          <w:lang w:val="es-ES"/>
+        </w:rPr>
+        <w:t xml:space="preserve"> cambiando el Zener por BZT52C5V1:</w:t>
       </w:r>
     </w:p>
     <w:p>
@@ -4777,7 +6112,7 @@
                     <pic:cNvPicPr/>
                   </pic:nvPicPr>
                   <pic:blipFill>
-                    <a:blip r:embed="rId52"/>
+                    <a:blip r:embed="rId53"/>
                     <a:stretch>
                       <a:fillRect/>
                     </a:stretch>
@@ -4808,7 +6143,21 @@
         <w:rPr>
           <w:lang w:val="es-ES"/>
         </w:rPr>
-        <w:t xml:space="preserve">Con 5.1V el tope máximo esta en 8V, quizás sea mejor con este. </w:t>
+        <w:t xml:space="preserve">Con 5.1V el tope máximo </w:t>
+      </w:r>
+      <w:proofErr w:type="spellStart"/>
+      <w:r>
+        <w:rPr>
+          <w:lang w:val="es-ES"/>
+        </w:rPr>
+        <w:t>esta</w:t>
+      </w:r>
+      <w:proofErr w:type="spellEnd"/>
+      <w:r>
+        <w:rPr>
+          <w:lang w:val="es-ES"/>
+        </w:rPr>
+        <w:t xml:space="preserve"> en 8V, quizás sea mejor con este. </w:t>
       </w:r>
       <w:r>
         <w:rPr>
@@ -4866,7 +6215,6 @@
           <w:szCs w:val="24"/>
           <w:u w:val="single"/>
         </w:rPr>
-        <w:lastRenderedPageBreak/>
         <w:t xml:space="preserve">Circuito </w:t>
       </w:r>
       <w:r>
@@ -4876,7 +6224,27 @@
           <w:szCs w:val="24"/>
           <w:u w:val="single"/>
         </w:rPr>
-        <w:t>Lógica Rasp:</w:t>
+        <w:t xml:space="preserve">Lógica </w:t>
+      </w:r>
+      <w:proofErr w:type="spellStart"/>
+      <w:r>
+        <w:rPr>
+          <w:rStyle w:val="nfasis"/>
+          <w:sz w:val="24"/>
+          <w:szCs w:val="24"/>
+          <w:u w:val="single"/>
+        </w:rPr>
+        <w:t>Rasp</w:t>
+      </w:r>
+      <w:proofErr w:type="spellEnd"/>
+      <w:r>
+        <w:rPr>
+          <w:rStyle w:val="nfasis"/>
+          <w:sz w:val="24"/>
+          <w:szCs w:val="24"/>
+          <w:u w:val="single"/>
+        </w:rPr>
+        <w:t>:</w:t>
       </w:r>
     </w:p>
     <w:p>
@@ -4909,73 +6277,6 @@
                 <pic:pic xmlns:pic="http://schemas.openxmlformats.org/drawingml/2006/picture">
                   <pic:nvPicPr>
                     <pic:cNvPr id="1800800600" name=""/>
-                    <pic:cNvPicPr/>
-                  </pic:nvPicPr>
-                  <pic:blipFill>
-                    <a:blip r:embed="rId53"/>
-                    <a:stretch>
-                      <a:fillRect/>
-                    </a:stretch>
-                  </pic:blipFill>
-                  <pic:spPr>
-                    <a:xfrm>
-                      <a:off x="0" y="0"/>
-                      <a:ext cx="5400040" cy="3035935"/>
-                    </a:xfrm>
-                    <a:prstGeom prst="rect">
-                      <a:avLst/>
-                    </a:prstGeom>
-                  </pic:spPr>
-                </pic:pic>
-              </a:graphicData>
-            </a:graphic>
-          </wp:inline>
-        </w:drawing>
-      </w:r>
-    </w:p>
-    <w:p>
-      <w:pPr>
-        <w:rPr>
-          <w:lang w:val="es-ES"/>
-        </w:rPr>
-      </w:pPr>
-    </w:p>
-    <w:p>
-      <w:pPr>
-        <w:rPr>
-          <w:lang w:val="es-ES"/>
-        </w:rPr>
-      </w:pPr>
-      <w:r>
-        <w:rPr>
-          <w:lang w:val="es-ES"/>
-        </w:rPr>
-        <w:t>Este es con el IRLML6344 a 0V lo que simula ser la Rasp. Se ve como la corriente es mínima.</w:t>
-      </w:r>
-    </w:p>
-    <w:p>
-      <w:pPr>
-        <w:rPr>
-          <w:lang w:val="es-ES"/>
-        </w:rPr>
-      </w:pPr>
-      <w:r>
-        <w:rPr>
-          <w:noProof/>
-        </w:rPr>
-        <w:drawing>
-          <wp:inline distT="0" distB="0" distL="0" distR="0" wp14:anchorId="7F9D4185" wp14:editId="35D591DA">
-            <wp:extent cx="5400040" cy="3035935"/>
-            <wp:effectExtent l="0" t="0" r="0" b="0"/>
-            <wp:docPr id="1255464955" name="Imagen 1"/>
-            <wp:cNvGraphicFramePr>
-              <a:graphicFrameLocks xmlns:a="http://schemas.openxmlformats.org/drawingml/2006/main" noChangeAspect="1"/>
-            </wp:cNvGraphicFramePr>
-            <a:graphic xmlns:a="http://schemas.openxmlformats.org/drawingml/2006/main">
-              <a:graphicData uri="http://schemas.openxmlformats.org/drawingml/2006/picture">
-                <pic:pic xmlns:pic="http://schemas.openxmlformats.org/drawingml/2006/picture">
-                  <pic:nvPicPr>
-                    <pic:cNvPr id="1255464955" name=""/>
                     <pic:cNvPicPr/>
                   </pic:nvPicPr>
                   <pic:blipFill>
@@ -4999,6 +6300,87 @@
           </wp:inline>
         </w:drawing>
       </w:r>
+    </w:p>
+    <w:p>
+      <w:pPr>
+        <w:rPr>
+          <w:lang w:val="es-ES"/>
+        </w:rPr>
+      </w:pPr>
+    </w:p>
+    <w:p>
+      <w:pPr>
+        <w:rPr>
+          <w:lang w:val="es-ES"/>
+        </w:rPr>
+      </w:pPr>
+      <w:r>
+        <w:rPr>
+          <w:lang w:val="es-ES"/>
+        </w:rPr>
+        <w:t xml:space="preserve">Este es con el IRLML6344 a 0V lo que simula ser la </w:t>
+      </w:r>
+      <w:proofErr w:type="spellStart"/>
+      <w:r>
+        <w:rPr>
+          <w:lang w:val="es-ES"/>
+        </w:rPr>
+        <w:t>Rasp</w:t>
+      </w:r>
+      <w:proofErr w:type="spellEnd"/>
+      <w:r>
+        <w:rPr>
+          <w:lang w:val="es-ES"/>
+        </w:rPr>
+        <w:t>. Se ve como la corriente es mínima.</w:t>
+      </w:r>
+    </w:p>
+    <w:p>
+      <w:pPr>
+        <w:rPr>
+          <w:lang w:val="es-ES"/>
+        </w:rPr>
+      </w:pPr>
+      <w:r>
+        <w:rPr>
+          <w:noProof/>
+        </w:rPr>
+        <w:drawing>
+          <wp:inline distT="0" distB="0" distL="0" distR="0" wp14:anchorId="7F9D4185" wp14:editId="35D591DA">
+            <wp:extent cx="5400040" cy="3035935"/>
+            <wp:effectExtent l="0" t="0" r="0" b="0"/>
+            <wp:docPr id="1255464955" name="Imagen 1"/>
+            <wp:cNvGraphicFramePr>
+              <a:graphicFrameLocks xmlns:a="http://schemas.openxmlformats.org/drawingml/2006/main" noChangeAspect="1"/>
+            </wp:cNvGraphicFramePr>
+            <a:graphic xmlns:a="http://schemas.openxmlformats.org/drawingml/2006/main">
+              <a:graphicData uri="http://schemas.openxmlformats.org/drawingml/2006/picture">
+                <pic:pic xmlns:pic="http://schemas.openxmlformats.org/drawingml/2006/picture">
+                  <pic:nvPicPr>
+                    <pic:cNvPr id="1255464955" name=""/>
+                    <pic:cNvPicPr/>
+                  </pic:nvPicPr>
+                  <pic:blipFill>
+                    <a:blip r:embed="rId55"/>
+                    <a:stretch>
+                      <a:fillRect/>
+                    </a:stretch>
+                  </pic:blipFill>
+                  <pic:spPr>
+                    <a:xfrm>
+                      <a:off x="0" y="0"/>
+                      <a:ext cx="5400040" cy="3035935"/>
+                    </a:xfrm>
+                    <a:prstGeom prst="rect">
+                      <a:avLst/>
+                    </a:prstGeom>
+                  </pic:spPr>
+                </pic:pic>
+              </a:graphicData>
+            </a:graphic>
+          </wp:inline>
+        </w:drawing>
+      </w:r>
       <w:r>
         <w:rPr>
           <w:lang w:val="es-ES"/>
@@ -5010,41 +6392,68 @@
           <w:lang w:val="es-ES"/>
         </w:rPr>
         <w:br/>
-        <w:t>Este es con la Rasp en 3.3V, se puede ver como comienza a circular corriente lo que muestra que esta cerrado el canal, esto demuestra que funciona.</w:t>
-      </w:r>
-    </w:p>
-    <w:p>
-      <w:pPr>
-        <w:rPr>
-          <w:lang w:val="es-ES"/>
-        </w:rPr>
-      </w:pPr>
-    </w:p>
-    <w:p>
-      <w:pPr>
-        <w:rPr>
-          <w:lang w:val="es-ES"/>
-        </w:rPr>
-      </w:pPr>
-    </w:p>
-    <w:p>
-      <w:pPr>
-        <w:rPr>
-          <w:lang w:val="es-ES"/>
-        </w:rPr>
-      </w:pPr>
-    </w:p>
-    <w:p>
-      <w:pPr>
-        <w:rPr>
-          <w:lang w:val="es-ES"/>
-        </w:rPr>
-      </w:pPr>
-      <w:r>
-        <w:rPr>
-          <w:lang w:val="es-ES"/>
-        </w:rPr>
-        <w:lastRenderedPageBreak/>
+        <w:t xml:space="preserve">Este es con la </w:t>
+      </w:r>
+      <w:proofErr w:type="spellStart"/>
+      <w:r>
+        <w:rPr>
+          <w:lang w:val="es-ES"/>
+        </w:rPr>
+        <w:t>Rasp</w:t>
+      </w:r>
+      <w:proofErr w:type="spellEnd"/>
+      <w:r>
+        <w:rPr>
+          <w:lang w:val="es-ES"/>
+        </w:rPr>
+        <w:t xml:space="preserve"> en 3.3V, se puede ver como comienza a circular corriente lo que muestra que </w:t>
+      </w:r>
+      <w:proofErr w:type="spellStart"/>
+      <w:r>
+        <w:rPr>
+          <w:lang w:val="es-ES"/>
+        </w:rPr>
+        <w:t>esta</w:t>
+      </w:r>
+      <w:proofErr w:type="spellEnd"/>
+      <w:r>
+        <w:rPr>
+          <w:lang w:val="es-ES"/>
+        </w:rPr>
+        <w:t xml:space="preserve"> cerrado el canal, esto demuestra que funciona.</w:t>
+      </w:r>
+    </w:p>
+    <w:p>
+      <w:pPr>
+        <w:rPr>
+          <w:lang w:val="es-ES"/>
+        </w:rPr>
+      </w:pPr>
+    </w:p>
+    <w:p>
+      <w:pPr>
+        <w:rPr>
+          <w:lang w:val="es-ES"/>
+        </w:rPr>
+      </w:pPr>
+    </w:p>
+    <w:p>
+      <w:pPr>
+        <w:rPr>
+          <w:lang w:val="es-ES"/>
+        </w:rPr>
+      </w:pPr>
+    </w:p>
+    <w:p>
+      <w:pPr>
+        <w:rPr>
+          <w:lang w:val="es-ES"/>
+        </w:rPr>
+      </w:pPr>
+      <w:r>
+        <w:rPr>
+          <w:lang w:val="es-ES"/>
+        </w:rPr>
         <w:t>MAÑANA 13/2 SEGUIMOS CON LA BUSQUEDA DE LOS CABLES Y CONECTORES PARA QUE QUEDEN LOS DETALLES; QUIZAS SEA MEJOR HACER PRIMER LO DEMAS Y POR ULTIMO LOS CONECTORES.</w:t>
       </w:r>
     </w:p>

--- a/Salus IV/Mejoras_Salus_IV.docx
+++ b/Salus IV/Mejoras_Salus_IV.docx
@@ -185,6 +185,26 @@
     </w:p>
     <w:p>
       <w:pPr>
+        <w:rPr>
+          <w:lang w:val="es-ES"/>
+        </w:rPr>
+      </w:pPr>
+      <w:r>
+        <w:rPr>
+          <w:highlight w:val="lightGray"/>
+          <w:lang w:val="es-ES"/>
+        </w:rPr>
+        <w:t>Gris:</w:t>
+      </w:r>
+      <w:r>
+        <w:rPr>
+          <w:lang w:val="es-ES"/>
+        </w:rPr>
+        <w:t xml:space="preserve"> Cosas que no vamos a implementar finalmente porque usamos otros métodos.</w:t>
+      </w:r>
+    </w:p>
+    <w:p>
+      <w:pPr>
         <w:pStyle w:val="Ttulo"/>
         <w:jc w:val="center"/>
         <w:rPr>
@@ -652,10 +672,53 @@
       </w:pPr>
       <w:r>
         <w:rPr>
+          <w:highlight w:val="lightGray"/>
+          <w:lang w:val="es-ES"/>
+        </w:rPr>
+        <w:t xml:space="preserve">Necesitamos dejar un espacio de RX para que podamos usar la comunicación del </w:t>
+      </w:r>
+      <w:proofErr w:type="spellStart"/>
+      <w:r>
+        <w:rPr>
+          <w:highlight w:val="lightGray"/>
+          <w:lang w:val="es-ES"/>
+        </w:rPr>
+        <w:t>display</w:t>
+      </w:r>
+      <w:proofErr w:type="spellEnd"/>
+      <w:r>
+        <w:rPr>
+          <w:highlight w:val="lightGray"/>
+          <w:lang w:val="es-ES"/>
+        </w:rPr>
+        <w:t xml:space="preserve"> y asi obtener los datos de velocidad y aceleración.</w:t>
+      </w:r>
+      <w:r>
+        <w:rPr>
           <w:highlight w:val="yellow"/>
           <w:lang w:val="es-ES"/>
         </w:rPr>
-        <w:t xml:space="preserve">Necesitamos dejar un espacio de RX para que podamos usar la comunicación del </w:t>
+        <w:t xml:space="preserve"> Esto se modificó a la toma de datos de los sensores de Efecto Hall -&gt; Para esto necesitamos espacio en la ESP32 para usar estos sensores. </w:t>
+      </w:r>
+    </w:p>
+    <w:p>
+      <w:pPr>
+        <w:pStyle w:val="Prrafodelista"/>
+        <w:numPr>
+          <w:ilvl w:val="0"/>
+          <w:numId w:val="2"/>
+        </w:numPr>
+        <w:rPr>
+          <w:highlight w:val="yellow"/>
+          <w:lang w:val="es-ES"/>
+        </w:rPr>
+      </w:pPr>
+      <w:r>
+        <w:rPr>
+          <w:highlight w:val="yellow"/>
+          <w:lang w:val="es-ES"/>
+        </w:rPr>
+        <w:t xml:space="preserve">Divisor Resistivo o Transceptor para toma de datos </w:t>
       </w:r>
       <w:proofErr w:type="spellStart"/>
       <w:r>
@@ -663,7 +726,7 @@
           <w:highlight w:val="yellow"/>
           <w:lang w:val="es-ES"/>
         </w:rPr>
-        <w:t>display</w:t>
+        <w:t>Display</w:t>
       </w:r>
       <w:proofErr w:type="spellEnd"/>
       <w:r>
@@ -671,7 +734,14 @@
           <w:highlight w:val="yellow"/>
           <w:lang w:val="es-ES"/>
         </w:rPr>
-        <w:t xml:space="preserve"> y asi obtener los datos de velocidad y aceleración.</w:t>
+        <w:t xml:space="preserve">. (Averiguar) </w:t>
+      </w:r>
+      <w:r>
+        <w:rPr>
+          <w:highlight w:val="yellow"/>
+          <w:lang w:val="es-ES"/>
+        </w:rPr>
+        <w:t>&lt;Es necesario encontrar un modelo determinado cuando lo estemos implementando en la PCB&gt;</w:t>
       </w:r>
     </w:p>
     <w:p>
@@ -682,39 +752,273 @@
           <w:numId w:val="2"/>
         </w:numPr>
         <w:rPr>
+          <w:highlight w:val="darkYellow"/>
+          <w:lang w:val="es-ES"/>
+        </w:rPr>
+      </w:pPr>
+      <w:r>
+        <w:rPr>
+          <w:highlight w:val="green"/>
+          <w:lang w:val="es-ES"/>
+        </w:rPr>
+        <w:t>Voltímetro</w:t>
+      </w:r>
+      <w:r>
+        <w:rPr>
+          <w:highlight w:val="green"/>
+          <w:lang w:val="es-ES"/>
+        </w:rPr>
+        <w:t xml:space="preserve"> para batería.</w:t>
+      </w:r>
+      <w:r>
+        <w:rPr>
+          <w:highlight w:val="green"/>
+          <w:lang w:val="es-ES"/>
+        </w:rPr>
+        <w:t xml:space="preserve"> (21/1/2026)</w:t>
+      </w:r>
+      <w:r>
+        <w:rPr>
+          <w:highlight w:val="green"/>
+          <w:lang w:val="es-ES"/>
+        </w:rPr>
+        <w:t xml:space="preserve"> &lt;Es necesario encontrar un modelo determinado cuando lo estemos implementando en la PCB&gt;</w:t>
+      </w:r>
+      <w:r>
+        <w:rPr>
+          <w:highlight w:val="green"/>
+          <w:lang w:val="es-ES"/>
+        </w:rPr>
+        <w:t xml:space="preserve">. </w:t>
+      </w:r>
+      <w:r>
+        <w:rPr>
+          <w:highlight w:val="darkYellow"/>
+          <w:lang w:val="es-ES"/>
+        </w:rPr>
+        <w:t>El sensor de corriente lo dejamos para un futuro</w:t>
+      </w:r>
+    </w:p>
+    <w:p>
+      <w:pPr>
+        <w:pStyle w:val="Prrafodelista"/>
+        <w:numPr>
+          <w:ilvl w:val="0"/>
+          <w:numId w:val="2"/>
+        </w:numPr>
+        <w:rPr>
+          <w:lang w:val="es-ES"/>
+        </w:rPr>
+      </w:pPr>
+      <w:r>
+        <w:rPr>
           <w:highlight w:val="yellow"/>
           <w:lang w:val="es-ES"/>
         </w:rPr>
-      </w:pPr>
-      <w:r>
+        <w:t>8 ultrasonidos.</w:t>
+      </w:r>
+    </w:p>
+    <w:p>
+      <w:pPr>
+        <w:pStyle w:val="Prrafodelista"/>
+        <w:numPr>
+          <w:ilvl w:val="0"/>
+          <w:numId w:val="2"/>
+        </w:numPr>
+        <w:rPr>
+          <w:highlight w:val="darkYellow"/>
+          <w:lang w:val="es-ES"/>
+        </w:rPr>
+      </w:pPr>
+      <w:r>
+        <w:rPr>
+          <w:highlight w:val="darkYellow"/>
+          <w:lang w:val="es-ES"/>
+        </w:rPr>
+        <w:lastRenderedPageBreak/>
+        <w:t>Investigar RTK.</w:t>
+      </w:r>
+    </w:p>
+    <w:p>
+      <w:pPr>
+        <w:pStyle w:val="Prrafodelista"/>
+        <w:numPr>
+          <w:ilvl w:val="0"/>
+          <w:numId w:val="2"/>
+        </w:numPr>
+        <w:rPr>
+          <w:highlight w:val="darkYellow"/>
+          <w:lang w:val="es-ES"/>
+        </w:rPr>
+      </w:pPr>
+      <w:r>
+        <w:rPr>
+          <w:highlight w:val="darkYellow"/>
+          <w:lang w:val="es-ES"/>
+        </w:rPr>
+        <w:t>Investigar Batería.</w:t>
+      </w:r>
+      <w:r>
+        <w:rPr>
+          <w:highlight w:val="darkYellow"/>
+          <w:lang w:val="es-ES"/>
+        </w:rPr>
+        <w:t xml:space="preserve"> </w:t>
+      </w:r>
+    </w:p>
+    <w:p>
+      <w:pPr>
+        <w:pStyle w:val="Prrafodelista"/>
+        <w:numPr>
+          <w:ilvl w:val="0"/>
+          <w:numId w:val="2"/>
+        </w:numPr>
+        <w:rPr>
+          <w:highlight w:val="green"/>
+          <w:lang w:val="es-ES"/>
+        </w:rPr>
+      </w:pPr>
+      <w:r>
+        <w:rPr>
+          <w:highlight w:val="green"/>
+          <w:lang w:val="es-ES"/>
+        </w:rPr>
+        <w:t xml:space="preserve">Agregar Multiplexor para </w:t>
+      </w:r>
+      <w:r>
+        <w:rPr>
+          <w:highlight w:val="green"/>
+          <w:lang w:val="es-ES"/>
+        </w:rPr>
+        <w:t>I2C</w:t>
+      </w:r>
+      <w:r>
+        <w:rPr>
+          <w:highlight w:val="green"/>
+          <w:lang w:val="es-ES"/>
+        </w:rPr>
+        <w:t>.</w:t>
+      </w:r>
+      <w:r>
+        <w:rPr>
+          <w:highlight w:val="green"/>
+          <w:lang w:val="es-ES"/>
+        </w:rPr>
+        <w:t xml:space="preserve">  (</w:t>
+      </w:r>
+      <w:r>
+        <w:rPr>
+          <w:highlight w:val="green"/>
+          <w:lang w:val="es-ES"/>
+        </w:rPr>
+        <w:t>Investigación</w:t>
+      </w:r>
+      <w:r>
+        <w:rPr>
+          <w:highlight w:val="green"/>
+          <w:lang w:val="es-ES"/>
+        </w:rPr>
+        <w:t xml:space="preserve"> ya realizada, queda implementar).</w:t>
+      </w:r>
+      <w:r>
+        <w:rPr>
+          <w:highlight w:val="green"/>
+          <w:lang w:val="es-ES"/>
+        </w:rPr>
+        <w:t xml:space="preserve"> &lt;Es necesario encontrar un modelo determinado cuando lo estemos implementando en la PCB&gt;</w:t>
+      </w:r>
+    </w:p>
+    <w:p>
+      <w:pPr>
+        <w:pStyle w:val="Prrafodelista"/>
+        <w:numPr>
+          <w:ilvl w:val="0"/>
+          <w:numId w:val="2"/>
+        </w:numPr>
+        <w:rPr>
+          <w:highlight w:val="magenta"/>
+          <w:lang w:val="es-ES"/>
+        </w:rPr>
+      </w:pPr>
+      <w:r>
+        <w:rPr>
+          <w:highlight w:val="magenta"/>
+          <w:lang w:val="es-ES"/>
+        </w:rPr>
+        <w:t xml:space="preserve">PONER UN SCHMITT TRIGGER PARA INVERTIR LA SEÑAL DE LA PANTALLA DEL CUATRI EN LA ENTRADA DE LA </w:t>
+      </w:r>
+      <w:proofErr w:type="spellStart"/>
+      <w:r>
+        <w:rPr>
+          <w:highlight w:val="magenta"/>
+          <w:lang w:val="es-ES"/>
+        </w:rPr>
+        <w:t>RASP.</w:t>
+      </w:r>
+      <w:r>
+        <w:rPr>
+          <w:highlight w:val="magenta"/>
+          <w:lang w:val="es-ES"/>
+        </w:rPr>
+        <w:t>Esto</w:t>
+      </w:r>
+      <w:proofErr w:type="spellEnd"/>
+      <w:r>
+        <w:rPr>
+          <w:highlight w:val="magenta"/>
+          <w:lang w:val="es-ES"/>
+        </w:rPr>
+        <w:t xml:space="preserve"> se cancela porque no vamos a usar la </w:t>
+      </w:r>
+      <w:proofErr w:type="spellStart"/>
+      <w:r>
+        <w:rPr>
+          <w:highlight w:val="magenta"/>
+          <w:lang w:val="es-ES"/>
+        </w:rPr>
+        <w:t>info</w:t>
+      </w:r>
+      <w:proofErr w:type="spellEnd"/>
+      <w:r>
+        <w:rPr>
+          <w:highlight w:val="magenta"/>
+          <w:lang w:val="es-ES"/>
+        </w:rPr>
+        <w:t xml:space="preserve"> de la RASP</w:t>
+      </w:r>
+    </w:p>
+    <w:p>
+      <w:pPr>
+        <w:pStyle w:val="Prrafodelista"/>
+        <w:numPr>
+          <w:ilvl w:val="0"/>
+          <w:numId w:val="2"/>
+        </w:numPr>
         <w:rPr>
           <w:highlight w:val="yellow"/>
           <w:lang w:val="es-ES"/>
         </w:rPr>
-        <w:t xml:space="preserve">Divisor Resistivo o Transceptor para toma de datos </w:t>
-      </w:r>
-      <w:proofErr w:type="spellStart"/>
+      </w:pPr>
       <w:r>
         <w:rPr>
           <w:highlight w:val="yellow"/>
           <w:lang w:val="es-ES"/>
         </w:rPr>
-        <w:t>Display</w:t>
-      </w:r>
-      <w:proofErr w:type="spellEnd"/>
+        <w:t>Reemplazar componentes por SMD.</w:t>
+      </w:r>
       <w:r>
         <w:rPr>
           <w:highlight w:val="yellow"/>
           <w:lang w:val="es-ES"/>
         </w:rPr>
-        <w:t xml:space="preserve">. (Averiguar) </w:t>
+        <w:t xml:space="preserve"> (Esto lo voy dejando para cuando ya estemos dedicados al diseño como tal, cuando ya hayamos definido todo)</w:t>
       </w:r>
       <w:r>
         <w:rPr>
           <w:highlight w:val="yellow"/>
           <w:lang w:val="es-ES"/>
         </w:rPr>
-        <w:t>&lt;Es necesario encontrar un modelo determinado cuando lo estemos implementando en la PCB&gt;</w:t>
+        <w:t>.</w:t>
       </w:r>
     </w:p>
     <w:p>
@@ -725,44 +1029,16 @@
           <w:numId w:val="2"/>
         </w:numPr>
         <w:rPr>
-          <w:highlight w:val="green"/>
-          <w:lang w:val="es-ES"/>
-        </w:rPr>
-      </w:pPr>
-      <w:r>
-        <w:rPr>
-          <w:highlight w:val="green"/>
-          <w:lang w:val="es-ES"/>
-        </w:rPr>
-        <w:t>Voltímetro</w:t>
-      </w:r>
-      <w:r>
-        <w:rPr>
-          <w:highlight w:val="green"/>
-          <w:lang w:val="es-ES"/>
-        </w:rPr>
-        <w:t xml:space="preserve"> para batería.</w:t>
-      </w:r>
-      <w:r>
-        <w:rPr>
-          <w:highlight w:val="green"/>
-          <w:lang w:val="es-ES"/>
-        </w:rPr>
-        <w:t xml:space="preserve"> (21/1/2026)</w:t>
-      </w:r>
-      <w:r>
-        <w:rPr>
-          <w:highlight w:val="green"/>
-          <w:lang w:val="es-ES"/>
-        </w:rPr>
-        <w:t xml:space="preserve"> &lt;Es necesario encontrar un modelo determinado cuando lo estemos implementando en la PCB&gt;</w:t>
-      </w:r>
-      <w:r>
-        <w:rPr>
-          <w:highlight w:val="green"/>
-          <w:lang w:val="es-ES"/>
-        </w:rPr>
-        <w:t>. El sensor de corriente lo dejamos para un futuro</w:t>
+          <w:highlight w:val="yellow"/>
+          <w:lang w:val="es-ES"/>
+        </w:rPr>
+      </w:pPr>
+      <w:r>
+        <w:rPr>
+          <w:highlight w:val="yellow"/>
+          <w:lang w:val="es-ES"/>
+        </w:rPr>
+        <w:t>Buscar los conectores que nos hacen falta en cada caso.</w:t>
       </w:r>
     </w:p>
     <w:p>
@@ -773,200 +1049,26 @@
           <w:numId w:val="2"/>
         </w:numPr>
         <w:rPr>
-          <w:lang w:val="es-ES"/>
-        </w:rPr>
-      </w:pPr>
-      <w:r>
-        <w:rPr>
           <w:highlight w:val="yellow"/>
           <w:lang w:val="es-ES"/>
         </w:rPr>
-        <w:t>8 ultrasonidos.</w:t>
-      </w:r>
-    </w:p>
-    <w:p>
-      <w:pPr>
-        <w:pStyle w:val="Prrafodelista"/>
-        <w:numPr>
-          <w:ilvl w:val="0"/>
-          <w:numId w:val="2"/>
-        </w:numPr>
-        <w:rPr>
-          <w:highlight w:val="darkYellow"/>
-          <w:lang w:val="es-ES"/>
-        </w:rPr>
-      </w:pPr>
-      <w:r>
-        <w:rPr>
-          <w:highlight w:val="darkYellow"/>
-          <w:lang w:val="es-ES"/>
-        </w:rPr>
-        <w:t>Investigar RTK.</w:t>
-      </w:r>
-    </w:p>
-    <w:p>
-      <w:pPr>
-        <w:pStyle w:val="Prrafodelista"/>
-        <w:numPr>
-          <w:ilvl w:val="0"/>
-          <w:numId w:val="2"/>
-        </w:numPr>
-        <w:rPr>
-          <w:highlight w:val="darkYellow"/>
-          <w:lang w:val="es-ES"/>
-        </w:rPr>
-      </w:pPr>
-      <w:r>
-        <w:rPr>
-          <w:highlight w:val="darkYellow"/>
-          <w:lang w:val="es-ES"/>
-        </w:rPr>
-        <w:t>Investigar Batería.</w:t>
-      </w:r>
-      <w:r>
-        <w:rPr>
-          <w:highlight w:val="darkYellow"/>
-          <w:lang w:val="es-ES"/>
-        </w:rPr>
-        <w:t xml:space="preserve"> </w:t>
-      </w:r>
-    </w:p>
-    <w:p>
-      <w:pPr>
-        <w:pStyle w:val="Prrafodelista"/>
-        <w:numPr>
-          <w:ilvl w:val="0"/>
-          <w:numId w:val="2"/>
-        </w:numPr>
-        <w:rPr>
-          <w:highlight w:val="green"/>
-          <w:lang w:val="es-ES"/>
-        </w:rPr>
-      </w:pPr>
-      <w:r>
-        <w:rPr>
-          <w:highlight w:val="green"/>
-          <w:lang w:val="es-ES"/>
-        </w:rPr>
-        <w:lastRenderedPageBreak/>
-        <w:t xml:space="preserve">Agregar Multiplexor para </w:t>
-      </w:r>
-      <w:r>
-        <w:rPr>
-          <w:highlight w:val="green"/>
-          <w:lang w:val="es-ES"/>
-        </w:rPr>
-        <w:t>I2C</w:t>
-      </w:r>
-      <w:r>
-        <w:rPr>
-          <w:highlight w:val="green"/>
-          <w:lang w:val="es-ES"/>
-        </w:rPr>
-        <w:t>.</w:t>
-      </w:r>
-      <w:r>
-        <w:rPr>
-          <w:highlight w:val="green"/>
-          <w:lang w:val="es-ES"/>
-        </w:rPr>
-        <w:t xml:space="preserve">  (</w:t>
-      </w:r>
-      <w:r>
-        <w:rPr>
-          <w:highlight w:val="green"/>
-          <w:lang w:val="es-ES"/>
-        </w:rPr>
-        <w:t>Investigación</w:t>
-      </w:r>
-      <w:r>
-        <w:rPr>
-          <w:highlight w:val="green"/>
-          <w:lang w:val="es-ES"/>
-        </w:rPr>
-        <w:t xml:space="preserve"> ya realizada, queda implementar).</w:t>
-      </w:r>
-      <w:r>
-        <w:rPr>
-          <w:highlight w:val="green"/>
-          <w:lang w:val="es-ES"/>
-        </w:rPr>
-        <w:t xml:space="preserve"> &lt;Es necesario encontrar un modelo determinado cuando lo estemos implementando en la PCB&gt;</w:t>
-      </w:r>
-    </w:p>
-    <w:p>
-      <w:pPr>
-        <w:pStyle w:val="Prrafodelista"/>
-        <w:numPr>
-          <w:ilvl w:val="0"/>
-          <w:numId w:val="2"/>
-        </w:numPr>
-        <w:rPr>
-          <w:highlight w:val="magenta"/>
-          <w:lang w:val="es-ES"/>
-        </w:rPr>
-      </w:pPr>
-      <w:r>
-        <w:rPr>
-          <w:highlight w:val="magenta"/>
-          <w:lang w:val="es-ES"/>
-        </w:rPr>
-        <w:t>PONER UN SCHMITT TRIGGER PARA INVERTIR LA SEÑAL DE LA PANTALLA DEL CUATRI EN LA ENTRADA DE LA RASP.</w:t>
-      </w:r>
-    </w:p>
-    <w:p>
-      <w:pPr>
-        <w:pStyle w:val="Prrafodelista"/>
-        <w:numPr>
-          <w:ilvl w:val="0"/>
-          <w:numId w:val="2"/>
-        </w:numPr>
+      </w:pPr>
+      <w:r>
         <w:rPr>
           <w:highlight w:val="yellow"/>
           <w:lang w:val="es-ES"/>
         </w:rPr>
-      </w:pPr>
-      <w:r>
+        <w:t xml:space="preserve">Una vez diseñada la ESP32 vemos la disposición de pines. </w:t>
+      </w:r>
+    </w:p>
+    <w:p>
+      <w:pPr>
+        <w:ind w:left="360"/>
         <w:rPr>
           <w:highlight w:val="yellow"/>
           <w:lang w:val="es-ES"/>
         </w:rPr>
-        <w:t>Reemplazar componentes por SMD.</w:t>
-      </w:r>
-      <w:r>
-        <w:rPr>
-          <w:highlight w:val="yellow"/>
-          <w:lang w:val="es-ES"/>
-        </w:rPr>
-        <w:t xml:space="preserve"> (Esto lo voy dejando para cuando ya estemos dedicados al diseño como tal, cuando ya hayamos definido todo)</w:t>
-      </w:r>
-      <w:r>
-        <w:rPr>
-          <w:highlight w:val="yellow"/>
-          <w:lang w:val="es-ES"/>
-        </w:rPr>
-        <w:t>.</w:t>
-      </w:r>
-    </w:p>
-    <w:p>
-      <w:pPr>
-        <w:pStyle w:val="Prrafodelista"/>
-        <w:numPr>
-          <w:ilvl w:val="0"/>
-          <w:numId w:val="2"/>
-        </w:numPr>
-        <w:rPr>
-          <w:highlight w:val="yellow"/>
-          <w:lang w:val="es-ES"/>
-        </w:rPr>
-      </w:pPr>
-      <w:r>
-        <w:rPr>
-          <w:highlight w:val="yellow"/>
-          <w:lang w:val="es-ES"/>
-        </w:rPr>
-        <w:t>Buscar los conectores que nos hacen falta en cada caso.</w:t>
-      </w:r>
+      </w:pPr>
     </w:p>
     <w:p>
       <w:pPr>
@@ -1301,7 +1403,14 @@
         <w:rPr>
           <w:lang w:val="es-ES"/>
         </w:rPr>
-        <w:t xml:space="preserve"> chip estoy accediendo mediante I2C (A0, A1 y A2) lo que permite tener hasta 8 chips de esos. El manejo de selección de GPIOS interno del chip es mediante registros y direcciones de registros.</w:t>
+        <w:t xml:space="preserve"> chip estoy accediendo mediante I2C (A0, A1 y A2) lo que permite tener hasta 8 chips de esos. El manejo de selección de </w:t>
+      </w:r>
+      <w:r>
+        <w:rPr>
+          <w:lang w:val="es-ES"/>
+        </w:rPr>
+        <w:lastRenderedPageBreak/>
+        <w:t>GPIOS interno del chip es mediante registros y direcciones de registros.</w:t>
       </w:r>
       <w:r>
         <w:rPr>
@@ -1391,7 +1500,6 @@
         <w:rPr>
           <w:lang w:val="es-ES"/>
         </w:rPr>
-        <w:lastRenderedPageBreak/>
         <w:t xml:space="preserve">No existen multiplexores como tal para </w:t>
       </w:r>
       <w:r>
@@ -1912,6 +2020,7 @@
         <w:rPr>
           <w:lang w:val="es-ES"/>
         </w:rPr>
+        <w:lastRenderedPageBreak/>
         <w:t xml:space="preserve">Existen de menor cantidad de canales, se puede ver en el </w:t>
       </w:r>
       <w:hyperlink r:id="rId11" w:history="1">
@@ -1993,7 +2102,6 @@
         <w:rPr>
           <w:rStyle w:val="nfasisintenso"/>
         </w:rPr>
-        <w:lastRenderedPageBreak/>
         <w:t>Opiniones Equipo:</w:t>
       </w:r>
     </w:p>
@@ -2237,21 +2345,7 @@
             <w:rStyle w:val="Hipervnculo"/>
             <w:lang w:val="es-ES"/>
           </w:rPr>
-          <w:t>Sensor de Corrie</w:t>
-        </w:r>
-        <w:r>
-          <w:rPr>
-            <w:rStyle w:val="Hipervnculo"/>
-            <w:lang w:val="es-ES"/>
-          </w:rPr>
-          <w:t>n</w:t>
-        </w:r>
-        <w:r>
-          <w:rPr>
-            <w:rStyle w:val="Hipervnculo"/>
-            <w:lang w:val="es-ES"/>
-          </w:rPr>
-          <w:t>te (CI)</w:t>
+          <w:t>Sensor de Corriente (CI)</w:t>
         </w:r>
       </w:hyperlink>
       <w:r>
@@ -2657,21 +2751,7 @@
             <w:rStyle w:val="Hipervnculo"/>
             <w:lang w:val="es-ES"/>
           </w:rPr>
-          <w:t>Fo</w:t>
-        </w:r>
-        <w:r>
-          <w:rPr>
-            <w:rStyle w:val="Hipervnculo"/>
-            <w:lang w:val="es-ES"/>
-          </w:rPr>
-          <w:t>r</w:t>
-        </w:r>
-        <w:r>
-          <w:rPr>
-            <w:rStyle w:val="Hipervnculo"/>
-            <w:lang w:val="es-ES"/>
-          </w:rPr>
-          <w:t>o</w:t>
+          <w:t>Foro</w:t>
         </w:r>
       </w:hyperlink>
       <w:r>
@@ -2811,6 +2891,7 @@
       </w:pPr>
       <w:r>
         <w:rPr>
+          <w:noProof/>
           <w:lang w:val="es-ES"/>
         </w:rPr>
         <w:lastRenderedPageBreak/>
@@ -5193,29 +5274,7 @@
             <w:i/>
             <w:iCs/>
           </w:rPr>
-          <w:t>IRLML6</w:t>
-        </w:r>
-        <w:r>
-          <w:rPr>
-            <w:rStyle w:val="Hipervnculo"/>
-            <w:rFonts w:hint="eastAsia"/>
-            <w:b/>
-            <w:bCs/>
-            <w:i/>
-            <w:iCs/>
-          </w:rPr>
-          <w:t>3</w:t>
-        </w:r>
-        <w:r>
-          <w:rPr>
-            <w:rStyle w:val="Hipervnculo"/>
-            <w:rFonts w:hint="eastAsia"/>
-            <w:b/>
-            <w:bCs/>
-            <w:i/>
-            <w:iCs/>
-          </w:rPr>
-          <w:t>44PBF-HXY</w:t>
+          <w:t>IRLML6344PBF-HXY</w:t>
         </w:r>
       </w:hyperlink>
       <w:r>

--- a/Salus IV/Mejoras_Salus_IV.docx
+++ b/Salus IV/Mejoras_Salus_IV.docx
@@ -709,13 +709,13 @@
           <w:numId w:val="2"/>
         </w:numPr>
         <w:rPr>
-          <w:highlight w:val="yellow"/>
-          <w:lang w:val="es-ES"/>
-        </w:rPr>
-      </w:pPr>
-      <w:r>
-        <w:rPr>
-          <w:highlight w:val="yellow"/>
+          <w:highlight w:val="lightGray"/>
+          <w:lang w:val="es-ES"/>
+        </w:rPr>
+      </w:pPr>
+      <w:r>
+        <w:rPr>
+          <w:highlight w:val="lightGray"/>
           <w:lang w:val="es-ES"/>
         </w:rPr>
         <w:t xml:space="preserve">Divisor Resistivo o Transceptor para toma de datos </w:t>
@@ -723,7 +723,7 @@
       <w:proofErr w:type="spellStart"/>
       <w:r>
         <w:rPr>
-          <w:highlight w:val="yellow"/>
+          <w:highlight w:val="lightGray"/>
           <w:lang w:val="es-ES"/>
         </w:rPr>
         <w:t>Display</w:t>
@@ -731,14 +731,14 @@
       <w:proofErr w:type="spellEnd"/>
       <w:r>
         <w:rPr>
-          <w:highlight w:val="yellow"/>
+          <w:highlight w:val="lightGray"/>
           <w:lang w:val="es-ES"/>
         </w:rPr>
         <w:t xml:space="preserve">. (Averiguar) </w:t>
       </w:r>
       <w:r>
         <w:rPr>
-          <w:highlight w:val="yellow"/>
+          <w:highlight w:val="lightGray"/>
           <w:lang w:val="es-ES"/>
         </w:rPr>
         <w:t>&lt;Es necesario encontrar un modelo determinado cuando lo estemos implementando en la PCB&gt;</w:t>
@@ -936,13 +936,13 @@
           <w:numId w:val="2"/>
         </w:numPr>
         <w:rPr>
-          <w:highlight w:val="magenta"/>
-          <w:lang w:val="es-ES"/>
-        </w:rPr>
-      </w:pPr>
-      <w:r>
-        <w:rPr>
-          <w:highlight w:val="magenta"/>
+          <w:highlight w:val="lightGray"/>
+          <w:lang w:val="es-ES"/>
+        </w:rPr>
+      </w:pPr>
+      <w:r>
+        <w:rPr>
+          <w:highlight w:val="lightGray"/>
           <w:lang w:val="es-ES"/>
         </w:rPr>
         <w:t xml:space="preserve">PONER UN SCHMITT TRIGGER PARA INVERTIR LA SEÑAL DE LA PANTALLA DEL CUATRI EN LA ENTRADA DE LA </w:t>
@@ -950,14 +950,14 @@
       <w:proofErr w:type="spellStart"/>
       <w:r>
         <w:rPr>
-          <w:highlight w:val="magenta"/>
+          <w:highlight w:val="lightGray"/>
           <w:lang w:val="es-ES"/>
         </w:rPr>
         <w:t>RASP.</w:t>
       </w:r>
       <w:r>
         <w:rPr>
-          <w:highlight w:val="magenta"/>
+          <w:highlight w:val="lightGray"/>
           <w:lang w:val="es-ES"/>
         </w:rPr>
         <w:t>Esto</w:t>
@@ -965,7 +965,7 @@
       <w:proofErr w:type="spellEnd"/>
       <w:r>
         <w:rPr>
-          <w:highlight w:val="magenta"/>
+          <w:highlight w:val="lightGray"/>
           <w:lang w:val="es-ES"/>
         </w:rPr>
         <w:t xml:space="preserve"> se cancela porque no vamos a usar la </w:t>
@@ -973,7 +973,7 @@
       <w:proofErr w:type="spellStart"/>
       <w:r>
         <w:rPr>
-          <w:highlight w:val="magenta"/>
+          <w:highlight w:val="lightGray"/>
           <w:lang w:val="es-ES"/>
         </w:rPr>
         <w:t>info</w:t>
@@ -981,7 +981,7 @@
       <w:proofErr w:type="spellEnd"/>
       <w:r>
         <w:rPr>
-          <w:highlight w:val="magenta"/>
+          <w:highlight w:val="lightGray"/>
           <w:lang w:val="es-ES"/>
         </w:rPr>
         <w:t xml:space="preserve"> de la RASP</w:t>
@@ -995,6 +995,40 @@
           <w:numId w:val="2"/>
         </w:numPr>
         <w:rPr>
+          <w:highlight w:val="green"/>
+          <w:lang w:val="es-ES"/>
+        </w:rPr>
+      </w:pPr>
+      <w:r>
+        <w:rPr>
+          <w:highlight w:val="green"/>
+          <w:lang w:val="es-ES"/>
+        </w:rPr>
+        <w:t>Reemplazar componentes por SMD.</w:t>
+      </w:r>
+      <w:r>
+        <w:rPr>
+          <w:highlight w:val="green"/>
+          <w:lang w:val="es-ES"/>
+        </w:rPr>
+        <w:t xml:space="preserve"> (Esto lo voy dejando para cuando ya estemos dedicados al diseño como tal, cuando ya hayamos definido todo)</w:t>
+      </w:r>
+      <w:r>
+        <w:rPr>
+          <w:highlight w:val="green"/>
+          <w:lang w:val="es-ES"/>
+        </w:rPr>
+        <w:t>.</w:t>
+      </w:r>
+    </w:p>
+    <w:p>
+      <w:pPr>
+        <w:pStyle w:val="Prrafodelista"/>
+        <w:numPr>
+          <w:ilvl w:val="0"/>
+          <w:numId w:val="2"/>
+        </w:numPr>
+        <w:rPr>
           <w:highlight w:val="yellow"/>
           <w:lang w:val="es-ES"/>
         </w:rPr>
@@ -1004,21 +1038,14 @@
           <w:highlight w:val="yellow"/>
           <w:lang w:val="es-ES"/>
         </w:rPr>
-        <w:t>Reemplazar componentes por SMD.</w:t>
+        <w:t>Buscar los conectores que nos hacen falta en cada caso.</w:t>
       </w:r>
       <w:r>
         <w:rPr>
           <w:highlight w:val="yellow"/>
           <w:lang w:val="es-ES"/>
         </w:rPr>
-        <w:t xml:space="preserve"> (Esto lo voy dejando para cuando ya estemos dedicados al diseño como tal, cuando ya hayamos definido todo)</w:t>
-      </w:r>
-      <w:r>
-        <w:rPr>
-          <w:highlight w:val="yellow"/>
-          <w:lang w:val="es-ES"/>
-        </w:rPr>
-        <w:t>.</w:t>
+        <w:t xml:space="preserve"> ESTO AHORA 25/2/2026</w:t>
       </w:r>
     </w:p>
     <w:p>
@@ -1029,33 +1056,13 @@
           <w:numId w:val="2"/>
         </w:numPr>
         <w:rPr>
-          <w:highlight w:val="yellow"/>
-          <w:lang w:val="es-ES"/>
-        </w:rPr>
-      </w:pPr>
-      <w:r>
-        <w:rPr>
-          <w:highlight w:val="yellow"/>
-          <w:lang w:val="es-ES"/>
-        </w:rPr>
-        <w:t>Buscar los conectores que nos hacen falta en cada caso.</w:t>
-      </w:r>
-    </w:p>
-    <w:p>
-      <w:pPr>
-        <w:pStyle w:val="Prrafodelista"/>
-        <w:numPr>
-          <w:ilvl w:val="0"/>
-          <w:numId w:val="2"/>
-        </w:numPr>
-        <w:rPr>
-          <w:highlight w:val="yellow"/>
-          <w:lang w:val="es-ES"/>
-        </w:rPr>
-      </w:pPr>
-      <w:r>
-        <w:rPr>
-          <w:highlight w:val="yellow"/>
+          <w:highlight w:val="green"/>
+          <w:lang w:val="es-ES"/>
+        </w:rPr>
+      </w:pPr>
+      <w:r>
+        <w:rPr>
+          <w:highlight w:val="green"/>
           <w:lang w:val="es-ES"/>
         </w:rPr>
         <w:t xml:space="preserve">Una vez diseñada la ESP32 vemos la disposición de pines. </w:t>

--- a/Salus IV/Mejoras_Salus_IV.docx
+++ b/Salus IV/Mejoras_Salus_IV.docx
@@ -498,207 +498,221 @@
           <w:numId w:val="2"/>
         </w:numPr>
         <w:rPr>
+          <w:highlight w:val="green"/>
+          <w:lang w:val="es-ES"/>
+        </w:rPr>
+      </w:pPr>
+      <w:r>
+        <w:rPr>
+          <w:highlight w:val="green"/>
+          <w:lang w:val="es-ES"/>
+        </w:rPr>
+        <w:t>Agujeros pasantes para los tornillos.</w:t>
+      </w:r>
+    </w:p>
+    <w:p>
+      <w:pPr>
+        <w:pStyle w:val="Prrafodelista"/>
+        <w:numPr>
+          <w:ilvl w:val="0"/>
+          <w:numId w:val="2"/>
+        </w:numPr>
+        <w:rPr>
+          <w:highlight w:val="green"/>
+          <w:lang w:val="es-ES"/>
+        </w:rPr>
+      </w:pPr>
+      <w:r>
+        <w:rPr>
+          <w:highlight w:val="green"/>
+          <w:lang w:val="es-ES"/>
+        </w:rPr>
+        <w:t xml:space="preserve">Agregarle las resistencias necesarias de </w:t>
+      </w:r>
+      <w:proofErr w:type="spellStart"/>
+      <w:r>
+        <w:rPr>
+          <w:highlight w:val="green"/>
+          <w:lang w:val="es-ES"/>
+        </w:rPr>
+        <w:t>Pull</w:t>
+      </w:r>
+      <w:proofErr w:type="spellEnd"/>
+      <w:r>
+        <w:rPr>
+          <w:highlight w:val="green"/>
+          <w:lang w:val="es-ES"/>
+        </w:rPr>
+        <w:t>-Down para transistores.</w:t>
+      </w:r>
+    </w:p>
+    <w:p>
+      <w:pPr>
+        <w:pStyle w:val="Prrafodelista"/>
+        <w:numPr>
+          <w:ilvl w:val="0"/>
+          <w:numId w:val="2"/>
+        </w:numPr>
+        <w:rPr>
+          <w:highlight w:val="darkYellow"/>
+          <w:lang w:val="es-ES"/>
+        </w:rPr>
+      </w:pPr>
+      <w:r>
+        <w:rPr>
+          <w:highlight w:val="darkYellow"/>
+          <w:lang w:val="es-ES"/>
+        </w:rPr>
+        <w:t>Incluir Step-</w:t>
+      </w:r>
+      <w:r>
+        <w:rPr>
+          <w:highlight w:val="darkYellow"/>
+          <w:lang w:val="es-ES"/>
+        </w:rPr>
+        <w:t>Down</w:t>
+      </w:r>
+      <w:r>
+        <w:rPr>
+          <w:highlight w:val="darkYellow"/>
+          <w:lang w:val="es-ES"/>
+        </w:rPr>
+        <w:t xml:space="preserve"> dentro de la PCB (Preguntar bien si lo vamos a hacer asi).</w:t>
+      </w:r>
+      <w:r>
+        <w:rPr>
+          <w:highlight w:val="darkYellow"/>
+          <w:lang w:val="es-ES"/>
+        </w:rPr>
+        <w:t xml:space="preserve"> (Ya preguntado – 23/1/2026).</w:t>
+      </w:r>
+      <w:r>
+        <w:rPr>
+          <w:highlight w:val="darkYellow"/>
+          <w:lang w:val="es-ES"/>
+        </w:rPr>
+        <w:t xml:space="preserve"> Leo quiere que lo incorporemos en esta versión de la placa, ¿lo hacemos?</w:t>
+      </w:r>
+    </w:p>
+    <w:p>
+      <w:pPr>
+        <w:pStyle w:val="Prrafodelista"/>
+        <w:numPr>
+          <w:ilvl w:val="0"/>
+          <w:numId w:val="2"/>
+        </w:numPr>
+        <w:rPr>
+          <w:highlight w:val="green"/>
+          <w:lang w:val="es-ES"/>
+        </w:rPr>
+      </w:pPr>
+      <w:r>
+        <w:rPr>
+          <w:highlight w:val="green"/>
+          <w:lang w:val="es-ES"/>
+        </w:rPr>
+        <w:t xml:space="preserve">Diseño de PCB con Modulo de ESP32 </w:t>
+      </w:r>
+      <w:proofErr w:type="spellStart"/>
+      <w:r>
+        <w:rPr>
+          <w:highlight w:val="green"/>
+          <w:lang w:val="es-ES"/>
+        </w:rPr>
+        <w:t>Wroom</w:t>
+      </w:r>
+      <w:proofErr w:type="spellEnd"/>
+      <w:r>
+        <w:rPr>
+          <w:highlight w:val="green"/>
+          <w:lang w:val="es-ES"/>
+        </w:rPr>
+        <w:t xml:space="preserve"> y no con la placa de desarrollo.</w:t>
+      </w:r>
+      <w:r>
+        <w:rPr>
+          <w:highlight w:val="green"/>
+          <w:lang w:val="es-ES"/>
+        </w:rPr>
+        <w:t xml:space="preserve"> (Ya preguntado – 23/1/2026).</w:t>
+      </w:r>
+      <w:r>
+        <w:rPr>
+          <w:highlight w:val="green"/>
+          <w:lang w:val="es-ES"/>
+        </w:rPr>
+        <w:t xml:space="preserve"> Leo quiere que lo diseñe para esta </w:t>
+      </w:r>
+      <w:r>
+        <w:rPr>
+          <w:highlight w:val="green"/>
+          <w:lang w:val="es-ES"/>
+        </w:rPr>
+        <w:t>versión,</w:t>
+      </w:r>
+      <w:r>
+        <w:rPr>
+          <w:highlight w:val="green"/>
+          <w:lang w:val="es-ES"/>
+        </w:rPr>
+        <w:t xml:space="preserve"> pero en una placa distinta.</w:t>
+      </w:r>
+      <w:r>
+        <w:rPr>
+          <w:highlight w:val="green"/>
+          <w:lang w:val="es-ES"/>
+        </w:rPr>
+        <w:t xml:space="preserve"> Fue incluido en la misma</w:t>
+      </w:r>
+    </w:p>
+    <w:p>
+      <w:pPr>
+        <w:pStyle w:val="Prrafodelista"/>
+        <w:numPr>
+          <w:ilvl w:val="0"/>
+          <w:numId w:val="2"/>
+        </w:numPr>
+        <w:rPr>
           <w:highlight w:val="yellow"/>
           <w:lang w:val="es-ES"/>
         </w:rPr>
       </w:pPr>
       <w:r>
         <w:rPr>
+          <w:highlight w:val="lightGray"/>
+          <w:lang w:val="es-ES"/>
+        </w:rPr>
+        <w:t xml:space="preserve">Necesitamos dejar un espacio de RX para que podamos usar la comunicación del </w:t>
+      </w:r>
+      <w:proofErr w:type="spellStart"/>
+      <w:r>
+        <w:rPr>
+          <w:highlight w:val="lightGray"/>
+          <w:lang w:val="es-ES"/>
+        </w:rPr>
+        <w:t>display</w:t>
+      </w:r>
+      <w:proofErr w:type="spellEnd"/>
+      <w:r>
+        <w:rPr>
+          <w:highlight w:val="lightGray"/>
+          <w:lang w:val="es-ES"/>
+        </w:rPr>
+        <w:t xml:space="preserve"> y asi obtener los datos de velocidad y aceleración.</w:t>
+      </w:r>
+      <w:r>
+        <w:rPr>
           <w:highlight w:val="yellow"/>
           <w:lang w:val="es-ES"/>
         </w:rPr>
-        <w:t>Agujeros pasantes para los tornillos.</w:t>
-      </w:r>
-    </w:p>
-    <w:p>
-      <w:pPr>
-        <w:pStyle w:val="Prrafodelista"/>
-        <w:numPr>
-          <w:ilvl w:val="0"/>
-          <w:numId w:val="2"/>
-        </w:numPr>
+        <w:t xml:space="preserve"> </w:t>
+      </w:r>
+      <w:r>
         <w:rPr>
           <w:highlight w:val="green"/>
           <w:lang w:val="es-ES"/>
         </w:rPr>
-      </w:pPr>
-      <w:r>
-        <w:rPr>
-          <w:highlight w:val="green"/>
-          <w:lang w:val="es-ES"/>
-        </w:rPr>
-        <w:t xml:space="preserve">Agregarle las resistencias necesarias de </w:t>
-      </w:r>
-      <w:proofErr w:type="spellStart"/>
-      <w:r>
-        <w:rPr>
-          <w:highlight w:val="green"/>
-          <w:lang w:val="es-ES"/>
-        </w:rPr>
-        <w:t>Pull</w:t>
-      </w:r>
-      <w:proofErr w:type="spellEnd"/>
-      <w:r>
-        <w:rPr>
-          <w:highlight w:val="green"/>
-          <w:lang w:val="es-ES"/>
-        </w:rPr>
-        <w:t>-Down para transistores.</w:t>
-      </w:r>
-    </w:p>
-    <w:p>
-      <w:pPr>
-        <w:pStyle w:val="Prrafodelista"/>
-        <w:numPr>
-          <w:ilvl w:val="0"/>
-          <w:numId w:val="2"/>
-        </w:numPr>
-        <w:rPr>
-          <w:highlight w:val="darkYellow"/>
-          <w:lang w:val="es-ES"/>
-        </w:rPr>
-      </w:pPr>
-      <w:r>
-        <w:rPr>
-          <w:highlight w:val="darkYellow"/>
-          <w:lang w:val="es-ES"/>
-        </w:rPr>
-        <w:t>Incluir Step-</w:t>
-      </w:r>
-      <w:r>
-        <w:rPr>
-          <w:highlight w:val="darkYellow"/>
-          <w:lang w:val="es-ES"/>
-        </w:rPr>
-        <w:t>Down</w:t>
-      </w:r>
-      <w:r>
-        <w:rPr>
-          <w:highlight w:val="darkYellow"/>
-          <w:lang w:val="es-ES"/>
-        </w:rPr>
-        <w:t xml:space="preserve"> dentro de la PCB (Preguntar bien si lo vamos a hacer asi).</w:t>
-      </w:r>
-      <w:r>
-        <w:rPr>
-          <w:highlight w:val="darkYellow"/>
-          <w:lang w:val="es-ES"/>
-        </w:rPr>
-        <w:t xml:space="preserve"> (Ya preguntado – 23/1/2026).</w:t>
-      </w:r>
-      <w:r>
-        <w:rPr>
-          <w:highlight w:val="darkYellow"/>
-          <w:lang w:val="es-ES"/>
-        </w:rPr>
-        <w:t xml:space="preserve"> Leo quiere que lo incorporemos en esta versión de la placa, ¿lo hacemos?</w:t>
-      </w:r>
-    </w:p>
-    <w:p>
-      <w:pPr>
-        <w:pStyle w:val="Prrafodelista"/>
-        <w:numPr>
-          <w:ilvl w:val="0"/>
-          <w:numId w:val="2"/>
-        </w:numPr>
-        <w:rPr>
-          <w:highlight w:val="darkYellow"/>
-          <w:lang w:val="es-ES"/>
-        </w:rPr>
-      </w:pPr>
-      <w:r>
-        <w:rPr>
-          <w:highlight w:val="darkYellow"/>
-          <w:lang w:val="es-ES"/>
-        </w:rPr>
-        <w:t xml:space="preserve">Diseño de PCB con Modulo de ESP32 </w:t>
-      </w:r>
-      <w:proofErr w:type="spellStart"/>
-      <w:r>
-        <w:rPr>
-          <w:highlight w:val="darkYellow"/>
-          <w:lang w:val="es-ES"/>
-        </w:rPr>
-        <w:t>Wroom</w:t>
-      </w:r>
-      <w:proofErr w:type="spellEnd"/>
-      <w:r>
-        <w:rPr>
-          <w:highlight w:val="darkYellow"/>
-          <w:lang w:val="es-ES"/>
-        </w:rPr>
-        <w:t xml:space="preserve"> y no con la placa de desarrollo.</w:t>
-      </w:r>
-      <w:r>
-        <w:rPr>
-          <w:highlight w:val="darkYellow"/>
-          <w:lang w:val="es-ES"/>
-        </w:rPr>
-        <w:t xml:space="preserve"> (Ya preguntado – 23/1/2026).</w:t>
-      </w:r>
-      <w:r>
-        <w:rPr>
-          <w:highlight w:val="darkYellow"/>
-          <w:lang w:val="es-ES"/>
-        </w:rPr>
-        <w:t xml:space="preserve"> Leo quiere que lo diseñe para esta </w:t>
-      </w:r>
-      <w:r>
-        <w:rPr>
-          <w:highlight w:val="darkYellow"/>
-          <w:lang w:val="es-ES"/>
-        </w:rPr>
-        <w:t>versión,</w:t>
-      </w:r>
-      <w:r>
-        <w:rPr>
-          <w:highlight w:val="darkYellow"/>
-          <w:lang w:val="es-ES"/>
-        </w:rPr>
-        <w:t xml:space="preserve"> pero en una placa distinta.</w:t>
-      </w:r>
-    </w:p>
-    <w:p>
-      <w:pPr>
-        <w:pStyle w:val="Prrafodelista"/>
-        <w:numPr>
-          <w:ilvl w:val="0"/>
-          <w:numId w:val="2"/>
-        </w:numPr>
-        <w:rPr>
-          <w:highlight w:val="yellow"/>
-          <w:lang w:val="es-ES"/>
-        </w:rPr>
-      </w:pPr>
-      <w:r>
-        <w:rPr>
-          <w:highlight w:val="lightGray"/>
-          <w:lang w:val="es-ES"/>
-        </w:rPr>
-        <w:t xml:space="preserve">Necesitamos dejar un espacio de RX para que podamos usar la comunicación del </w:t>
-      </w:r>
-      <w:proofErr w:type="spellStart"/>
-      <w:r>
-        <w:rPr>
-          <w:highlight w:val="lightGray"/>
-          <w:lang w:val="es-ES"/>
-        </w:rPr>
-        <w:t>display</w:t>
-      </w:r>
-      <w:proofErr w:type="spellEnd"/>
-      <w:r>
-        <w:rPr>
-          <w:highlight w:val="lightGray"/>
-          <w:lang w:val="es-ES"/>
-        </w:rPr>
-        <w:t xml:space="preserve"> y asi obtener los datos de velocidad y aceleración.</w:t>
-      </w:r>
-      <w:r>
-        <w:rPr>
-          <w:highlight w:val="yellow"/>
-          <w:lang w:val="es-ES"/>
-        </w:rPr>
-        <w:t xml:space="preserve"> Esto se modificó a la toma de datos de los sensores de Efecto Hall -&gt; Para esto necesitamos espacio en la ESP32 para usar estos sensores. </w:t>
+        <w:t xml:space="preserve">Esto se modificó a la toma de datos de los sensores de Efecto Hall -&gt; Para esto necesitamos espacio en la ESP32 para usar estos sensores. </w:t>
       </w:r>
     </w:p>
     <w:p>
@@ -1029,20 +1043,20 @@
           <w:numId w:val="2"/>
         </w:numPr>
         <w:rPr>
-          <w:highlight w:val="yellow"/>
-          <w:lang w:val="es-ES"/>
-        </w:rPr>
-      </w:pPr>
-      <w:r>
-        <w:rPr>
-          <w:highlight w:val="yellow"/>
+          <w:highlight w:val="green"/>
+          <w:lang w:val="es-ES"/>
+        </w:rPr>
+      </w:pPr>
+      <w:r>
+        <w:rPr>
+          <w:highlight w:val="green"/>
           <w:lang w:val="es-ES"/>
         </w:rPr>
         <w:t>Buscar los conectores que nos hacen falta en cada caso.</w:t>
       </w:r>
       <w:r>
         <w:rPr>
-          <w:highlight w:val="yellow"/>
+          <w:highlight w:val="green"/>
           <w:lang w:val="es-ES"/>
         </w:rPr>
         <w:t xml:space="preserve"> ESTO AHORA 25/2/2026</w:t>
@@ -1155,13 +1169,13 @@
           <w:numId w:val="3"/>
         </w:numPr>
         <w:rPr>
-          <w:highlight w:val="yellow"/>
-          <w:lang w:val="es-ES"/>
-        </w:rPr>
-      </w:pPr>
-      <w:r>
-        <w:rPr>
-          <w:highlight w:val="yellow"/>
+          <w:highlight w:val="green"/>
+          <w:lang w:val="es-ES"/>
+        </w:rPr>
+      </w:pPr>
+      <w:r>
+        <w:rPr>
+          <w:highlight w:val="green"/>
           <w:lang w:val="es-ES"/>
         </w:rPr>
         <w:t xml:space="preserve">El </w:t>
@@ -1169,7 +1183,7 @@
       <w:proofErr w:type="spellStart"/>
       <w:r>
         <w:rPr>
-          <w:highlight w:val="yellow"/>
+          <w:highlight w:val="green"/>
           <w:lang w:val="es-ES"/>
         </w:rPr>
         <w:t>Rx</w:t>
@@ -1177,7 +1191,7 @@
       <w:proofErr w:type="spellEnd"/>
       <w:r>
         <w:rPr>
-          <w:highlight w:val="yellow"/>
+          <w:highlight w:val="green"/>
           <w:lang w:val="es-ES"/>
         </w:rPr>
         <w:t xml:space="preserve"> y </w:t>
@@ -1185,7 +1199,7 @@
       <w:proofErr w:type="spellStart"/>
       <w:r>
         <w:rPr>
-          <w:highlight w:val="yellow"/>
+          <w:highlight w:val="green"/>
           <w:lang w:val="es-ES"/>
         </w:rPr>
         <w:t>Tx</w:t>
@@ -1193,7 +1207,7 @@
       <w:proofErr w:type="spellEnd"/>
       <w:r>
         <w:rPr>
-          <w:highlight w:val="yellow"/>
+          <w:highlight w:val="green"/>
           <w:lang w:val="es-ES"/>
         </w:rPr>
         <w:t xml:space="preserve"> de la </w:t>
@@ -1201,7 +1215,7 @@
       <w:proofErr w:type="spellStart"/>
       <w:r>
         <w:rPr>
-          <w:highlight w:val="yellow"/>
+          <w:highlight w:val="green"/>
           <w:lang w:val="es-ES"/>
         </w:rPr>
         <w:t>Rasp</w:t>
@@ -1209,7 +1223,7 @@
       <w:proofErr w:type="spellEnd"/>
       <w:r>
         <w:rPr>
-          <w:highlight w:val="yellow"/>
+          <w:highlight w:val="green"/>
           <w:lang w:val="es-ES"/>
         </w:rPr>
         <w:t xml:space="preserve"> y de la ESP32 tienen que estar alternadas, es decir RX(ESP) con TX(</w:t>
@@ -1217,7 +1231,7 @@
       <w:proofErr w:type="spellStart"/>
       <w:r>
         <w:rPr>
-          <w:highlight w:val="yellow"/>
+          <w:highlight w:val="green"/>
           <w:lang w:val="es-ES"/>
         </w:rPr>
         <w:t>Rasp</w:t>
@@ -1225,7 +1239,7 @@
       <w:proofErr w:type="spellEnd"/>
       <w:r>
         <w:rPr>
-          <w:highlight w:val="yellow"/>
+          <w:highlight w:val="green"/>
           <w:lang w:val="es-ES"/>
         </w:rPr>
         <w:t>). Ahora lo pusimos al revés y está mal.</w:t>
@@ -1239,13 +1253,13 @@
           <w:numId w:val="3"/>
         </w:numPr>
         <w:rPr>
-          <w:highlight w:val="yellow"/>
-          <w:lang w:val="es-ES"/>
-        </w:rPr>
-      </w:pPr>
-      <w:r>
-        <w:rPr>
-          <w:highlight w:val="yellow"/>
+          <w:highlight w:val="green"/>
+          <w:lang w:val="es-ES"/>
+        </w:rPr>
+      </w:pPr>
+      <w:r>
+        <w:rPr>
+          <w:highlight w:val="green"/>
           <w:lang w:val="es-ES"/>
         </w:rPr>
         <w:t xml:space="preserve">Una de las tiras de pines de la </w:t>
@@ -1253,7 +1267,7 @@
       <w:proofErr w:type="spellStart"/>
       <w:r>
         <w:rPr>
-          <w:highlight w:val="yellow"/>
+          <w:highlight w:val="green"/>
           <w:lang w:val="es-ES"/>
         </w:rPr>
         <w:t>Rasp</w:t>
@@ -1261,21 +1275,21 @@
       <w:proofErr w:type="spellEnd"/>
       <w:r>
         <w:rPr>
-          <w:highlight w:val="yellow"/>
+          <w:highlight w:val="green"/>
           <w:lang w:val="es-ES"/>
         </w:rPr>
         <w:t xml:space="preserve"> </w:t>
       </w:r>
       <w:r>
         <w:rPr>
-          <w:highlight w:val="yellow"/>
+          <w:highlight w:val="green"/>
           <w:lang w:val="es-ES"/>
         </w:rPr>
         <w:t>está</w:t>
       </w:r>
       <w:r>
         <w:rPr>
-          <w:highlight w:val="yellow"/>
+          <w:highlight w:val="green"/>
           <w:lang w:val="es-ES"/>
         </w:rPr>
         <w:t xml:space="preserve"> al revés (la izquierda viendo de arriba) es necesario cambiarla porque no podemos usar la cinta conectora.</w:t>
